--- a/Software Project Management.docx
+++ b/Software Project Management.docx
@@ -47,9 +47,12 @@
           <w:sz w:val="32"/>
           <w:szCs w:val="32"/>
         </w:rPr>
-        <w:t>Lecture</w:t>
-      </w:r>
-      <w:r>
+        <w:t>Lecture 1</w:t>
+      </w:r>
+    </w:p>
+    <w:p>
+      <w:pPr>
+        <w:jc w:val="center"/>
         <w:rPr>
           <w:rFonts w:ascii="Times New Roman" w:hAnsi="Times New Roman" w:cs="Times New Roman"/>
           <w:b/>
@@ -58,12 +61,8 @@
           <w:sz w:val="32"/>
           <w:szCs w:val="32"/>
         </w:rPr>
-        <w:t xml:space="preserve"> 1</w:t>
-      </w:r>
-    </w:p>
-    <w:p>
-      <w:pPr>
-        <w:jc w:val="center"/>
+      </w:pPr>
+      <w:r>
         <w:rPr>
           <w:rFonts w:ascii="Times New Roman" w:hAnsi="Times New Roman" w:cs="Times New Roman"/>
           <w:b/>
@@ -72,28 +71,7 @@
           <w:sz w:val="32"/>
           <w:szCs w:val="32"/>
         </w:rPr>
-      </w:pPr>
-      <w:r>
-        <w:rPr>
-          <w:rFonts w:ascii="Times New Roman" w:hAnsi="Times New Roman" w:cs="Times New Roman"/>
-          <w:b/>
-          <w:bCs/>
-          <w:color w:val="215E99" w:themeColor="text2" w:themeTint="BF"/>
-          <w:sz w:val="32"/>
-          <w:szCs w:val="32"/>
-        </w:rPr>
-        <w:t xml:space="preserve">Introduction to </w:t>
-      </w:r>
-      <w:r>
-        <w:rPr>
-          <w:rFonts w:ascii="Times New Roman" w:hAnsi="Times New Roman" w:cs="Times New Roman"/>
-          <w:b/>
-          <w:bCs/>
-          <w:color w:val="215E99" w:themeColor="text2" w:themeTint="BF"/>
-          <w:sz w:val="32"/>
-          <w:szCs w:val="32"/>
-        </w:rPr>
-        <w:t>Software Project Management</w:t>
+        <w:t>Introduction to Software Project Management</w:t>
       </w:r>
     </w:p>
     <w:p>
@@ -447,18 +425,7 @@
           <w:sz w:val="32"/>
           <w:szCs w:val="32"/>
         </w:rPr>
-        <w:t>Requirements</w:t>
-      </w:r>
-      <w:r>
-        <w:rPr>
-          <w:rFonts w:ascii="Times New Roman" w:hAnsi="Times New Roman" w:cs="Times New Roman"/>
-          <w:b/>
-          <w:bCs/>
-          <w:color w:val="0D0D0D" w:themeColor="text1" w:themeTint="F2"/>
-          <w:sz w:val="32"/>
-          <w:szCs w:val="32"/>
-        </w:rPr>
-        <w:t>:</w:t>
+        <w:t>Requirements:</w:t>
       </w:r>
       <w:r>
         <w:rPr>
@@ -493,18 +460,7 @@
           <w:sz w:val="32"/>
           <w:szCs w:val="32"/>
         </w:rPr>
-        <w:t>Data</w:t>
-      </w:r>
-      <w:r>
-        <w:rPr>
-          <w:rFonts w:ascii="Times New Roman" w:hAnsi="Times New Roman" w:cs="Times New Roman"/>
-          <w:b/>
-          <w:bCs/>
-          <w:color w:val="0D0D0D" w:themeColor="text1" w:themeTint="F2"/>
-          <w:sz w:val="32"/>
-          <w:szCs w:val="32"/>
-        </w:rPr>
-        <w:t>:</w:t>
+        <w:t>Data:</w:t>
       </w:r>
       <w:r>
         <w:rPr>
@@ -539,18 +495,7 @@
           <w:sz w:val="32"/>
           <w:szCs w:val="32"/>
         </w:rPr>
-        <w:t>Source code</w:t>
-      </w:r>
-      <w:r>
-        <w:rPr>
-          <w:rFonts w:ascii="Times New Roman" w:hAnsi="Times New Roman" w:cs="Times New Roman"/>
-          <w:b/>
-          <w:bCs/>
-          <w:color w:val="0D0D0D" w:themeColor="text1" w:themeTint="F2"/>
-          <w:sz w:val="32"/>
-          <w:szCs w:val="32"/>
-        </w:rPr>
-        <w:t>:</w:t>
+        <w:t>Source code:</w:t>
       </w:r>
       <w:r>
         <w:rPr>
@@ -585,18 +530,7 @@
           <w:sz w:val="32"/>
           <w:szCs w:val="32"/>
         </w:rPr>
-        <w:t>Images, videos, text</w:t>
-      </w:r>
-      <w:r>
-        <w:rPr>
-          <w:rFonts w:ascii="Times New Roman" w:hAnsi="Times New Roman" w:cs="Times New Roman"/>
-          <w:b/>
-          <w:bCs/>
-          <w:color w:val="0D0D0D" w:themeColor="text1" w:themeTint="F2"/>
-          <w:sz w:val="32"/>
-          <w:szCs w:val="32"/>
-        </w:rPr>
-        <w:t>:</w:t>
+        <w:t>Images, videos, text:</w:t>
       </w:r>
       <w:r>
         <w:rPr>
@@ -1142,16 +1076,25 @@
           <w:sz w:val="32"/>
           <w:szCs w:val="32"/>
         </w:rPr>
-        <w:t>specific start date</w:t>
-      </w:r>
-      <w:r>
-        <w:rPr>
-          <w:rFonts w:ascii="Times New Roman" w:hAnsi="Times New Roman" w:cs="Times New Roman"/>
-          <w:color w:val="0D0D0D" w:themeColor="text1" w:themeTint="F2"/>
-          <w:sz w:val="32"/>
-          <w:szCs w:val="32"/>
-        </w:rPr>
-        <w:t xml:space="preserve"> and a </w:t>
+        <w:t xml:space="preserve">specific start </w:t>
+      </w:r>
+      <w:r>
+        <w:rPr>
+          <w:rFonts w:ascii="Times New Roman" w:hAnsi="Times New Roman" w:cs="Times New Roman"/>
+          <w:color w:val="0D0D0D" w:themeColor="text1" w:themeTint="F2"/>
+          <w:sz w:val="32"/>
+          <w:szCs w:val="32"/>
+        </w:rPr>
+        <w:t>a</w:t>
+      </w:r>
+      <w:r>
+        <w:rPr>
+          <w:rFonts w:ascii="Times New Roman" w:hAnsi="Times New Roman" w:cs="Times New Roman"/>
+          <w:color w:val="0D0D0D" w:themeColor="text1" w:themeTint="F2"/>
+          <w:sz w:val="32"/>
+          <w:szCs w:val="32"/>
+        </w:rPr>
+        <w:t xml:space="preserve">nd a </w:t>
       </w:r>
       <w:r>
         <w:rPr>
@@ -1488,8 +1431,3173 @@
     <w:p>
       <w:pPr>
         <w:tabs>
-          <w:tab w:val="left" w:pos="1285"/>
-        </w:tabs>
+          <w:tab w:val="left" w:pos="3760"/>
+        </w:tabs>
+        <w:rPr>
+          <w:rFonts w:ascii="Times New Roman" w:hAnsi="Times New Roman" w:cs="Times New Roman"/>
+          <w:b/>
+          <w:bCs/>
+          <w:color w:val="215E99" w:themeColor="text2" w:themeTint="BF"/>
+          <w:sz w:val="32"/>
+          <w:szCs w:val="32"/>
+        </w:rPr>
+      </w:pPr>
+      <w:r>
+        <w:rPr>
+          <w:rFonts w:ascii="Times New Roman" w:hAnsi="Times New Roman" w:cs="Times New Roman"/>
+          <w:b/>
+          <w:bCs/>
+          <w:color w:val="215E99" w:themeColor="text2" w:themeTint="BF"/>
+          <w:sz w:val="32"/>
+          <w:szCs w:val="32"/>
+        </w:rPr>
+        <w:t>Management</w:t>
+      </w:r>
+    </w:p>
+    <w:p>
+      <w:pPr>
+        <w:tabs>
+          <w:tab w:val="left" w:pos="3760"/>
+        </w:tabs>
+        <w:rPr>
+          <w:rFonts w:ascii="Times New Roman" w:hAnsi="Times New Roman" w:cs="Times New Roman"/>
+          <w:color w:val="0D0D0D" w:themeColor="text1" w:themeTint="F2"/>
+          <w:sz w:val="32"/>
+          <w:szCs w:val="32"/>
+        </w:rPr>
+      </w:pPr>
+      <w:r>
+        <w:rPr>
+          <w:rFonts w:ascii="Times New Roman" w:hAnsi="Times New Roman" w:cs="Times New Roman"/>
+          <w:color w:val="0D0D0D" w:themeColor="text1" w:themeTint="F2"/>
+          <w:sz w:val="32"/>
+          <w:szCs w:val="32"/>
+        </w:rPr>
+        <w:t>Management is the process of planning, organizing, and coordinating people and activities so that an organization can achieve its goals effectively and efficiently.</w:t>
+      </w:r>
+    </w:p>
+    <w:p>
+      <w:pPr>
+        <w:tabs>
+          <w:tab w:val="left" w:pos="3760"/>
+        </w:tabs>
+        <w:rPr>
+          <w:rFonts w:ascii="Times New Roman" w:hAnsi="Times New Roman" w:cs="Times New Roman"/>
+          <w:color w:val="0D0D0D" w:themeColor="text1" w:themeTint="F2"/>
+          <w:sz w:val="32"/>
+          <w:szCs w:val="32"/>
+        </w:rPr>
+      </w:pPr>
+      <w:r>
+        <w:rPr>
+          <w:rFonts w:ascii="Times New Roman" w:hAnsi="Times New Roman" w:cs="Times New Roman"/>
+          <w:color w:val="0D0D0D" w:themeColor="text1" w:themeTint="F2"/>
+          <w:sz w:val="32"/>
+          <w:szCs w:val="32"/>
+        </w:rPr>
+        <w:t>Management means managing people and resources properly to achieve a desired goal.</w:t>
+      </w:r>
+    </w:p>
+    <w:p>
+      <w:pPr>
+        <w:tabs>
+          <w:tab w:val="left" w:pos="3760"/>
+        </w:tabs>
+        <w:rPr>
+          <w:rFonts w:ascii="Times New Roman" w:hAnsi="Times New Roman" w:cs="Times New Roman"/>
+          <w:color w:val="0D0D0D" w:themeColor="text1" w:themeTint="F2"/>
+          <w:sz w:val="32"/>
+          <w:szCs w:val="32"/>
+        </w:rPr>
+      </w:pPr>
+      <w:r>
+        <w:rPr>
+          <w:rFonts w:ascii="Times New Roman" w:hAnsi="Times New Roman" w:cs="Times New Roman"/>
+          <w:b/>
+          <w:bCs/>
+          <w:color w:val="0D0D0D" w:themeColor="text1" w:themeTint="F2"/>
+          <w:sz w:val="32"/>
+          <w:szCs w:val="32"/>
+        </w:rPr>
+        <w:t>Example:</w:t>
+      </w:r>
+      <w:r>
+        <w:rPr>
+          <w:rFonts w:ascii="Times New Roman" w:hAnsi="Times New Roman" w:cs="Times New Roman"/>
+          <w:b/>
+          <w:bCs/>
+          <w:color w:val="0D0D0D" w:themeColor="text1" w:themeTint="F2"/>
+          <w:sz w:val="32"/>
+          <w:szCs w:val="32"/>
+        </w:rPr>
+        <w:br/>
+      </w:r>
+      <w:r>
+        <w:rPr>
+          <w:rFonts w:ascii="Times New Roman" w:hAnsi="Times New Roman" w:cs="Times New Roman"/>
+          <w:color w:val="0D0D0D" w:themeColor="text1" w:themeTint="F2"/>
+          <w:sz w:val="32"/>
+          <w:szCs w:val="32"/>
+        </w:rPr>
+        <w:t>A software company manager organizes developers, assigns tasks, manages resources, and makes sure the software is completed on time.</w:t>
+      </w:r>
+    </w:p>
+    <w:p>
+      <w:pPr>
+        <w:tabs>
+          <w:tab w:val="left" w:pos="3760"/>
+        </w:tabs>
+        <w:rPr>
+          <w:rFonts w:ascii="Times New Roman" w:hAnsi="Times New Roman" w:cs="Times New Roman"/>
+          <w:b/>
+          <w:bCs/>
+          <w:color w:val="0D0D0D" w:themeColor="text1" w:themeTint="F2"/>
+          <w:sz w:val="32"/>
+          <w:szCs w:val="32"/>
+        </w:rPr>
+      </w:pPr>
+      <w:r>
+        <w:rPr>
+          <w:rFonts w:ascii="Times New Roman" w:hAnsi="Times New Roman" w:cs="Times New Roman"/>
+          <w:b/>
+          <w:bCs/>
+          <w:color w:val="0D0D0D" w:themeColor="text1" w:themeTint="F2"/>
+          <w:sz w:val="32"/>
+          <w:szCs w:val="32"/>
+        </w:rPr>
+        <w:t>Key points:</w:t>
+      </w:r>
+    </w:p>
+    <w:p>
+      <w:pPr>
+        <w:pStyle w:val="ListParagraph"/>
+        <w:numPr>
+          <w:ilvl w:val="0"/>
+          <w:numId w:val="13"/>
+        </w:numPr>
+        <w:tabs>
+          <w:tab w:val="left" w:pos="3760"/>
+        </w:tabs>
+        <w:rPr>
+          <w:rFonts w:ascii="Times New Roman" w:hAnsi="Times New Roman" w:cs="Times New Roman"/>
+          <w:color w:val="0D0D0D" w:themeColor="text1" w:themeTint="F2"/>
+          <w:sz w:val="32"/>
+          <w:szCs w:val="32"/>
+        </w:rPr>
+      </w:pPr>
+      <w:r>
+        <w:rPr>
+          <w:rFonts w:ascii="Times New Roman" w:hAnsi="Times New Roman" w:cs="Times New Roman"/>
+          <w:b/>
+          <w:bCs/>
+          <w:color w:val="0D0D0D" w:themeColor="text1" w:themeTint="F2"/>
+          <w:sz w:val="32"/>
+          <w:szCs w:val="32"/>
+        </w:rPr>
+        <w:t>Planning</w:t>
+      </w:r>
+      <w:r>
+        <w:rPr>
+          <w:rFonts w:ascii="Times New Roman" w:hAnsi="Times New Roman" w:cs="Times New Roman"/>
+          <w:b/>
+          <w:bCs/>
+          <w:color w:val="0D0D0D" w:themeColor="text1" w:themeTint="F2"/>
+          <w:sz w:val="32"/>
+          <w:szCs w:val="32"/>
+        </w:rPr>
+        <w:t>:</w:t>
+      </w:r>
+      <w:r>
+        <w:rPr>
+          <w:rFonts w:ascii="Times New Roman" w:hAnsi="Times New Roman" w:cs="Times New Roman"/>
+          <w:color w:val="0D0D0D" w:themeColor="text1" w:themeTint="F2"/>
+          <w:sz w:val="32"/>
+          <w:szCs w:val="32"/>
+        </w:rPr>
+        <w:t xml:space="preserve"> </w:t>
+      </w:r>
+      <w:r>
+        <w:rPr>
+          <w:rFonts w:ascii="Times New Roman" w:hAnsi="Times New Roman" w:cs="Times New Roman"/>
+          <w:color w:val="0D0D0D" w:themeColor="text1" w:themeTint="F2"/>
+          <w:sz w:val="32"/>
+          <w:szCs w:val="32"/>
+        </w:rPr>
+        <w:t xml:space="preserve">Decide what to do. </w:t>
+      </w:r>
+    </w:p>
+    <w:p>
+      <w:pPr>
+        <w:pStyle w:val="ListParagraph"/>
+        <w:numPr>
+          <w:ilvl w:val="0"/>
+          <w:numId w:val="13"/>
+        </w:numPr>
+        <w:tabs>
+          <w:tab w:val="left" w:pos="3760"/>
+        </w:tabs>
+        <w:rPr>
+          <w:rFonts w:ascii="Times New Roman" w:hAnsi="Times New Roman" w:cs="Times New Roman"/>
+          <w:color w:val="0D0D0D" w:themeColor="text1" w:themeTint="F2"/>
+          <w:sz w:val="32"/>
+          <w:szCs w:val="32"/>
+        </w:rPr>
+      </w:pPr>
+      <w:r>
+        <w:rPr>
+          <w:rFonts w:ascii="Times New Roman" w:hAnsi="Times New Roman" w:cs="Times New Roman"/>
+          <w:b/>
+          <w:bCs/>
+          <w:color w:val="0D0D0D" w:themeColor="text1" w:themeTint="F2"/>
+          <w:sz w:val="32"/>
+          <w:szCs w:val="32"/>
+        </w:rPr>
+        <w:t>Organizing</w:t>
+      </w:r>
+      <w:r>
+        <w:rPr>
+          <w:rFonts w:ascii="Times New Roman" w:hAnsi="Times New Roman" w:cs="Times New Roman"/>
+          <w:b/>
+          <w:bCs/>
+          <w:color w:val="0D0D0D" w:themeColor="text1" w:themeTint="F2"/>
+          <w:sz w:val="32"/>
+          <w:szCs w:val="32"/>
+        </w:rPr>
+        <w:t>:</w:t>
+      </w:r>
+      <w:r>
+        <w:rPr>
+          <w:rFonts w:ascii="Times New Roman" w:hAnsi="Times New Roman" w:cs="Times New Roman"/>
+          <w:color w:val="0D0D0D" w:themeColor="text1" w:themeTint="F2"/>
+          <w:sz w:val="32"/>
+          <w:szCs w:val="32"/>
+        </w:rPr>
+        <w:t xml:space="preserve"> Arrange people and resources. </w:t>
+      </w:r>
+    </w:p>
+    <w:p>
+      <w:pPr>
+        <w:pStyle w:val="ListParagraph"/>
+        <w:numPr>
+          <w:ilvl w:val="0"/>
+          <w:numId w:val="13"/>
+        </w:numPr>
+        <w:tabs>
+          <w:tab w:val="left" w:pos="3760"/>
+        </w:tabs>
+        <w:rPr>
+          <w:rFonts w:ascii="Times New Roman" w:hAnsi="Times New Roman" w:cs="Times New Roman"/>
+          <w:color w:val="0D0D0D" w:themeColor="text1" w:themeTint="F2"/>
+          <w:sz w:val="32"/>
+          <w:szCs w:val="32"/>
+        </w:rPr>
+      </w:pPr>
+      <w:r>
+        <w:rPr>
+          <w:rFonts w:ascii="Times New Roman" w:hAnsi="Times New Roman" w:cs="Times New Roman"/>
+          <w:b/>
+          <w:bCs/>
+          <w:color w:val="0D0D0D" w:themeColor="text1" w:themeTint="F2"/>
+          <w:sz w:val="32"/>
+          <w:szCs w:val="32"/>
+        </w:rPr>
+        <w:t>Coordinating</w:t>
+      </w:r>
+      <w:r>
+        <w:rPr>
+          <w:rFonts w:ascii="Times New Roman" w:hAnsi="Times New Roman" w:cs="Times New Roman"/>
+          <w:b/>
+          <w:bCs/>
+          <w:color w:val="0D0D0D" w:themeColor="text1" w:themeTint="F2"/>
+          <w:sz w:val="32"/>
+          <w:szCs w:val="32"/>
+        </w:rPr>
+        <w:t>:</w:t>
+      </w:r>
+      <w:r>
+        <w:rPr>
+          <w:rFonts w:ascii="Times New Roman" w:hAnsi="Times New Roman" w:cs="Times New Roman"/>
+          <w:color w:val="0D0D0D" w:themeColor="text1" w:themeTint="F2"/>
+          <w:sz w:val="32"/>
+          <w:szCs w:val="32"/>
+        </w:rPr>
+        <w:t xml:space="preserve"> Make everyone work together. </w:t>
+      </w:r>
+    </w:p>
+    <w:p>
+      <w:pPr>
+        <w:pStyle w:val="ListParagraph"/>
+        <w:numPr>
+          <w:ilvl w:val="0"/>
+          <w:numId w:val="13"/>
+        </w:numPr>
+        <w:tabs>
+          <w:tab w:val="left" w:pos="3760"/>
+        </w:tabs>
+        <w:rPr>
+          <w:rFonts w:ascii="Times New Roman" w:hAnsi="Times New Roman" w:cs="Times New Roman"/>
+          <w:color w:val="0D0D0D" w:themeColor="text1" w:themeTint="F2"/>
+          <w:sz w:val="32"/>
+          <w:szCs w:val="32"/>
+        </w:rPr>
+      </w:pPr>
+      <w:r>
+        <w:rPr>
+          <w:rFonts w:ascii="Times New Roman" w:hAnsi="Times New Roman" w:cs="Times New Roman"/>
+          <w:b/>
+          <w:bCs/>
+          <w:color w:val="0D0D0D" w:themeColor="text1" w:themeTint="F2"/>
+          <w:sz w:val="32"/>
+          <w:szCs w:val="32"/>
+        </w:rPr>
+        <w:t>Achieving goals</w:t>
+      </w:r>
+      <w:r>
+        <w:rPr>
+          <w:rFonts w:ascii="Times New Roman" w:hAnsi="Times New Roman" w:cs="Times New Roman"/>
+          <w:b/>
+          <w:bCs/>
+          <w:color w:val="0D0D0D" w:themeColor="text1" w:themeTint="F2"/>
+          <w:sz w:val="32"/>
+          <w:szCs w:val="32"/>
+        </w:rPr>
+        <w:t>:</w:t>
+      </w:r>
+      <w:r>
+        <w:rPr>
+          <w:rFonts w:ascii="Times New Roman" w:hAnsi="Times New Roman" w:cs="Times New Roman"/>
+          <w:color w:val="0D0D0D" w:themeColor="text1" w:themeTint="F2"/>
+          <w:sz w:val="32"/>
+          <w:szCs w:val="32"/>
+        </w:rPr>
+        <w:t xml:space="preserve"> Complete the desired objectives.</w:t>
+      </w:r>
+    </w:p>
+    <w:p>
+      <w:pPr>
+        <w:tabs>
+          <w:tab w:val="left" w:pos="7640"/>
+        </w:tabs>
+        <w:rPr>
+          <w:rFonts w:ascii="Times New Roman" w:hAnsi="Times New Roman" w:cs="Times New Roman"/>
+          <w:color w:val="0D0D0D" w:themeColor="text1" w:themeTint="F2"/>
+          <w:sz w:val="32"/>
+          <w:szCs w:val="32"/>
+        </w:rPr>
+      </w:pPr>
+      <w:r>
+        <w:rPr>
+          <w:rFonts w:ascii="Times New Roman" w:hAnsi="Times New Roman" w:cs="Times New Roman"/>
+          <w:color w:val="0D0D0D" w:themeColor="text1" w:themeTint="F2"/>
+          <w:sz w:val="32"/>
+          <w:szCs w:val="32"/>
+        </w:rPr>
+        <w:tab/>
+      </w:r>
+    </w:p>
+    <w:p>
+      <w:pPr>
+        <w:tabs>
+          <w:tab w:val="left" w:pos="7640"/>
+        </w:tabs>
+        <w:rPr>
+          <w:rFonts w:ascii="Times New Roman" w:hAnsi="Times New Roman" w:cs="Times New Roman"/>
+          <w:b/>
+          <w:bCs/>
+          <w:color w:val="215E99" w:themeColor="text2" w:themeTint="BF"/>
+          <w:sz w:val="32"/>
+          <w:szCs w:val="32"/>
+        </w:rPr>
+      </w:pPr>
+      <w:r>
+        <w:rPr>
+          <w:rFonts w:ascii="Times New Roman" w:hAnsi="Times New Roman" w:cs="Times New Roman"/>
+          <w:b/>
+          <w:bCs/>
+          <w:color w:val="215E99" w:themeColor="text2" w:themeTint="BF"/>
+          <w:sz w:val="32"/>
+          <w:szCs w:val="32"/>
+        </w:rPr>
+        <w:lastRenderedPageBreak/>
+        <w:t>Why We Need Management</w:t>
+      </w:r>
+    </w:p>
+    <w:p>
+      <w:pPr>
+        <w:pStyle w:val="ListParagraph"/>
+        <w:numPr>
+          <w:ilvl w:val="0"/>
+          <w:numId w:val="15"/>
+        </w:numPr>
+        <w:tabs>
+          <w:tab w:val="left" w:pos="7640"/>
+        </w:tabs>
+        <w:rPr>
+          <w:rFonts w:ascii="Times New Roman" w:hAnsi="Times New Roman" w:cs="Times New Roman"/>
+          <w:color w:val="0D0D0D" w:themeColor="text1" w:themeTint="F2"/>
+          <w:sz w:val="32"/>
+          <w:szCs w:val="32"/>
+        </w:rPr>
+      </w:pPr>
+      <w:r>
+        <w:rPr>
+          <w:rFonts w:ascii="Times New Roman" w:hAnsi="Times New Roman" w:cs="Times New Roman"/>
+          <w:b/>
+          <w:bCs/>
+          <w:color w:val="0D0D0D" w:themeColor="text1" w:themeTint="F2"/>
+          <w:sz w:val="32"/>
+          <w:szCs w:val="32"/>
+        </w:rPr>
+        <w:t>To increase productivity</w:t>
+      </w:r>
+      <w:r>
+        <w:rPr>
+          <w:rFonts w:ascii="Times New Roman" w:hAnsi="Times New Roman" w:cs="Times New Roman"/>
+          <w:color w:val="0D0D0D" w:themeColor="text1" w:themeTint="F2"/>
+          <w:sz w:val="32"/>
+          <w:szCs w:val="32"/>
+        </w:rPr>
+        <w:t>:</w:t>
+      </w:r>
+      <w:r>
+        <w:rPr>
+          <w:rFonts w:ascii="Times New Roman" w:hAnsi="Times New Roman" w:cs="Times New Roman"/>
+          <w:color w:val="0D0D0D" w:themeColor="text1" w:themeTint="F2"/>
+          <w:sz w:val="32"/>
+          <w:szCs w:val="32"/>
+        </w:rPr>
+        <w:t xml:space="preserve"> Management helps us complete more work in less time. </w:t>
+      </w:r>
+    </w:p>
+    <w:p>
+      <w:pPr>
+        <w:pStyle w:val="ListParagraph"/>
+        <w:numPr>
+          <w:ilvl w:val="0"/>
+          <w:numId w:val="15"/>
+        </w:numPr>
+        <w:tabs>
+          <w:tab w:val="left" w:pos="7640"/>
+        </w:tabs>
+        <w:rPr>
+          <w:rFonts w:ascii="Times New Roman" w:hAnsi="Times New Roman" w:cs="Times New Roman"/>
+          <w:color w:val="0D0D0D" w:themeColor="text1" w:themeTint="F2"/>
+          <w:sz w:val="32"/>
+          <w:szCs w:val="32"/>
+        </w:rPr>
+      </w:pPr>
+      <w:r>
+        <w:rPr>
+          <w:rFonts w:ascii="Times New Roman" w:hAnsi="Times New Roman" w:cs="Times New Roman"/>
+          <w:b/>
+          <w:bCs/>
+          <w:color w:val="0D0D0D" w:themeColor="text1" w:themeTint="F2"/>
+          <w:sz w:val="32"/>
+          <w:szCs w:val="32"/>
+        </w:rPr>
+        <w:t>To avoid time lapse</w:t>
+      </w:r>
+      <w:r>
+        <w:rPr>
+          <w:rFonts w:ascii="Times New Roman" w:hAnsi="Times New Roman" w:cs="Times New Roman"/>
+          <w:color w:val="0D0D0D" w:themeColor="text1" w:themeTint="F2"/>
+          <w:sz w:val="32"/>
+          <w:szCs w:val="32"/>
+        </w:rPr>
+        <w:t>:</w:t>
+      </w:r>
+      <w:r>
+        <w:rPr>
+          <w:rFonts w:ascii="Times New Roman" w:hAnsi="Times New Roman" w:cs="Times New Roman"/>
+          <w:color w:val="0D0D0D" w:themeColor="text1" w:themeTint="F2"/>
+          <w:sz w:val="32"/>
+          <w:szCs w:val="32"/>
+        </w:rPr>
+        <w:t xml:space="preserve"> Management helps us use time properly and avoid unnecessary delays. </w:t>
+      </w:r>
+    </w:p>
+    <w:p>
+      <w:pPr>
+        <w:pStyle w:val="ListParagraph"/>
+        <w:numPr>
+          <w:ilvl w:val="0"/>
+          <w:numId w:val="15"/>
+        </w:numPr>
+        <w:tabs>
+          <w:tab w:val="left" w:pos="7640"/>
+        </w:tabs>
+        <w:rPr>
+          <w:rFonts w:ascii="Times New Roman" w:hAnsi="Times New Roman" w:cs="Times New Roman"/>
+          <w:color w:val="0D0D0D" w:themeColor="text1" w:themeTint="F2"/>
+          <w:sz w:val="32"/>
+          <w:szCs w:val="32"/>
+        </w:rPr>
+      </w:pPr>
+      <w:r>
+        <w:rPr>
+          <w:rFonts w:ascii="Times New Roman" w:hAnsi="Times New Roman" w:cs="Times New Roman"/>
+          <w:b/>
+          <w:bCs/>
+          <w:color w:val="0D0D0D" w:themeColor="text1" w:themeTint="F2"/>
+          <w:sz w:val="32"/>
+          <w:szCs w:val="32"/>
+        </w:rPr>
+        <w:t>To organize tasks in daily life</w:t>
+      </w:r>
+      <w:r>
+        <w:rPr>
+          <w:rFonts w:ascii="Times New Roman" w:hAnsi="Times New Roman" w:cs="Times New Roman"/>
+          <w:color w:val="0D0D0D" w:themeColor="text1" w:themeTint="F2"/>
+          <w:sz w:val="32"/>
+          <w:szCs w:val="32"/>
+        </w:rPr>
+        <w:t>:</w:t>
+      </w:r>
+      <w:r>
+        <w:rPr>
+          <w:rFonts w:ascii="Times New Roman" w:hAnsi="Times New Roman" w:cs="Times New Roman"/>
+          <w:color w:val="0D0D0D" w:themeColor="text1" w:themeTint="F2"/>
+          <w:sz w:val="32"/>
+          <w:szCs w:val="32"/>
+        </w:rPr>
+        <w:t xml:space="preserve"> Management helps us plan and arrange our daily tasks properly. </w:t>
+      </w:r>
+    </w:p>
+    <w:p>
+      <w:pPr>
+        <w:pStyle w:val="ListParagraph"/>
+        <w:numPr>
+          <w:ilvl w:val="0"/>
+          <w:numId w:val="15"/>
+        </w:numPr>
+        <w:tabs>
+          <w:tab w:val="left" w:pos="7640"/>
+        </w:tabs>
+        <w:rPr>
+          <w:rFonts w:ascii="Times New Roman" w:hAnsi="Times New Roman" w:cs="Times New Roman"/>
+          <w:color w:val="0D0D0D" w:themeColor="text1" w:themeTint="F2"/>
+          <w:sz w:val="32"/>
+          <w:szCs w:val="32"/>
+        </w:rPr>
+      </w:pPr>
+      <w:r>
+        <w:rPr>
+          <w:rFonts w:ascii="Times New Roman" w:hAnsi="Times New Roman" w:cs="Times New Roman"/>
+          <w:b/>
+          <w:bCs/>
+          <w:color w:val="0D0D0D" w:themeColor="text1" w:themeTint="F2"/>
+          <w:sz w:val="32"/>
+          <w:szCs w:val="32"/>
+        </w:rPr>
+        <w:t>To avoid wastage of resources</w:t>
+      </w:r>
+      <w:r>
+        <w:rPr>
+          <w:rFonts w:ascii="Times New Roman" w:hAnsi="Times New Roman" w:cs="Times New Roman"/>
+          <w:color w:val="0D0D0D" w:themeColor="text1" w:themeTint="F2"/>
+          <w:sz w:val="32"/>
+          <w:szCs w:val="32"/>
+        </w:rPr>
+        <w:t>:</w:t>
+      </w:r>
+      <w:r>
+        <w:rPr>
+          <w:rFonts w:ascii="Times New Roman" w:hAnsi="Times New Roman" w:cs="Times New Roman"/>
+          <w:color w:val="0D0D0D" w:themeColor="text1" w:themeTint="F2"/>
+          <w:sz w:val="32"/>
+          <w:szCs w:val="32"/>
+        </w:rPr>
+        <w:t xml:space="preserve"> Management helps us use resources properly and avoid unnecessary waste.</w:t>
+      </w:r>
+    </w:p>
+    <w:p>
+      <w:pPr>
+        <w:tabs>
+          <w:tab w:val="left" w:pos="1450"/>
+        </w:tabs>
+        <w:rPr>
+          <w:rFonts w:ascii="Times New Roman" w:hAnsi="Times New Roman" w:cs="Times New Roman"/>
+          <w:b/>
+          <w:bCs/>
+          <w:color w:val="215E99" w:themeColor="text2" w:themeTint="BF"/>
+          <w:sz w:val="32"/>
+          <w:szCs w:val="32"/>
+        </w:rPr>
+      </w:pPr>
+      <w:r>
+        <w:rPr>
+          <w:rFonts w:ascii="Times New Roman" w:hAnsi="Times New Roman" w:cs="Times New Roman"/>
+          <w:b/>
+          <w:bCs/>
+          <w:color w:val="215E99" w:themeColor="text2" w:themeTint="BF"/>
+          <w:sz w:val="32"/>
+          <w:szCs w:val="32"/>
+        </w:rPr>
+        <w:t>Responsibilities of Management</w:t>
+      </w:r>
+    </w:p>
+    <w:p>
+      <w:pPr>
+        <w:pStyle w:val="ListParagraph"/>
+        <w:numPr>
+          <w:ilvl w:val="0"/>
+          <w:numId w:val="17"/>
+        </w:numPr>
+        <w:tabs>
+          <w:tab w:val="left" w:pos="1450"/>
+        </w:tabs>
+        <w:rPr>
+          <w:rFonts w:ascii="Times New Roman" w:hAnsi="Times New Roman" w:cs="Times New Roman"/>
+          <w:color w:val="0D0D0D" w:themeColor="text1" w:themeTint="F2"/>
+          <w:sz w:val="32"/>
+          <w:szCs w:val="32"/>
+        </w:rPr>
+      </w:pPr>
+      <w:r>
+        <w:rPr>
+          <w:rFonts w:ascii="Times New Roman" w:hAnsi="Times New Roman" w:cs="Times New Roman"/>
+          <w:b/>
+          <w:bCs/>
+          <w:color w:val="0D0D0D" w:themeColor="text1" w:themeTint="F2"/>
+          <w:sz w:val="32"/>
+          <w:szCs w:val="32"/>
+        </w:rPr>
+        <w:t>Answerable to stakeholders of an organization:</w:t>
+      </w:r>
+      <w:r>
+        <w:rPr>
+          <w:rFonts w:ascii="Times New Roman" w:hAnsi="Times New Roman" w:cs="Times New Roman"/>
+          <w:color w:val="0D0D0D" w:themeColor="text1" w:themeTint="F2"/>
+          <w:sz w:val="32"/>
+          <w:szCs w:val="32"/>
+        </w:rPr>
+        <w:t xml:space="preserve"> Management is responsible for answering to the people who have an interest in the organization. </w:t>
+      </w:r>
+    </w:p>
+    <w:p>
+      <w:pPr>
+        <w:pStyle w:val="ListParagraph"/>
+        <w:numPr>
+          <w:ilvl w:val="0"/>
+          <w:numId w:val="17"/>
+        </w:numPr>
+        <w:tabs>
+          <w:tab w:val="left" w:pos="1450"/>
+        </w:tabs>
+        <w:rPr>
+          <w:rFonts w:ascii="Times New Roman" w:hAnsi="Times New Roman" w:cs="Times New Roman"/>
+          <w:color w:val="0D0D0D" w:themeColor="text1" w:themeTint="F2"/>
+          <w:sz w:val="32"/>
+          <w:szCs w:val="32"/>
+        </w:rPr>
+      </w:pPr>
+      <w:r>
+        <w:rPr>
+          <w:rFonts w:ascii="Times New Roman" w:hAnsi="Times New Roman" w:cs="Times New Roman"/>
+          <w:b/>
+          <w:bCs/>
+          <w:color w:val="0D0D0D" w:themeColor="text1" w:themeTint="F2"/>
+          <w:sz w:val="32"/>
+          <w:szCs w:val="32"/>
+        </w:rPr>
+        <w:t>Give employees good working conditions:</w:t>
+      </w:r>
+      <w:r>
+        <w:rPr>
+          <w:rFonts w:ascii="Times New Roman" w:hAnsi="Times New Roman" w:cs="Times New Roman"/>
+          <w:color w:val="0D0D0D" w:themeColor="text1" w:themeTint="F2"/>
+          <w:sz w:val="32"/>
+          <w:szCs w:val="32"/>
+        </w:rPr>
+        <w:t xml:space="preserve"> Management should provide employees with a safe and comfortable workplace. </w:t>
+      </w:r>
+    </w:p>
+    <w:p>
+      <w:pPr>
+        <w:pStyle w:val="ListParagraph"/>
+        <w:numPr>
+          <w:ilvl w:val="0"/>
+          <w:numId w:val="17"/>
+        </w:numPr>
+        <w:tabs>
+          <w:tab w:val="left" w:pos="1450"/>
+        </w:tabs>
+        <w:rPr>
+          <w:rFonts w:ascii="Times New Roman" w:hAnsi="Times New Roman" w:cs="Times New Roman"/>
+          <w:color w:val="0D0D0D" w:themeColor="text1" w:themeTint="F2"/>
+          <w:sz w:val="32"/>
+          <w:szCs w:val="32"/>
+        </w:rPr>
+      </w:pPr>
+      <w:r>
+        <w:rPr>
+          <w:rFonts w:ascii="Times New Roman" w:hAnsi="Times New Roman" w:cs="Times New Roman"/>
+          <w:b/>
+          <w:bCs/>
+          <w:color w:val="0D0D0D" w:themeColor="text1" w:themeTint="F2"/>
+          <w:sz w:val="32"/>
+          <w:szCs w:val="32"/>
+        </w:rPr>
+        <w:t>Give customers the right thing at the right price and time:</w:t>
+      </w:r>
+      <w:r>
+        <w:rPr>
+          <w:rFonts w:ascii="Times New Roman" w:hAnsi="Times New Roman" w:cs="Times New Roman"/>
+          <w:color w:val="0D0D0D" w:themeColor="text1" w:themeTint="F2"/>
+          <w:sz w:val="32"/>
+          <w:szCs w:val="32"/>
+        </w:rPr>
+        <w:t xml:space="preserve"> Management should provide good products/services at the correct price and on time. </w:t>
+      </w:r>
+    </w:p>
+    <w:p>
+      <w:pPr>
+        <w:pStyle w:val="ListParagraph"/>
+        <w:numPr>
+          <w:ilvl w:val="0"/>
+          <w:numId w:val="17"/>
+        </w:numPr>
+        <w:tabs>
+          <w:tab w:val="left" w:pos="1450"/>
+        </w:tabs>
+        <w:rPr>
+          <w:rFonts w:ascii="Times New Roman" w:hAnsi="Times New Roman" w:cs="Times New Roman"/>
+          <w:color w:val="0D0D0D" w:themeColor="text1" w:themeTint="F2"/>
+          <w:sz w:val="32"/>
+          <w:szCs w:val="32"/>
+        </w:rPr>
+      </w:pPr>
+      <w:r>
+        <w:rPr>
+          <w:rFonts w:ascii="Times New Roman" w:hAnsi="Times New Roman" w:cs="Times New Roman"/>
+          <w:b/>
+          <w:bCs/>
+          <w:color w:val="0D0D0D" w:themeColor="text1" w:themeTint="F2"/>
+          <w:sz w:val="32"/>
+          <w:szCs w:val="32"/>
+        </w:rPr>
+        <w:t>Maintain good relationships with suppliers:</w:t>
+      </w:r>
+      <w:r>
+        <w:rPr>
+          <w:rFonts w:ascii="Times New Roman" w:hAnsi="Times New Roman" w:cs="Times New Roman"/>
+          <w:color w:val="0D0D0D" w:themeColor="text1" w:themeTint="F2"/>
+          <w:sz w:val="32"/>
+          <w:szCs w:val="32"/>
+        </w:rPr>
+        <w:t xml:space="preserve"> Management should keep good relationships with the suppliers who provide materials and services. </w:t>
+      </w:r>
+    </w:p>
+    <w:p>
+      <w:pPr>
+        <w:pStyle w:val="ListParagraph"/>
+        <w:numPr>
+          <w:ilvl w:val="0"/>
+          <w:numId w:val="17"/>
+        </w:numPr>
+        <w:tabs>
+          <w:tab w:val="left" w:pos="1450"/>
+        </w:tabs>
+        <w:rPr>
+          <w:rFonts w:ascii="Times New Roman" w:hAnsi="Times New Roman" w:cs="Times New Roman"/>
+          <w:color w:val="0D0D0D" w:themeColor="text1" w:themeTint="F2"/>
+          <w:sz w:val="32"/>
+          <w:szCs w:val="32"/>
+        </w:rPr>
+      </w:pPr>
+      <w:r>
+        <w:rPr>
+          <w:rFonts w:ascii="Times New Roman" w:hAnsi="Times New Roman" w:cs="Times New Roman"/>
+          <w:b/>
+          <w:bCs/>
+          <w:color w:val="0D0D0D" w:themeColor="text1" w:themeTint="F2"/>
+          <w:sz w:val="32"/>
+          <w:szCs w:val="32"/>
+        </w:rPr>
+        <w:t>Develop future plans of the organization:</w:t>
+      </w:r>
+      <w:r>
+        <w:rPr>
+          <w:rFonts w:ascii="Times New Roman" w:hAnsi="Times New Roman" w:cs="Times New Roman"/>
+          <w:color w:val="0D0D0D" w:themeColor="text1" w:themeTint="F2"/>
+          <w:sz w:val="32"/>
+          <w:szCs w:val="32"/>
+        </w:rPr>
+        <w:t xml:space="preserve"> Management should make plans for the future growth and success of the organization. </w:t>
+      </w:r>
+    </w:p>
+    <w:p>
+      <w:pPr>
+        <w:pStyle w:val="ListParagraph"/>
+        <w:numPr>
+          <w:ilvl w:val="0"/>
+          <w:numId w:val="17"/>
+        </w:numPr>
+        <w:tabs>
+          <w:tab w:val="left" w:pos="1450"/>
+        </w:tabs>
+        <w:rPr>
+          <w:rFonts w:ascii="Times New Roman" w:hAnsi="Times New Roman" w:cs="Times New Roman"/>
+          <w:color w:val="0D0D0D" w:themeColor="text1" w:themeTint="F2"/>
+          <w:sz w:val="32"/>
+          <w:szCs w:val="32"/>
+        </w:rPr>
+      </w:pPr>
+      <w:r>
+        <w:rPr>
+          <w:rFonts w:ascii="Times New Roman" w:hAnsi="Times New Roman" w:cs="Times New Roman"/>
+          <w:b/>
+          <w:bCs/>
+          <w:color w:val="0D0D0D" w:themeColor="text1" w:themeTint="F2"/>
+          <w:sz w:val="32"/>
+          <w:szCs w:val="32"/>
+        </w:rPr>
+        <w:t>Develop and ensure community support:</w:t>
+      </w:r>
+      <w:r>
+        <w:rPr>
+          <w:rFonts w:ascii="Times New Roman" w:hAnsi="Times New Roman" w:cs="Times New Roman"/>
+          <w:color w:val="0D0D0D" w:themeColor="text1" w:themeTint="F2"/>
+          <w:sz w:val="32"/>
+          <w:szCs w:val="32"/>
+        </w:rPr>
+        <w:t xml:space="preserve"> Management should maintain good relations and support from the local community</w:t>
+      </w:r>
+      <w:r>
+        <w:rPr>
+          <w:rFonts w:ascii="Times New Roman" w:hAnsi="Times New Roman" w:cs="Times New Roman"/>
+          <w:color w:val="0D0D0D" w:themeColor="text1" w:themeTint="F2"/>
+          <w:sz w:val="32"/>
+          <w:szCs w:val="32"/>
+        </w:rPr>
+        <w:t xml:space="preserve"> so that they accept your products</w:t>
+      </w:r>
+      <w:r>
+        <w:rPr>
+          <w:rFonts w:ascii="Times New Roman" w:hAnsi="Times New Roman" w:cs="Times New Roman"/>
+          <w:color w:val="0D0D0D" w:themeColor="text1" w:themeTint="F2"/>
+          <w:sz w:val="32"/>
+          <w:szCs w:val="32"/>
+        </w:rPr>
+        <w:t xml:space="preserve">. </w:t>
+      </w:r>
+    </w:p>
+    <w:p>
+      <w:pPr>
+        <w:pStyle w:val="ListParagraph"/>
+        <w:numPr>
+          <w:ilvl w:val="0"/>
+          <w:numId w:val="17"/>
+        </w:numPr>
+        <w:tabs>
+          <w:tab w:val="left" w:pos="1450"/>
+        </w:tabs>
+        <w:rPr>
+          <w:rFonts w:ascii="Times New Roman" w:hAnsi="Times New Roman" w:cs="Times New Roman"/>
+          <w:color w:val="0D0D0D" w:themeColor="text1" w:themeTint="F2"/>
+          <w:sz w:val="32"/>
+          <w:szCs w:val="32"/>
+        </w:rPr>
+      </w:pPr>
+      <w:r>
+        <w:rPr>
+          <w:rFonts w:ascii="Times New Roman" w:hAnsi="Times New Roman" w:cs="Times New Roman"/>
+          <w:b/>
+          <w:bCs/>
+          <w:color w:val="0D0D0D" w:themeColor="text1" w:themeTint="F2"/>
+          <w:sz w:val="32"/>
+          <w:szCs w:val="32"/>
+        </w:rPr>
+        <w:lastRenderedPageBreak/>
+        <w:t>Know-how of government rules and regulations:</w:t>
+      </w:r>
+      <w:r>
+        <w:rPr>
+          <w:rFonts w:ascii="Times New Roman" w:hAnsi="Times New Roman" w:cs="Times New Roman"/>
+          <w:color w:val="0D0D0D" w:themeColor="text1" w:themeTint="F2"/>
+          <w:sz w:val="32"/>
+          <w:szCs w:val="32"/>
+        </w:rPr>
+        <w:t xml:space="preserve"> Management should know and follow the rules and regulations made by the government. </w:t>
+      </w:r>
+    </w:p>
+    <w:p>
+      <w:pPr>
+        <w:pStyle w:val="ListParagraph"/>
+        <w:numPr>
+          <w:ilvl w:val="0"/>
+          <w:numId w:val="17"/>
+        </w:numPr>
+        <w:tabs>
+          <w:tab w:val="left" w:pos="1450"/>
+        </w:tabs>
+        <w:rPr>
+          <w:rFonts w:ascii="Times New Roman" w:hAnsi="Times New Roman" w:cs="Times New Roman"/>
+          <w:color w:val="0D0D0D" w:themeColor="text1" w:themeTint="F2"/>
+          <w:sz w:val="32"/>
+          <w:szCs w:val="32"/>
+        </w:rPr>
+      </w:pPr>
+      <w:r>
+        <w:rPr>
+          <w:rFonts w:ascii="Times New Roman" w:hAnsi="Times New Roman" w:cs="Times New Roman"/>
+          <w:b/>
+          <w:bCs/>
+          <w:color w:val="0D0D0D" w:themeColor="text1" w:themeTint="F2"/>
+          <w:sz w:val="32"/>
+          <w:szCs w:val="32"/>
+        </w:rPr>
+        <w:t>Awareness of currency fluctuation and interest rates:</w:t>
+      </w:r>
+      <w:r>
+        <w:rPr>
+          <w:rFonts w:ascii="Times New Roman" w:hAnsi="Times New Roman" w:cs="Times New Roman"/>
+          <w:color w:val="0D0D0D" w:themeColor="text1" w:themeTint="F2"/>
+          <w:sz w:val="32"/>
+          <w:szCs w:val="32"/>
+        </w:rPr>
+        <w:t xml:space="preserve"> Management should be aware of changes in currency values and interest rates because they can affect the organization. </w:t>
+      </w:r>
+    </w:p>
+    <w:p>
+      <w:pPr>
+        <w:pStyle w:val="ListParagraph"/>
+        <w:numPr>
+          <w:ilvl w:val="0"/>
+          <w:numId w:val="17"/>
+        </w:numPr>
+        <w:tabs>
+          <w:tab w:val="left" w:pos="1450"/>
+        </w:tabs>
+        <w:rPr>
+          <w:rFonts w:ascii="Times New Roman" w:hAnsi="Times New Roman" w:cs="Times New Roman"/>
+          <w:color w:val="0D0D0D" w:themeColor="text1" w:themeTint="F2"/>
+          <w:sz w:val="32"/>
+          <w:szCs w:val="32"/>
+        </w:rPr>
+      </w:pPr>
+      <w:r>
+        <w:rPr>
+          <w:rFonts w:ascii="Times New Roman" w:hAnsi="Times New Roman" w:cs="Times New Roman"/>
+          <w:b/>
+          <w:bCs/>
+          <w:color w:val="0D0D0D" w:themeColor="text1" w:themeTint="F2"/>
+          <w:sz w:val="32"/>
+          <w:szCs w:val="32"/>
+        </w:rPr>
+        <w:t>Preparation against disasters:</w:t>
+      </w:r>
+      <w:r>
+        <w:rPr>
+          <w:rFonts w:ascii="Times New Roman" w:hAnsi="Times New Roman" w:cs="Times New Roman"/>
+          <w:color w:val="0D0D0D" w:themeColor="text1" w:themeTint="F2"/>
+          <w:sz w:val="32"/>
+          <w:szCs w:val="32"/>
+        </w:rPr>
+        <w:t xml:space="preserve"> Management should prepare plans to deal with disasters or emergencies. </w:t>
+      </w:r>
+    </w:p>
+    <w:p>
+      <w:pPr>
+        <w:pStyle w:val="ListParagraph"/>
+        <w:numPr>
+          <w:ilvl w:val="0"/>
+          <w:numId w:val="17"/>
+        </w:numPr>
+        <w:tabs>
+          <w:tab w:val="left" w:pos="1450"/>
+        </w:tabs>
+        <w:rPr>
+          <w:rFonts w:ascii="Times New Roman" w:hAnsi="Times New Roman" w:cs="Times New Roman"/>
+          <w:color w:val="0D0D0D" w:themeColor="text1" w:themeTint="F2"/>
+          <w:sz w:val="32"/>
+          <w:szCs w:val="32"/>
+        </w:rPr>
+      </w:pPr>
+      <w:r>
+        <w:rPr>
+          <w:rFonts w:ascii="Times New Roman" w:hAnsi="Times New Roman" w:cs="Times New Roman"/>
+          <w:b/>
+          <w:bCs/>
+          <w:color w:val="0D0D0D" w:themeColor="text1" w:themeTint="F2"/>
+          <w:sz w:val="32"/>
+          <w:szCs w:val="32"/>
+        </w:rPr>
+        <w:t>Capability to manage change:</w:t>
+      </w:r>
+      <w:r>
+        <w:rPr>
+          <w:rFonts w:ascii="Times New Roman" w:hAnsi="Times New Roman" w:cs="Times New Roman"/>
+          <w:color w:val="0D0D0D" w:themeColor="text1" w:themeTint="F2"/>
+          <w:sz w:val="32"/>
+          <w:szCs w:val="32"/>
+        </w:rPr>
+        <w:t xml:space="preserve"> Management should be able to handle and manage changes in the organization. </w:t>
+      </w:r>
+    </w:p>
+    <w:p>
+      <w:pPr>
+        <w:tabs>
+          <w:tab w:val="left" w:pos="1450"/>
+        </w:tabs>
+        <w:rPr>
+          <w:rFonts w:ascii="Times New Roman" w:hAnsi="Times New Roman" w:cs="Times New Roman"/>
+          <w:b/>
+          <w:bCs/>
+          <w:color w:val="BF4E14" w:themeColor="accent2" w:themeShade="BF"/>
+          <w:sz w:val="32"/>
+          <w:szCs w:val="32"/>
+        </w:rPr>
+      </w:pPr>
+      <w:r>
+        <w:rPr>
+          <w:rFonts w:ascii="Times New Roman" w:hAnsi="Times New Roman" w:cs="Times New Roman"/>
+          <w:b/>
+          <w:bCs/>
+          <w:color w:val="BF4E14" w:themeColor="accent2" w:themeShade="BF"/>
+          <w:sz w:val="32"/>
+          <w:szCs w:val="32"/>
+        </w:rPr>
+        <w:t>S</w:t>
+      </w:r>
+      <w:r>
+        <w:rPr>
+          <w:rFonts w:ascii="Times New Roman" w:hAnsi="Times New Roman" w:cs="Times New Roman"/>
+          <w:b/>
+          <w:bCs/>
+          <w:color w:val="BF4E14" w:themeColor="accent2" w:themeShade="BF"/>
+          <w:sz w:val="32"/>
+          <w:szCs w:val="32"/>
+        </w:rPr>
+        <w:t>uppliers</w:t>
+      </w:r>
+    </w:p>
+    <w:p>
+      <w:pPr>
+        <w:tabs>
+          <w:tab w:val="left" w:pos="1450"/>
+        </w:tabs>
+        <w:rPr>
+          <w:rFonts w:ascii="Times New Roman" w:hAnsi="Times New Roman" w:cs="Times New Roman"/>
+          <w:color w:val="0D0D0D" w:themeColor="text1" w:themeTint="F2"/>
+          <w:sz w:val="32"/>
+          <w:szCs w:val="32"/>
+        </w:rPr>
+      </w:pPr>
+      <w:r>
+        <w:rPr>
+          <w:rFonts w:ascii="Times New Roman" w:hAnsi="Times New Roman" w:cs="Times New Roman"/>
+          <w:color w:val="0D0D0D" w:themeColor="text1" w:themeTint="F2"/>
+          <w:sz w:val="32"/>
+          <w:szCs w:val="32"/>
+        </w:rPr>
+        <w:t>S</w:t>
+      </w:r>
+      <w:r>
+        <w:rPr>
+          <w:rFonts w:ascii="Times New Roman" w:hAnsi="Times New Roman" w:cs="Times New Roman"/>
+          <w:color w:val="0D0D0D" w:themeColor="text1" w:themeTint="F2"/>
+          <w:sz w:val="32"/>
+          <w:szCs w:val="32"/>
+        </w:rPr>
+        <w:t>uppliers can provide the tools and services needed to develop and run software.</w:t>
+      </w:r>
+    </w:p>
+    <w:p>
+      <w:pPr>
+        <w:tabs>
+          <w:tab w:val="left" w:pos="1450"/>
+        </w:tabs>
+        <w:rPr>
+          <w:rFonts w:ascii="Times New Roman" w:hAnsi="Times New Roman" w:cs="Times New Roman"/>
+          <w:b/>
+          <w:bCs/>
+          <w:color w:val="0D0D0D" w:themeColor="text1" w:themeTint="F2"/>
+          <w:sz w:val="32"/>
+          <w:szCs w:val="32"/>
+        </w:rPr>
+      </w:pPr>
+      <w:r>
+        <w:rPr>
+          <w:rFonts w:ascii="Times New Roman" w:hAnsi="Times New Roman" w:cs="Times New Roman"/>
+          <w:b/>
+          <w:bCs/>
+          <w:color w:val="0D0D0D" w:themeColor="text1" w:themeTint="F2"/>
+          <w:sz w:val="32"/>
+          <w:szCs w:val="32"/>
+        </w:rPr>
+        <w:t>Examples:</w:t>
+      </w:r>
+    </w:p>
+    <w:p>
+      <w:pPr>
+        <w:pStyle w:val="ListParagraph"/>
+        <w:numPr>
+          <w:ilvl w:val="0"/>
+          <w:numId w:val="19"/>
+        </w:numPr>
+        <w:tabs>
+          <w:tab w:val="left" w:pos="1450"/>
+        </w:tabs>
+        <w:rPr>
+          <w:rFonts w:ascii="Times New Roman" w:hAnsi="Times New Roman" w:cs="Times New Roman"/>
+          <w:color w:val="0D0D0D" w:themeColor="text1" w:themeTint="F2"/>
+          <w:sz w:val="32"/>
+          <w:szCs w:val="32"/>
+        </w:rPr>
+      </w:pPr>
+      <w:r>
+        <w:rPr>
+          <w:rFonts w:ascii="Times New Roman" w:hAnsi="Times New Roman" w:cs="Times New Roman"/>
+          <w:b/>
+          <w:bCs/>
+          <w:color w:val="0D0D0D" w:themeColor="text1" w:themeTint="F2"/>
+          <w:sz w:val="32"/>
+          <w:szCs w:val="32"/>
+        </w:rPr>
+        <w:t>Cloud service provider</w:t>
+      </w:r>
+      <w:r>
+        <w:rPr>
+          <w:rFonts w:ascii="Times New Roman" w:hAnsi="Times New Roman" w:cs="Times New Roman"/>
+          <w:color w:val="0D0D0D" w:themeColor="text1" w:themeTint="F2"/>
+          <w:sz w:val="32"/>
+          <w:szCs w:val="32"/>
+        </w:rPr>
+        <w:t>:</w:t>
+      </w:r>
+      <w:r>
+        <w:rPr>
+          <w:rFonts w:ascii="Times New Roman" w:hAnsi="Times New Roman" w:cs="Times New Roman"/>
+          <w:color w:val="0D0D0D" w:themeColor="text1" w:themeTint="F2"/>
+          <w:sz w:val="32"/>
+          <w:szCs w:val="32"/>
+        </w:rPr>
+        <w:t xml:space="preserve"> provides servers and cloud storage, e.g., AWS. </w:t>
+      </w:r>
+    </w:p>
+    <w:p>
+      <w:pPr>
+        <w:pStyle w:val="ListParagraph"/>
+        <w:numPr>
+          <w:ilvl w:val="0"/>
+          <w:numId w:val="19"/>
+        </w:numPr>
+        <w:tabs>
+          <w:tab w:val="left" w:pos="1450"/>
+        </w:tabs>
+        <w:rPr>
+          <w:rFonts w:ascii="Times New Roman" w:hAnsi="Times New Roman" w:cs="Times New Roman"/>
+          <w:color w:val="0D0D0D" w:themeColor="text1" w:themeTint="F2"/>
+          <w:sz w:val="32"/>
+          <w:szCs w:val="32"/>
+        </w:rPr>
+      </w:pPr>
+      <w:r>
+        <w:rPr>
+          <w:rFonts w:ascii="Times New Roman" w:hAnsi="Times New Roman" w:cs="Times New Roman"/>
+          <w:b/>
+          <w:bCs/>
+          <w:color w:val="0D0D0D" w:themeColor="text1" w:themeTint="F2"/>
+          <w:sz w:val="32"/>
+          <w:szCs w:val="32"/>
+        </w:rPr>
+        <w:t>Software provider</w:t>
+      </w:r>
+      <w:r>
+        <w:rPr>
+          <w:rFonts w:ascii="Times New Roman" w:hAnsi="Times New Roman" w:cs="Times New Roman"/>
+          <w:color w:val="0D0D0D" w:themeColor="text1" w:themeTint="F2"/>
+          <w:sz w:val="32"/>
+          <w:szCs w:val="32"/>
+        </w:rPr>
+        <w:t>:</w:t>
+      </w:r>
+      <w:r>
+        <w:rPr>
+          <w:rFonts w:ascii="Times New Roman" w:hAnsi="Times New Roman" w:cs="Times New Roman"/>
+          <w:color w:val="0D0D0D" w:themeColor="text1" w:themeTint="F2"/>
+          <w:sz w:val="32"/>
+          <w:szCs w:val="32"/>
+        </w:rPr>
+        <w:t xml:space="preserve"> provides software/tools needed by developers. </w:t>
+      </w:r>
+    </w:p>
+    <w:p>
+      <w:pPr>
+        <w:pStyle w:val="ListParagraph"/>
+        <w:numPr>
+          <w:ilvl w:val="0"/>
+          <w:numId w:val="19"/>
+        </w:numPr>
+        <w:tabs>
+          <w:tab w:val="left" w:pos="1450"/>
+        </w:tabs>
+        <w:rPr>
+          <w:rFonts w:ascii="Times New Roman" w:hAnsi="Times New Roman" w:cs="Times New Roman"/>
+          <w:color w:val="0D0D0D" w:themeColor="text1" w:themeTint="F2"/>
+          <w:sz w:val="32"/>
+          <w:szCs w:val="32"/>
+        </w:rPr>
+      </w:pPr>
+      <w:r>
+        <w:rPr>
+          <w:rFonts w:ascii="Times New Roman" w:hAnsi="Times New Roman" w:cs="Times New Roman"/>
+          <w:b/>
+          <w:bCs/>
+          <w:color w:val="0D0D0D" w:themeColor="text1" w:themeTint="F2"/>
+          <w:sz w:val="32"/>
+          <w:szCs w:val="32"/>
+        </w:rPr>
+        <w:t>Hardware supplier</w:t>
+      </w:r>
+      <w:r>
+        <w:rPr>
+          <w:rFonts w:ascii="Times New Roman" w:hAnsi="Times New Roman" w:cs="Times New Roman"/>
+          <w:color w:val="0D0D0D" w:themeColor="text1" w:themeTint="F2"/>
+          <w:sz w:val="32"/>
+          <w:szCs w:val="32"/>
+        </w:rPr>
+        <w:t>:</w:t>
+      </w:r>
+      <w:r>
+        <w:rPr>
+          <w:rFonts w:ascii="Times New Roman" w:hAnsi="Times New Roman" w:cs="Times New Roman"/>
+          <w:color w:val="0D0D0D" w:themeColor="text1" w:themeTint="F2"/>
+          <w:sz w:val="32"/>
+          <w:szCs w:val="32"/>
+        </w:rPr>
+        <w:t xml:space="preserve"> provides computers and servers. </w:t>
+      </w:r>
+    </w:p>
+    <w:p>
+      <w:pPr>
+        <w:pStyle w:val="ListParagraph"/>
+        <w:numPr>
+          <w:ilvl w:val="0"/>
+          <w:numId w:val="19"/>
+        </w:numPr>
+        <w:tabs>
+          <w:tab w:val="left" w:pos="1450"/>
+        </w:tabs>
+        <w:rPr>
+          <w:rFonts w:ascii="Times New Roman" w:hAnsi="Times New Roman" w:cs="Times New Roman"/>
+          <w:color w:val="0D0D0D" w:themeColor="text1" w:themeTint="F2"/>
+          <w:sz w:val="32"/>
+          <w:szCs w:val="32"/>
+        </w:rPr>
+      </w:pPr>
+      <w:r>
+        <w:rPr>
+          <w:rFonts w:ascii="Times New Roman" w:hAnsi="Times New Roman" w:cs="Times New Roman"/>
+          <w:b/>
+          <w:bCs/>
+          <w:color w:val="0D0D0D" w:themeColor="text1" w:themeTint="F2"/>
+          <w:sz w:val="32"/>
+          <w:szCs w:val="32"/>
+        </w:rPr>
+        <w:t>Internet service provider (ISP)</w:t>
+      </w:r>
+      <w:r>
+        <w:rPr>
+          <w:rFonts w:ascii="Times New Roman" w:hAnsi="Times New Roman" w:cs="Times New Roman"/>
+          <w:color w:val="0D0D0D" w:themeColor="text1" w:themeTint="F2"/>
+          <w:sz w:val="32"/>
+          <w:szCs w:val="32"/>
+        </w:rPr>
+        <w:t>:</w:t>
+      </w:r>
+      <w:r>
+        <w:rPr>
+          <w:rFonts w:ascii="Times New Roman" w:hAnsi="Times New Roman" w:cs="Times New Roman"/>
+          <w:color w:val="0D0D0D" w:themeColor="text1" w:themeTint="F2"/>
+          <w:sz w:val="32"/>
+          <w:szCs w:val="32"/>
+        </w:rPr>
+        <w:t xml:space="preserve"> provides internet connectivity. </w:t>
+      </w:r>
+    </w:p>
+    <w:p>
+      <w:pPr>
+        <w:tabs>
+          <w:tab w:val="left" w:pos="1450"/>
+        </w:tabs>
+        <w:rPr>
+          <w:rFonts w:ascii="Times New Roman" w:hAnsi="Times New Roman" w:cs="Times New Roman"/>
+          <w:color w:val="0D0D0D" w:themeColor="text1" w:themeTint="F2"/>
+          <w:sz w:val="32"/>
+          <w:szCs w:val="32"/>
+        </w:rPr>
+      </w:pPr>
+      <w:r>
+        <w:rPr>
+          <w:rFonts w:ascii="Times New Roman" w:hAnsi="Times New Roman" w:cs="Times New Roman"/>
+          <w:b/>
+          <w:bCs/>
+          <w:color w:val="0D0D0D" w:themeColor="text1" w:themeTint="F2"/>
+          <w:sz w:val="32"/>
+          <w:szCs w:val="32"/>
+        </w:rPr>
+        <w:t>E</w:t>
+      </w:r>
+      <w:r>
+        <w:rPr>
+          <w:rFonts w:ascii="Times New Roman" w:hAnsi="Times New Roman" w:cs="Times New Roman"/>
+          <w:b/>
+          <w:bCs/>
+          <w:color w:val="0D0D0D" w:themeColor="text1" w:themeTint="F2"/>
+          <w:sz w:val="32"/>
+          <w:szCs w:val="32"/>
+        </w:rPr>
+        <w:t>xample:</w:t>
+      </w:r>
+      <w:r>
+        <w:rPr>
+          <w:rFonts w:ascii="Times New Roman" w:hAnsi="Times New Roman" w:cs="Times New Roman"/>
+          <w:color w:val="0D0D0D" w:themeColor="text1" w:themeTint="F2"/>
+          <w:sz w:val="32"/>
+          <w:szCs w:val="32"/>
+        </w:rPr>
+        <w:br/>
+        <w:t xml:space="preserve">A software company uses </w:t>
+      </w:r>
+      <w:r>
+        <w:rPr>
+          <w:rFonts w:ascii="Times New Roman" w:hAnsi="Times New Roman" w:cs="Times New Roman"/>
+          <w:b/>
+          <w:bCs/>
+          <w:color w:val="0D0D0D" w:themeColor="text1" w:themeTint="F2"/>
+          <w:sz w:val="32"/>
+          <w:szCs w:val="32"/>
+        </w:rPr>
+        <w:t>AWS cloud servers</w:t>
+      </w:r>
+      <w:r>
+        <w:rPr>
+          <w:rFonts w:ascii="Times New Roman" w:hAnsi="Times New Roman" w:cs="Times New Roman"/>
+          <w:color w:val="0D0D0D" w:themeColor="text1" w:themeTint="F2"/>
+          <w:sz w:val="32"/>
+          <w:szCs w:val="32"/>
+        </w:rPr>
+        <w:t xml:space="preserve"> to run its application. AWS is a supplier/service provider for that company.</w:t>
+      </w:r>
+    </w:p>
+    <w:p>
+      <w:pPr>
+        <w:rPr>
+          <w:rFonts w:ascii="Times New Roman" w:hAnsi="Times New Roman" w:cs="Times New Roman"/>
+          <w:b/>
+          <w:bCs/>
+          <w:color w:val="BF4E14" w:themeColor="accent2" w:themeShade="BF"/>
+          <w:sz w:val="32"/>
+          <w:szCs w:val="32"/>
+        </w:rPr>
+      </w:pPr>
+      <w:r>
+        <w:rPr>
+          <w:rFonts w:ascii="Times New Roman" w:hAnsi="Times New Roman" w:cs="Times New Roman"/>
+          <w:b/>
+          <w:bCs/>
+          <w:color w:val="BF4E14" w:themeColor="accent2" w:themeShade="BF"/>
+          <w:sz w:val="32"/>
+          <w:szCs w:val="32"/>
+        </w:rPr>
+        <w:t>Community support</w:t>
+      </w:r>
+    </w:p>
+    <w:p>
+      <w:pPr>
+        <w:rPr>
+          <w:rFonts w:ascii="Times New Roman" w:hAnsi="Times New Roman" w:cs="Times New Roman"/>
+          <w:sz w:val="32"/>
+          <w:szCs w:val="32"/>
+        </w:rPr>
+      </w:pPr>
+      <w:r>
+        <w:rPr>
+          <w:rFonts w:ascii="Times New Roman" w:hAnsi="Times New Roman" w:cs="Times New Roman"/>
+          <w:b/>
+          <w:bCs/>
+          <w:sz w:val="32"/>
+          <w:szCs w:val="32"/>
+        </w:rPr>
+        <w:t>Community support</w:t>
+      </w:r>
+      <w:r>
+        <w:rPr>
+          <w:rFonts w:ascii="Times New Roman" w:hAnsi="Times New Roman" w:cs="Times New Roman"/>
+          <w:sz w:val="32"/>
+          <w:szCs w:val="32"/>
+        </w:rPr>
+        <w:t xml:space="preserve"> means getting support and cooperation from the people in the local community where the organization operates.</w:t>
+      </w:r>
+    </w:p>
+    <w:p>
+      <w:pPr>
+        <w:rPr>
+          <w:rFonts w:ascii="Times New Roman" w:hAnsi="Times New Roman" w:cs="Times New Roman"/>
+          <w:sz w:val="32"/>
+          <w:szCs w:val="32"/>
+        </w:rPr>
+      </w:pPr>
+      <w:r>
+        <w:rPr>
+          <w:rFonts w:ascii="Times New Roman" w:hAnsi="Times New Roman" w:cs="Times New Roman"/>
+          <w:b/>
+          <w:bCs/>
+          <w:sz w:val="32"/>
+          <w:szCs w:val="32"/>
+        </w:rPr>
+        <w:t>E</w:t>
+      </w:r>
+      <w:r>
+        <w:rPr>
+          <w:rFonts w:ascii="Times New Roman" w:hAnsi="Times New Roman" w:cs="Times New Roman"/>
+          <w:b/>
+          <w:bCs/>
+          <w:sz w:val="32"/>
+          <w:szCs w:val="32"/>
+        </w:rPr>
+        <w:t>xample:</w:t>
+      </w:r>
+      <w:r>
+        <w:rPr>
+          <w:rFonts w:ascii="Times New Roman" w:hAnsi="Times New Roman" w:cs="Times New Roman"/>
+          <w:sz w:val="32"/>
+          <w:szCs w:val="32"/>
+        </w:rPr>
+        <w:br/>
+        <w:t xml:space="preserve">A software company organizes free programming workshops for local </w:t>
+      </w:r>
+      <w:r>
+        <w:rPr>
+          <w:rFonts w:ascii="Times New Roman" w:hAnsi="Times New Roman" w:cs="Times New Roman"/>
+          <w:sz w:val="32"/>
+          <w:szCs w:val="32"/>
+        </w:rPr>
+        <w:lastRenderedPageBreak/>
+        <w:t xml:space="preserve">students. This helps build </w:t>
+      </w:r>
+      <w:r>
+        <w:rPr>
+          <w:rFonts w:ascii="Times New Roman" w:hAnsi="Times New Roman" w:cs="Times New Roman"/>
+          <w:b/>
+          <w:bCs/>
+          <w:sz w:val="32"/>
+          <w:szCs w:val="32"/>
+        </w:rPr>
+        <w:t>good relations and support from the community</w:t>
+      </w:r>
+      <w:r>
+        <w:rPr>
+          <w:rFonts w:ascii="Times New Roman" w:hAnsi="Times New Roman" w:cs="Times New Roman"/>
+          <w:sz w:val="32"/>
+          <w:szCs w:val="32"/>
+        </w:rPr>
+        <w:t>.</w:t>
+      </w:r>
+    </w:p>
+    <w:p>
+      <w:pPr>
+        <w:tabs>
+          <w:tab w:val="left" w:pos="2760"/>
+        </w:tabs>
+        <w:rPr>
+          <w:rFonts w:ascii="Times New Roman" w:hAnsi="Times New Roman" w:cs="Times New Roman"/>
+          <w:b/>
+          <w:bCs/>
+          <w:color w:val="215E99" w:themeColor="text2" w:themeTint="BF"/>
+          <w:sz w:val="32"/>
+          <w:szCs w:val="32"/>
+        </w:rPr>
+      </w:pPr>
+      <w:r>
+        <w:rPr>
+          <w:rFonts w:ascii="Times New Roman" w:hAnsi="Times New Roman" w:cs="Times New Roman"/>
+          <w:b/>
+          <w:bCs/>
+          <w:color w:val="215E99" w:themeColor="text2" w:themeTint="BF"/>
+          <w:sz w:val="32"/>
+          <w:szCs w:val="32"/>
+        </w:rPr>
+        <w:t>Management Activities</w:t>
+      </w:r>
+    </w:p>
+    <w:p>
+      <w:pPr>
+        <w:tabs>
+          <w:tab w:val="left" w:pos="2760"/>
+        </w:tabs>
+        <w:rPr>
+          <w:rFonts w:ascii="Times New Roman" w:hAnsi="Times New Roman" w:cs="Times New Roman"/>
+          <w:sz w:val="32"/>
+          <w:szCs w:val="32"/>
+        </w:rPr>
+      </w:pPr>
+      <w:r>
+        <w:rPr>
+          <w:rFonts w:ascii="Times New Roman" w:hAnsi="Times New Roman" w:cs="Times New Roman"/>
+          <w:sz w:val="32"/>
+          <w:szCs w:val="32"/>
+        </w:rPr>
+        <w:t>Management involves the following activities:</w:t>
+      </w:r>
+    </w:p>
+    <w:p>
+      <w:pPr>
+        <w:pStyle w:val="ListParagraph"/>
+        <w:numPr>
+          <w:ilvl w:val="0"/>
+          <w:numId w:val="21"/>
+        </w:numPr>
+        <w:tabs>
+          <w:tab w:val="left" w:pos="2760"/>
+        </w:tabs>
+        <w:rPr>
+          <w:rFonts w:ascii="Times New Roman" w:hAnsi="Times New Roman" w:cs="Times New Roman"/>
+          <w:sz w:val="32"/>
+          <w:szCs w:val="32"/>
+        </w:rPr>
+      </w:pPr>
+      <w:r>
+        <w:rPr>
+          <w:rFonts w:ascii="Times New Roman" w:hAnsi="Times New Roman" w:cs="Times New Roman"/>
+          <w:b/>
+          <w:bCs/>
+          <w:sz w:val="32"/>
+          <w:szCs w:val="32"/>
+        </w:rPr>
+        <w:t>Planning:</w:t>
+      </w:r>
+      <w:r>
+        <w:rPr>
+          <w:rFonts w:ascii="Times New Roman" w:hAnsi="Times New Roman" w:cs="Times New Roman"/>
+          <w:sz w:val="32"/>
+          <w:szCs w:val="32"/>
+        </w:rPr>
+        <w:t xml:space="preserve"> Deciding what is to be done. </w:t>
+      </w:r>
+    </w:p>
+    <w:p>
+      <w:pPr>
+        <w:pStyle w:val="ListParagraph"/>
+        <w:numPr>
+          <w:ilvl w:val="0"/>
+          <w:numId w:val="21"/>
+        </w:numPr>
+        <w:tabs>
+          <w:tab w:val="left" w:pos="2760"/>
+        </w:tabs>
+        <w:rPr>
+          <w:rFonts w:ascii="Times New Roman" w:hAnsi="Times New Roman" w:cs="Times New Roman"/>
+          <w:sz w:val="32"/>
+          <w:szCs w:val="32"/>
+        </w:rPr>
+      </w:pPr>
+      <w:r>
+        <w:rPr>
+          <w:rFonts w:ascii="Times New Roman" w:hAnsi="Times New Roman" w:cs="Times New Roman"/>
+          <w:b/>
+          <w:bCs/>
+          <w:sz w:val="32"/>
+          <w:szCs w:val="32"/>
+        </w:rPr>
+        <w:t>Organizing:</w:t>
+      </w:r>
+      <w:r>
+        <w:rPr>
+          <w:rFonts w:ascii="Times New Roman" w:hAnsi="Times New Roman" w:cs="Times New Roman"/>
+          <w:sz w:val="32"/>
+          <w:szCs w:val="32"/>
+        </w:rPr>
+        <w:t xml:space="preserve"> Making arrangements. </w:t>
+      </w:r>
+    </w:p>
+    <w:p>
+      <w:pPr>
+        <w:pStyle w:val="ListParagraph"/>
+        <w:numPr>
+          <w:ilvl w:val="0"/>
+          <w:numId w:val="21"/>
+        </w:numPr>
+        <w:tabs>
+          <w:tab w:val="left" w:pos="2760"/>
+        </w:tabs>
+        <w:rPr>
+          <w:rFonts w:ascii="Times New Roman" w:hAnsi="Times New Roman" w:cs="Times New Roman"/>
+          <w:sz w:val="32"/>
+          <w:szCs w:val="32"/>
+        </w:rPr>
+      </w:pPr>
+      <w:r>
+        <w:rPr>
+          <w:rFonts w:ascii="Times New Roman" w:hAnsi="Times New Roman" w:cs="Times New Roman"/>
+          <w:b/>
+          <w:bCs/>
+          <w:sz w:val="32"/>
+          <w:szCs w:val="32"/>
+        </w:rPr>
+        <w:t>Staffing:</w:t>
+      </w:r>
+      <w:r>
+        <w:rPr>
+          <w:rFonts w:ascii="Times New Roman" w:hAnsi="Times New Roman" w:cs="Times New Roman"/>
+          <w:sz w:val="32"/>
+          <w:szCs w:val="32"/>
+        </w:rPr>
+        <w:t xml:space="preserve"> Selecting the right people for the job. </w:t>
+      </w:r>
+    </w:p>
+    <w:p>
+      <w:pPr>
+        <w:pStyle w:val="ListParagraph"/>
+        <w:numPr>
+          <w:ilvl w:val="0"/>
+          <w:numId w:val="21"/>
+        </w:numPr>
+        <w:tabs>
+          <w:tab w:val="left" w:pos="2760"/>
+        </w:tabs>
+        <w:rPr>
+          <w:rFonts w:ascii="Times New Roman" w:hAnsi="Times New Roman" w:cs="Times New Roman"/>
+          <w:sz w:val="32"/>
+          <w:szCs w:val="32"/>
+        </w:rPr>
+      </w:pPr>
+      <w:r>
+        <w:rPr>
+          <w:rFonts w:ascii="Times New Roman" w:hAnsi="Times New Roman" w:cs="Times New Roman"/>
+          <w:b/>
+          <w:bCs/>
+          <w:sz w:val="32"/>
+          <w:szCs w:val="32"/>
+        </w:rPr>
+        <w:t>Directing:</w:t>
+      </w:r>
+      <w:r>
+        <w:rPr>
+          <w:rFonts w:ascii="Times New Roman" w:hAnsi="Times New Roman" w:cs="Times New Roman"/>
+          <w:sz w:val="32"/>
+          <w:szCs w:val="32"/>
+        </w:rPr>
+        <w:t xml:space="preserve"> Giving instructions. </w:t>
+      </w:r>
+    </w:p>
+    <w:p>
+      <w:pPr>
+        <w:pStyle w:val="ListParagraph"/>
+        <w:numPr>
+          <w:ilvl w:val="0"/>
+          <w:numId w:val="21"/>
+        </w:numPr>
+        <w:tabs>
+          <w:tab w:val="left" w:pos="2760"/>
+        </w:tabs>
+        <w:rPr>
+          <w:rFonts w:ascii="Times New Roman" w:hAnsi="Times New Roman" w:cs="Times New Roman"/>
+          <w:sz w:val="32"/>
+          <w:szCs w:val="32"/>
+        </w:rPr>
+      </w:pPr>
+      <w:r>
+        <w:rPr>
+          <w:rFonts w:ascii="Times New Roman" w:hAnsi="Times New Roman" w:cs="Times New Roman"/>
+          <w:b/>
+          <w:bCs/>
+          <w:sz w:val="32"/>
+          <w:szCs w:val="32"/>
+        </w:rPr>
+        <w:t>Monitoring:</w:t>
+      </w:r>
+      <w:r>
+        <w:rPr>
+          <w:rFonts w:ascii="Times New Roman" w:hAnsi="Times New Roman" w:cs="Times New Roman"/>
+          <w:sz w:val="32"/>
+          <w:szCs w:val="32"/>
+        </w:rPr>
+        <w:t xml:space="preserve"> Checking the progress. </w:t>
+      </w:r>
+    </w:p>
+    <w:p>
+      <w:pPr>
+        <w:pStyle w:val="ListParagraph"/>
+        <w:numPr>
+          <w:ilvl w:val="0"/>
+          <w:numId w:val="21"/>
+        </w:numPr>
+        <w:tabs>
+          <w:tab w:val="left" w:pos="2760"/>
+        </w:tabs>
+        <w:rPr>
+          <w:rFonts w:ascii="Times New Roman" w:hAnsi="Times New Roman" w:cs="Times New Roman"/>
+          <w:sz w:val="32"/>
+          <w:szCs w:val="32"/>
+        </w:rPr>
+      </w:pPr>
+      <w:r>
+        <w:rPr>
+          <w:rFonts w:ascii="Times New Roman" w:hAnsi="Times New Roman" w:cs="Times New Roman"/>
+          <w:b/>
+          <w:bCs/>
+          <w:sz w:val="32"/>
+          <w:szCs w:val="32"/>
+        </w:rPr>
+        <w:t>Controlling:</w:t>
+      </w:r>
+      <w:r>
+        <w:rPr>
+          <w:rFonts w:ascii="Times New Roman" w:hAnsi="Times New Roman" w:cs="Times New Roman"/>
+          <w:sz w:val="32"/>
+          <w:szCs w:val="32"/>
+        </w:rPr>
+        <w:t xml:space="preserve"> Taking action to solve problems or delays. </w:t>
+      </w:r>
+    </w:p>
+    <w:p>
+      <w:pPr>
+        <w:pStyle w:val="ListParagraph"/>
+        <w:numPr>
+          <w:ilvl w:val="0"/>
+          <w:numId w:val="21"/>
+        </w:numPr>
+        <w:tabs>
+          <w:tab w:val="left" w:pos="2760"/>
+        </w:tabs>
+        <w:rPr>
+          <w:rFonts w:ascii="Times New Roman" w:hAnsi="Times New Roman" w:cs="Times New Roman"/>
+          <w:sz w:val="32"/>
+          <w:szCs w:val="32"/>
+        </w:rPr>
+      </w:pPr>
+      <w:r>
+        <w:rPr>
+          <w:rFonts w:ascii="Times New Roman" w:hAnsi="Times New Roman" w:cs="Times New Roman"/>
+          <w:b/>
+          <w:bCs/>
+          <w:sz w:val="32"/>
+          <w:szCs w:val="32"/>
+        </w:rPr>
+        <w:t>Innovating:</w:t>
+      </w:r>
+      <w:r>
+        <w:rPr>
+          <w:rFonts w:ascii="Times New Roman" w:hAnsi="Times New Roman" w:cs="Times New Roman"/>
+          <w:sz w:val="32"/>
+          <w:szCs w:val="32"/>
+        </w:rPr>
+        <w:t xml:space="preserve"> Coming up with new solutions or ideas. </w:t>
+      </w:r>
+    </w:p>
+    <w:p>
+      <w:pPr>
+        <w:pStyle w:val="ListParagraph"/>
+        <w:numPr>
+          <w:ilvl w:val="0"/>
+          <w:numId w:val="21"/>
+        </w:numPr>
+        <w:tabs>
+          <w:tab w:val="left" w:pos="2760"/>
+        </w:tabs>
+        <w:rPr>
+          <w:rFonts w:ascii="Times New Roman" w:hAnsi="Times New Roman" w:cs="Times New Roman"/>
+          <w:sz w:val="32"/>
+          <w:szCs w:val="32"/>
+        </w:rPr>
+      </w:pPr>
+      <w:r>
+        <w:rPr>
+          <w:rFonts w:ascii="Times New Roman" w:hAnsi="Times New Roman" w:cs="Times New Roman"/>
+          <w:b/>
+          <w:bCs/>
+          <w:sz w:val="32"/>
+          <w:szCs w:val="32"/>
+        </w:rPr>
+        <w:t>Representing:</w:t>
+      </w:r>
+      <w:r>
+        <w:rPr>
+          <w:rFonts w:ascii="Times New Roman" w:hAnsi="Times New Roman" w:cs="Times New Roman"/>
+          <w:sz w:val="32"/>
+          <w:szCs w:val="32"/>
+        </w:rPr>
+        <w:t xml:space="preserve"> </w:t>
+      </w:r>
+      <w:r>
+        <w:rPr>
+          <w:rFonts w:ascii="Times New Roman" w:hAnsi="Times New Roman" w:cs="Times New Roman"/>
+          <w:sz w:val="32"/>
+          <w:szCs w:val="32"/>
+        </w:rPr>
+        <w:t>Liaising with users (</w:t>
+      </w:r>
+      <w:r>
+        <w:rPr>
+          <w:rFonts w:ascii="Times New Roman" w:hAnsi="Times New Roman" w:cs="Times New Roman"/>
+          <w:sz w:val="32"/>
+          <w:szCs w:val="32"/>
+        </w:rPr>
+        <w:t>Communicating and maintaining relationships with users and others</w:t>
+      </w:r>
+      <w:r>
+        <w:rPr>
+          <w:rFonts w:ascii="Times New Roman" w:hAnsi="Times New Roman" w:cs="Times New Roman"/>
+          <w:sz w:val="32"/>
+          <w:szCs w:val="32"/>
+        </w:rPr>
+        <w:t>)</w:t>
+      </w:r>
+      <w:r>
+        <w:rPr>
+          <w:rFonts w:ascii="Times New Roman" w:hAnsi="Times New Roman" w:cs="Times New Roman"/>
+          <w:sz w:val="32"/>
+          <w:szCs w:val="32"/>
+        </w:rPr>
+        <w:t>.</w:t>
+      </w:r>
+    </w:p>
+    <w:p>
+      <w:pPr>
+        <w:tabs>
+          <w:tab w:val="left" w:pos="2760"/>
+        </w:tabs>
+        <w:jc w:val="center"/>
+        <w:rPr>
+          <w:rFonts w:ascii="Times New Roman" w:hAnsi="Times New Roman" w:cs="Times New Roman"/>
+          <w:sz w:val="32"/>
+          <w:szCs w:val="32"/>
+        </w:rPr>
+      </w:pPr>
+      <w:r>
+        <w:rPr>
+          <w:noProof/>
+        </w:rPr>
+        <mc:AlternateContent>
+          <mc:Choice Requires="wps">
+            <w:drawing>
+              <wp:anchor distT="0" distB="0" distL="114300" distR="114300" simplePos="0" relativeHeight="251659264" behindDoc="0" locked="0" layoutInCell="1" allowOverlap="1" wp14:anchorId="51CA4C24" wp14:editId="02D8D0FF">
+                <wp:simplePos x="0" y="0"/>
+                <wp:positionH relativeFrom="column">
+                  <wp:posOffset>1155700</wp:posOffset>
+                </wp:positionH>
+                <wp:positionV relativeFrom="paragraph">
+                  <wp:posOffset>41275</wp:posOffset>
+                </wp:positionV>
+                <wp:extent cx="3528391" cy="3369309"/>
+                <wp:effectExtent l="0" t="0" r="0" b="3175"/>
+                <wp:wrapSquare wrapText="bothSides"/>
+                <wp:docPr id="4" name="object 4"/>
+                <wp:cNvGraphicFramePr/>
+                <a:graphic xmlns:a="http://schemas.openxmlformats.org/drawingml/2006/main">
+                  <a:graphicData uri="http://schemas.microsoft.com/office/word/2010/wordprocessingShape">
+                    <wps:wsp>
+                      <wps:cNvSpPr/>
+                      <wps:spPr>
+                        <a:xfrm>
+                          <a:off x="0" y="0"/>
+                          <a:ext cx="3528391" cy="3369309"/>
+                        </a:xfrm>
+                        <a:prstGeom prst="rect">
+                          <a:avLst/>
+                        </a:prstGeom>
+                        <a:blipFill>
+                          <a:blip r:embed="rId7" cstate="print"/>
+                          <a:stretch>
+                            <a:fillRect/>
+                          </a:stretch>
+                        </a:blipFill>
+                      </wps:spPr>
+                      <wps:bodyPr wrap="square" lIns="0" tIns="0" rIns="0" bIns="0" rtlCol="0"/>
+                    </wps:wsp>
+                  </a:graphicData>
+                </a:graphic>
+              </wp:anchor>
+            </w:drawing>
+          </mc:Choice>
+          <mc:Fallback>
+            <w:pict>
+              <v:rect w14:anchorId="246122C4" id="object 4" o:spid="_x0000_s1026" style="position:absolute;margin-left:91pt;margin-top:3.25pt;width:277.85pt;height:265.3pt;z-index:251659264;visibility:visible;mso-wrap-style:square;mso-wrap-distance-left:9pt;mso-wrap-distance-top:0;mso-wrap-distance-right:9pt;mso-wrap-distance-bottom:0;mso-position-horizontal:absolute;mso-position-horizontal-relative:text;mso-position-vertical:absolute;mso-position-vertical-relative:text;v-text-anchor:top" o:gfxdata="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" stroked="f">
+                <v:fill r:id="rId8" o:title="" recolor="t" rotate="t" type="frame"/>
+                <v:textbox inset="0,0,0,0"/>
+                <w10:wrap type="square"/>
+              </v:rect>
+            </w:pict>
+          </mc:Fallback>
+        </mc:AlternateContent>
+      </w:r>
+    </w:p>
+    <w:p>
+      <w:pPr>
+        <w:rPr>
+          <w:rFonts w:ascii="Times New Roman" w:hAnsi="Times New Roman" w:cs="Times New Roman"/>
+          <w:sz w:val="32"/>
+          <w:szCs w:val="32"/>
+        </w:rPr>
+      </w:pPr>
+    </w:p>
+    <w:p>
+      <w:pPr>
+        <w:rPr>
+          <w:rFonts w:ascii="Times New Roman" w:hAnsi="Times New Roman" w:cs="Times New Roman"/>
+          <w:sz w:val="32"/>
+          <w:szCs w:val="32"/>
+        </w:rPr>
+      </w:pPr>
+    </w:p>
+    <w:p>
+      <w:pPr>
+        <w:rPr>
+          <w:rFonts w:ascii="Times New Roman" w:hAnsi="Times New Roman" w:cs="Times New Roman"/>
+          <w:sz w:val="32"/>
+          <w:szCs w:val="32"/>
+        </w:rPr>
+      </w:pPr>
+    </w:p>
+    <w:p>
+      <w:pPr>
+        <w:rPr>
+          <w:rFonts w:ascii="Times New Roman" w:hAnsi="Times New Roman" w:cs="Times New Roman"/>
+          <w:sz w:val="32"/>
+          <w:szCs w:val="32"/>
+        </w:rPr>
+      </w:pPr>
+    </w:p>
+    <w:p>
+      <w:pPr>
+        <w:rPr>
+          <w:rFonts w:ascii="Times New Roman" w:hAnsi="Times New Roman" w:cs="Times New Roman"/>
+          <w:sz w:val="32"/>
+          <w:szCs w:val="32"/>
+        </w:rPr>
+      </w:pPr>
+    </w:p>
+    <w:p>
+      <w:pPr>
+        <w:rPr>
+          <w:rFonts w:ascii="Times New Roman" w:hAnsi="Times New Roman" w:cs="Times New Roman"/>
+          <w:sz w:val="32"/>
+          <w:szCs w:val="32"/>
+        </w:rPr>
+      </w:pPr>
+    </w:p>
+    <w:p>
+      <w:pPr>
+        <w:rPr>
+          <w:rFonts w:ascii="Times New Roman" w:hAnsi="Times New Roman" w:cs="Times New Roman"/>
+          <w:sz w:val="32"/>
+          <w:szCs w:val="32"/>
+        </w:rPr>
+      </w:pPr>
+    </w:p>
+    <w:p>
+      <w:pPr>
+        <w:rPr>
+          <w:rFonts w:ascii="Times New Roman" w:hAnsi="Times New Roman" w:cs="Times New Roman"/>
+          <w:sz w:val="32"/>
+          <w:szCs w:val="32"/>
+        </w:rPr>
+      </w:pPr>
+    </w:p>
+    <w:p>
+      <w:pPr>
+        <w:rPr>
+          <w:rFonts w:ascii="Times New Roman" w:hAnsi="Times New Roman" w:cs="Times New Roman"/>
+          <w:sz w:val="32"/>
+          <w:szCs w:val="32"/>
+        </w:rPr>
+      </w:pPr>
+    </w:p>
+    <w:p>
+      <w:pPr>
+        <w:tabs>
+          <w:tab w:val="left" w:pos="6670"/>
+        </w:tabs>
+        <w:rPr>
+          <w:rFonts w:ascii="Times New Roman" w:hAnsi="Times New Roman" w:cs="Times New Roman"/>
+          <w:sz w:val="32"/>
+          <w:szCs w:val="32"/>
+        </w:rPr>
+      </w:pPr>
+      <w:r>
+        <w:rPr>
+          <w:rFonts w:ascii="Times New Roman" w:hAnsi="Times New Roman" w:cs="Times New Roman"/>
+          <w:sz w:val="32"/>
+          <w:szCs w:val="32"/>
+        </w:rPr>
+        <w:tab/>
+      </w:r>
+    </w:p>
+    <w:p>
+      <w:pPr>
+        <w:tabs>
+          <w:tab w:val="left" w:pos="6670"/>
+        </w:tabs>
+        <w:rPr>
+          <w:rFonts w:ascii="Times New Roman" w:hAnsi="Times New Roman" w:cs="Times New Roman"/>
+          <w:b/>
+          <w:bCs/>
+          <w:color w:val="215E99" w:themeColor="text2" w:themeTint="BF"/>
+          <w:sz w:val="32"/>
+          <w:szCs w:val="32"/>
+        </w:rPr>
+      </w:pPr>
+      <w:r>
+        <w:rPr>
+          <w:rFonts w:ascii="Times New Roman" w:hAnsi="Times New Roman" w:cs="Times New Roman"/>
+          <w:b/>
+          <w:bCs/>
+          <w:color w:val="215E99" w:themeColor="text2" w:themeTint="BF"/>
+          <w:sz w:val="32"/>
+          <w:szCs w:val="32"/>
+        </w:rPr>
+        <w:lastRenderedPageBreak/>
+        <w:t>Project Management</w:t>
+      </w:r>
+    </w:p>
+    <w:p>
+      <w:pPr>
+        <w:tabs>
+          <w:tab w:val="left" w:pos="6670"/>
+        </w:tabs>
+        <w:rPr>
+          <w:rFonts w:ascii="Times New Roman" w:hAnsi="Times New Roman" w:cs="Times New Roman"/>
+          <w:color w:val="0D0D0D" w:themeColor="text1" w:themeTint="F2"/>
+          <w:sz w:val="32"/>
+          <w:szCs w:val="32"/>
+        </w:rPr>
+      </w:pPr>
+      <w:r>
+        <w:rPr>
+          <w:rFonts w:ascii="Times New Roman" w:hAnsi="Times New Roman" w:cs="Times New Roman"/>
+          <w:color w:val="0D0D0D" w:themeColor="text1" w:themeTint="F2"/>
+          <w:sz w:val="32"/>
+          <w:szCs w:val="32"/>
+        </w:rPr>
+        <w:t>It is the discipline of planning, organizing, and managing resources to bring about the successful completion of specific project goals and objectives.</w:t>
+      </w:r>
+    </w:p>
+    <w:p>
+      <w:pPr>
+        <w:tabs>
+          <w:tab w:val="left" w:pos="6670"/>
+        </w:tabs>
+        <w:rPr>
+          <w:rFonts w:ascii="Times New Roman" w:hAnsi="Times New Roman" w:cs="Times New Roman"/>
+          <w:color w:val="0D0D0D" w:themeColor="text1" w:themeTint="F2"/>
+          <w:sz w:val="32"/>
+          <w:szCs w:val="32"/>
+        </w:rPr>
+      </w:pPr>
+      <w:r>
+        <w:rPr>
+          <w:rFonts w:ascii="Times New Roman" w:hAnsi="Times New Roman" w:cs="Times New Roman"/>
+          <w:color w:val="0D0D0D" w:themeColor="text1" w:themeTint="F2"/>
+          <w:sz w:val="32"/>
+          <w:szCs w:val="32"/>
+        </w:rPr>
+        <w:t>Project Management is the art of maximizing the probability that a project delivers its goals</w:t>
+      </w:r>
+    </w:p>
+    <w:p>
+      <w:pPr>
+        <w:pStyle w:val="ListParagraph"/>
+        <w:numPr>
+          <w:ilvl w:val="0"/>
+          <w:numId w:val="23"/>
+        </w:numPr>
+        <w:tabs>
+          <w:tab w:val="left" w:pos="6670"/>
+        </w:tabs>
+        <w:rPr>
+          <w:rFonts w:ascii="Times New Roman" w:hAnsi="Times New Roman" w:cs="Times New Roman"/>
+          <w:color w:val="0D0D0D" w:themeColor="text1" w:themeTint="F2"/>
+          <w:sz w:val="32"/>
+          <w:szCs w:val="32"/>
+        </w:rPr>
+      </w:pPr>
+      <w:r>
+        <w:rPr>
+          <w:rFonts w:ascii="Times New Roman" w:hAnsi="Times New Roman" w:cs="Times New Roman"/>
+          <w:color w:val="0D0D0D" w:themeColor="text1" w:themeTint="F2"/>
+          <w:sz w:val="32"/>
+          <w:szCs w:val="32"/>
+        </w:rPr>
+        <w:t>on Time</w:t>
+      </w:r>
+    </w:p>
+    <w:p>
+      <w:pPr>
+        <w:pStyle w:val="ListParagraph"/>
+        <w:numPr>
+          <w:ilvl w:val="0"/>
+          <w:numId w:val="23"/>
+        </w:numPr>
+        <w:tabs>
+          <w:tab w:val="left" w:pos="6670"/>
+        </w:tabs>
+        <w:rPr>
+          <w:rFonts w:ascii="Times New Roman" w:hAnsi="Times New Roman" w:cs="Times New Roman"/>
+          <w:color w:val="0D0D0D" w:themeColor="text1" w:themeTint="F2"/>
+          <w:sz w:val="32"/>
+          <w:szCs w:val="32"/>
+        </w:rPr>
+      </w:pPr>
+      <w:r>
+        <w:rPr>
+          <w:rFonts w:ascii="Times New Roman" w:hAnsi="Times New Roman" w:cs="Times New Roman"/>
+          <w:color w:val="0D0D0D" w:themeColor="text1" w:themeTint="F2"/>
+          <w:sz w:val="32"/>
+          <w:szCs w:val="32"/>
+        </w:rPr>
+        <w:t>within Budget</w:t>
+      </w:r>
+    </w:p>
+    <w:p>
+      <w:pPr>
+        <w:pStyle w:val="ListParagraph"/>
+        <w:numPr>
+          <w:ilvl w:val="0"/>
+          <w:numId w:val="23"/>
+        </w:numPr>
+        <w:tabs>
+          <w:tab w:val="left" w:pos="6670"/>
+        </w:tabs>
+        <w:rPr>
+          <w:rFonts w:ascii="Times New Roman" w:hAnsi="Times New Roman" w:cs="Times New Roman"/>
+          <w:color w:val="0D0D0D" w:themeColor="text1" w:themeTint="F2"/>
+          <w:sz w:val="32"/>
+          <w:szCs w:val="32"/>
+        </w:rPr>
+      </w:pPr>
+      <w:r>
+        <w:rPr>
+          <w:rFonts w:ascii="Times New Roman" w:hAnsi="Times New Roman" w:cs="Times New Roman"/>
+          <w:color w:val="0D0D0D" w:themeColor="text1" w:themeTint="F2"/>
+          <w:sz w:val="32"/>
+          <w:szCs w:val="32"/>
+        </w:rPr>
+        <w:t>at the required Quality.</w:t>
+      </w:r>
+    </w:p>
+    <w:p>
+      <w:pPr>
+        <w:tabs>
+          <w:tab w:val="left" w:pos="2350"/>
+        </w:tabs>
+        <w:rPr>
+          <w:rFonts w:ascii="Times New Roman" w:hAnsi="Times New Roman" w:cs="Times New Roman"/>
+          <w:b/>
+          <w:bCs/>
+          <w:color w:val="215E99" w:themeColor="text2" w:themeTint="BF"/>
+          <w:sz w:val="32"/>
+          <w:szCs w:val="32"/>
+        </w:rPr>
+      </w:pPr>
+      <w:r>
+        <w:rPr>
+          <w:rFonts w:ascii="Times New Roman" w:hAnsi="Times New Roman" w:cs="Times New Roman"/>
+          <w:b/>
+          <w:bCs/>
+          <w:color w:val="215E99" w:themeColor="text2" w:themeTint="BF"/>
+          <w:sz w:val="32"/>
+          <w:szCs w:val="32"/>
+        </w:rPr>
+        <w:t>Project Management</w:t>
+      </w:r>
+    </w:p>
+    <w:p>
+      <w:pPr>
+        <w:tabs>
+          <w:tab w:val="left" w:pos="2350"/>
+        </w:tabs>
+        <w:rPr>
+          <w:rFonts w:ascii="Times New Roman" w:hAnsi="Times New Roman" w:cs="Times New Roman"/>
+          <w:color w:val="0D0D0D" w:themeColor="text1" w:themeTint="F2"/>
+          <w:sz w:val="32"/>
+          <w:szCs w:val="32"/>
+        </w:rPr>
+      </w:pPr>
+      <w:r>
+        <w:rPr>
+          <w:rFonts w:ascii="Times New Roman" w:hAnsi="Times New Roman" w:cs="Times New Roman"/>
+          <w:color w:val="0D0D0D" w:themeColor="text1" w:themeTint="F2"/>
+          <w:sz w:val="32"/>
+          <w:szCs w:val="32"/>
+        </w:rPr>
+        <w:t xml:space="preserve">It is the application of </w:t>
+      </w:r>
+      <w:r>
+        <w:rPr>
+          <w:rFonts w:ascii="Times New Roman" w:hAnsi="Times New Roman" w:cs="Times New Roman"/>
+          <w:b/>
+          <w:bCs/>
+          <w:color w:val="0D0D0D" w:themeColor="text1" w:themeTint="F2"/>
+          <w:sz w:val="32"/>
+          <w:szCs w:val="32"/>
+        </w:rPr>
+        <w:t>knowledge, skills, tools, and techniques</w:t>
+      </w:r>
+      <w:r>
+        <w:rPr>
+          <w:rFonts w:ascii="Times New Roman" w:hAnsi="Times New Roman" w:cs="Times New Roman"/>
+          <w:color w:val="0D0D0D" w:themeColor="text1" w:themeTint="F2"/>
+          <w:sz w:val="32"/>
+          <w:szCs w:val="32"/>
+        </w:rPr>
+        <w:t xml:space="preserve"> to project activities to meet project requirements.</w:t>
+      </w:r>
+    </w:p>
+    <w:p>
+      <w:pPr>
+        <w:tabs>
+          <w:tab w:val="left" w:pos="2350"/>
+        </w:tabs>
+        <w:rPr>
+          <w:rFonts w:ascii="Times New Roman" w:hAnsi="Times New Roman" w:cs="Times New Roman"/>
+          <w:color w:val="0D0D0D" w:themeColor="text1" w:themeTint="F2"/>
+          <w:sz w:val="32"/>
+          <w:szCs w:val="32"/>
+        </w:rPr>
+      </w:pPr>
+      <w:r>
+        <w:rPr>
+          <w:rFonts w:ascii="Times New Roman" w:hAnsi="Times New Roman" w:cs="Times New Roman"/>
+          <w:color w:val="0D0D0D" w:themeColor="text1" w:themeTint="F2"/>
+          <w:sz w:val="32"/>
+          <w:szCs w:val="32"/>
+        </w:rPr>
+        <w:t>The more you know about your project, the better you are able to manage it.</w:t>
+      </w:r>
+    </w:p>
+    <w:p>
+      <w:pPr>
+        <w:tabs>
+          <w:tab w:val="left" w:pos="2350"/>
+        </w:tabs>
+        <w:rPr>
+          <w:rFonts w:ascii="Times New Roman" w:hAnsi="Times New Roman" w:cs="Times New Roman"/>
+          <w:b/>
+          <w:bCs/>
+          <w:color w:val="215E99" w:themeColor="text2" w:themeTint="BF"/>
+          <w:sz w:val="32"/>
+          <w:szCs w:val="32"/>
+        </w:rPr>
+      </w:pPr>
+      <w:r>
+        <w:rPr>
+          <w:rFonts w:ascii="Times New Roman" w:hAnsi="Times New Roman" w:cs="Times New Roman"/>
+          <w:b/>
+          <w:bCs/>
+          <w:color w:val="215E99" w:themeColor="text2" w:themeTint="BF"/>
+          <w:sz w:val="32"/>
+          <w:szCs w:val="32"/>
+        </w:rPr>
+        <w:t>Following are Related to Project Management</w:t>
+      </w:r>
+    </w:p>
+    <w:p>
+      <w:pPr>
+        <w:tabs>
+          <w:tab w:val="left" w:pos="2350"/>
+        </w:tabs>
+        <w:rPr>
+          <w:rFonts w:ascii="Times New Roman" w:hAnsi="Times New Roman" w:cs="Times New Roman"/>
+          <w:color w:val="0D0D0D" w:themeColor="text1" w:themeTint="F2"/>
+          <w:sz w:val="32"/>
+          <w:szCs w:val="32"/>
+        </w:rPr>
+      </w:pPr>
+      <w:r>
+        <w:rPr>
+          <w:rFonts w:ascii="Times New Roman" w:hAnsi="Times New Roman" w:cs="Times New Roman"/>
+          <w:b/>
+          <w:bCs/>
+          <w:color w:val="0D0D0D" w:themeColor="text1" w:themeTint="F2"/>
+          <w:sz w:val="32"/>
+          <w:szCs w:val="32"/>
+        </w:rPr>
+        <w:t>Professional Organizations:</w:t>
+      </w:r>
+    </w:p>
+    <w:p>
+      <w:pPr>
+        <w:pStyle w:val="ListParagraph"/>
+        <w:numPr>
+          <w:ilvl w:val="0"/>
+          <w:numId w:val="28"/>
+        </w:numPr>
+        <w:tabs>
+          <w:tab w:val="left" w:pos="2350"/>
+        </w:tabs>
+        <w:rPr>
+          <w:rFonts w:ascii="Times New Roman" w:hAnsi="Times New Roman" w:cs="Times New Roman"/>
+          <w:color w:val="0D0D0D" w:themeColor="text1" w:themeTint="F2"/>
+          <w:sz w:val="32"/>
+          <w:szCs w:val="32"/>
+        </w:rPr>
+      </w:pPr>
+      <w:r>
+        <w:rPr>
+          <w:rFonts w:ascii="Times New Roman" w:hAnsi="Times New Roman" w:cs="Times New Roman"/>
+          <w:b/>
+          <w:bCs/>
+          <w:color w:val="0D0D0D" w:themeColor="text1" w:themeTint="F2"/>
+          <w:sz w:val="32"/>
+          <w:szCs w:val="32"/>
+        </w:rPr>
+        <w:t>Project Management Institute (PMI):</w:t>
+      </w:r>
+      <w:r>
+        <w:rPr>
+          <w:rFonts w:ascii="Times New Roman" w:hAnsi="Times New Roman" w:cs="Times New Roman"/>
+          <w:color w:val="0D0D0D" w:themeColor="text1" w:themeTint="F2"/>
+          <w:sz w:val="32"/>
+          <w:szCs w:val="32"/>
+        </w:rPr>
+        <w:t xml:space="preserve"> An organization related to project management. </w:t>
+      </w:r>
+    </w:p>
+    <w:p>
+      <w:pPr>
+        <w:pStyle w:val="ListParagraph"/>
+        <w:numPr>
+          <w:ilvl w:val="0"/>
+          <w:numId w:val="28"/>
+        </w:numPr>
+        <w:tabs>
+          <w:tab w:val="left" w:pos="2350"/>
+        </w:tabs>
+        <w:rPr>
+          <w:rFonts w:ascii="Times New Roman" w:hAnsi="Times New Roman" w:cs="Times New Roman"/>
+          <w:color w:val="0D0D0D" w:themeColor="text1" w:themeTint="F2"/>
+          <w:sz w:val="32"/>
+          <w:szCs w:val="32"/>
+        </w:rPr>
+      </w:pPr>
+      <w:r>
+        <w:rPr>
+          <w:rFonts w:ascii="Times New Roman" w:hAnsi="Times New Roman" w:cs="Times New Roman"/>
+          <w:b/>
+          <w:bCs/>
+          <w:color w:val="0D0D0D" w:themeColor="text1" w:themeTint="F2"/>
+          <w:sz w:val="32"/>
+          <w:szCs w:val="32"/>
+        </w:rPr>
+        <w:t>Software Engineering Institute (SEI):</w:t>
+      </w:r>
+      <w:r>
+        <w:rPr>
+          <w:rFonts w:ascii="Times New Roman" w:hAnsi="Times New Roman" w:cs="Times New Roman"/>
+          <w:color w:val="0D0D0D" w:themeColor="text1" w:themeTint="F2"/>
+          <w:sz w:val="32"/>
+          <w:szCs w:val="32"/>
+        </w:rPr>
+        <w:t xml:space="preserve"> An organization related to software engineering and project management. </w:t>
+      </w:r>
+    </w:p>
+    <w:p>
+      <w:pPr>
+        <w:pStyle w:val="ListParagraph"/>
+        <w:numPr>
+          <w:ilvl w:val="0"/>
+          <w:numId w:val="28"/>
+        </w:numPr>
+        <w:tabs>
+          <w:tab w:val="left" w:pos="2350"/>
+        </w:tabs>
+        <w:rPr>
+          <w:rFonts w:ascii="Times New Roman" w:hAnsi="Times New Roman" w:cs="Times New Roman"/>
+          <w:color w:val="0D0D0D" w:themeColor="text1" w:themeTint="F2"/>
+          <w:sz w:val="32"/>
+          <w:szCs w:val="32"/>
+        </w:rPr>
+      </w:pPr>
+      <w:r>
+        <w:rPr>
+          <w:rFonts w:ascii="Times New Roman" w:hAnsi="Times New Roman" w:cs="Times New Roman"/>
+          <w:b/>
+          <w:bCs/>
+          <w:color w:val="0D0D0D" w:themeColor="text1" w:themeTint="F2"/>
+          <w:sz w:val="32"/>
+          <w:szCs w:val="32"/>
+        </w:rPr>
+        <w:t>IEEE Software Engineering Group:</w:t>
+      </w:r>
+      <w:r>
+        <w:rPr>
+          <w:rFonts w:ascii="Times New Roman" w:hAnsi="Times New Roman" w:cs="Times New Roman"/>
+          <w:color w:val="0D0D0D" w:themeColor="text1" w:themeTint="F2"/>
+          <w:sz w:val="32"/>
+          <w:szCs w:val="32"/>
+        </w:rPr>
+        <w:t xml:space="preserve"> A professional group related to software engineering. </w:t>
+      </w:r>
+    </w:p>
+    <w:p>
+      <w:pPr>
+        <w:tabs>
+          <w:tab w:val="left" w:pos="2350"/>
+        </w:tabs>
+        <w:rPr>
+          <w:rFonts w:ascii="Times New Roman" w:hAnsi="Times New Roman" w:cs="Times New Roman"/>
+          <w:color w:val="0D0D0D" w:themeColor="text1" w:themeTint="F2"/>
+          <w:sz w:val="32"/>
+          <w:szCs w:val="32"/>
+        </w:rPr>
+      </w:pPr>
+      <w:r>
+        <w:rPr>
+          <w:rFonts w:ascii="Times New Roman" w:hAnsi="Times New Roman" w:cs="Times New Roman"/>
+          <w:b/>
+          <w:bCs/>
+          <w:color w:val="0D0D0D" w:themeColor="text1" w:themeTint="F2"/>
+          <w:sz w:val="32"/>
+          <w:szCs w:val="32"/>
+        </w:rPr>
+        <w:t>Certifications:</w:t>
+      </w:r>
+    </w:p>
+    <w:p>
+      <w:pPr>
+        <w:pStyle w:val="ListParagraph"/>
+        <w:numPr>
+          <w:ilvl w:val="0"/>
+          <w:numId w:val="29"/>
+        </w:numPr>
+        <w:tabs>
+          <w:tab w:val="left" w:pos="2350"/>
+        </w:tabs>
+        <w:rPr>
+          <w:rFonts w:ascii="Times New Roman" w:hAnsi="Times New Roman" w:cs="Times New Roman"/>
+          <w:color w:val="0D0D0D" w:themeColor="text1" w:themeTint="F2"/>
+          <w:sz w:val="32"/>
+          <w:szCs w:val="32"/>
+        </w:rPr>
+      </w:pPr>
+      <w:r>
+        <w:rPr>
+          <w:rFonts w:ascii="Times New Roman" w:hAnsi="Times New Roman" w:cs="Times New Roman"/>
+          <w:b/>
+          <w:bCs/>
+          <w:color w:val="0D0D0D" w:themeColor="text1" w:themeTint="F2"/>
+          <w:sz w:val="32"/>
+          <w:szCs w:val="32"/>
+        </w:rPr>
+        <w:t>PMI’s PMP (Project Management Professional):</w:t>
+      </w:r>
+      <w:r>
+        <w:rPr>
+          <w:rFonts w:ascii="Times New Roman" w:hAnsi="Times New Roman" w:cs="Times New Roman"/>
+          <w:color w:val="0D0D0D" w:themeColor="text1" w:themeTint="F2"/>
+          <w:sz w:val="32"/>
+          <w:szCs w:val="32"/>
+        </w:rPr>
+        <w:t xml:space="preserve"> A professional certification in project management. </w:t>
+      </w:r>
+    </w:p>
+    <w:p>
+      <w:pPr>
+        <w:pStyle w:val="ListParagraph"/>
+        <w:numPr>
+          <w:ilvl w:val="0"/>
+          <w:numId w:val="29"/>
+        </w:numPr>
+        <w:tabs>
+          <w:tab w:val="left" w:pos="2350"/>
+        </w:tabs>
+        <w:rPr>
+          <w:rFonts w:ascii="Times New Roman" w:hAnsi="Times New Roman" w:cs="Times New Roman"/>
+          <w:color w:val="0D0D0D" w:themeColor="text1" w:themeTint="F2"/>
+          <w:sz w:val="32"/>
+          <w:szCs w:val="32"/>
+        </w:rPr>
+      </w:pPr>
+      <w:r>
+        <w:rPr>
+          <w:rFonts w:ascii="Times New Roman" w:hAnsi="Times New Roman" w:cs="Times New Roman"/>
+          <w:b/>
+          <w:bCs/>
+          <w:color w:val="0D0D0D" w:themeColor="text1" w:themeTint="F2"/>
+          <w:sz w:val="32"/>
+          <w:szCs w:val="32"/>
+        </w:rPr>
+        <w:lastRenderedPageBreak/>
+        <w:t>CAPM (Certified Associate in Project Management):</w:t>
+      </w:r>
+      <w:r>
+        <w:rPr>
+          <w:rFonts w:ascii="Times New Roman" w:hAnsi="Times New Roman" w:cs="Times New Roman"/>
+          <w:color w:val="0D0D0D" w:themeColor="text1" w:themeTint="F2"/>
+          <w:sz w:val="32"/>
+          <w:szCs w:val="32"/>
+        </w:rPr>
+        <w:t xml:space="preserve"> A certification for people who are starting in project management. </w:t>
+      </w:r>
+    </w:p>
+    <w:p>
+      <w:pPr>
+        <w:tabs>
+          <w:tab w:val="left" w:pos="2350"/>
+        </w:tabs>
+        <w:rPr>
+          <w:rFonts w:ascii="Times New Roman" w:hAnsi="Times New Roman" w:cs="Times New Roman"/>
+          <w:color w:val="0D0D0D" w:themeColor="text1" w:themeTint="F2"/>
+          <w:sz w:val="32"/>
+          <w:szCs w:val="32"/>
+        </w:rPr>
+      </w:pPr>
+      <w:r>
+        <w:rPr>
+          <w:rFonts w:ascii="Times New Roman" w:hAnsi="Times New Roman" w:cs="Times New Roman"/>
+          <w:b/>
+          <w:bCs/>
+          <w:color w:val="0D0D0D" w:themeColor="text1" w:themeTint="F2"/>
+          <w:sz w:val="32"/>
+          <w:szCs w:val="32"/>
+        </w:rPr>
+        <w:t>PMBOK:</w:t>
+      </w:r>
+      <w:r>
+        <w:rPr>
+          <w:rFonts w:ascii="Times New Roman" w:hAnsi="Times New Roman" w:cs="Times New Roman"/>
+          <w:color w:val="0D0D0D" w:themeColor="text1" w:themeTint="F2"/>
+          <w:sz w:val="32"/>
+          <w:szCs w:val="32"/>
+        </w:rPr>
+        <w:t xml:space="preserve"> PMI’s </w:t>
+      </w:r>
+      <w:r>
+        <w:rPr>
+          <w:rFonts w:ascii="Times New Roman" w:hAnsi="Times New Roman" w:cs="Times New Roman"/>
+          <w:b/>
+          <w:bCs/>
+          <w:color w:val="0D0D0D" w:themeColor="text1" w:themeTint="F2"/>
+          <w:sz w:val="32"/>
+          <w:szCs w:val="32"/>
+        </w:rPr>
+        <w:t>Project Management Body of Knowledge</w:t>
+      </w:r>
+      <w:r>
+        <w:rPr>
+          <w:rFonts w:ascii="Times New Roman" w:hAnsi="Times New Roman" w:cs="Times New Roman"/>
+          <w:color w:val="0D0D0D" w:themeColor="text1" w:themeTint="F2"/>
+          <w:sz w:val="32"/>
+          <w:szCs w:val="32"/>
+        </w:rPr>
+        <w:t>. It provides knowledge, guidelines, and practices related to project management.</w:t>
+      </w:r>
+    </w:p>
+    <w:p>
+      <w:pPr>
+        <w:tabs>
+          <w:tab w:val="left" w:pos="2350"/>
+        </w:tabs>
+        <w:rPr>
+          <w:rFonts w:ascii="Times New Roman" w:hAnsi="Times New Roman" w:cs="Times New Roman"/>
+          <w:color w:val="0D0D0D" w:themeColor="text1" w:themeTint="F2"/>
+          <w:sz w:val="32"/>
+          <w:szCs w:val="32"/>
+        </w:rPr>
+      </w:pPr>
+      <w:r>
+        <w:rPr>
+          <w:noProof/>
+        </w:rPr>
+        <mc:AlternateContent>
+          <mc:Choice Requires="wps">
+            <w:drawing>
+              <wp:anchor distT="0" distB="0" distL="114300" distR="114300" simplePos="0" relativeHeight="251661312" behindDoc="0" locked="0" layoutInCell="1" allowOverlap="1" wp14:anchorId="71FD2C61" wp14:editId="746FE948">
+                <wp:simplePos x="0" y="0"/>
+                <wp:positionH relativeFrom="column">
+                  <wp:posOffset>2025650</wp:posOffset>
+                </wp:positionH>
+                <wp:positionV relativeFrom="paragraph">
+                  <wp:posOffset>54610</wp:posOffset>
+                </wp:positionV>
+                <wp:extent cx="2047875" cy="1476375"/>
+                <wp:effectExtent l="0" t="0" r="9525" b="9525"/>
+                <wp:wrapSquare wrapText="bothSides"/>
+                <wp:docPr id="2004044451" name="object 4"/>
+                <wp:cNvGraphicFramePr/>
+                <a:graphic xmlns:a="http://schemas.openxmlformats.org/drawingml/2006/main">
+                  <a:graphicData uri="http://schemas.microsoft.com/office/word/2010/wordprocessingShape">
+                    <wps:wsp>
+                      <wps:cNvSpPr/>
+                      <wps:spPr>
+                        <a:xfrm>
+                          <a:off x="0" y="0"/>
+                          <a:ext cx="2047875" cy="1476375"/>
+                        </a:xfrm>
+                        <a:prstGeom prst="rect">
+                          <a:avLst/>
+                        </a:prstGeom>
+                        <a:blipFill>
+                          <a:blip r:embed="rId9" cstate="print"/>
+                          <a:stretch>
+                            <a:fillRect/>
+                          </a:stretch>
+                        </a:blipFill>
+                      </wps:spPr>
+                      <wps:bodyPr wrap="square" lIns="0" tIns="0" rIns="0" bIns="0" rtlCol="0"/>
+                    </wps:wsp>
+                  </a:graphicData>
+                </a:graphic>
+              </wp:anchor>
+            </w:drawing>
+          </mc:Choice>
+          <mc:Fallback>
+            <w:pict>
+              <v:rect w14:anchorId="751EB511" id="object 4" o:spid="_x0000_s1026" style="position:absolute;margin-left:159.5pt;margin-top:4.3pt;width:161.25pt;height:116.25pt;z-index:251661312;visibility:visible;mso-wrap-style:square;mso-wrap-distance-left:9pt;mso-wrap-distance-top:0;mso-wrap-distance-right:9pt;mso-wrap-distance-bottom:0;mso-position-horizontal:absolute;mso-position-horizontal-relative:text;mso-position-vertical:absolute;mso-position-vertical-relative:text;v-text-anchor:top" o:gfxdata="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" stroked="f">
+                <v:fill r:id="rId10" o:title="" recolor="t" rotate="t" type="frame"/>
+                <v:textbox inset="0,0,0,0"/>
+                <w10:wrap type="square"/>
+              </v:rect>
+            </w:pict>
+          </mc:Fallback>
+        </mc:AlternateContent>
+      </w:r>
+    </w:p>
+    <w:p>
+      <w:pPr>
+        <w:tabs>
+          <w:tab w:val="left" w:pos="2350"/>
+        </w:tabs>
+        <w:jc w:val="center"/>
+        <w:rPr>
+          <w:rFonts w:ascii="Times New Roman" w:hAnsi="Times New Roman" w:cs="Times New Roman"/>
+          <w:color w:val="0D0D0D" w:themeColor="text1" w:themeTint="F2"/>
+          <w:sz w:val="32"/>
+          <w:szCs w:val="32"/>
+        </w:rPr>
+      </w:pPr>
+    </w:p>
+    <w:p>
+      <w:pPr>
+        <w:tabs>
+          <w:tab w:val="left" w:pos="2350"/>
+        </w:tabs>
+        <w:jc w:val="center"/>
+        <w:rPr>
+          <w:rFonts w:ascii="Times New Roman" w:hAnsi="Times New Roman" w:cs="Times New Roman"/>
+          <w:color w:val="0D0D0D" w:themeColor="text1" w:themeTint="F2"/>
+          <w:sz w:val="32"/>
+          <w:szCs w:val="32"/>
+        </w:rPr>
+      </w:pPr>
+    </w:p>
+    <w:p>
+      <w:pPr>
+        <w:tabs>
+          <w:tab w:val="left" w:pos="2350"/>
+        </w:tabs>
+        <w:jc w:val="center"/>
+        <w:rPr>
+          <w:rFonts w:ascii="Times New Roman" w:hAnsi="Times New Roman" w:cs="Times New Roman"/>
+          <w:color w:val="0D0D0D" w:themeColor="text1" w:themeTint="F2"/>
+          <w:sz w:val="32"/>
+          <w:szCs w:val="32"/>
+        </w:rPr>
+      </w:pPr>
+    </w:p>
+    <w:p>
+      <w:pPr>
+        <w:tabs>
+          <w:tab w:val="left" w:pos="2350"/>
+        </w:tabs>
+        <w:rPr>
+          <w:rFonts w:ascii="Times New Roman" w:hAnsi="Times New Roman" w:cs="Times New Roman"/>
+          <w:color w:val="0D0D0D" w:themeColor="text1" w:themeTint="F2"/>
+          <w:sz w:val="32"/>
+          <w:szCs w:val="32"/>
+        </w:rPr>
+      </w:pPr>
+    </w:p>
+    <w:p>
+      <w:pPr>
+        <w:tabs>
+          <w:tab w:val="left" w:pos="2350"/>
+        </w:tabs>
+        <w:rPr>
+          <w:rFonts w:ascii="Times New Roman" w:hAnsi="Times New Roman" w:cs="Times New Roman"/>
+          <w:b/>
+          <w:bCs/>
+          <w:color w:val="215E99" w:themeColor="text2" w:themeTint="BF"/>
+          <w:sz w:val="32"/>
+          <w:szCs w:val="32"/>
+        </w:rPr>
+      </w:pPr>
+      <w:r>
+        <w:rPr>
+          <w:rFonts w:ascii="Times New Roman" w:hAnsi="Times New Roman" w:cs="Times New Roman"/>
+          <w:b/>
+          <w:bCs/>
+          <w:color w:val="215E99" w:themeColor="text2" w:themeTint="BF"/>
+          <w:sz w:val="32"/>
+          <w:szCs w:val="32"/>
+        </w:rPr>
+        <w:t>Project Management</w:t>
+      </w:r>
+      <w:r>
+        <w:rPr>
+          <w:rFonts w:ascii="Times New Roman" w:hAnsi="Times New Roman" w:cs="Times New Roman"/>
+          <w:b/>
+          <w:bCs/>
+          <w:color w:val="215E99" w:themeColor="text2" w:themeTint="BF"/>
+          <w:sz w:val="32"/>
+          <w:szCs w:val="32"/>
+        </w:rPr>
+        <w:t xml:space="preserve"> </w:t>
+      </w:r>
+      <w:r>
+        <w:rPr>
+          <w:rFonts w:ascii="Times New Roman" w:hAnsi="Times New Roman" w:cs="Times New Roman"/>
+          <w:b/>
+          <w:bCs/>
+          <w:color w:val="215E99" w:themeColor="text2" w:themeTint="BF"/>
+          <w:sz w:val="32"/>
+          <w:szCs w:val="32"/>
+        </w:rPr>
+        <w:t>Skills</w:t>
+      </w:r>
+    </w:p>
+    <w:p>
+      <w:pPr>
+        <w:pStyle w:val="ListParagraph"/>
+        <w:numPr>
+          <w:ilvl w:val="0"/>
+          <w:numId w:val="31"/>
+        </w:numPr>
+        <w:tabs>
+          <w:tab w:val="left" w:pos="1510"/>
+        </w:tabs>
+        <w:rPr>
+          <w:rFonts w:ascii="Times New Roman" w:hAnsi="Times New Roman" w:cs="Times New Roman"/>
+          <w:color w:val="0D0D0D" w:themeColor="text1" w:themeTint="F2"/>
+          <w:sz w:val="32"/>
+          <w:szCs w:val="32"/>
+        </w:rPr>
+      </w:pPr>
+      <w:r>
+        <w:rPr>
+          <w:rFonts w:ascii="Times New Roman" w:hAnsi="Times New Roman" w:cs="Times New Roman"/>
+          <w:b/>
+          <w:bCs/>
+          <w:color w:val="0D0D0D" w:themeColor="text1" w:themeTint="F2"/>
+          <w:sz w:val="32"/>
+          <w:szCs w:val="32"/>
+        </w:rPr>
+        <w:t>Leadership:</w:t>
+      </w:r>
+      <w:r>
+        <w:rPr>
+          <w:rFonts w:ascii="Times New Roman" w:hAnsi="Times New Roman" w:cs="Times New Roman"/>
+          <w:color w:val="0D0D0D" w:themeColor="text1" w:themeTint="F2"/>
+          <w:sz w:val="32"/>
+          <w:szCs w:val="32"/>
+        </w:rPr>
+        <w:t xml:space="preserve"> Ability to guide and lead the project team. </w:t>
+      </w:r>
+    </w:p>
+    <w:p>
+      <w:pPr>
+        <w:pStyle w:val="ListParagraph"/>
+        <w:numPr>
+          <w:ilvl w:val="0"/>
+          <w:numId w:val="31"/>
+        </w:numPr>
+        <w:tabs>
+          <w:tab w:val="left" w:pos="1510"/>
+        </w:tabs>
+        <w:rPr>
+          <w:rFonts w:ascii="Times New Roman" w:hAnsi="Times New Roman" w:cs="Times New Roman"/>
+          <w:color w:val="0D0D0D" w:themeColor="text1" w:themeTint="F2"/>
+          <w:sz w:val="32"/>
+          <w:szCs w:val="32"/>
+        </w:rPr>
+      </w:pPr>
+      <w:r>
+        <w:rPr>
+          <w:rFonts w:ascii="Times New Roman" w:hAnsi="Times New Roman" w:cs="Times New Roman"/>
+          <w:b/>
+          <w:bCs/>
+          <w:color w:val="0D0D0D" w:themeColor="text1" w:themeTint="F2"/>
+          <w:sz w:val="32"/>
+          <w:szCs w:val="32"/>
+        </w:rPr>
+        <w:t>Communications:</w:t>
+      </w:r>
+      <w:r>
+        <w:rPr>
+          <w:rFonts w:ascii="Times New Roman" w:hAnsi="Times New Roman" w:cs="Times New Roman"/>
+          <w:color w:val="0D0D0D" w:themeColor="text1" w:themeTint="F2"/>
+          <w:sz w:val="32"/>
+          <w:szCs w:val="32"/>
+        </w:rPr>
+        <w:t xml:space="preserve"> Ability to clearly share information with tea</w:t>
+      </w:r>
+      <w:r>
+        <w:rPr>
+          <w:rFonts w:ascii="Times New Roman" w:hAnsi="Times New Roman" w:cs="Times New Roman"/>
+          <w:color w:val="0D0D0D" w:themeColor="text1" w:themeTint="F2"/>
+          <w:sz w:val="32"/>
+          <w:szCs w:val="32"/>
+        </w:rPr>
+        <w:t xml:space="preserve">m </w:t>
+      </w:r>
+      <w:r>
+        <w:rPr>
+          <w:rFonts w:ascii="Times New Roman" w:hAnsi="Times New Roman" w:cs="Times New Roman"/>
+          <w:color w:val="0D0D0D" w:themeColor="text1" w:themeTint="F2"/>
+          <w:sz w:val="32"/>
+          <w:szCs w:val="32"/>
+        </w:rPr>
+        <w:t xml:space="preserve">members and stakeholders. </w:t>
+      </w:r>
+    </w:p>
+    <w:p>
+      <w:pPr>
+        <w:pStyle w:val="ListParagraph"/>
+        <w:numPr>
+          <w:ilvl w:val="0"/>
+          <w:numId w:val="31"/>
+        </w:numPr>
+        <w:tabs>
+          <w:tab w:val="left" w:pos="1510"/>
+        </w:tabs>
+        <w:rPr>
+          <w:rFonts w:ascii="Times New Roman" w:hAnsi="Times New Roman" w:cs="Times New Roman"/>
+          <w:color w:val="0D0D0D" w:themeColor="text1" w:themeTint="F2"/>
+          <w:sz w:val="32"/>
+          <w:szCs w:val="32"/>
+        </w:rPr>
+      </w:pPr>
+      <w:r>
+        <w:rPr>
+          <w:rFonts w:ascii="Times New Roman" w:hAnsi="Times New Roman" w:cs="Times New Roman"/>
+          <w:b/>
+          <w:bCs/>
+          <w:color w:val="0D0D0D" w:themeColor="text1" w:themeTint="F2"/>
+          <w:sz w:val="32"/>
+          <w:szCs w:val="32"/>
+        </w:rPr>
+        <w:t>Problem Solving:</w:t>
+      </w:r>
+      <w:r>
+        <w:rPr>
+          <w:rFonts w:ascii="Times New Roman" w:hAnsi="Times New Roman" w:cs="Times New Roman"/>
+          <w:color w:val="0D0D0D" w:themeColor="text1" w:themeTint="F2"/>
+          <w:sz w:val="32"/>
+          <w:szCs w:val="32"/>
+        </w:rPr>
+        <w:t xml:space="preserve"> Ability to identify problems and find suitable solutions. </w:t>
+      </w:r>
+    </w:p>
+    <w:p>
+      <w:pPr>
+        <w:pStyle w:val="ListParagraph"/>
+        <w:numPr>
+          <w:ilvl w:val="0"/>
+          <w:numId w:val="31"/>
+        </w:numPr>
+        <w:tabs>
+          <w:tab w:val="left" w:pos="1510"/>
+        </w:tabs>
+        <w:rPr>
+          <w:rFonts w:ascii="Times New Roman" w:hAnsi="Times New Roman" w:cs="Times New Roman"/>
+          <w:color w:val="0D0D0D" w:themeColor="text1" w:themeTint="F2"/>
+          <w:sz w:val="32"/>
+          <w:szCs w:val="32"/>
+        </w:rPr>
+      </w:pPr>
+      <w:r>
+        <w:rPr>
+          <w:rFonts w:ascii="Times New Roman" w:hAnsi="Times New Roman" w:cs="Times New Roman"/>
+          <w:b/>
+          <w:bCs/>
+          <w:color w:val="0D0D0D" w:themeColor="text1" w:themeTint="F2"/>
+          <w:sz w:val="32"/>
+          <w:szCs w:val="32"/>
+        </w:rPr>
+        <w:t>Negotiating:</w:t>
+      </w:r>
+      <w:r>
+        <w:rPr>
+          <w:rFonts w:ascii="Times New Roman" w:hAnsi="Times New Roman" w:cs="Times New Roman"/>
+          <w:color w:val="0D0D0D" w:themeColor="text1" w:themeTint="F2"/>
+          <w:sz w:val="32"/>
+          <w:szCs w:val="32"/>
+        </w:rPr>
+        <w:t xml:space="preserve"> Ability to reach an agreement between different people or groups. </w:t>
+      </w:r>
+    </w:p>
+    <w:p>
+      <w:pPr>
+        <w:pStyle w:val="ListParagraph"/>
+        <w:numPr>
+          <w:ilvl w:val="0"/>
+          <w:numId w:val="31"/>
+        </w:numPr>
+        <w:tabs>
+          <w:tab w:val="left" w:pos="1510"/>
+        </w:tabs>
+        <w:rPr>
+          <w:rFonts w:ascii="Times New Roman" w:hAnsi="Times New Roman" w:cs="Times New Roman"/>
+          <w:color w:val="0D0D0D" w:themeColor="text1" w:themeTint="F2"/>
+          <w:sz w:val="32"/>
+          <w:szCs w:val="32"/>
+        </w:rPr>
+      </w:pPr>
+      <w:r>
+        <w:rPr>
+          <w:rFonts w:ascii="Times New Roman" w:hAnsi="Times New Roman" w:cs="Times New Roman"/>
+          <w:b/>
+          <w:bCs/>
+          <w:color w:val="0D0D0D" w:themeColor="text1" w:themeTint="F2"/>
+          <w:sz w:val="32"/>
+          <w:szCs w:val="32"/>
+        </w:rPr>
+        <w:t>Influencing the Organization:</w:t>
+      </w:r>
+      <w:r>
+        <w:rPr>
+          <w:rFonts w:ascii="Times New Roman" w:hAnsi="Times New Roman" w:cs="Times New Roman"/>
+          <w:color w:val="0D0D0D" w:themeColor="text1" w:themeTint="F2"/>
+          <w:sz w:val="32"/>
+          <w:szCs w:val="32"/>
+        </w:rPr>
+        <w:t xml:space="preserve"> Ability to influence people and decisions to support the project. </w:t>
+      </w:r>
+    </w:p>
+    <w:p>
+      <w:pPr>
+        <w:pStyle w:val="ListParagraph"/>
+        <w:numPr>
+          <w:ilvl w:val="0"/>
+          <w:numId w:val="31"/>
+        </w:numPr>
+        <w:tabs>
+          <w:tab w:val="left" w:pos="1510"/>
+        </w:tabs>
+        <w:rPr>
+          <w:rFonts w:ascii="Times New Roman" w:hAnsi="Times New Roman" w:cs="Times New Roman"/>
+          <w:color w:val="0D0D0D" w:themeColor="text1" w:themeTint="F2"/>
+          <w:sz w:val="32"/>
+          <w:szCs w:val="32"/>
+        </w:rPr>
+      </w:pPr>
+      <w:r>
+        <w:rPr>
+          <w:rFonts w:ascii="Times New Roman" w:hAnsi="Times New Roman" w:cs="Times New Roman"/>
+          <w:b/>
+          <w:bCs/>
+          <w:color w:val="0D0D0D" w:themeColor="text1" w:themeTint="F2"/>
+          <w:sz w:val="32"/>
+          <w:szCs w:val="32"/>
+        </w:rPr>
+        <w:t>Mentoring:</w:t>
+      </w:r>
+      <w:r>
+        <w:rPr>
+          <w:rFonts w:ascii="Times New Roman" w:hAnsi="Times New Roman" w:cs="Times New Roman"/>
+          <w:color w:val="0D0D0D" w:themeColor="text1" w:themeTint="F2"/>
+          <w:sz w:val="32"/>
+          <w:szCs w:val="32"/>
+        </w:rPr>
+        <w:t xml:space="preserve"> Ability to guide and help team members improve their skills. </w:t>
+      </w:r>
+    </w:p>
+    <w:p>
+      <w:pPr>
+        <w:pStyle w:val="ListParagraph"/>
+        <w:numPr>
+          <w:ilvl w:val="0"/>
+          <w:numId w:val="31"/>
+        </w:numPr>
+        <w:tabs>
+          <w:tab w:val="left" w:pos="1510"/>
+        </w:tabs>
+        <w:rPr>
+          <w:rFonts w:ascii="Times New Roman" w:hAnsi="Times New Roman" w:cs="Times New Roman"/>
+          <w:color w:val="0D0D0D" w:themeColor="text1" w:themeTint="F2"/>
+          <w:sz w:val="32"/>
+          <w:szCs w:val="32"/>
+        </w:rPr>
+      </w:pPr>
+      <w:r>
+        <w:rPr>
+          <w:rFonts w:ascii="Times New Roman" w:hAnsi="Times New Roman" w:cs="Times New Roman"/>
+          <w:b/>
+          <w:bCs/>
+          <w:color w:val="0D0D0D" w:themeColor="text1" w:themeTint="F2"/>
+          <w:sz w:val="32"/>
+          <w:szCs w:val="32"/>
+        </w:rPr>
+        <w:t>Process and Technical Expertise:</w:t>
+      </w:r>
+      <w:r>
+        <w:rPr>
+          <w:rFonts w:ascii="Times New Roman" w:hAnsi="Times New Roman" w:cs="Times New Roman"/>
+          <w:color w:val="0D0D0D" w:themeColor="text1" w:themeTint="F2"/>
+          <w:sz w:val="32"/>
+          <w:szCs w:val="32"/>
+        </w:rPr>
+        <w:t xml:space="preserve"> Knowledge of the processes and technical skills needed to manage the project</w:t>
+      </w:r>
+      <w:r>
+        <w:rPr>
+          <w:rFonts w:ascii="Times New Roman" w:hAnsi="Times New Roman" w:cs="Times New Roman"/>
+          <w:color w:val="0D0D0D" w:themeColor="text1" w:themeTint="F2"/>
+          <w:sz w:val="32"/>
+          <w:szCs w:val="32"/>
+        </w:rPr>
+        <w:t xml:space="preserve"> (What to use like top up approach or bottom down approach and which model like agile or waterfall to use)</w:t>
+      </w:r>
+      <w:r>
+        <w:rPr>
+          <w:rFonts w:ascii="Times New Roman" w:hAnsi="Times New Roman" w:cs="Times New Roman"/>
+          <w:color w:val="0D0D0D" w:themeColor="text1" w:themeTint="F2"/>
+          <w:sz w:val="32"/>
+          <w:szCs w:val="32"/>
+        </w:rPr>
+        <w:t>.</w:t>
+      </w:r>
+    </w:p>
+    <w:p>
+      <w:pPr>
+        <w:tabs>
+          <w:tab w:val="left" w:pos="1510"/>
+        </w:tabs>
+        <w:rPr>
+          <w:rFonts w:ascii="Times New Roman" w:hAnsi="Times New Roman" w:cs="Times New Roman"/>
+          <w:b/>
+          <w:bCs/>
+          <w:color w:val="215E99" w:themeColor="text2" w:themeTint="BF"/>
+          <w:sz w:val="32"/>
+          <w:szCs w:val="32"/>
+        </w:rPr>
+      </w:pPr>
+      <w:r>
+        <w:rPr>
+          <w:rFonts w:ascii="Times New Roman" w:hAnsi="Times New Roman" w:cs="Times New Roman"/>
+          <w:b/>
+          <w:bCs/>
+          <w:color w:val="215E99" w:themeColor="text2" w:themeTint="BF"/>
+          <w:sz w:val="32"/>
+          <w:szCs w:val="32"/>
+        </w:rPr>
+        <w:lastRenderedPageBreak/>
+        <w:t>Leader Vs Mentor Vs Manager</w:t>
+      </w:r>
+    </w:p>
+    <w:p>
+      <w:pPr>
+        <w:tabs>
+          <w:tab w:val="left" w:pos="1510"/>
+        </w:tabs>
+        <w:rPr>
+          <w:rFonts w:ascii="Times New Roman" w:hAnsi="Times New Roman" w:cs="Times New Roman"/>
+          <w:color w:val="0D0D0D" w:themeColor="text1" w:themeTint="F2"/>
+          <w:sz w:val="32"/>
+          <w:szCs w:val="32"/>
+        </w:rPr>
+      </w:pPr>
+      <w:r>
+        <w:rPr>
+          <w:rFonts w:ascii="Times New Roman" w:hAnsi="Times New Roman" w:cs="Times New Roman"/>
+          <w:b/>
+          <w:bCs/>
+          <w:color w:val="0D0D0D" w:themeColor="text1" w:themeTint="F2"/>
+          <w:sz w:val="32"/>
+          <w:szCs w:val="32"/>
+        </w:rPr>
+        <w:t>Leader:</w:t>
+      </w:r>
+      <w:r>
+        <w:rPr>
+          <w:rFonts w:ascii="Times New Roman" w:hAnsi="Times New Roman" w:cs="Times New Roman"/>
+          <w:color w:val="0D0D0D" w:themeColor="text1" w:themeTint="F2"/>
+          <w:sz w:val="32"/>
+          <w:szCs w:val="32"/>
+        </w:rPr>
+        <w:t xml:space="preserve"> A person who has knowledge and experience of the work and guides others. </w:t>
+      </w:r>
+    </w:p>
+    <w:p>
+      <w:pPr>
+        <w:tabs>
+          <w:tab w:val="left" w:pos="1510"/>
+        </w:tabs>
+        <w:rPr>
+          <w:rFonts w:ascii="Times New Roman" w:hAnsi="Times New Roman" w:cs="Times New Roman"/>
+          <w:color w:val="0D0D0D" w:themeColor="text1" w:themeTint="F2"/>
+          <w:sz w:val="32"/>
+          <w:szCs w:val="32"/>
+        </w:rPr>
+      </w:pPr>
+      <w:r>
+        <w:rPr>
+          <w:rFonts w:ascii="Times New Roman" w:hAnsi="Times New Roman" w:cs="Times New Roman"/>
+          <w:b/>
+          <w:bCs/>
+          <w:color w:val="0D0D0D" w:themeColor="text1" w:themeTint="F2"/>
+          <w:sz w:val="32"/>
+          <w:szCs w:val="32"/>
+        </w:rPr>
+        <w:t>Mentor:</w:t>
+      </w:r>
+      <w:r>
+        <w:rPr>
+          <w:rFonts w:ascii="Times New Roman" w:hAnsi="Times New Roman" w:cs="Times New Roman"/>
+          <w:color w:val="0D0D0D" w:themeColor="text1" w:themeTint="F2"/>
+          <w:sz w:val="32"/>
+          <w:szCs w:val="32"/>
+        </w:rPr>
+        <w:t xml:space="preserve"> A person who guides, teaches, and helps others improve their skills. </w:t>
+      </w:r>
+    </w:p>
+    <w:p>
+      <w:pPr>
+        <w:tabs>
+          <w:tab w:val="left" w:pos="1510"/>
+        </w:tabs>
+        <w:rPr>
+          <w:rFonts w:ascii="Times New Roman" w:hAnsi="Times New Roman" w:cs="Times New Roman"/>
+          <w:color w:val="0D0D0D" w:themeColor="text1" w:themeTint="F2"/>
+          <w:sz w:val="32"/>
+          <w:szCs w:val="32"/>
+        </w:rPr>
+      </w:pPr>
+      <w:r>
+        <w:rPr>
+          <w:rFonts w:ascii="Times New Roman" w:hAnsi="Times New Roman" w:cs="Times New Roman"/>
+          <w:b/>
+          <w:bCs/>
+          <w:color w:val="0D0D0D" w:themeColor="text1" w:themeTint="F2"/>
+          <w:sz w:val="32"/>
+          <w:szCs w:val="32"/>
+        </w:rPr>
+        <w:t>Manager:</w:t>
+      </w:r>
+      <w:r>
+        <w:rPr>
+          <w:rFonts w:ascii="Times New Roman" w:hAnsi="Times New Roman" w:cs="Times New Roman"/>
+          <w:color w:val="0D0D0D" w:themeColor="text1" w:themeTint="F2"/>
+          <w:sz w:val="32"/>
+          <w:szCs w:val="32"/>
+        </w:rPr>
+        <w:t xml:space="preserve"> A person who plans, organizes, and manages the work and takes responsibility for getting it done.</w:t>
+      </w:r>
+    </w:p>
+    <w:p>
+      <w:pPr>
+        <w:tabs>
+          <w:tab w:val="left" w:pos="1510"/>
+        </w:tabs>
+        <w:rPr>
+          <w:rFonts w:ascii="Times New Roman" w:hAnsi="Times New Roman" w:cs="Times New Roman"/>
+          <w:color w:val="0D0D0D" w:themeColor="text1" w:themeTint="F2"/>
+          <w:sz w:val="32"/>
+          <w:szCs w:val="32"/>
+        </w:rPr>
       </w:pPr>
     </w:p>
     <w:sectPr>
@@ -1508,6 +4616,56 @@
 </w:document>
 </file>
 
+<file path=word/endnotes.xml><?xml version="1.0" encoding="utf-8"?>
+<w:endnotes xmlns:wpc="http://schemas.microsoft.com/office/word/2010/wordprocessingCanvas" xmlns:cx="http://schemas.microsoft.com/office/drawing/2014/chartex" xmlns:cx1="http://schemas.microsoft.com/office/drawing/2015/9/8/chartex" xmlns:cx2="http://schemas.microsoft.com/office/drawing/2015/10/21/chartex" xmlns:cx3="http://schemas.microsoft.com/office/drawing/2016/5/9/chartex" xmlns:cx4="http://schemas.microsoft.com/office/drawing/2016/5/10/chartex" xmlns:cx5="http://schemas.microsoft.com/office/drawing/2016/5/11/chartex" xmlns:cx6="http://schemas.microsoft.com/office/drawing/2016/5/12/chartex" xmlns:cx7="http://schemas.microsoft.com/office/drawing/2016/5/13/chartex" xmlns:cx8="http://schemas.microsoft.com/office/drawing/2016/5/14/chartex" xmlns:mc="http://schemas.openxmlformats.org/markup-compatibility/2006" xmlns:aink="http://schemas.microsoft.com/office/drawing/2016/ink" xmlns:am3d="http://schemas.microsoft.com/office/drawing/2017/model3d" xmlns:o="urn:schemas-microsoft-com:office:office" xmlns:oel="http://schemas.microsoft.com/office/2019/extlst" xmlns:r="http://schemas.openxmlformats.org/officeDocument/2006/relationships" xmlns:m="http://schemas.openxmlformats.org/officeDocument/2006/math" xmlns:v="urn:schemas-microsoft-com:vml" xmlns:wp14="http://schemas.microsoft.com/office/word/2010/wordprocessingDrawing" xmlns:wp="http://schemas.openxmlformats.org/drawingml/2006/wordprocessingDrawing" xmlns:w10="urn:schemas-microsoft-com:office:word" xmlns:w="http://schemas.openxmlformats.org/wordprocessingml/2006/main" xmlns:w14="http://schemas.microsoft.com/office/word/2010/wordml" xmlns:w15="http://schemas.microsoft.com/office/word/2012/wordml" xmlns:w16cex="http://schemas.microsoft.com/office/word/2018/wordml/cex" xmlns:w16cid="http://schemas.microsoft.com/office/word/2016/wordml/cid" xmlns:w16="http://schemas.microsoft.com/office/word/2018/wordml" xmlns:w16du="http://schemas.microsoft.com/office/word/2023/wordml/word16du" xmlns:w16sdtdh="http://schemas.microsoft.com/office/word/2020/wordml/sdtdatahash" xmlns:w16sdtfl="http://schemas.microsoft.com/office/word/2024/wordml/sdtformatlock" xmlns:w16se="http://schemas.microsoft.com/office/word/2015/wordml/symex" xmlns:wpg="http://schemas.microsoft.com/office/word/2010/wordprocessingGroup" xmlns:wpi="http://schemas.microsoft.com/office/word/2010/wordprocessingInk" xmlns:wne="http://schemas.microsoft.com/office/word/2006/wordml" xmlns:wps="http://schemas.microsoft.com/office/word/2010/wordprocessingShape" mc:Ignorable="w14 w15 w16se w16cid w16 w16cex w16sdtdh w16sdtfl w16du wp14">
+  <w:endnote w:type="separator" w:id="-1">
+    <w:p>
+      <w:pPr>
+        <w:spacing w:after="0" w:line="240" w:lineRule="auto"/>
+      </w:pPr>
+      <w:r>
+        <w:separator/>
+      </w:r>
+    </w:p>
+  </w:endnote>
+  <w:endnote w:type="continuationSeparator" w:id="0">
+    <w:p>
+      <w:pPr>
+        <w:spacing w:after="0" w:line="240" w:lineRule="auto"/>
+      </w:pPr>
+      <w:r>
+        <w:continuationSeparator/>
+      </w:r>
+    </w:p>
+  </w:endnote>
+</w:endnotes>
+</file>
+
+<file path=word/footnotes.xml><?xml version="1.0" encoding="utf-8"?>
+<w:footnotes xmlns:wpc="http://schemas.microsoft.com/office/word/2010/wordprocessingCanvas" xmlns:cx="http://schemas.microsoft.com/office/drawing/2014/chartex" xmlns:cx1="http://schemas.microsoft.com/office/drawing/2015/9/8/chartex" xmlns:cx2="http://schemas.microsoft.com/office/drawing/2015/10/21/chartex" xmlns:cx3="http://schemas.microsoft.com/office/drawing/2016/5/9/chartex" xmlns:cx4="http://schemas.microsoft.com/office/drawing/2016/5/10/chartex" xmlns:cx5="http://schemas.microsoft.com/office/drawing/2016/5/11/chartex" xmlns:cx6="http://schemas.microsoft.com/office/drawing/2016/5/12/chartex" xmlns:cx7="http://schemas.microsoft.com/office/drawing/2016/5/13/chartex" xmlns:cx8="http://schemas.microsoft.com/office/drawing/2016/5/14/chartex" xmlns:mc="http://schemas.openxmlformats.org/markup-compatibility/2006" xmlns:aink="http://schemas.microsoft.com/office/drawing/2016/ink" xmlns:am3d="http://schemas.microsoft.com/office/drawing/2017/model3d" xmlns:o="urn:schemas-microsoft-com:office:office" xmlns:oel="http://schemas.microsoft.com/office/2019/extlst" xmlns:r="http://schemas.openxmlformats.org/officeDocument/2006/relationships" xmlns:m="http://schemas.openxmlformats.org/officeDocument/2006/math" xmlns:v="urn:schemas-microsoft-com:vml" xmlns:wp14="http://schemas.microsoft.com/office/word/2010/wordprocessingDrawing" xmlns:wp="http://schemas.openxmlformats.org/drawingml/2006/wordprocessingDrawing" xmlns:w10="urn:schemas-microsoft-com:office:word" xmlns:w="http://schemas.openxmlformats.org/wordprocessingml/2006/main" xmlns:w14="http://schemas.microsoft.com/office/word/2010/wordml" xmlns:w15="http://schemas.microsoft.com/office/word/2012/wordml" xmlns:w16cex="http://schemas.microsoft.com/office/word/2018/wordml/cex" xmlns:w16cid="http://schemas.microsoft.com/office/word/2016/wordml/cid" xmlns:w16="http://schemas.microsoft.com/office/word/2018/wordml" xmlns:w16du="http://schemas.microsoft.com/office/word/2023/wordml/word16du" xmlns:w16sdtdh="http://schemas.microsoft.com/office/word/2020/wordml/sdtdatahash" xmlns:w16sdtfl="http://schemas.microsoft.com/office/word/2024/wordml/sdtformatlock" xmlns:w16se="http://schemas.microsoft.com/office/word/2015/wordml/symex" xmlns:wpg="http://schemas.microsoft.com/office/word/2010/wordprocessingGroup" xmlns:wpi="http://schemas.microsoft.com/office/word/2010/wordprocessingInk" xmlns:wne="http://schemas.microsoft.com/office/word/2006/wordml" xmlns:wps="http://schemas.microsoft.com/office/word/2010/wordprocessingShape" mc:Ignorable="w14 w15 w16se w16cid w16 w16cex w16sdtdh w16sdtfl w16du wp14">
+  <w:footnote w:type="separator" w:id="-1">
+    <w:p>
+      <w:pPr>
+        <w:spacing w:after="0" w:line="240" w:lineRule="auto"/>
+      </w:pPr>
+      <w:r>
+        <w:separator/>
+      </w:r>
+    </w:p>
+  </w:footnote>
+  <w:footnote w:type="continuationSeparator" w:id="0">
+    <w:p>
+      <w:pPr>
+        <w:spacing w:after="0" w:line="240" w:lineRule="auto"/>
+      </w:pPr>
+      <w:r>
+        <w:continuationSeparator/>
+      </w:r>
+    </w:p>
+  </w:footnote>
+</w:footnotes>
+</file>
+
 <file path=word/numbering.xml><?xml version="1.0" encoding="utf-8"?>
 <w:numbering xmlns:wpc="http://schemas.microsoft.com/office/word/2010/wordprocessingCanvas" xmlns:cx="http://schemas.microsoft.com/office/drawing/2014/chartex" xmlns:cx1="http://schemas.microsoft.com/office/drawing/2015/9/8/chartex" xmlns:cx2="http://schemas.microsoft.com/office/drawing/2015/10/21/chartex" xmlns:cx3="http://schemas.microsoft.com/office/drawing/2016/5/9/chartex" xmlns:cx4="http://schemas.microsoft.com/office/drawing/2016/5/10/chartex" xmlns:cx5="http://schemas.microsoft.com/office/drawing/2016/5/11/chartex" xmlns:cx6="http://schemas.microsoft.com/office/drawing/2016/5/12/chartex" xmlns:cx7="http://schemas.microsoft.com/office/drawing/2016/5/13/chartex" xmlns:cx8="http://schemas.microsoft.com/office/drawing/2016/5/14/chartex" xmlns:mc="http://schemas.openxmlformats.org/markup-compatibility/2006" xmlns:aink="http://schemas.microsoft.com/office/drawing/2016/ink" xmlns:am3d="http://schemas.microsoft.com/office/drawing/2017/model3d" xmlns:o="urn:schemas-microsoft-com:office:office" xmlns:oel="http://schemas.microsoft.com/office/2019/extlst" xmlns:r="http://schemas.openxmlformats.org/officeDocument/2006/relationships" xmlns:m="http://schemas.openxmlformats.org/officeDocument/2006/math" xmlns:v="urn:schemas-microsoft-com:vml" xmlns:wp14="http://schemas.microsoft.com/office/word/2010/wordprocessingDrawing" xmlns:wp="http://schemas.openxmlformats.org/drawingml/2006/wordprocessingDrawing" xmlns:w10="urn:schemas-microsoft-com:office:word" xmlns:w="http://schemas.openxmlformats.org/wordprocessingml/2006/main" xmlns:w14="http://schemas.microsoft.com/office/word/2010/wordml" xmlns:w15="http://schemas.microsoft.com/office/word/2012/wordml" xmlns:w16cex="http://schemas.microsoft.com/office/word/2018/wordml/cex" xmlns:w16cid="http://schemas.microsoft.com/office/word/2016/wordml/cid" xmlns:w16="http://schemas.microsoft.com/office/word/2018/wordml" xmlns:w16du="http://schemas.microsoft.com/office/word/2023/wordml/word16du" xmlns:w16sdtdh="http://schemas.microsoft.com/office/word/2020/wordml/sdtdatahash" xmlns:w16sdtfl="http://schemas.microsoft.com/office/word/2024/wordml/sdtformatlock" xmlns:w16se="http://schemas.microsoft.com/office/word/2015/wordml/symex" xmlns:wpg="http://schemas.microsoft.com/office/word/2010/wordprocessingGroup" xmlns:wpi="http://schemas.microsoft.com/office/word/2010/wordprocessingInk" xmlns:wne="http://schemas.microsoft.com/office/word/2006/wordml" xmlns:wps="http://schemas.microsoft.com/office/word/2010/wordprocessingShape" mc:Ignorable="w14 w15 w16se w16cid w16 w16cex w16sdtdh w16sdtfl w16du wp14">
   <w:abstractNum w:abstractNumId="0" w15:restartNumberingAfterBreak="0">
@@ -1624,6 +4782,453 @@
     </w:lvl>
   </w:abstractNum>
   <w:abstractNum w:abstractNumId="1" w15:restartNumberingAfterBreak="0">
+    <w:nsid w:val="0C95541A"/>
+    <w:multiLevelType w:val="multilevel"/>
+    <w:tmpl w:val="49BE592C"/>
+    <w:lvl w:ilvl="0">
+      <w:start w:val="1"/>
+      <w:numFmt w:val="bullet"/>
+      <w:lvlText w:val=""/>
+      <w:lvlJc w:val="left"/>
+      <w:pPr>
+        <w:tabs>
+          <w:tab w:val="num" w:pos="720"/>
+        </w:tabs>
+        <w:ind w:left="720" w:hanging="360"/>
+      </w:pPr>
+      <w:rPr>
+        <w:rFonts w:ascii="Symbol" w:hAnsi="Symbol" w:hint="default"/>
+        <w:sz w:val="20"/>
+      </w:rPr>
+    </w:lvl>
+    <w:lvl w:ilvl="1" w:tentative="1">
+      <w:start w:val="1"/>
+      <w:numFmt w:val="bullet"/>
+      <w:lvlText w:val="o"/>
+      <w:lvlJc w:val="left"/>
+      <w:pPr>
+        <w:tabs>
+          <w:tab w:val="num" w:pos="1440"/>
+        </w:tabs>
+        <w:ind w:left="1440" w:hanging="360"/>
+      </w:pPr>
+      <w:rPr>
+        <w:rFonts w:ascii="Courier New" w:hAnsi="Courier New" w:hint="default"/>
+        <w:sz w:val="20"/>
+      </w:rPr>
+    </w:lvl>
+    <w:lvl w:ilvl="2" w:tentative="1">
+      <w:start w:val="1"/>
+      <w:numFmt w:val="bullet"/>
+      <w:lvlText w:val=""/>
+      <w:lvlJc w:val="left"/>
+      <w:pPr>
+        <w:tabs>
+          <w:tab w:val="num" w:pos="2160"/>
+        </w:tabs>
+        <w:ind w:left="2160" w:hanging="360"/>
+      </w:pPr>
+      <w:rPr>
+        <w:rFonts w:ascii="Wingdings" w:hAnsi="Wingdings" w:hint="default"/>
+        <w:sz w:val="20"/>
+      </w:rPr>
+    </w:lvl>
+    <w:lvl w:ilvl="3" w:tentative="1">
+      <w:start w:val="1"/>
+      <w:numFmt w:val="bullet"/>
+      <w:lvlText w:val=""/>
+      <w:lvlJc w:val="left"/>
+      <w:pPr>
+        <w:tabs>
+          <w:tab w:val="num" w:pos="2880"/>
+        </w:tabs>
+        <w:ind w:left="2880" w:hanging="360"/>
+      </w:pPr>
+      <w:rPr>
+        <w:rFonts w:ascii="Wingdings" w:hAnsi="Wingdings" w:hint="default"/>
+        <w:sz w:val="20"/>
+      </w:rPr>
+    </w:lvl>
+    <w:lvl w:ilvl="4" w:tentative="1">
+      <w:start w:val="1"/>
+      <w:numFmt w:val="bullet"/>
+      <w:lvlText w:val=""/>
+      <w:lvlJc w:val="left"/>
+      <w:pPr>
+        <w:tabs>
+          <w:tab w:val="num" w:pos="3600"/>
+        </w:tabs>
+        <w:ind w:left="3600" w:hanging="360"/>
+      </w:pPr>
+      <w:rPr>
+        <w:rFonts w:ascii="Wingdings" w:hAnsi="Wingdings" w:hint="default"/>
+        <w:sz w:val="20"/>
+      </w:rPr>
+    </w:lvl>
+    <w:lvl w:ilvl="5" w:tentative="1">
+      <w:start w:val="1"/>
+      <w:numFmt w:val="bullet"/>
+      <w:lvlText w:val=""/>
+      <w:lvlJc w:val="left"/>
+      <w:pPr>
+        <w:tabs>
+          <w:tab w:val="num" w:pos="4320"/>
+        </w:tabs>
+        <w:ind w:left="4320" w:hanging="360"/>
+      </w:pPr>
+      <w:rPr>
+        <w:rFonts w:ascii="Wingdings" w:hAnsi="Wingdings" w:hint="default"/>
+        <w:sz w:val="20"/>
+      </w:rPr>
+    </w:lvl>
+    <w:lvl w:ilvl="6" w:tentative="1">
+      <w:start w:val="1"/>
+      <w:numFmt w:val="bullet"/>
+      <w:lvlText w:val=""/>
+      <w:lvlJc w:val="left"/>
+      <w:pPr>
+        <w:tabs>
+          <w:tab w:val="num" w:pos="5040"/>
+        </w:tabs>
+        <w:ind w:left="5040" w:hanging="360"/>
+      </w:pPr>
+      <w:rPr>
+        <w:rFonts w:ascii="Wingdings" w:hAnsi="Wingdings" w:hint="default"/>
+        <w:sz w:val="20"/>
+      </w:rPr>
+    </w:lvl>
+    <w:lvl w:ilvl="7" w:tentative="1">
+      <w:start w:val="1"/>
+      <w:numFmt w:val="bullet"/>
+      <w:lvlText w:val=""/>
+      <w:lvlJc w:val="left"/>
+      <w:pPr>
+        <w:tabs>
+          <w:tab w:val="num" w:pos="5760"/>
+        </w:tabs>
+        <w:ind w:left="5760" w:hanging="360"/>
+      </w:pPr>
+      <w:rPr>
+        <w:rFonts w:ascii="Wingdings" w:hAnsi="Wingdings" w:hint="default"/>
+        <w:sz w:val="20"/>
+      </w:rPr>
+    </w:lvl>
+    <w:lvl w:ilvl="8" w:tentative="1">
+      <w:start w:val="1"/>
+      <w:numFmt w:val="bullet"/>
+      <w:lvlText w:val=""/>
+      <w:lvlJc w:val="left"/>
+      <w:pPr>
+        <w:tabs>
+          <w:tab w:val="num" w:pos="6480"/>
+        </w:tabs>
+        <w:ind w:left="6480" w:hanging="360"/>
+      </w:pPr>
+      <w:rPr>
+        <w:rFonts w:ascii="Wingdings" w:hAnsi="Wingdings" w:hint="default"/>
+        <w:sz w:val="20"/>
+      </w:rPr>
+    </w:lvl>
+  </w:abstractNum>
+  <w:abstractNum w:abstractNumId="2" w15:restartNumberingAfterBreak="0">
+    <w:nsid w:val="171C5259"/>
+    <w:multiLevelType w:val="multilevel"/>
+    <w:tmpl w:val="CA9AF654"/>
+    <w:lvl w:ilvl="0">
+      <w:start w:val="1"/>
+      <w:numFmt w:val="bullet"/>
+      <w:lvlText w:val=""/>
+      <w:lvlJc w:val="left"/>
+      <w:pPr>
+        <w:tabs>
+          <w:tab w:val="num" w:pos="720"/>
+        </w:tabs>
+        <w:ind w:left="720" w:hanging="360"/>
+      </w:pPr>
+      <w:rPr>
+        <w:rFonts w:ascii="Symbol" w:hAnsi="Symbol" w:hint="default"/>
+        <w:sz w:val="20"/>
+      </w:rPr>
+    </w:lvl>
+    <w:lvl w:ilvl="1" w:tentative="1">
+      <w:start w:val="1"/>
+      <w:numFmt w:val="bullet"/>
+      <w:lvlText w:val="o"/>
+      <w:lvlJc w:val="left"/>
+      <w:pPr>
+        <w:tabs>
+          <w:tab w:val="num" w:pos="1440"/>
+        </w:tabs>
+        <w:ind w:left="1440" w:hanging="360"/>
+      </w:pPr>
+      <w:rPr>
+        <w:rFonts w:ascii="Courier New" w:hAnsi="Courier New" w:hint="default"/>
+        <w:sz w:val="20"/>
+      </w:rPr>
+    </w:lvl>
+    <w:lvl w:ilvl="2" w:tentative="1">
+      <w:start w:val="1"/>
+      <w:numFmt w:val="bullet"/>
+      <w:lvlText w:val=""/>
+      <w:lvlJc w:val="left"/>
+      <w:pPr>
+        <w:tabs>
+          <w:tab w:val="num" w:pos="2160"/>
+        </w:tabs>
+        <w:ind w:left="2160" w:hanging="360"/>
+      </w:pPr>
+      <w:rPr>
+        <w:rFonts w:ascii="Wingdings" w:hAnsi="Wingdings" w:hint="default"/>
+        <w:sz w:val="20"/>
+      </w:rPr>
+    </w:lvl>
+    <w:lvl w:ilvl="3" w:tentative="1">
+      <w:start w:val="1"/>
+      <w:numFmt w:val="bullet"/>
+      <w:lvlText w:val=""/>
+      <w:lvlJc w:val="left"/>
+      <w:pPr>
+        <w:tabs>
+          <w:tab w:val="num" w:pos="2880"/>
+        </w:tabs>
+        <w:ind w:left="2880" w:hanging="360"/>
+      </w:pPr>
+      <w:rPr>
+        <w:rFonts w:ascii="Wingdings" w:hAnsi="Wingdings" w:hint="default"/>
+        <w:sz w:val="20"/>
+      </w:rPr>
+    </w:lvl>
+    <w:lvl w:ilvl="4" w:tentative="1">
+      <w:start w:val="1"/>
+      <w:numFmt w:val="bullet"/>
+      <w:lvlText w:val=""/>
+      <w:lvlJc w:val="left"/>
+      <w:pPr>
+        <w:tabs>
+          <w:tab w:val="num" w:pos="3600"/>
+        </w:tabs>
+        <w:ind w:left="3600" w:hanging="360"/>
+      </w:pPr>
+      <w:rPr>
+        <w:rFonts w:ascii="Wingdings" w:hAnsi="Wingdings" w:hint="default"/>
+        <w:sz w:val="20"/>
+      </w:rPr>
+    </w:lvl>
+    <w:lvl w:ilvl="5" w:tentative="1">
+      <w:start w:val="1"/>
+      <w:numFmt w:val="bullet"/>
+      <w:lvlText w:val=""/>
+      <w:lvlJc w:val="left"/>
+      <w:pPr>
+        <w:tabs>
+          <w:tab w:val="num" w:pos="4320"/>
+        </w:tabs>
+        <w:ind w:left="4320" w:hanging="360"/>
+      </w:pPr>
+      <w:rPr>
+        <w:rFonts w:ascii="Wingdings" w:hAnsi="Wingdings" w:hint="default"/>
+        <w:sz w:val="20"/>
+      </w:rPr>
+    </w:lvl>
+    <w:lvl w:ilvl="6" w:tentative="1">
+      <w:start w:val="1"/>
+      <w:numFmt w:val="bullet"/>
+      <w:lvlText w:val=""/>
+      <w:lvlJc w:val="left"/>
+      <w:pPr>
+        <w:tabs>
+          <w:tab w:val="num" w:pos="5040"/>
+        </w:tabs>
+        <w:ind w:left="5040" w:hanging="360"/>
+      </w:pPr>
+      <w:rPr>
+        <w:rFonts w:ascii="Wingdings" w:hAnsi="Wingdings" w:hint="default"/>
+        <w:sz w:val="20"/>
+      </w:rPr>
+    </w:lvl>
+    <w:lvl w:ilvl="7" w:tentative="1">
+      <w:start w:val="1"/>
+      <w:numFmt w:val="bullet"/>
+      <w:lvlText w:val=""/>
+      <w:lvlJc w:val="left"/>
+      <w:pPr>
+        <w:tabs>
+          <w:tab w:val="num" w:pos="5760"/>
+        </w:tabs>
+        <w:ind w:left="5760" w:hanging="360"/>
+      </w:pPr>
+      <w:rPr>
+        <w:rFonts w:ascii="Wingdings" w:hAnsi="Wingdings" w:hint="default"/>
+        <w:sz w:val="20"/>
+      </w:rPr>
+    </w:lvl>
+    <w:lvl w:ilvl="8" w:tentative="1">
+      <w:start w:val="1"/>
+      <w:numFmt w:val="bullet"/>
+      <w:lvlText w:val=""/>
+      <w:lvlJc w:val="left"/>
+      <w:pPr>
+        <w:tabs>
+          <w:tab w:val="num" w:pos="6480"/>
+        </w:tabs>
+        <w:ind w:left="6480" w:hanging="360"/>
+      </w:pPr>
+      <w:rPr>
+        <w:rFonts w:ascii="Wingdings" w:hAnsi="Wingdings" w:hint="default"/>
+        <w:sz w:val="20"/>
+      </w:rPr>
+    </w:lvl>
+  </w:abstractNum>
+  <w:abstractNum w:abstractNumId="3" w15:restartNumberingAfterBreak="0">
+    <w:nsid w:val="1921410B"/>
+    <w:multiLevelType w:val="multilevel"/>
+    <w:tmpl w:val="F2A65CE6"/>
+    <w:lvl w:ilvl="0">
+      <w:start w:val="1"/>
+      <w:numFmt w:val="bullet"/>
+      <w:lvlText w:val=""/>
+      <w:lvlJc w:val="left"/>
+      <w:pPr>
+        <w:tabs>
+          <w:tab w:val="num" w:pos="720"/>
+        </w:tabs>
+        <w:ind w:left="720" w:hanging="360"/>
+      </w:pPr>
+      <w:rPr>
+        <w:rFonts w:ascii="Symbol" w:hAnsi="Symbol" w:hint="default"/>
+        <w:sz w:val="20"/>
+      </w:rPr>
+    </w:lvl>
+    <w:lvl w:ilvl="1" w:tentative="1">
+      <w:start w:val="1"/>
+      <w:numFmt w:val="bullet"/>
+      <w:lvlText w:val="o"/>
+      <w:lvlJc w:val="left"/>
+      <w:pPr>
+        <w:tabs>
+          <w:tab w:val="num" w:pos="1440"/>
+        </w:tabs>
+        <w:ind w:left="1440" w:hanging="360"/>
+      </w:pPr>
+      <w:rPr>
+        <w:rFonts w:ascii="Courier New" w:hAnsi="Courier New" w:hint="default"/>
+        <w:sz w:val="20"/>
+      </w:rPr>
+    </w:lvl>
+    <w:lvl w:ilvl="2" w:tentative="1">
+      <w:start w:val="1"/>
+      <w:numFmt w:val="bullet"/>
+      <w:lvlText w:val=""/>
+      <w:lvlJc w:val="left"/>
+      <w:pPr>
+        <w:tabs>
+          <w:tab w:val="num" w:pos="2160"/>
+        </w:tabs>
+        <w:ind w:left="2160" w:hanging="360"/>
+      </w:pPr>
+      <w:rPr>
+        <w:rFonts w:ascii="Wingdings" w:hAnsi="Wingdings" w:hint="default"/>
+        <w:sz w:val="20"/>
+      </w:rPr>
+    </w:lvl>
+    <w:lvl w:ilvl="3" w:tentative="1">
+      <w:start w:val="1"/>
+      <w:numFmt w:val="bullet"/>
+      <w:lvlText w:val=""/>
+      <w:lvlJc w:val="left"/>
+      <w:pPr>
+        <w:tabs>
+          <w:tab w:val="num" w:pos="2880"/>
+        </w:tabs>
+        <w:ind w:left="2880" w:hanging="360"/>
+      </w:pPr>
+      <w:rPr>
+        <w:rFonts w:ascii="Wingdings" w:hAnsi="Wingdings" w:hint="default"/>
+        <w:sz w:val="20"/>
+      </w:rPr>
+    </w:lvl>
+    <w:lvl w:ilvl="4" w:tentative="1">
+      <w:start w:val="1"/>
+      <w:numFmt w:val="bullet"/>
+      <w:lvlText w:val=""/>
+      <w:lvlJc w:val="left"/>
+      <w:pPr>
+        <w:tabs>
+          <w:tab w:val="num" w:pos="3600"/>
+        </w:tabs>
+        <w:ind w:left="3600" w:hanging="360"/>
+      </w:pPr>
+      <w:rPr>
+        <w:rFonts w:ascii="Wingdings" w:hAnsi="Wingdings" w:hint="default"/>
+        <w:sz w:val="20"/>
+      </w:rPr>
+    </w:lvl>
+    <w:lvl w:ilvl="5" w:tentative="1">
+      <w:start w:val="1"/>
+      <w:numFmt w:val="bullet"/>
+      <w:lvlText w:val=""/>
+      <w:lvlJc w:val="left"/>
+      <w:pPr>
+        <w:tabs>
+          <w:tab w:val="num" w:pos="4320"/>
+        </w:tabs>
+        <w:ind w:left="4320" w:hanging="360"/>
+      </w:pPr>
+      <w:rPr>
+        <w:rFonts w:ascii="Wingdings" w:hAnsi="Wingdings" w:hint="default"/>
+        <w:sz w:val="20"/>
+      </w:rPr>
+    </w:lvl>
+    <w:lvl w:ilvl="6" w:tentative="1">
+      <w:start w:val="1"/>
+      <w:numFmt w:val="bullet"/>
+      <w:lvlText w:val=""/>
+      <w:lvlJc w:val="left"/>
+      <w:pPr>
+        <w:tabs>
+          <w:tab w:val="num" w:pos="5040"/>
+        </w:tabs>
+        <w:ind w:left="5040" w:hanging="360"/>
+      </w:pPr>
+      <w:rPr>
+        <w:rFonts w:ascii="Wingdings" w:hAnsi="Wingdings" w:hint="default"/>
+        <w:sz w:val="20"/>
+      </w:rPr>
+    </w:lvl>
+    <w:lvl w:ilvl="7" w:tentative="1">
+      <w:start w:val="1"/>
+      <w:numFmt w:val="bullet"/>
+      <w:lvlText w:val=""/>
+      <w:lvlJc w:val="left"/>
+      <w:pPr>
+        <w:tabs>
+          <w:tab w:val="num" w:pos="5760"/>
+        </w:tabs>
+        <w:ind w:left="5760" w:hanging="360"/>
+      </w:pPr>
+      <w:rPr>
+        <w:rFonts w:ascii="Wingdings" w:hAnsi="Wingdings" w:hint="default"/>
+        <w:sz w:val="20"/>
+      </w:rPr>
+    </w:lvl>
+    <w:lvl w:ilvl="8" w:tentative="1">
+      <w:start w:val="1"/>
+      <w:numFmt w:val="bullet"/>
+      <w:lvlText w:val=""/>
+      <w:lvlJc w:val="left"/>
+      <w:pPr>
+        <w:tabs>
+          <w:tab w:val="num" w:pos="6480"/>
+        </w:tabs>
+        <w:ind w:left="6480" w:hanging="360"/>
+      </w:pPr>
+      <w:rPr>
+        <w:rFonts w:ascii="Wingdings" w:hAnsi="Wingdings" w:hint="default"/>
+        <w:sz w:val="20"/>
+      </w:rPr>
+    </w:lvl>
+  </w:abstractNum>
+  <w:abstractNum w:abstractNumId="4" w15:restartNumberingAfterBreak="0">
     <w:nsid w:val="1E2411EA"/>
     <w:multiLevelType w:val="multilevel"/>
     <w:tmpl w:val="233AAA6A"/>
@@ -1772,7 +5377,608 @@
       </w:rPr>
     </w:lvl>
   </w:abstractNum>
-  <w:abstractNum w:abstractNumId="2" w15:restartNumberingAfterBreak="0">
+  <w:abstractNum w:abstractNumId="5" w15:restartNumberingAfterBreak="0">
+    <w:nsid w:val="1E333329"/>
+    <w:multiLevelType w:val="hybridMultilevel"/>
+    <w:tmpl w:val="DEE45406"/>
+    <w:lvl w:ilvl="0" w:tplc="04090001">
+      <w:start w:val="1"/>
+      <w:numFmt w:val="bullet"/>
+      <w:lvlText w:val=""/>
+      <w:lvlJc w:val="left"/>
+      <w:pPr>
+        <w:ind w:left="720" w:hanging="360"/>
+      </w:pPr>
+      <w:rPr>
+        <w:rFonts w:ascii="Symbol" w:hAnsi="Symbol" w:hint="default"/>
+      </w:rPr>
+    </w:lvl>
+    <w:lvl w:ilvl="1" w:tplc="04090003" w:tentative="1">
+      <w:start w:val="1"/>
+      <w:numFmt w:val="bullet"/>
+      <w:lvlText w:val="o"/>
+      <w:lvlJc w:val="left"/>
+      <w:pPr>
+        <w:ind w:left="1440" w:hanging="360"/>
+      </w:pPr>
+      <w:rPr>
+        <w:rFonts w:ascii="Courier New" w:hAnsi="Courier New" w:cs="Courier New" w:hint="default"/>
+      </w:rPr>
+    </w:lvl>
+    <w:lvl w:ilvl="2" w:tplc="04090005" w:tentative="1">
+      <w:start w:val="1"/>
+      <w:numFmt w:val="bullet"/>
+      <w:lvlText w:val=""/>
+      <w:lvlJc w:val="left"/>
+      <w:pPr>
+        <w:ind w:left="2160" w:hanging="360"/>
+      </w:pPr>
+      <w:rPr>
+        <w:rFonts w:ascii="Wingdings" w:hAnsi="Wingdings" w:hint="default"/>
+      </w:rPr>
+    </w:lvl>
+    <w:lvl w:ilvl="3" w:tplc="04090001" w:tentative="1">
+      <w:start w:val="1"/>
+      <w:numFmt w:val="bullet"/>
+      <w:lvlText w:val=""/>
+      <w:lvlJc w:val="left"/>
+      <w:pPr>
+        <w:ind w:left="2880" w:hanging="360"/>
+      </w:pPr>
+      <w:rPr>
+        <w:rFonts w:ascii="Symbol" w:hAnsi="Symbol" w:hint="default"/>
+      </w:rPr>
+    </w:lvl>
+    <w:lvl w:ilvl="4" w:tplc="04090003" w:tentative="1">
+      <w:start w:val="1"/>
+      <w:numFmt w:val="bullet"/>
+      <w:lvlText w:val="o"/>
+      <w:lvlJc w:val="left"/>
+      <w:pPr>
+        <w:ind w:left="3600" w:hanging="360"/>
+      </w:pPr>
+      <w:rPr>
+        <w:rFonts w:ascii="Courier New" w:hAnsi="Courier New" w:cs="Courier New" w:hint="default"/>
+      </w:rPr>
+    </w:lvl>
+    <w:lvl w:ilvl="5" w:tplc="04090005" w:tentative="1">
+      <w:start w:val="1"/>
+      <w:numFmt w:val="bullet"/>
+      <w:lvlText w:val=""/>
+      <w:lvlJc w:val="left"/>
+      <w:pPr>
+        <w:ind w:left="4320" w:hanging="360"/>
+      </w:pPr>
+      <w:rPr>
+        <w:rFonts w:ascii="Wingdings" w:hAnsi="Wingdings" w:hint="default"/>
+      </w:rPr>
+    </w:lvl>
+    <w:lvl w:ilvl="6" w:tplc="04090001" w:tentative="1">
+      <w:start w:val="1"/>
+      <w:numFmt w:val="bullet"/>
+      <w:lvlText w:val=""/>
+      <w:lvlJc w:val="left"/>
+      <w:pPr>
+        <w:ind w:left="5040" w:hanging="360"/>
+      </w:pPr>
+      <w:rPr>
+        <w:rFonts w:ascii="Symbol" w:hAnsi="Symbol" w:hint="default"/>
+      </w:rPr>
+    </w:lvl>
+    <w:lvl w:ilvl="7" w:tplc="04090003" w:tentative="1">
+      <w:start w:val="1"/>
+      <w:numFmt w:val="bullet"/>
+      <w:lvlText w:val="o"/>
+      <w:lvlJc w:val="left"/>
+      <w:pPr>
+        <w:ind w:left="5760" w:hanging="360"/>
+      </w:pPr>
+      <w:rPr>
+        <w:rFonts w:ascii="Courier New" w:hAnsi="Courier New" w:cs="Courier New" w:hint="default"/>
+      </w:rPr>
+    </w:lvl>
+    <w:lvl w:ilvl="8" w:tplc="04090005" w:tentative="1">
+      <w:start w:val="1"/>
+      <w:numFmt w:val="bullet"/>
+      <w:lvlText w:val=""/>
+      <w:lvlJc w:val="left"/>
+      <w:pPr>
+        <w:ind w:left="6480" w:hanging="360"/>
+      </w:pPr>
+      <w:rPr>
+        <w:rFonts w:ascii="Wingdings" w:hAnsi="Wingdings" w:hint="default"/>
+      </w:rPr>
+    </w:lvl>
+  </w:abstractNum>
+  <w:abstractNum w:abstractNumId="6" w15:restartNumberingAfterBreak="0">
+    <w:nsid w:val="1FFF3AB0"/>
+    <w:multiLevelType w:val="multilevel"/>
+    <w:tmpl w:val="7D662324"/>
+    <w:lvl w:ilvl="0">
+      <w:start w:val="1"/>
+      <w:numFmt w:val="bullet"/>
+      <w:lvlText w:val=""/>
+      <w:lvlJc w:val="left"/>
+      <w:pPr>
+        <w:tabs>
+          <w:tab w:val="num" w:pos="720"/>
+        </w:tabs>
+        <w:ind w:left="720" w:hanging="360"/>
+      </w:pPr>
+      <w:rPr>
+        <w:rFonts w:ascii="Symbol" w:hAnsi="Symbol" w:hint="default"/>
+        <w:sz w:val="20"/>
+      </w:rPr>
+    </w:lvl>
+    <w:lvl w:ilvl="1" w:tentative="1">
+      <w:start w:val="1"/>
+      <w:numFmt w:val="bullet"/>
+      <w:lvlText w:val="o"/>
+      <w:lvlJc w:val="left"/>
+      <w:pPr>
+        <w:tabs>
+          <w:tab w:val="num" w:pos="1440"/>
+        </w:tabs>
+        <w:ind w:left="1440" w:hanging="360"/>
+      </w:pPr>
+      <w:rPr>
+        <w:rFonts w:ascii="Courier New" w:hAnsi="Courier New" w:hint="default"/>
+        <w:sz w:val="20"/>
+      </w:rPr>
+    </w:lvl>
+    <w:lvl w:ilvl="2" w:tentative="1">
+      <w:start w:val="1"/>
+      <w:numFmt w:val="bullet"/>
+      <w:lvlText w:val=""/>
+      <w:lvlJc w:val="left"/>
+      <w:pPr>
+        <w:tabs>
+          <w:tab w:val="num" w:pos="2160"/>
+        </w:tabs>
+        <w:ind w:left="2160" w:hanging="360"/>
+      </w:pPr>
+      <w:rPr>
+        <w:rFonts w:ascii="Wingdings" w:hAnsi="Wingdings" w:hint="default"/>
+        <w:sz w:val="20"/>
+      </w:rPr>
+    </w:lvl>
+    <w:lvl w:ilvl="3" w:tentative="1">
+      <w:start w:val="1"/>
+      <w:numFmt w:val="bullet"/>
+      <w:lvlText w:val=""/>
+      <w:lvlJc w:val="left"/>
+      <w:pPr>
+        <w:tabs>
+          <w:tab w:val="num" w:pos="2880"/>
+        </w:tabs>
+        <w:ind w:left="2880" w:hanging="360"/>
+      </w:pPr>
+      <w:rPr>
+        <w:rFonts w:ascii="Wingdings" w:hAnsi="Wingdings" w:hint="default"/>
+        <w:sz w:val="20"/>
+      </w:rPr>
+    </w:lvl>
+    <w:lvl w:ilvl="4" w:tentative="1">
+      <w:start w:val="1"/>
+      <w:numFmt w:val="bullet"/>
+      <w:lvlText w:val=""/>
+      <w:lvlJc w:val="left"/>
+      <w:pPr>
+        <w:tabs>
+          <w:tab w:val="num" w:pos="3600"/>
+        </w:tabs>
+        <w:ind w:left="3600" w:hanging="360"/>
+      </w:pPr>
+      <w:rPr>
+        <w:rFonts w:ascii="Wingdings" w:hAnsi="Wingdings" w:hint="default"/>
+        <w:sz w:val="20"/>
+      </w:rPr>
+    </w:lvl>
+    <w:lvl w:ilvl="5" w:tentative="1">
+      <w:start w:val="1"/>
+      <w:numFmt w:val="bullet"/>
+      <w:lvlText w:val=""/>
+      <w:lvlJc w:val="left"/>
+      <w:pPr>
+        <w:tabs>
+          <w:tab w:val="num" w:pos="4320"/>
+        </w:tabs>
+        <w:ind w:left="4320" w:hanging="360"/>
+      </w:pPr>
+      <w:rPr>
+        <w:rFonts w:ascii="Wingdings" w:hAnsi="Wingdings" w:hint="default"/>
+        <w:sz w:val="20"/>
+      </w:rPr>
+    </w:lvl>
+    <w:lvl w:ilvl="6" w:tentative="1">
+      <w:start w:val="1"/>
+      <w:numFmt w:val="bullet"/>
+      <w:lvlText w:val=""/>
+      <w:lvlJc w:val="left"/>
+      <w:pPr>
+        <w:tabs>
+          <w:tab w:val="num" w:pos="5040"/>
+        </w:tabs>
+        <w:ind w:left="5040" w:hanging="360"/>
+      </w:pPr>
+      <w:rPr>
+        <w:rFonts w:ascii="Wingdings" w:hAnsi="Wingdings" w:hint="default"/>
+        <w:sz w:val="20"/>
+      </w:rPr>
+    </w:lvl>
+    <w:lvl w:ilvl="7" w:tentative="1">
+      <w:start w:val="1"/>
+      <w:numFmt w:val="bullet"/>
+      <w:lvlText w:val=""/>
+      <w:lvlJc w:val="left"/>
+      <w:pPr>
+        <w:tabs>
+          <w:tab w:val="num" w:pos="5760"/>
+        </w:tabs>
+        <w:ind w:left="5760" w:hanging="360"/>
+      </w:pPr>
+      <w:rPr>
+        <w:rFonts w:ascii="Wingdings" w:hAnsi="Wingdings" w:hint="default"/>
+        <w:sz w:val="20"/>
+      </w:rPr>
+    </w:lvl>
+    <w:lvl w:ilvl="8" w:tentative="1">
+      <w:start w:val="1"/>
+      <w:numFmt w:val="bullet"/>
+      <w:lvlText w:val=""/>
+      <w:lvlJc w:val="left"/>
+      <w:pPr>
+        <w:tabs>
+          <w:tab w:val="num" w:pos="6480"/>
+        </w:tabs>
+        <w:ind w:left="6480" w:hanging="360"/>
+      </w:pPr>
+      <w:rPr>
+        <w:rFonts w:ascii="Wingdings" w:hAnsi="Wingdings" w:hint="default"/>
+        <w:sz w:val="20"/>
+      </w:rPr>
+    </w:lvl>
+  </w:abstractNum>
+  <w:abstractNum w:abstractNumId="7" w15:restartNumberingAfterBreak="0">
+    <w:nsid w:val="28807FB8"/>
+    <w:multiLevelType w:val="hybridMultilevel"/>
+    <w:tmpl w:val="0AC0DE22"/>
+    <w:lvl w:ilvl="0" w:tplc="04090001">
+      <w:start w:val="1"/>
+      <w:numFmt w:val="bullet"/>
+      <w:lvlText w:val=""/>
+      <w:lvlJc w:val="left"/>
+      <w:pPr>
+        <w:ind w:left="720" w:hanging="360"/>
+      </w:pPr>
+      <w:rPr>
+        <w:rFonts w:ascii="Symbol" w:hAnsi="Symbol" w:hint="default"/>
+      </w:rPr>
+    </w:lvl>
+    <w:lvl w:ilvl="1" w:tplc="04090003" w:tentative="1">
+      <w:start w:val="1"/>
+      <w:numFmt w:val="bullet"/>
+      <w:lvlText w:val="o"/>
+      <w:lvlJc w:val="left"/>
+      <w:pPr>
+        <w:ind w:left="1440" w:hanging="360"/>
+      </w:pPr>
+      <w:rPr>
+        <w:rFonts w:ascii="Courier New" w:hAnsi="Courier New" w:cs="Courier New" w:hint="default"/>
+      </w:rPr>
+    </w:lvl>
+    <w:lvl w:ilvl="2" w:tplc="04090005" w:tentative="1">
+      <w:start w:val="1"/>
+      <w:numFmt w:val="bullet"/>
+      <w:lvlText w:val=""/>
+      <w:lvlJc w:val="left"/>
+      <w:pPr>
+        <w:ind w:left="2160" w:hanging="360"/>
+      </w:pPr>
+      <w:rPr>
+        <w:rFonts w:ascii="Wingdings" w:hAnsi="Wingdings" w:hint="default"/>
+      </w:rPr>
+    </w:lvl>
+    <w:lvl w:ilvl="3" w:tplc="04090001" w:tentative="1">
+      <w:start w:val="1"/>
+      <w:numFmt w:val="bullet"/>
+      <w:lvlText w:val=""/>
+      <w:lvlJc w:val="left"/>
+      <w:pPr>
+        <w:ind w:left="2880" w:hanging="360"/>
+      </w:pPr>
+      <w:rPr>
+        <w:rFonts w:ascii="Symbol" w:hAnsi="Symbol" w:hint="default"/>
+      </w:rPr>
+    </w:lvl>
+    <w:lvl w:ilvl="4" w:tplc="04090003" w:tentative="1">
+      <w:start w:val="1"/>
+      <w:numFmt w:val="bullet"/>
+      <w:lvlText w:val="o"/>
+      <w:lvlJc w:val="left"/>
+      <w:pPr>
+        <w:ind w:left="3600" w:hanging="360"/>
+      </w:pPr>
+      <w:rPr>
+        <w:rFonts w:ascii="Courier New" w:hAnsi="Courier New" w:cs="Courier New" w:hint="default"/>
+      </w:rPr>
+    </w:lvl>
+    <w:lvl w:ilvl="5" w:tplc="04090005" w:tentative="1">
+      <w:start w:val="1"/>
+      <w:numFmt w:val="bullet"/>
+      <w:lvlText w:val=""/>
+      <w:lvlJc w:val="left"/>
+      <w:pPr>
+        <w:ind w:left="4320" w:hanging="360"/>
+      </w:pPr>
+      <w:rPr>
+        <w:rFonts w:ascii="Wingdings" w:hAnsi="Wingdings" w:hint="default"/>
+      </w:rPr>
+    </w:lvl>
+    <w:lvl w:ilvl="6" w:tplc="04090001" w:tentative="1">
+      <w:start w:val="1"/>
+      <w:numFmt w:val="bullet"/>
+      <w:lvlText w:val=""/>
+      <w:lvlJc w:val="left"/>
+      <w:pPr>
+        <w:ind w:left="5040" w:hanging="360"/>
+      </w:pPr>
+      <w:rPr>
+        <w:rFonts w:ascii="Symbol" w:hAnsi="Symbol" w:hint="default"/>
+      </w:rPr>
+    </w:lvl>
+    <w:lvl w:ilvl="7" w:tplc="04090003" w:tentative="1">
+      <w:start w:val="1"/>
+      <w:numFmt w:val="bullet"/>
+      <w:lvlText w:val="o"/>
+      <w:lvlJc w:val="left"/>
+      <w:pPr>
+        <w:ind w:left="5760" w:hanging="360"/>
+      </w:pPr>
+      <w:rPr>
+        <w:rFonts w:ascii="Courier New" w:hAnsi="Courier New" w:cs="Courier New" w:hint="default"/>
+      </w:rPr>
+    </w:lvl>
+    <w:lvl w:ilvl="8" w:tplc="04090005" w:tentative="1">
+      <w:start w:val="1"/>
+      <w:numFmt w:val="bullet"/>
+      <w:lvlText w:val=""/>
+      <w:lvlJc w:val="left"/>
+      <w:pPr>
+        <w:ind w:left="6480" w:hanging="360"/>
+      </w:pPr>
+      <w:rPr>
+        <w:rFonts w:ascii="Wingdings" w:hAnsi="Wingdings" w:hint="default"/>
+      </w:rPr>
+    </w:lvl>
+  </w:abstractNum>
+  <w:abstractNum w:abstractNumId="8" w15:restartNumberingAfterBreak="0">
+    <w:nsid w:val="2B436B4A"/>
+    <w:multiLevelType w:val="hybridMultilevel"/>
+    <w:tmpl w:val="624C8656"/>
+    <w:lvl w:ilvl="0" w:tplc="04090001">
+      <w:start w:val="1"/>
+      <w:numFmt w:val="bullet"/>
+      <w:lvlText w:val=""/>
+      <w:lvlJc w:val="left"/>
+      <w:pPr>
+        <w:ind w:left="720" w:hanging="360"/>
+      </w:pPr>
+      <w:rPr>
+        <w:rFonts w:ascii="Symbol" w:hAnsi="Symbol" w:hint="default"/>
+      </w:rPr>
+    </w:lvl>
+    <w:lvl w:ilvl="1" w:tplc="04090003" w:tentative="1">
+      <w:start w:val="1"/>
+      <w:numFmt w:val="bullet"/>
+      <w:lvlText w:val="o"/>
+      <w:lvlJc w:val="left"/>
+      <w:pPr>
+        <w:ind w:left="1440" w:hanging="360"/>
+      </w:pPr>
+      <w:rPr>
+        <w:rFonts w:ascii="Courier New" w:hAnsi="Courier New" w:cs="Courier New" w:hint="default"/>
+      </w:rPr>
+    </w:lvl>
+    <w:lvl w:ilvl="2" w:tplc="04090005" w:tentative="1">
+      <w:start w:val="1"/>
+      <w:numFmt w:val="bullet"/>
+      <w:lvlText w:val=""/>
+      <w:lvlJc w:val="left"/>
+      <w:pPr>
+        <w:ind w:left="2160" w:hanging="360"/>
+      </w:pPr>
+      <w:rPr>
+        <w:rFonts w:ascii="Wingdings" w:hAnsi="Wingdings" w:hint="default"/>
+      </w:rPr>
+    </w:lvl>
+    <w:lvl w:ilvl="3" w:tplc="04090001" w:tentative="1">
+      <w:start w:val="1"/>
+      <w:numFmt w:val="bullet"/>
+      <w:lvlText w:val=""/>
+      <w:lvlJc w:val="left"/>
+      <w:pPr>
+        <w:ind w:left="2880" w:hanging="360"/>
+      </w:pPr>
+      <w:rPr>
+        <w:rFonts w:ascii="Symbol" w:hAnsi="Symbol" w:hint="default"/>
+      </w:rPr>
+    </w:lvl>
+    <w:lvl w:ilvl="4" w:tplc="04090003" w:tentative="1">
+      <w:start w:val="1"/>
+      <w:numFmt w:val="bullet"/>
+      <w:lvlText w:val="o"/>
+      <w:lvlJc w:val="left"/>
+      <w:pPr>
+        <w:ind w:left="3600" w:hanging="360"/>
+      </w:pPr>
+      <w:rPr>
+        <w:rFonts w:ascii="Courier New" w:hAnsi="Courier New" w:cs="Courier New" w:hint="default"/>
+      </w:rPr>
+    </w:lvl>
+    <w:lvl w:ilvl="5" w:tplc="04090005" w:tentative="1">
+      <w:start w:val="1"/>
+      <w:numFmt w:val="bullet"/>
+      <w:lvlText w:val=""/>
+      <w:lvlJc w:val="left"/>
+      <w:pPr>
+        <w:ind w:left="4320" w:hanging="360"/>
+      </w:pPr>
+      <w:rPr>
+        <w:rFonts w:ascii="Wingdings" w:hAnsi="Wingdings" w:hint="default"/>
+      </w:rPr>
+    </w:lvl>
+    <w:lvl w:ilvl="6" w:tplc="04090001" w:tentative="1">
+      <w:start w:val="1"/>
+      <w:numFmt w:val="bullet"/>
+      <w:lvlText w:val=""/>
+      <w:lvlJc w:val="left"/>
+      <w:pPr>
+        <w:ind w:left="5040" w:hanging="360"/>
+      </w:pPr>
+      <w:rPr>
+        <w:rFonts w:ascii="Symbol" w:hAnsi="Symbol" w:hint="default"/>
+      </w:rPr>
+    </w:lvl>
+    <w:lvl w:ilvl="7" w:tplc="04090003" w:tentative="1">
+      <w:start w:val="1"/>
+      <w:numFmt w:val="bullet"/>
+      <w:lvlText w:val="o"/>
+      <w:lvlJc w:val="left"/>
+      <w:pPr>
+        <w:ind w:left="5760" w:hanging="360"/>
+      </w:pPr>
+      <w:rPr>
+        <w:rFonts w:ascii="Courier New" w:hAnsi="Courier New" w:cs="Courier New" w:hint="default"/>
+      </w:rPr>
+    </w:lvl>
+    <w:lvl w:ilvl="8" w:tplc="04090005" w:tentative="1">
+      <w:start w:val="1"/>
+      <w:numFmt w:val="bullet"/>
+      <w:lvlText w:val=""/>
+      <w:lvlJc w:val="left"/>
+      <w:pPr>
+        <w:ind w:left="6480" w:hanging="360"/>
+      </w:pPr>
+      <w:rPr>
+        <w:rFonts w:ascii="Wingdings" w:hAnsi="Wingdings" w:hint="default"/>
+      </w:rPr>
+    </w:lvl>
+  </w:abstractNum>
+  <w:abstractNum w:abstractNumId="9" w15:restartNumberingAfterBreak="0">
+    <w:nsid w:val="329F30D0"/>
+    <w:multiLevelType w:val="hybridMultilevel"/>
+    <w:tmpl w:val="A93A98B8"/>
+    <w:lvl w:ilvl="0" w:tplc="04090001">
+      <w:start w:val="1"/>
+      <w:numFmt w:val="bullet"/>
+      <w:lvlText w:val=""/>
+      <w:lvlJc w:val="left"/>
+      <w:pPr>
+        <w:ind w:left="720" w:hanging="360"/>
+      </w:pPr>
+      <w:rPr>
+        <w:rFonts w:ascii="Symbol" w:hAnsi="Symbol" w:hint="default"/>
+      </w:rPr>
+    </w:lvl>
+    <w:lvl w:ilvl="1" w:tplc="04090003" w:tentative="1">
+      <w:start w:val="1"/>
+      <w:numFmt w:val="bullet"/>
+      <w:lvlText w:val="o"/>
+      <w:lvlJc w:val="left"/>
+      <w:pPr>
+        <w:ind w:left="1440" w:hanging="360"/>
+      </w:pPr>
+      <w:rPr>
+        <w:rFonts w:ascii="Courier New" w:hAnsi="Courier New" w:cs="Courier New" w:hint="default"/>
+      </w:rPr>
+    </w:lvl>
+    <w:lvl w:ilvl="2" w:tplc="04090005" w:tentative="1">
+      <w:start w:val="1"/>
+      <w:numFmt w:val="bullet"/>
+      <w:lvlText w:val=""/>
+      <w:lvlJc w:val="left"/>
+      <w:pPr>
+        <w:ind w:left="2160" w:hanging="360"/>
+      </w:pPr>
+      <w:rPr>
+        <w:rFonts w:ascii="Wingdings" w:hAnsi="Wingdings" w:hint="default"/>
+      </w:rPr>
+    </w:lvl>
+    <w:lvl w:ilvl="3" w:tplc="04090001" w:tentative="1">
+      <w:start w:val="1"/>
+      <w:numFmt w:val="bullet"/>
+      <w:lvlText w:val=""/>
+      <w:lvlJc w:val="left"/>
+      <w:pPr>
+        <w:ind w:left="2880" w:hanging="360"/>
+      </w:pPr>
+      <w:rPr>
+        <w:rFonts w:ascii="Symbol" w:hAnsi="Symbol" w:hint="default"/>
+      </w:rPr>
+    </w:lvl>
+    <w:lvl w:ilvl="4" w:tplc="04090003" w:tentative="1">
+      <w:start w:val="1"/>
+      <w:numFmt w:val="bullet"/>
+      <w:lvlText w:val="o"/>
+      <w:lvlJc w:val="left"/>
+      <w:pPr>
+        <w:ind w:left="3600" w:hanging="360"/>
+      </w:pPr>
+      <w:rPr>
+        <w:rFonts w:ascii="Courier New" w:hAnsi="Courier New" w:cs="Courier New" w:hint="default"/>
+      </w:rPr>
+    </w:lvl>
+    <w:lvl w:ilvl="5" w:tplc="04090005" w:tentative="1">
+      <w:start w:val="1"/>
+      <w:numFmt w:val="bullet"/>
+      <w:lvlText w:val=""/>
+      <w:lvlJc w:val="left"/>
+      <w:pPr>
+        <w:ind w:left="4320" w:hanging="360"/>
+      </w:pPr>
+      <w:rPr>
+        <w:rFonts w:ascii="Wingdings" w:hAnsi="Wingdings" w:hint="default"/>
+      </w:rPr>
+    </w:lvl>
+    <w:lvl w:ilvl="6" w:tplc="04090001" w:tentative="1">
+      <w:start w:val="1"/>
+      <w:numFmt w:val="bullet"/>
+      <w:lvlText w:val=""/>
+      <w:lvlJc w:val="left"/>
+      <w:pPr>
+        <w:ind w:left="5040" w:hanging="360"/>
+      </w:pPr>
+      <w:rPr>
+        <w:rFonts w:ascii="Symbol" w:hAnsi="Symbol" w:hint="default"/>
+      </w:rPr>
+    </w:lvl>
+    <w:lvl w:ilvl="7" w:tplc="04090003" w:tentative="1">
+      <w:start w:val="1"/>
+      <w:numFmt w:val="bullet"/>
+      <w:lvlText w:val="o"/>
+      <w:lvlJc w:val="left"/>
+      <w:pPr>
+        <w:ind w:left="5760" w:hanging="360"/>
+      </w:pPr>
+      <w:rPr>
+        <w:rFonts w:ascii="Courier New" w:hAnsi="Courier New" w:cs="Courier New" w:hint="default"/>
+      </w:rPr>
+    </w:lvl>
+    <w:lvl w:ilvl="8" w:tplc="04090005" w:tentative="1">
+      <w:start w:val="1"/>
+      <w:numFmt w:val="bullet"/>
+      <w:lvlText w:val=""/>
+      <w:lvlJc w:val="left"/>
+      <w:pPr>
+        <w:ind w:left="6480" w:hanging="360"/>
+      </w:pPr>
+      <w:rPr>
+        <w:rFonts w:ascii="Wingdings" w:hAnsi="Wingdings" w:hint="default"/>
+      </w:rPr>
+    </w:lvl>
+  </w:abstractNum>
+  <w:abstractNum w:abstractNumId="10" w15:restartNumberingAfterBreak="0">
     <w:nsid w:val="32B03A73"/>
     <w:multiLevelType w:val="multilevel"/>
     <w:tmpl w:val="233AAA6A"/>
@@ -1921,7 +6127,7 @@
       </w:rPr>
     </w:lvl>
   </w:abstractNum>
-  <w:abstractNum w:abstractNumId="3" w15:restartNumberingAfterBreak="0">
+  <w:abstractNum w:abstractNumId="11" w15:restartNumberingAfterBreak="0">
     <w:nsid w:val="3F40388C"/>
     <w:multiLevelType w:val="multilevel"/>
     <w:tmpl w:val="29261722"/>
@@ -2034,7 +6240,260 @@
       </w:pPr>
     </w:lvl>
   </w:abstractNum>
-  <w:abstractNum w:abstractNumId="4" w15:restartNumberingAfterBreak="0">
+  <w:abstractNum w:abstractNumId="12" w15:restartNumberingAfterBreak="0">
+    <w:nsid w:val="41145315"/>
+    <w:multiLevelType w:val="hybridMultilevel"/>
+    <w:tmpl w:val="0650AE06"/>
+    <w:lvl w:ilvl="0" w:tplc="04090001">
+      <w:start w:val="1"/>
+      <w:numFmt w:val="bullet"/>
+      <w:lvlText w:val=""/>
+      <w:lvlJc w:val="left"/>
+      <w:pPr>
+        <w:ind w:left="720" w:hanging="360"/>
+      </w:pPr>
+      <w:rPr>
+        <w:rFonts w:ascii="Symbol" w:hAnsi="Symbol" w:hint="default"/>
+      </w:rPr>
+    </w:lvl>
+    <w:lvl w:ilvl="1" w:tplc="04090003" w:tentative="1">
+      <w:start w:val="1"/>
+      <w:numFmt w:val="bullet"/>
+      <w:lvlText w:val="o"/>
+      <w:lvlJc w:val="left"/>
+      <w:pPr>
+        <w:ind w:left="1440" w:hanging="360"/>
+      </w:pPr>
+      <w:rPr>
+        <w:rFonts w:ascii="Courier New" w:hAnsi="Courier New" w:cs="Courier New" w:hint="default"/>
+      </w:rPr>
+    </w:lvl>
+    <w:lvl w:ilvl="2" w:tplc="04090005" w:tentative="1">
+      <w:start w:val="1"/>
+      <w:numFmt w:val="bullet"/>
+      <w:lvlText w:val=""/>
+      <w:lvlJc w:val="left"/>
+      <w:pPr>
+        <w:ind w:left="2160" w:hanging="360"/>
+      </w:pPr>
+      <w:rPr>
+        <w:rFonts w:ascii="Wingdings" w:hAnsi="Wingdings" w:hint="default"/>
+      </w:rPr>
+    </w:lvl>
+    <w:lvl w:ilvl="3" w:tplc="04090001" w:tentative="1">
+      <w:start w:val="1"/>
+      <w:numFmt w:val="bullet"/>
+      <w:lvlText w:val=""/>
+      <w:lvlJc w:val="left"/>
+      <w:pPr>
+        <w:ind w:left="2880" w:hanging="360"/>
+      </w:pPr>
+      <w:rPr>
+        <w:rFonts w:ascii="Symbol" w:hAnsi="Symbol" w:hint="default"/>
+      </w:rPr>
+    </w:lvl>
+    <w:lvl w:ilvl="4" w:tplc="04090003" w:tentative="1">
+      <w:start w:val="1"/>
+      <w:numFmt w:val="bullet"/>
+      <w:lvlText w:val="o"/>
+      <w:lvlJc w:val="left"/>
+      <w:pPr>
+        <w:ind w:left="3600" w:hanging="360"/>
+      </w:pPr>
+      <w:rPr>
+        <w:rFonts w:ascii="Courier New" w:hAnsi="Courier New" w:cs="Courier New" w:hint="default"/>
+      </w:rPr>
+    </w:lvl>
+    <w:lvl w:ilvl="5" w:tplc="04090005" w:tentative="1">
+      <w:start w:val="1"/>
+      <w:numFmt w:val="bullet"/>
+      <w:lvlText w:val=""/>
+      <w:lvlJc w:val="left"/>
+      <w:pPr>
+        <w:ind w:left="4320" w:hanging="360"/>
+      </w:pPr>
+      <w:rPr>
+        <w:rFonts w:ascii="Wingdings" w:hAnsi="Wingdings" w:hint="default"/>
+      </w:rPr>
+    </w:lvl>
+    <w:lvl w:ilvl="6" w:tplc="04090001" w:tentative="1">
+      <w:start w:val="1"/>
+      <w:numFmt w:val="bullet"/>
+      <w:lvlText w:val=""/>
+      <w:lvlJc w:val="left"/>
+      <w:pPr>
+        <w:ind w:left="5040" w:hanging="360"/>
+      </w:pPr>
+      <w:rPr>
+        <w:rFonts w:ascii="Symbol" w:hAnsi="Symbol" w:hint="default"/>
+      </w:rPr>
+    </w:lvl>
+    <w:lvl w:ilvl="7" w:tplc="04090003" w:tentative="1">
+      <w:start w:val="1"/>
+      <w:numFmt w:val="bullet"/>
+      <w:lvlText w:val="o"/>
+      <w:lvlJc w:val="left"/>
+      <w:pPr>
+        <w:ind w:left="5760" w:hanging="360"/>
+      </w:pPr>
+      <w:rPr>
+        <w:rFonts w:ascii="Courier New" w:hAnsi="Courier New" w:cs="Courier New" w:hint="default"/>
+      </w:rPr>
+    </w:lvl>
+    <w:lvl w:ilvl="8" w:tplc="04090005" w:tentative="1">
+      <w:start w:val="1"/>
+      <w:numFmt w:val="bullet"/>
+      <w:lvlText w:val=""/>
+      <w:lvlJc w:val="left"/>
+      <w:pPr>
+        <w:ind w:left="6480" w:hanging="360"/>
+      </w:pPr>
+      <w:rPr>
+        <w:rFonts w:ascii="Wingdings" w:hAnsi="Wingdings" w:hint="default"/>
+      </w:rPr>
+    </w:lvl>
+  </w:abstractNum>
+  <w:abstractNum w:abstractNumId="13" w15:restartNumberingAfterBreak="0">
+    <w:nsid w:val="41BB60EA"/>
+    <w:multiLevelType w:val="hybridMultilevel"/>
+    <w:tmpl w:val="5ADC2D9A"/>
+    <w:lvl w:ilvl="0" w:tplc="F4B8C48E">
+      <w:start w:val="1"/>
+      <w:numFmt w:val="bullet"/>
+      <w:lvlText w:val=""/>
+      <w:lvlJc w:val="left"/>
+      <w:pPr>
+        <w:tabs>
+          <w:tab w:val="num" w:pos="720"/>
+        </w:tabs>
+        <w:ind w:left="720" w:hanging="360"/>
+      </w:pPr>
+      <w:rPr>
+        <w:rFonts w:ascii="Wingdings" w:hAnsi="Wingdings" w:hint="default"/>
+      </w:rPr>
+    </w:lvl>
+    <w:lvl w:ilvl="1" w:tplc="0EAAE926" w:tentative="1">
+      <w:start w:val="1"/>
+      <w:numFmt w:val="bullet"/>
+      <w:lvlText w:val=""/>
+      <w:lvlJc w:val="left"/>
+      <w:pPr>
+        <w:tabs>
+          <w:tab w:val="num" w:pos="1440"/>
+        </w:tabs>
+        <w:ind w:left="1440" w:hanging="360"/>
+      </w:pPr>
+      <w:rPr>
+        <w:rFonts w:ascii="Wingdings" w:hAnsi="Wingdings" w:hint="default"/>
+      </w:rPr>
+    </w:lvl>
+    <w:lvl w:ilvl="2" w:tplc="FFE0BD60" w:tentative="1">
+      <w:start w:val="1"/>
+      <w:numFmt w:val="bullet"/>
+      <w:lvlText w:val=""/>
+      <w:lvlJc w:val="left"/>
+      <w:pPr>
+        <w:tabs>
+          <w:tab w:val="num" w:pos="2160"/>
+        </w:tabs>
+        <w:ind w:left="2160" w:hanging="360"/>
+      </w:pPr>
+      <w:rPr>
+        <w:rFonts w:ascii="Wingdings" w:hAnsi="Wingdings" w:hint="default"/>
+      </w:rPr>
+    </w:lvl>
+    <w:lvl w:ilvl="3" w:tplc="B5228178" w:tentative="1">
+      <w:start w:val="1"/>
+      <w:numFmt w:val="bullet"/>
+      <w:lvlText w:val=""/>
+      <w:lvlJc w:val="left"/>
+      <w:pPr>
+        <w:tabs>
+          <w:tab w:val="num" w:pos="2880"/>
+        </w:tabs>
+        <w:ind w:left="2880" w:hanging="360"/>
+      </w:pPr>
+      <w:rPr>
+        <w:rFonts w:ascii="Wingdings" w:hAnsi="Wingdings" w:hint="default"/>
+      </w:rPr>
+    </w:lvl>
+    <w:lvl w:ilvl="4" w:tplc="7854BF96" w:tentative="1">
+      <w:start w:val="1"/>
+      <w:numFmt w:val="bullet"/>
+      <w:lvlText w:val=""/>
+      <w:lvlJc w:val="left"/>
+      <w:pPr>
+        <w:tabs>
+          <w:tab w:val="num" w:pos="3600"/>
+        </w:tabs>
+        <w:ind w:left="3600" w:hanging="360"/>
+      </w:pPr>
+      <w:rPr>
+        <w:rFonts w:ascii="Wingdings" w:hAnsi="Wingdings" w:hint="default"/>
+      </w:rPr>
+    </w:lvl>
+    <w:lvl w:ilvl="5" w:tplc="90EC3E48" w:tentative="1">
+      <w:start w:val="1"/>
+      <w:numFmt w:val="bullet"/>
+      <w:lvlText w:val=""/>
+      <w:lvlJc w:val="left"/>
+      <w:pPr>
+        <w:tabs>
+          <w:tab w:val="num" w:pos="4320"/>
+        </w:tabs>
+        <w:ind w:left="4320" w:hanging="360"/>
+      </w:pPr>
+      <w:rPr>
+        <w:rFonts w:ascii="Wingdings" w:hAnsi="Wingdings" w:hint="default"/>
+      </w:rPr>
+    </w:lvl>
+    <w:lvl w:ilvl="6" w:tplc="DF58D364" w:tentative="1">
+      <w:start w:val="1"/>
+      <w:numFmt w:val="bullet"/>
+      <w:lvlText w:val=""/>
+      <w:lvlJc w:val="left"/>
+      <w:pPr>
+        <w:tabs>
+          <w:tab w:val="num" w:pos="5040"/>
+        </w:tabs>
+        <w:ind w:left="5040" w:hanging="360"/>
+      </w:pPr>
+      <w:rPr>
+        <w:rFonts w:ascii="Wingdings" w:hAnsi="Wingdings" w:hint="default"/>
+      </w:rPr>
+    </w:lvl>
+    <w:lvl w:ilvl="7" w:tplc="4866C778" w:tentative="1">
+      <w:start w:val="1"/>
+      <w:numFmt w:val="bullet"/>
+      <w:lvlText w:val=""/>
+      <w:lvlJc w:val="left"/>
+      <w:pPr>
+        <w:tabs>
+          <w:tab w:val="num" w:pos="5760"/>
+        </w:tabs>
+        <w:ind w:left="5760" w:hanging="360"/>
+      </w:pPr>
+      <w:rPr>
+        <w:rFonts w:ascii="Wingdings" w:hAnsi="Wingdings" w:hint="default"/>
+      </w:rPr>
+    </w:lvl>
+    <w:lvl w:ilvl="8" w:tplc="E422A46E" w:tentative="1">
+      <w:start w:val="1"/>
+      <w:numFmt w:val="bullet"/>
+      <w:lvlText w:val=""/>
+      <w:lvlJc w:val="left"/>
+      <w:pPr>
+        <w:tabs>
+          <w:tab w:val="num" w:pos="6480"/>
+        </w:tabs>
+        <w:ind w:left="6480" w:hanging="360"/>
+      </w:pPr>
+      <w:rPr>
+        <w:rFonts w:ascii="Wingdings" w:hAnsi="Wingdings" w:hint="default"/>
+      </w:rPr>
+    </w:lvl>
+  </w:abstractNum>
+  <w:abstractNum w:abstractNumId="14" w15:restartNumberingAfterBreak="0">
     <w:nsid w:val="44066F54"/>
     <w:multiLevelType w:val="hybridMultilevel"/>
     <w:tmpl w:val="8FA2D830"/>
@@ -2147,7 +6606,156 @@
       </w:rPr>
     </w:lvl>
   </w:abstractNum>
-  <w:abstractNum w:abstractNumId="5" w15:restartNumberingAfterBreak="0">
+  <w:abstractNum w:abstractNumId="15" w15:restartNumberingAfterBreak="0">
+    <w:nsid w:val="470C6711"/>
+    <w:multiLevelType w:val="multilevel"/>
+    <w:tmpl w:val="7436CA12"/>
+    <w:lvl w:ilvl="0">
+      <w:start w:val="1"/>
+      <w:numFmt w:val="bullet"/>
+      <w:lvlText w:val=""/>
+      <w:lvlJc w:val="left"/>
+      <w:pPr>
+        <w:tabs>
+          <w:tab w:val="num" w:pos="720"/>
+        </w:tabs>
+        <w:ind w:left="720" w:hanging="360"/>
+      </w:pPr>
+      <w:rPr>
+        <w:rFonts w:ascii="Symbol" w:hAnsi="Symbol" w:hint="default"/>
+        <w:sz w:val="20"/>
+      </w:rPr>
+    </w:lvl>
+    <w:lvl w:ilvl="1" w:tentative="1">
+      <w:start w:val="1"/>
+      <w:numFmt w:val="bullet"/>
+      <w:lvlText w:val="o"/>
+      <w:lvlJc w:val="left"/>
+      <w:pPr>
+        <w:tabs>
+          <w:tab w:val="num" w:pos="1440"/>
+        </w:tabs>
+        <w:ind w:left="1440" w:hanging="360"/>
+      </w:pPr>
+      <w:rPr>
+        <w:rFonts w:ascii="Courier New" w:hAnsi="Courier New" w:hint="default"/>
+        <w:sz w:val="20"/>
+      </w:rPr>
+    </w:lvl>
+    <w:lvl w:ilvl="2" w:tentative="1">
+      <w:start w:val="1"/>
+      <w:numFmt w:val="bullet"/>
+      <w:lvlText w:val=""/>
+      <w:lvlJc w:val="left"/>
+      <w:pPr>
+        <w:tabs>
+          <w:tab w:val="num" w:pos="2160"/>
+        </w:tabs>
+        <w:ind w:left="2160" w:hanging="360"/>
+      </w:pPr>
+      <w:rPr>
+        <w:rFonts w:ascii="Wingdings" w:hAnsi="Wingdings" w:hint="default"/>
+        <w:sz w:val="20"/>
+      </w:rPr>
+    </w:lvl>
+    <w:lvl w:ilvl="3" w:tentative="1">
+      <w:start w:val="1"/>
+      <w:numFmt w:val="bullet"/>
+      <w:lvlText w:val=""/>
+      <w:lvlJc w:val="left"/>
+      <w:pPr>
+        <w:tabs>
+          <w:tab w:val="num" w:pos="2880"/>
+        </w:tabs>
+        <w:ind w:left="2880" w:hanging="360"/>
+      </w:pPr>
+      <w:rPr>
+        <w:rFonts w:ascii="Wingdings" w:hAnsi="Wingdings" w:hint="default"/>
+        <w:sz w:val="20"/>
+      </w:rPr>
+    </w:lvl>
+    <w:lvl w:ilvl="4" w:tentative="1">
+      <w:start w:val="1"/>
+      <w:numFmt w:val="bullet"/>
+      <w:lvlText w:val=""/>
+      <w:lvlJc w:val="left"/>
+      <w:pPr>
+        <w:tabs>
+          <w:tab w:val="num" w:pos="3600"/>
+        </w:tabs>
+        <w:ind w:left="3600" w:hanging="360"/>
+      </w:pPr>
+      <w:rPr>
+        <w:rFonts w:ascii="Wingdings" w:hAnsi="Wingdings" w:hint="default"/>
+        <w:sz w:val="20"/>
+      </w:rPr>
+    </w:lvl>
+    <w:lvl w:ilvl="5" w:tentative="1">
+      <w:start w:val="1"/>
+      <w:numFmt w:val="bullet"/>
+      <w:lvlText w:val=""/>
+      <w:lvlJc w:val="left"/>
+      <w:pPr>
+        <w:tabs>
+          <w:tab w:val="num" w:pos="4320"/>
+        </w:tabs>
+        <w:ind w:left="4320" w:hanging="360"/>
+      </w:pPr>
+      <w:rPr>
+        <w:rFonts w:ascii="Wingdings" w:hAnsi="Wingdings" w:hint="default"/>
+        <w:sz w:val="20"/>
+      </w:rPr>
+    </w:lvl>
+    <w:lvl w:ilvl="6" w:tentative="1">
+      <w:start w:val="1"/>
+      <w:numFmt w:val="bullet"/>
+      <w:lvlText w:val=""/>
+      <w:lvlJc w:val="left"/>
+      <w:pPr>
+        <w:tabs>
+          <w:tab w:val="num" w:pos="5040"/>
+        </w:tabs>
+        <w:ind w:left="5040" w:hanging="360"/>
+      </w:pPr>
+      <w:rPr>
+        <w:rFonts w:ascii="Wingdings" w:hAnsi="Wingdings" w:hint="default"/>
+        <w:sz w:val="20"/>
+      </w:rPr>
+    </w:lvl>
+    <w:lvl w:ilvl="7" w:tentative="1">
+      <w:start w:val="1"/>
+      <w:numFmt w:val="bullet"/>
+      <w:lvlText w:val=""/>
+      <w:lvlJc w:val="left"/>
+      <w:pPr>
+        <w:tabs>
+          <w:tab w:val="num" w:pos="5760"/>
+        </w:tabs>
+        <w:ind w:left="5760" w:hanging="360"/>
+      </w:pPr>
+      <w:rPr>
+        <w:rFonts w:ascii="Wingdings" w:hAnsi="Wingdings" w:hint="default"/>
+        <w:sz w:val="20"/>
+      </w:rPr>
+    </w:lvl>
+    <w:lvl w:ilvl="8" w:tentative="1">
+      <w:start w:val="1"/>
+      <w:numFmt w:val="bullet"/>
+      <w:lvlText w:val=""/>
+      <w:lvlJc w:val="left"/>
+      <w:pPr>
+        <w:tabs>
+          <w:tab w:val="num" w:pos="6480"/>
+        </w:tabs>
+        <w:ind w:left="6480" w:hanging="360"/>
+      </w:pPr>
+      <w:rPr>
+        <w:rFonts w:ascii="Wingdings" w:hAnsi="Wingdings" w:hint="default"/>
+        <w:sz w:val="20"/>
+      </w:rPr>
+    </w:lvl>
+  </w:abstractNum>
+  <w:abstractNum w:abstractNumId="16" w15:restartNumberingAfterBreak="0">
     <w:nsid w:val="4FC507FE"/>
     <w:multiLevelType w:val="hybridMultilevel"/>
     <w:tmpl w:val="853CDE3A"/>
@@ -2260,7 +6868,7 @@
       </w:rPr>
     </w:lvl>
   </w:abstractNum>
-  <w:abstractNum w:abstractNumId="6" w15:restartNumberingAfterBreak="0">
+  <w:abstractNum w:abstractNumId="17" w15:restartNumberingAfterBreak="0">
     <w:nsid w:val="534D74CF"/>
     <w:multiLevelType w:val="multilevel"/>
     <w:tmpl w:val="233AAA6A"/>
@@ -2409,7 +7017,7 @@
       </w:rPr>
     </w:lvl>
   </w:abstractNum>
-  <w:abstractNum w:abstractNumId="7" w15:restartNumberingAfterBreak="0">
+  <w:abstractNum w:abstractNumId="18" w15:restartNumberingAfterBreak="0">
     <w:nsid w:val="535F1FF0"/>
     <w:multiLevelType w:val="hybridMultilevel"/>
     <w:tmpl w:val="C486DE82"/>
@@ -2548,7 +7156,7 @@
       </w:rPr>
     </w:lvl>
   </w:abstractNum>
-  <w:abstractNum w:abstractNumId="8" w15:restartNumberingAfterBreak="0">
+  <w:abstractNum w:abstractNumId="19" w15:restartNumberingAfterBreak="0">
     <w:nsid w:val="566E03D6"/>
     <w:multiLevelType w:val="hybridMultilevel"/>
     <w:tmpl w:val="92683E7C"/>
@@ -2661,7 +7269,305 @@
       </w:rPr>
     </w:lvl>
   </w:abstractNum>
-  <w:abstractNum w:abstractNumId="9" w15:restartNumberingAfterBreak="0">
+  <w:abstractNum w:abstractNumId="20" w15:restartNumberingAfterBreak="0">
+    <w:nsid w:val="587005C1"/>
+    <w:multiLevelType w:val="multilevel"/>
+    <w:tmpl w:val="CC5A32AA"/>
+    <w:lvl w:ilvl="0">
+      <w:start w:val="1"/>
+      <w:numFmt w:val="bullet"/>
+      <w:lvlText w:val=""/>
+      <w:lvlJc w:val="left"/>
+      <w:pPr>
+        <w:tabs>
+          <w:tab w:val="num" w:pos="720"/>
+        </w:tabs>
+        <w:ind w:left="720" w:hanging="360"/>
+      </w:pPr>
+      <w:rPr>
+        <w:rFonts w:ascii="Symbol" w:hAnsi="Symbol" w:hint="default"/>
+        <w:sz w:val="20"/>
+      </w:rPr>
+    </w:lvl>
+    <w:lvl w:ilvl="1" w:tentative="1">
+      <w:start w:val="1"/>
+      <w:numFmt w:val="bullet"/>
+      <w:lvlText w:val="o"/>
+      <w:lvlJc w:val="left"/>
+      <w:pPr>
+        <w:tabs>
+          <w:tab w:val="num" w:pos="1440"/>
+        </w:tabs>
+        <w:ind w:left="1440" w:hanging="360"/>
+      </w:pPr>
+      <w:rPr>
+        <w:rFonts w:ascii="Courier New" w:hAnsi="Courier New" w:hint="default"/>
+        <w:sz w:val="20"/>
+      </w:rPr>
+    </w:lvl>
+    <w:lvl w:ilvl="2" w:tentative="1">
+      <w:start w:val="1"/>
+      <w:numFmt w:val="bullet"/>
+      <w:lvlText w:val=""/>
+      <w:lvlJc w:val="left"/>
+      <w:pPr>
+        <w:tabs>
+          <w:tab w:val="num" w:pos="2160"/>
+        </w:tabs>
+        <w:ind w:left="2160" w:hanging="360"/>
+      </w:pPr>
+      <w:rPr>
+        <w:rFonts w:ascii="Wingdings" w:hAnsi="Wingdings" w:hint="default"/>
+        <w:sz w:val="20"/>
+      </w:rPr>
+    </w:lvl>
+    <w:lvl w:ilvl="3" w:tentative="1">
+      <w:start w:val="1"/>
+      <w:numFmt w:val="bullet"/>
+      <w:lvlText w:val=""/>
+      <w:lvlJc w:val="left"/>
+      <w:pPr>
+        <w:tabs>
+          <w:tab w:val="num" w:pos="2880"/>
+        </w:tabs>
+        <w:ind w:left="2880" w:hanging="360"/>
+      </w:pPr>
+      <w:rPr>
+        <w:rFonts w:ascii="Wingdings" w:hAnsi="Wingdings" w:hint="default"/>
+        <w:sz w:val="20"/>
+      </w:rPr>
+    </w:lvl>
+    <w:lvl w:ilvl="4" w:tentative="1">
+      <w:start w:val="1"/>
+      <w:numFmt w:val="bullet"/>
+      <w:lvlText w:val=""/>
+      <w:lvlJc w:val="left"/>
+      <w:pPr>
+        <w:tabs>
+          <w:tab w:val="num" w:pos="3600"/>
+        </w:tabs>
+        <w:ind w:left="3600" w:hanging="360"/>
+      </w:pPr>
+      <w:rPr>
+        <w:rFonts w:ascii="Wingdings" w:hAnsi="Wingdings" w:hint="default"/>
+        <w:sz w:val="20"/>
+      </w:rPr>
+    </w:lvl>
+    <w:lvl w:ilvl="5" w:tentative="1">
+      <w:start w:val="1"/>
+      <w:numFmt w:val="bullet"/>
+      <w:lvlText w:val=""/>
+      <w:lvlJc w:val="left"/>
+      <w:pPr>
+        <w:tabs>
+          <w:tab w:val="num" w:pos="4320"/>
+        </w:tabs>
+        <w:ind w:left="4320" w:hanging="360"/>
+      </w:pPr>
+      <w:rPr>
+        <w:rFonts w:ascii="Wingdings" w:hAnsi="Wingdings" w:hint="default"/>
+        <w:sz w:val="20"/>
+      </w:rPr>
+    </w:lvl>
+    <w:lvl w:ilvl="6" w:tentative="1">
+      <w:start w:val="1"/>
+      <w:numFmt w:val="bullet"/>
+      <w:lvlText w:val=""/>
+      <w:lvlJc w:val="left"/>
+      <w:pPr>
+        <w:tabs>
+          <w:tab w:val="num" w:pos="5040"/>
+        </w:tabs>
+        <w:ind w:left="5040" w:hanging="360"/>
+      </w:pPr>
+      <w:rPr>
+        <w:rFonts w:ascii="Wingdings" w:hAnsi="Wingdings" w:hint="default"/>
+        <w:sz w:val="20"/>
+      </w:rPr>
+    </w:lvl>
+    <w:lvl w:ilvl="7" w:tentative="1">
+      <w:start w:val="1"/>
+      <w:numFmt w:val="bullet"/>
+      <w:lvlText w:val=""/>
+      <w:lvlJc w:val="left"/>
+      <w:pPr>
+        <w:tabs>
+          <w:tab w:val="num" w:pos="5760"/>
+        </w:tabs>
+        <w:ind w:left="5760" w:hanging="360"/>
+      </w:pPr>
+      <w:rPr>
+        <w:rFonts w:ascii="Wingdings" w:hAnsi="Wingdings" w:hint="default"/>
+        <w:sz w:val="20"/>
+      </w:rPr>
+    </w:lvl>
+    <w:lvl w:ilvl="8" w:tentative="1">
+      <w:start w:val="1"/>
+      <w:numFmt w:val="bullet"/>
+      <w:lvlText w:val=""/>
+      <w:lvlJc w:val="left"/>
+      <w:pPr>
+        <w:tabs>
+          <w:tab w:val="num" w:pos="6480"/>
+        </w:tabs>
+        <w:ind w:left="6480" w:hanging="360"/>
+      </w:pPr>
+      <w:rPr>
+        <w:rFonts w:ascii="Wingdings" w:hAnsi="Wingdings" w:hint="default"/>
+        <w:sz w:val="20"/>
+      </w:rPr>
+    </w:lvl>
+  </w:abstractNum>
+  <w:abstractNum w:abstractNumId="21" w15:restartNumberingAfterBreak="0">
+    <w:nsid w:val="5D5D0629"/>
+    <w:multiLevelType w:val="multilevel"/>
+    <w:tmpl w:val="26B201E2"/>
+    <w:lvl w:ilvl="0">
+      <w:start w:val="1"/>
+      <w:numFmt w:val="bullet"/>
+      <w:lvlText w:val=""/>
+      <w:lvlJc w:val="left"/>
+      <w:pPr>
+        <w:tabs>
+          <w:tab w:val="num" w:pos="720"/>
+        </w:tabs>
+        <w:ind w:left="720" w:hanging="360"/>
+      </w:pPr>
+      <w:rPr>
+        <w:rFonts w:ascii="Symbol" w:hAnsi="Symbol" w:hint="default"/>
+        <w:sz w:val="20"/>
+      </w:rPr>
+    </w:lvl>
+    <w:lvl w:ilvl="1" w:tentative="1">
+      <w:start w:val="1"/>
+      <w:numFmt w:val="bullet"/>
+      <w:lvlText w:val="o"/>
+      <w:lvlJc w:val="left"/>
+      <w:pPr>
+        <w:tabs>
+          <w:tab w:val="num" w:pos="1440"/>
+        </w:tabs>
+        <w:ind w:left="1440" w:hanging="360"/>
+      </w:pPr>
+      <w:rPr>
+        <w:rFonts w:ascii="Courier New" w:hAnsi="Courier New" w:hint="default"/>
+        <w:sz w:val="20"/>
+      </w:rPr>
+    </w:lvl>
+    <w:lvl w:ilvl="2" w:tentative="1">
+      <w:start w:val="1"/>
+      <w:numFmt w:val="bullet"/>
+      <w:lvlText w:val=""/>
+      <w:lvlJc w:val="left"/>
+      <w:pPr>
+        <w:tabs>
+          <w:tab w:val="num" w:pos="2160"/>
+        </w:tabs>
+        <w:ind w:left="2160" w:hanging="360"/>
+      </w:pPr>
+      <w:rPr>
+        <w:rFonts w:ascii="Wingdings" w:hAnsi="Wingdings" w:hint="default"/>
+        <w:sz w:val="20"/>
+      </w:rPr>
+    </w:lvl>
+    <w:lvl w:ilvl="3" w:tentative="1">
+      <w:start w:val="1"/>
+      <w:numFmt w:val="bullet"/>
+      <w:lvlText w:val=""/>
+      <w:lvlJc w:val="left"/>
+      <w:pPr>
+        <w:tabs>
+          <w:tab w:val="num" w:pos="2880"/>
+        </w:tabs>
+        <w:ind w:left="2880" w:hanging="360"/>
+      </w:pPr>
+      <w:rPr>
+        <w:rFonts w:ascii="Wingdings" w:hAnsi="Wingdings" w:hint="default"/>
+        <w:sz w:val="20"/>
+      </w:rPr>
+    </w:lvl>
+    <w:lvl w:ilvl="4" w:tentative="1">
+      <w:start w:val="1"/>
+      <w:numFmt w:val="bullet"/>
+      <w:lvlText w:val=""/>
+      <w:lvlJc w:val="left"/>
+      <w:pPr>
+        <w:tabs>
+          <w:tab w:val="num" w:pos="3600"/>
+        </w:tabs>
+        <w:ind w:left="3600" w:hanging="360"/>
+      </w:pPr>
+      <w:rPr>
+        <w:rFonts w:ascii="Wingdings" w:hAnsi="Wingdings" w:hint="default"/>
+        <w:sz w:val="20"/>
+      </w:rPr>
+    </w:lvl>
+    <w:lvl w:ilvl="5" w:tentative="1">
+      <w:start w:val="1"/>
+      <w:numFmt w:val="bullet"/>
+      <w:lvlText w:val=""/>
+      <w:lvlJc w:val="left"/>
+      <w:pPr>
+        <w:tabs>
+          <w:tab w:val="num" w:pos="4320"/>
+        </w:tabs>
+        <w:ind w:left="4320" w:hanging="360"/>
+      </w:pPr>
+      <w:rPr>
+        <w:rFonts w:ascii="Wingdings" w:hAnsi="Wingdings" w:hint="default"/>
+        <w:sz w:val="20"/>
+      </w:rPr>
+    </w:lvl>
+    <w:lvl w:ilvl="6" w:tentative="1">
+      <w:start w:val="1"/>
+      <w:numFmt w:val="bullet"/>
+      <w:lvlText w:val=""/>
+      <w:lvlJc w:val="left"/>
+      <w:pPr>
+        <w:tabs>
+          <w:tab w:val="num" w:pos="5040"/>
+        </w:tabs>
+        <w:ind w:left="5040" w:hanging="360"/>
+      </w:pPr>
+      <w:rPr>
+        <w:rFonts w:ascii="Wingdings" w:hAnsi="Wingdings" w:hint="default"/>
+        <w:sz w:val="20"/>
+      </w:rPr>
+    </w:lvl>
+    <w:lvl w:ilvl="7" w:tentative="1">
+      <w:start w:val="1"/>
+      <w:numFmt w:val="bullet"/>
+      <w:lvlText w:val=""/>
+      <w:lvlJc w:val="left"/>
+      <w:pPr>
+        <w:tabs>
+          <w:tab w:val="num" w:pos="5760"/>
+        </w:tabs>
+        <w:ind w:left="5760" w:hanging="360"/>
+      </w:pPr>
+      <w:rPr>
+        <w:rFonts w:ascii="Wingdings" w:hAnsi="Wingdings" w:hint="default"/>
+        <w:sz w:val="20"/>
+      </w:rPr>
+    </w:lvl>
+    <w:lvl w:ilvl="8" w:tentative="1">
+      <w:start w:val="1"/>
+      <w:numFmt w:val="bullet"/>
+      <w:lvlText w:val=""/>
+      <w:lvlJc w:val="left"/>
+      <w:pPr>
+        <w:tabs>
+          <w:tab w:val="num" w:pos="6480"/>
+        </w:tabs>
+        <w:ind w:left="6480" w:hanging="360"/>
+      </w:pPr>
+      <w:rPr>
+        <w:rFonts w:ascii="Wingdings" w:hAnsi="Wingdings" w:hint="default"/>
+        <w:sz w:val="20"/>
+      </w:rPr>
+    </w:lvl>
+  </w:abstractNum>
+  <w:abstractNum w:abstractNumId="22" w15:restartNumberingAfterBreak="0">
     <w:nsid w:val="5EC57A74"/>
     <w:multiLevelType w:val="hybridMultilevel"/>
     <w:tmpl w:val="F6C44CD0"/>
@@ -2801,7 +7707,7 @@
       </w:rPr>
     </w:lvl>
   </w:abstractNum>
-  <w:abstractNum w:abstractNumId="10" w15:restartNumberingAfterBreak="0">
+  <w:abstractNum w:abstractNumId="23" w15:restartNumberingAfterBreak="0">
     <w:nsid w:val="6C001673"/>
     <w:multiLevelType w:val="multilevel"/>
     <w:tmpl w:val="233AAA6A"/>
@@ -2950,38 +7856,1139 @@
       </w:rPr>
     </w:lvl>
   </w:abstractNum>
+  <w:abstractNum w:abstractNumId="24" w15:restartNumberingAfterBreak="0">
+    <w:nsid w:val="6DB758C5"/>
+    <w:multiLevelType w:val="hybridMultilevel"/>
+    <w:tmpl w:val="9D08B7B0"/>
+    <w:lvl w:ilvl="0" w:tplc="4B7E91FE">
+      <w:start w:val="1"/>
+      <w:numFmt w:val="bullet"/>
+      <w:lvlText w:val=""/>
+      <w:lvlJc w:val="left"/>
+      <w:pPr>
+        <w:tabs>
+          <w:tab w:val="num" w:pos="720"/>
+        </w:tabs>
+        <w:ind w:left="720" w:hanging="360"/>
+      </w:pPr>
+      <w:rPr>
+        <w:rFonts w:ascii="Wingdings" w:hAnsi="Wingdings" w:hint="default"/>
+      </w:rPr>
+    </w:lvl>
+    <w:lvl w:ilvl="1" w:tplc="4A864D10">
+      <w:numFmt w:val="bullet"/>
+      <w:lvlText w:val=""/>
+      <w:lvlJc w:val="left"/>
+      <w:pPr>
+        <w:tabs>
+          <w:tab w:val="num" w:pos="1440"/>
+        </w:tabs>
+        <w:ind w:left="1440" w:hanging="360"/>
+      </w:pPr>
+      <w:rPr>
+        <w:rFonts w:ascii="Wingdings 2" w:hAnsi="Wingdings 2" w:hint="default"/>
+      </w:rPr>
+    </w:lvl>
+    <w:lvl w:ilvl="2" w:tplc="DAA2170A" w:tentative="1">
+      <w:start w:val="1"/>
+      <w:numFmt w:val="bullet"/>
+      <w:lvlText w:val=""/>
+      <w:lvlJc w:val="left"/>
+      <w:pPr>
+        <w:tabs>
+          <w:tab w:val="num" w:pos="2160"/>
+        </w:tabs>
+        <w:ind w:left="2160" w:hanging="360"/>
+      </w:pPr>
+      <w:rPr>
+        <w:rFonts w:ascii="Wingdings" w:hAnsi="Wingdings" w:hint="default"/>
+      </w:rPr>
+    </w:lvl>
+    <w:lvl w:ilvl="3" w:tplc="4970BF5E" w:tentative="1">
+      <w:start w:val="1"/>
+      <w:numFmt w:val="bullet"/>
+      <w:lvlText w:val=""/>
+      <w:lvlJc w:val="left"/>
+      <w:pPr>
+        <w:tabs>
+          <w:tab w:val="num" w:pos="2880"/>
+        </w:tabs>
+        <w:ind w:left="2880" w:hanging="360"/>
+      </w:pPr>
+      <w:rPr>
+        <w:rFonts w:ascii="Wingdings" w:hAnsi="Wingdings" w:hint="default"/>
+      </w:rPr>
+    </w:lvl>
+    <w:lvl w:ilvl="4" w:tplc="FBDA62B6" w:tentative="1">
+      <w:start w:val="1"/>
+      <w:numFmt w:val="bullet"/>
+      <w:lvlText w:val=""/>
+      <w:lvlJc w:val="left"/>
+      <w:pPr>
+        <w:tabs>
+          <w:tab w:val="num" w:pos="3600"/>
+        </w:tabs>
+        <w:ind w:left="3600" w:hanging="360"/>
+      </w:pPr>
+      <w:rPr>
+        <w:rFonts w:ascii="Wingdings" w:hAnsi="Wingdings" w:hint="default"/>
+      </w:rPr>
+    </w:lvl>
+    <w:lvl w:ilvl="5" w:tplc="6C821562" w:tentative="1">
+      <w:start w:val="1"/>
+      <w:numFmt w:val="bullet"/>
+      <w:lvlText w:val=""/>
+      <w:lvlJc w:val="left"/>
+      <w:pPr>
+        <w:tabs>
+          <w:tab w:val="num" w:pos="4320"/>
+        </w:tabs>
+        <w:ind w:left="4320" w:hanging="360"/>
+      </w:pPr>
+      <w:rPr>
+        <w:rFonts w:ascii="Wingdings" w:hAnsi="Wingdings" w:hint="default"/>
+      </w:rPr>
+    </w:lvl>
+    <w:lvl w:ilvl="6" w:tplc="B43AC0FC" w:tentative="1">
+      <w:start w:val="1"/>
+      <w:numFmt w:val="bullet"/>
+      <w:lvlText w:val=""/>
+      <w:lvlJc w:val="left"/>
+      <w:pPr>
+        <w:tabs>
+          <w:tab w:val="num" w:pos="5040"/>
+        </w:tabs>
+        <w:ind w:left="5040" w:hanging="360"/>
+      </w:pPr>
+      <w:rPr>
+        <w:rFonts w:ascii="Wingdings" w:hAnsi="Wingdings" w:hint="default"/>
+      </w:rPr>
+    </w:lvl>
+    <w:lvl w:ilvl="7" w:tplc="F9EC580C" w:tentative="1">
+      <w:start w:val="1"/>
+      <w:numFmt w:val="bullet"/>
+      <w:lvlText w:val=""/>
+      <w:lvlJc w:val="left"/>
+      <w:pPr>
+        <w:tabs>
+          <w:tab w:val="num" w:pos="5760"/>
+        </w:tabs>
+        <w:ind w:left="5760" w:hanging="360"/>
+      </w:pPr>
+      <w:rPr>
+        <w:rFonts w:ascii="Wingdings" w:hAnsi="Wingdings" w:hint="default"/>
+      </w:rPr>
+    </w:lvl>
+    <w:lvl w:ilvl="8" w:tplc="4C5A776E" w:tentative="1">
+      <w:start w:val="1"/>
+      <w:numFmt w:val="bullet"/>
+      <w:lvlText w:val=""/>
+      <w:lvlJc w:val="left"/>
+      <w:pPr>
+        <w:tabs>
+          <w:tab w:val="num" w:pos="6480"/>
+        </w:tabs>
+        <w:ind w:left="6480" w:hanging="360"/>
+      </w:pPr>
+      <w:rPr>
+        <w:rFonts w:ascii="Wingdings" w:hAnsi="Wingdings" w:hint="default"/>
+      </w:rPr>
+    </w:lvl>
+  </w:abstractNum>
+  <w:abstractNum w:abstractNumId="25" w15:restartNumberingAfterBreak="0">
+    <w:nsid w:val="6DF64D0C"/>
+    <w:multiLevelType w:val="hybridMultilevel"/>
+    <w:tmpl w:val="139475B0"/>
+    <w:lvl w:ilvl="0" w:tplc="04090001">
+      <w:start w:val="1"/>
+      <w:numFmt w:val="bullet"/>
+      <w:lvlText w:val=""/>
+      <w:lvlJc w:val="left"/>
+      <w:pPr>
+        <w:ind w:left="720" w:hanging="360"/>
+      </w:pPr>
+      <w:rPr>
+        <w:rFonts w:ascii="Symbol" w:hAnsi="Symbol" w:hint="default"/>
+      </w:rPr>
+    </w:lvl>
+    <w:lvl w:ilvl="1" w:tplc="04090003" w:tentative="1">
+      <w:start w:val="1"/>
+      <w:numFmt w:val="bullet"/>
+      <w:lvlText w:val="o"/>
+      <w:lvlJc w:val="left"/>
+      <w:pPr>
+        <w:ind w:left="1440" w:hanging="360"/>
+      </w:pPr>
+      <w:rPr>
+        <w:rFonts w:ascii="Courier New" w:hAnsi="Courier New" w:cs="Courier New" w:hint="default"/>
+      </w:rPr>
+    </w:lvl>
+    <w:lvl w:ilvl="2" w:tplc="04090005" w:tentative="1">
+      <w:start w:val="1"/>
+      <w:numFmt w:val="bullet"/>
+      <w:lvlText w:val=""/>
+      <w:lvlJc w:val="left"/>
+      <w:pPr>
+        <w:ind w:left="2160" w:hanging="360"/>
+      </w:pPr>
+      <w:rPr>
+        <w:rFonts w:ascii="Wingdings" w:hAnsi="Wingdings" w:hint="default"/>
+      </w:rPr>
+    </w:lvl>
+    <w:lvl w:ilvl="3" w:tplc="04090001" w:tentative="1">
+      <w:start w:val="1"/>
+      <w:numFmt w:val="bullet"/>
+      <w:lvlText w:val=""/>
+      <w:lvlJc w:val="left"/>
+      <w:pPr>
+        <w:ind w:left="2880" w:hanging="360"/>
+      </w:pPr>
+      <w:rPr>
+        <w:rFonts w:ascii="Symbol" w:hAnsi="Symbol" w:hint="default"/>
+      </w:rPr>
+    </w:lvl>
+    <w:lvl w:ilvl="4" w:tplc="04090003" w:tentative="1">
+      <w:start w:val="1"/>
+      <w:numFmt w:val="bullet"/>
+      <w:lvlText w:val="o"/>
+      <w:lvlJc w:val="left"/>
+      <w:pPr>
+        <w:ind w:left="3600" w:hanging="360"/>
+      </w:pPr>
+      <w:rPr>
+        <w:rFonts w:ascii="Courier New" w:hAnsi="Courier New" w:cs="Courier New" w:hint="default"/>
+      </w:rPr>
+    </w:lvl>
+    <w:lvl w:ilvl="5" w:tplc="04090005" w:tentative="1">
+      <w:start w:val="1"/>
+      <w:numFmt w:val="bullet"/>
+      <w:lvlText w:val=""/>
+      <w:lvlJc w:val="left"/>
+      <w:pPr>
+        <w:ind w:left="4320" w:hanging="360"/>
+      </w:pPr>
+      <w:rPr>
+        <w:rFonts w:ascii="Wingdings" w:hAnsi="Wingdings" w:hint="default"/>
+      </w:rPr>
+    </w:lvl>
+    <w:lvl w:ilvl="6" w:tplc="04090001" w:tentative="1">
+      <w:start w:val="1"/>
+      <w:numFmt w:val="bullet"/>
+      <w:lvlText w:val=""/>
+      <w:lvlJc w:val="left"/>
+      <w:pPr>
+        <w:ind w:left="5040" w:hanging="360"/>
+      </w:pPr>
+      <w:rPr>
+        <w:rFonts w:ascii="Symbol" w:hAnsi="Symbol" w:hint="default"/>
+      </w:rPr>
+    </w:lvl>
+    <w:lvl w:ilvl="7" w:tplc="04090003" w:tentative="1">
+      <w:start w:val="1"/>
+      <w:numFmt w:val="bullet"/>
+      <w:lvlText w:val="o"/>
+      <w:lvlJc w:val="left"/>
+      <w:pPr>
+        <w:ind w:left="5760" w:hanging="360"/>
+      </w:pPr>
+      <w:rPr>
+        <w:rFonts w:ascii="Courier New" w:hAnsi="Courier New" w:cs="Courier New" w:hint="default"/>
+      </w:rPr>
+    </w:lvl>
+    <w:lvl w:ilvl="8" w:tplc="04090005" w:tentative="1">
+      <w:start w:val="1"/>
+      <w:numFmt w:val="bullet"/>
+      <w:lvlText w:val=""/>
+      <w:lvlJc w:val="left"/>
+      <w:pPr>
+        <w:ind w:left="6480" w:hanging="360"/>
+      </w:pPr>
+      <w:rPr>
+        <w:rFonts w:ascii="Wingdings" w:hAnsi="Wingdings" w:hint="default"/>
+      </w:rPr>
+    </w:lvl>
+  </w:abstractNum>
+  <w:abstractNum w:abstractNumId="26" w15:restartNumberingAfterBreak="0">
+    <w:nsid w:val="70D15ABA"/>
+    <w:multiLevelType w:val="multilevel"/>
+    <w:tmpl w:val="D1E24396"/>
+    <w:lvl w:ilvl="0">
+      <w:start w:val="1"/>
+      <w:numFmt w:val="bullet"/>
+      <w:lvlText w:val=""/>
+      <w:lvlJc w:val="left"/>
+      <w:pPr>
+        <w:tabs>
+          <w:tab w:val="num" w:pos="720"/>
+        </w:tabs>
+        <w:ind w:left="720" w:hanging="360"/>
+      </w:pPr>
+      <w:rPr>
+        <w:rFonts w:ascii="Symbol" w:hAnsi="Symbol" w:hint="default"/>
+        <w:sz w:val="20"/>
+      </w:rPr>
+    </w:lvl>
+    <w:lvl w:ilvl="1" w:tentative="1">
+      <w:start w:val="1"/>
+      <w:numFmt w:val="bullet"/>
+      <w:lvlText w:val="o"/>
+      <w:lvlJc w:val="left"/>
+      <w:pPr>
+        <w:tabs>
+          <w:tab w:val="num" w:pos="1440"/>
+        </w:tabs>
+        <w:ind w:left="1440" w:hanging="360"/>
+      </w:pPr>
+      <w:rPr>
+        <w:rFonts w:ascii="Courier New" w:hAnsi="Courier New" w:hint="default"/>
+        <w:sz w:val="20"/>
+      </w:rPr>
+    </w:lvl>
+    <w:lvl w:ilvl="2" w:tentative="1">
+      <w:start w:val="1"/>
+      <w:numFmt w:val="bullet"/>
+      <w:lvlText w:val=""/>
+      <w:lvlJc w:val="left"/>
+      <w:pPr>
+        <w:tabs>
+          <w:tab w:val="num" w:pos="2160"/>
+        </w:tabs>
+        <w:ind w:left="2160" w:hanging="360"/>
+      </w:pPr>
+      <w:rPr>
+        <w:rFonts w:ascii="Wingdings" w:hAnsi="Wingdings" w:hint="default"/>
+        <w:sz w:val="20"/>
+      </w:rPr>
+    </w:lvl>
+    <w:lvl w:ilvl="3" w:tentative="1">
+      <w:start w:val="1"/>
+      <w:numFmt w:val="bullet"/>
+      <w:lvlText w:val=""/>
+      <w:lvlJc w:val="left"/>
+      <w:pPr>
+        <w:tabs>
+          <w:tab w:val="num" w:pos="2880"/>
+        </w:tabs>
+        <w:ind w:left="2880" w:hanging="360"/>
+      </w:pPr>
+      <w:rPr>
+        <w:rFonts w:ascii="Wingdings" w:hAnsi="Wingdings" w:hint="default"/>
+        <w:sz w:val="20"/>
+      </w:rPr>
+    </w:lvl>
+    <w:lvl w:ilvl="4" w:tentative="1">
+      <w:start w:val="1"/>
+      <w:numFmt w:val="bullet"/>
+      <w:lvlText w:val=""/>
+      <w:lvlJc w:val="left"/>
+      <w:pPr>
+        <w:tabs>
+          <w:tab w:val="num" w:pos="3600"/>
+        </w:tabs>
+        <w:ind w:left="3600" w:hanging="360"/>
+      </w:pPr>
+      <w:rPr>
+        <w:rFonts w:ascii="Wingdings" w:hAnsi="Wingdings" w:hint="default"/>
+        <w:sz w:val="20"/>
+      </w:rPr>
+    </w:lvl>
+    <w:lvl w:ilvl="5" w:tentative="1">
+      <w:start w:val="1"/>
+      <w:numFmt w:val="bullet"/>
+      <w:lvlText w:val=""/>
+      <w:lvlJc w:val="left"/>
+      <w:pPr>
+        <w:tabs>
+          <w:tab w:val="num" w:pos="4320"/>
+        </w:tabs>
+        <w:ind w:left="4320" w:hanging="360"/>
+      </w:pPr>
+      <w:rPr>
+        <w:rFonts w:ascii="Wingdings" w:hAnsi="Wingdings" w:hint="default"/>
+        <w:sz w:val="20"/>
+      </w:rPr>
+    </w:lvl>
+    <w:lvl w:ilvl="6" w:tentative="1">
+      <w:start w:val="1"/>
+      <w:numFmt w:val="bullet"/>
+      <w:lvlText w:val=""/>
+      <w:lvlJc w:val="left"/>
+      <w:pPr>
+        <w:tabs>
+          <w:tab w:val="num" w:pos="5040"/>
+        </w:tabs>
+        <w:ind w:left="5040" w:hanging="360"/>
+      </w:pPr>
+      <w:rPr>
+        <w:rFonts w:ascii="Wingdings" w:hAnsi="Wingdings" w:hint="default"/>
+        <w:sz w:val="20"/>
+      </w:rPr>
+    </w:lvl>
+    <w:lvl w:ilvl="7" w:tentative="1">
+      <w:start w:val="1"/>
+      <w:numFmt w:val="bullet"/>
+      <w:lvlText w:val=""/>
+      <w:lvlJc w:val="left"/>
+      <w:pPr>
+        <w:tabs>
+          <w:tab w:val="num" w:pos="5760"/>
+        </w:tabs>
+        <w:ind w:left="5760" w:hanging="360"/>
+      </w:pPr>
+      <w:rPr>
+        <w:rFonts w:ascii="Wingdings" w:hAnsi="Wingdings" w:hint="default"/>
+        <w:sz w:val="20"/>
+      </w:rPr>
+    </w:lvl>
+    <w:lvl w:ilvl="8" w:tentative="1">
+      <w:start w:val="1"/>
+      <w:numFmt w:val="bullet"/>
+      <w:lvlText w:val=""/>
+      <w:lvlJc w:val="left"/>
+      <w:pPr>
+        <w:tabs>
+          <w:tab w:val="num" w:pos="6480"/>
+        </w:tabs>
+        <w:ind w:left="6480" w:hanging="360"/>
+      </w:pPr>
+      <w:rPr>
+        <w:rFonts w:ascii="Wingdings" w:hAnsi="Wingdings" w:hint="default"/>
+        <w:sz w:val="20"/>
+      </w:rPr>
+    </w:lvl>
+  </w:abstractNum>
+  <w:abstractNum w:abstractNumId="27" w15:restartNumberingAfterBreak="0">
+    <w:nsid w:val="72A504C9"/>
+    <w:multiLevelType w:val="hybridMultilevel"/>
+    <w:tmpl w:val="A752A2D6"/>
+    <w:lvl w:ilvl="0" w:tplc="04090001">
+      <w:start w:val="1"/>
+      <w:numFmt w:val="bullet"/>
+      <w:lvlText w:val=""/>
+      <w:lvlJc w:val="left"/>
+      <w:pPr>
+        <w:ind w:left="720" w:hanging="360"/>
+      </w:pPr>
+      <w:rPr>
+        <w:rFonts w:ascii="Symbol" w:hAnsi="Symbol" w:hint="default"/>
+      </w:rPr>
+    </w:lvl>
+    <w:lvl w:ilvl="1" w:tplc="04090003" w:tentative="1">
+      <w:start w:val="1"/>
+      <w:numFmt w:val="bullet"/>
+      <w:lvlText w:val="o"/>
+      <w:lvlJc w:val="left"/>
+      <w:pPr>
+        <w:ind w:left="1440" w:hanging="360"/>
+      </w:pPr>
+      <w:rPr>
+        <w:rFonts w:ascii="Courier New" w:hAnsi="Courier New" w:cs="Courier New" w:hint="default"/>
+      </w:rPr>
+    </w:lvl>
+    <w:lvl w:ilvl="2" w:tplc="04090005" w:tentative="1">
+      <w:start w:val="1"/>
+      <w:numFmt w:val="bullet"/>
+      <w:lvlText w:val=""/>
+      <w:lvlJc w:val="left"/>
+      <w:pPr>
+        <w:ind w:left="2160" w:hanging="360"/>
+      </w:pPr>
+      <w:rPr>
+        <w:rFonts w:ascii="Wingdings" w:hAnsi="Wingdings" w:hint="default"/>
+      </w:rPr>
+    </w:lvl>
+    <w:lvl w:ilvl="3" w:tplc="04090001" w:tentative="1">
+      <w:start w:val="1"/>
+      <w:numFmt w:val="bullet"/>
+      <w:lvlText w:val=""/>
+      <w:lvlJc w:val="left"/>
+      <w:pPr>
+        <w:ind w:left="2880" w:hanging="360"/>
+      </w:pPr>
+      <w:rPr>
+        <w:rFonts w:ascii="Symbol" w:hAnsi="Symbol" w:hint="default"/>
+      </w:rPr>
+    </w:lvl>
+    <w:lvl w:ilvl="4" w:tplc="04090003" w:tentative="1">
+      <w:start w:val="1"/>
+      <w:numFmt w:val="bullet"/>
+      <w:lvlText w:val="o"/>
+      <w:lvlJc w:val="left"/>
+      <w:pPr>
+        <w:ind w:left="3600" w:hanging="360"/>
+      </w:pPr>
+      <w:rPr>
+        <w:rFonts w:ascii="Courier New" w:hAnsi="Courier New" w:cs="Courier New" w:hint="default"/>
+      </w:rPr>
+    </w:lvl>
+    <w:lvl w:ilvl="5" w:tplc="04090005" w:tentative="1">
+      <w:start w:val="1"/>
+      <w:numFmt w:val="bullet"/>
+      <w:lvlText w:val=""/>
+      <w:lvlJc w:val="left"/>
+      <w:pPr>
+        <w:ind w:left="4320" w:hanging="360"/>
+      </w:pPr>
+      <w:rPr>
+        <w:rFonts w:ascii="Wingdings" w:hAnsi="Wingdings" w:hint="default"/>
+      </w:rPr>
+    </w:lvl>
+    <w:lvl w:ilvl="6" w:tplc="04090001" w:tentative="1">
+      <w:start w:val="1"/>
+      <w:numFmt w:val="bullet"/>
+      <w:lvlText w:val=""/>
+      <w:lvlJc w:val="left"/>
+      <w:pPr>
+        <w:ind w:left="5040" w:hanging="360"/>
+      </w:pPr>
+      <w:rPr>
+        <w:rFonts w:ascii="Symbol" w:hAnsi="Symbol" w:hint="default"/>
+      </w:rPr>
+    </w:lvl>
+    <w:lvl w:ilvl="7" w:tplc="04090003" w:tentative="1">
+      <w:start w:val="1"/>
+      <w:numFmt w:val="bullet"/>
+      <w:lvlText w:val="o"/>
+      <w:lvlJc w:val="left"/>
+      <w:pPr>
+        <w:ind w:left="5760" w:hanging="360"/>
+      </w:pPr>
+      <w:rPr>
+        <w:rFonts w:ascii="Courier New" w:hAnsi="Courier New" w:cs="Courier New" w:hint="default"/>
+      </w:rPr>
+    </w:lvl>
+    <w:lvl w:ilvl="8" w:tplc="04090005" w:tentative="1">
+      <w:start w:val="1"/>
+      <w:numFmt w:val="bullet"/>
+      <w:lvlText w:val=""/>
+      <w:lvlJc w:val="left"/>
+      <w:pPr>
+        <w:ind w:left="6480" w:hanging="360"/>
+      </w:pPr>
+      <w:rPr>
+        <w:rFonts w:ascii="Wingdings" w:hAnsi="Wingdings" w:hint="default"/>
+      </w:rPr>
+    </w:lvl>
+  </w:abstractNum>
+  <w:abstractNum w:abstractNumId="28" w15:restartNumberingAfterBreak="0">
+    <w:nsid w:val="79627BFD"/>
+    <w:multiLevelType w:val="multilevel"/>
+    <w:tmpl w:val="EED4C5DC"/>
+    <w:lvl w:ilvl="0">
+      <w:start w:val="1"/>
+      <w:numFmt w:val="bullet"/>
+      <w:lvlText w:val=""/>
+      <w:lvlJc w:val="left"/>
+      <w:pPr>
+        <w:tabs>
+          <w:tab w:val="num" w:pos="720"/>
+        </w:tabs>
+        <w:ind w:left="720" w:hanging="360"/>
+      </w:pPr>
+      <w:rPr>
+        <w:rFonts w:ascii="Symbol" w:hAnsi="Symbol" w:hint="default"/>
+        <w:sz w:val="20"/>
+      </w:rPr>
+    </w:lvl>
+    <w:lvl w:ilvl="1" w:tentative="1">
+      <w:start w:val="1"/>
+      <w:numFmt w:val="bullet"/>
+      <w:lvlText w:val="o"/>
+      <w:lvlJc w:val="left"/>
+      <w:pPr>
+        <w:tabs>
+          <w:tab w:val="num" w:pos="1440"/>
+        </w:tabs>
+        <w:ind w:left="1440" w:hanging="360"/>
+      </w:pPr>
+      <w:rPr>
+        <w:rFonts w:ascii="Courier New" w:hAnsi="Courier New" w:hint="default"/>
+        <w:sz w:val="20"/>
+      </w:rPr>
+    </w:lvl>
+    <w:lvl w:ilvl="2" w:tentative="1">
+      <w:start w:val="1"/>
+      <w:numFmt w:val="bullet"/>
+      <w:lvlText w:val=""/>
+      <w:lvlJc w:val="left"/>
+      <w:pPr>
+        <w:tabs>
+          <w:tab w:val="num" w:pos="2160"/>
+        </w:tabs>
+        <w:ind w:left="2160" w:hanging="360"/>
+      </w:pPr>
+      <w:rPr>
+        <w:rFonts w:ascii="Wingdings" w:hAnsi="Wingdings" w:hint="default"/>
+        <w:sz w:val="20"/>
+      </w:rPr>
+    </w:lvl>
+    <w:lvl w:ilvl="3" w:tentative="1">
+      <w:start w:val="1"/>
+      <w:numFmt w:val="bullet"/>
+      <w:lvlText w:val=""/>
+      <w:lvlJc w:val="left"/>
+      <w:pPr>
+        <w:tabs>
+          <w:tab w:val="num" w:pos="2880"/>
+        </w:tabs>
+        <w:ind w:left="2880" w:hanging="360"/>
+      </w:pPr>
+      <w:rPr>
+        <w:rFonts w:ascii="Wingdings" w:hAnsi="Wingdings" w:hint="default"/>
+        <w:sz w:val="20"/>
+      </w:rPr>
+    </w:lvl>
+    <w:lvl w:ilvl="4" w:tentative="1">
+      <w:start w:val="1"/>
+      <w:numFmt w:val="bullet"/>
+      <w:lvlText w:val=""/>
+      <w:lvlJc w:val="left"/>
+      <w:pPr>
+        <w:tabs>
+          <w:tab w:val="num" w:pos="3600"/>
+        </w:tabs>
+        <w:ind w:left="3600" w:hanging="360"/>
+      </w:pPr>
+      <w:rPr>
+        <w:rFonts w:ascii="Wingdings" w:hAnsi="Wingdings" w:hint="default"/>
+        <w:sz w:val="20"/>
+      </w:rPr>
+    </w:lvl>
+    <w:lvl w:ilvl="5" w:tentative="1">
+      <w:start w:val="1"/>
+      <w:numFmt w:val="bullet"/>
+      <w:lvlText w:val=""/>
+      <w:lvlJc w:val="left"/>
+      <w:pPr>
+        <w:tabs>
+          <w:tab w:val="num" w:pos="4320"/>
+        </w:tabs>
+        <w:ind w:left="4320" w:hanging="360"/>
+      </w:pPr>
+      <w:rPr>
+        <w:rFonts w:ascii="Wingdings" w:hAnsi="Wingdings" w:hint="default"/>
+        <w:sz w:val="20"/>
+      </w:rPr>
+    </w:lvl>
+    <w:lvl w:ilvl="6" w:tentative="1">
+      <w:start w:val="1"/>
+      <w:numFmt w:val="bullet"/>
+      <w:lvlText w:val=""/>
+      <w:lvlJc w:val="left"/>
+      <w:pPr>
+        <w:tabs>
+          <w:tab w:val="num" w:pos="5040"/>
+        </w:tabs>
+        <w:ind w:left="5040" w:hanging="360"/>
+      </w:pPr>
+      <w:rPr>
+        <w:rFonts w:ascii="Wingdings" w:hAnsi="Wingdings" w:hint="default"/>
+        <w:sz w:val="20"/>
+      </w:rPr>
+    </w:lvl>
+    <w:lvl w:ilvl="7" w:tentative="1">
+      <w:start w:val="1"/>
+      <w:numFmt w:val="bullet"/>
+      <w:lvlText w:val=""/>
+      <w:lvlJc w:val="left"/>
+      <w:pPr>
+        <w:tabs>
+          <w:tab w:val="num" w:pos="5760"/>
+        </w:tabs>
+        <w:ind w:left="5760" w:hanging="360"/>
+      </w:pPr>
+      <w:rPr>
+        <w:rFonts w:ascii="Wingdings" w:hAnsi="Wingdings" w:hint="default"/>
+        <w:sz w:val="20"/>
+      </w:rPr>
+    </w:lvl>
+    <w:lvl w:ilvl="8" w:tentative="1">
+      <w:start w:val="1"/>
+      <w:numFmt w:val="bullet"/>
+      <w:lvlText w:val=""/>
+      <w:lvlJc w:val="left"/>
+      <w:pPr>
+        <w:tabs>
+          <w:tab w:val="num" w:pos="6480"/>
+        </w:tabs>
+        <w:ind w:left="6480" w:hanging="360"/>
+      </w:pPr>
+      <w:rPr>
+        <w:rFonts w:ascii="Wingdings" w:hAnsi="Wingdings" w:hint="default"/>
+        <w:sz w:val="20"/>
+      </w:rPr>
+    </w:lvl>
+  </w:abstractNum>
+  <w:abstractNum w:abstractNumId="29" w15:restartNumberingAfterBreak="0">
+    <w:nsid w:val="7D1F5C3A"/>
+    <w:multiLevelType w:val="multilevel"/>
+    <w:tmpl w:val="AB4AC51C"/>
+    <w:lvl w:ilvl="0">
+      <w:start w:val="1"/>
+      <w:numFmt w:val="bullet"/>
+      <w:lvlText w:val=""/>
+      <w:lvlJc w:val="left"/>
+      <w:pPr>
+        <w:tabs>
+          <w:tab w:val="num" w:pos="720"/>
+        </w:tabs>
+        <w:ind w:left="720" w:hanging="360"/>
+      </w:pPr>
+      <w:rPr>
+        <w:rFonts w:ascii="Symbol" w:hAnsi="Symbol" w:hint="default"/>
+        <w:sz w:val="20"/>
+      </w:rPr>
+    </w:lvl>
+    <w:lvl w:ilvl="1" w:tentative="1">
+      <w:start w:val="1"/>
+      <w:numFmt w:val="bullet"/>
+      <w:lvlText w:val="o"/>
+      <w:lvlJc w:val="left"/>
+      <w:pPr>
+        <w:tabs>
+          <w:tab w:val="num" w:pos="1440"/>
+        </w:tabs>
+        <w:ind w:left="1440" w:hanging="360"/>
+      </w:pPr>
+      <w:rPr>
+        <w:rFonts w:ascii="Courier New" w:hAnsi="Courier New" w:hint="default"/>
+        <w:sz w:val="20"/>
+      </w:rPr>
+    </w:lvl>
+    <w:lvl w:ilvl="2" w:tentative="1">
+      <w:start w:val="1"/>
+      <w:numFmt w:val="bullet"/>
+      <w:lvlText w:val=""/>
+      <w:lvlJc w:val="left"/>
+      <w:pPr>
+        <w:tabs>
+          <w:tab w:val="num" w:pos="2160"/>
+        </w:tabs>
+        <w:ind w:left="2160" w:hanging="360"/>
+      </w:pPr>
+      <w:rPr>
+        <w:rFonts w:ascii="Wingdings" w:hAnsi="Wingdings" w:hint="default"/>
+        <w:sz w:val="20"/>
+      </w:rPr>
+    </w:lvl>
+    <w:lvl w:ilvl="3" w:tentative="1">
+      <w:start w:val="1"/>
+      <w:numFmt w:val="bullet"/>
+      <w:lvlText w:val=""/>
+      <w:lvlJc w:val="left"/>
+      <w:pPr>
+        <w:tabs>
+          <w:tab w:val="num" w:pos="2880"/>
+        </w:tabs>
+        <w:ind w:left="2880" w:hanging="360"/>
+      </w:pPr>
+      <w:rPr>
+        <w:rFonts w:ascii="Wingdings" w:hAnsi="Wingdings" w:hint="default"/>
+        <w:sz w:val="20"/>
+      </w:rPr>
+    </w:lvl>
+    <w:lvl w:ilvl="4" w:tentative="1">
+      <w:start w:val="1"/>
+      <w:numFmt w:val="bullet"/>
+      <w:lvlText w:val=""/>
+      <w:lvlJc w:val="left"/>
+      <w:pPr>
+        <w:tabs>
+          <w:tab w:val="num" w:pos="3600"/>
+        </w:tabs>
+        <w:ind w:left="3600" w:hanging="360"/>
+      </w:pPr>
+      <w:rPr>
+        <w:rFonts w:ascii="Wingdings" w:hAnsi="Wingdings" w:hint="default"/>
+        <w:sz w:val="20"/>
+      </w:rPr>
+    </w:lvl>
+    <w:lvl w:ilvl="5" w:tentative="1">
+      <w:start w:val="1"/>
+      <w:numFmt w:val="bullet"/>
+      <w:lvlText w:val=""/>
+      <w:lvlJc w:val="left"/>
+      <w:pPr>
+        <w:tabs>
+          <w:tab w:val="num" w:pos="4320"/>
+        </w:tabs>
+        <w:ind w:left="4320" w:hanging="360"/>
+      </w:pPr>
+      <w:rPr>
+        <w:rFonts w:ascii="Wingdings" w:hAnsi="Wingdings" w:hint="default"/>
+        <w:sz w:val="20"/>
+      </w:rPr>
+    </w:lvl>
+    <w:lvl w:ilvl="6" w:tentative="1">
+      <w:start w:val="1"/>
+      <w:numFmt w:val="bullet"/>
+      <w:lvlText w:val=""/>
+      <w:lvlJc w:val="left"/>
+      <w:pPr>
+        <w:tabs>
+          <w:tab w:val="num" w:pos="5040"/>
+        </w:tabs>
+        <w:ind w:left="5040" w:hanging="360"/>
+      </w:pPr>
+      <w:rPr>
+        <w:rFonts w:ascii="Wingdings" w:hAnsi="Wingdings" w:hint="default"/>
+        <w:sz w:val="20"/>
+      </w:rPr>
+    </w:lvl>
+    <w:lvl w:ilvl="7" w:tentative="1">
+      <w:start w:val="1"/>
+      <w:numFmt w:val="bullet"/>
+      <w:lvlText w:val=""/>
+      <w:lvlJc w:val="left"/>
+      <w:pPr>
+        <w:tabs>
+          <w:tab w:val="num" w:pos="5760"/>
+        </w:tabs>
+        <w:ind w:left="5760" w:hanging="360"/>
+      </w:pPr>
+      <w:rPr>
+        <w:rFonts w:ascii="Wingdings" w:hAnsi="Wingdings" w:hint="default"/>
+        <w:sz w:val="20"/>
+      </w:rPr>
+    </w:lvl>
+    <w:lvl w:ilvl="8" w:tentative="1">
+      <w:start w:val="1"/>
+      <w:numFmt w:val="bullet"/>
+      <w:lvlText w:val=""/>
+      <w:lvlJc w:val="left"/>
+      <w:pPr>
+        <w:tabs>
+          <w:tab w:val="num" w:pos="6480"/>
+        </w:tabs>
+        <w:ind w:left="6480" w:hanging="360"/>
+      </w:pPr>
+      <w:rPr>
+        <w:rFonts w:ascii="Wingdings" w:hAnsi="Wingdings" w:hint="default"/>
+        <w:sz w:val="20"/>
+      </w:rPr>
+    </w:lvl>
+  </w:abstractNum>
+  <w:abstractNum w:abstractNumId="30" w15:restartNumberingAfterBreak="0">
+    <w:nsid w:val="7EE03862"/>
+    <w:multiLevelType w:val="hybridMultilevel"/>
+    <w:tmpl w:val="A5C040BC"/>
+    <w:lvl w:ilvl="0" w:tplc="04090001">
+      <w:start w:val="1"/>
+      <w:numFmt w:val="bullet"/>
+      <w:lvlText w:val=""/>
+      <w:lvlJc w:val="left"/>
+      <w:pPr>
+        <w:ind w:left="720" w:hanging="360"/>
+      </w:pPr>
+      <w:rPr>
+        <w:rFonts w:ascii="Symbol" w:hAnsi="Symbol" w:hint="default"/>
+      </w:rPr>
+    </w:lvl>
+    <w:lvl w:ilvl="1" w:tplc="04090003" w:tentative="1">
+      <w:start w:val="1"/>
+      <w:numFmt w:val="bullet"/>
+      <w:lvlText w:val="o"/>
+      <w:lvlJc w:val="left"/>
+      <w:pPr>
+        <w:ind w:left="1440" w:hanging="360"/>
+      </w:pPr>
+      <w:rPr>
+        <w:rFonts w:ascii="Courier New" w:hAnsi="Courier New" w:cs="Courier New" w:hint="default"/>
+      </w:rPr>
+    </w:lvl>
+    <w:lvl w:ilvl="2" w:tplc="04090005" w:tentative="1">
+      <w:start w:val="1"/>
+      <w:numFmt w:val="bullet"/>
+      <w:lvlText w:val=""/>
+      <w:lvlJc w:val="left"/>
+      <w:pPr>
+        <w:ind w:left="2160" w:hanging="360"/>
+      </w:pPr>
+      <w:rPr>
+        <w:rFonts w:ascii="Wingdings" w:hAnsi="Wingdings" w:hint="default"/>
+      </w:rPr>
+    </w:lvl>
+    <w:lvl w:ilvl="3" w:tplc="04090001" w:tentative="1">
+      <w:start w:val="1"/>
+      <w:numFmt w:val="bullet"/>
+      <w:lvlText w:val=""/>
+      <w:lvlJc w:val="left"/>
+      <w:pPr>
+        <w:ind w:left="2880" w:hanging="360"/>
+      </w:pPr>
+      <w:rPr>
+        <w:rFonts w:ascii="Symbol" w:hAnsi="Symbol" w:hint="default"/>
+      </w:rPr>
+    </w:lvl>
+    <w:lvl w:ilvl="4" w:tplc="04090003" w:tentative="1">
+      <w:start w:val="1"/>
+      <w:numFmt w:val="bullet"/>
+      <w:lvlText w:val="o"/>
+      <w:lvlJc w:val="left"/>
+      <w:pPr>
+        <w:ind w:left="3600" w:hanging="360"/>
+      </w:pPr>
+      <w:rPr>
+        <w:rFonts w:ascii="Courier New" w:hAnsi="Courier New" w:cs="Courier New" w:hint="default"/>
+      </w:rPr>
+    </w:lvl>
+    <w:lvl w:ilvl="5" w:tplc="04090005" w:tentative="1">
+      <w:start w:val="1"/>
+      <w:numFmt w:val="bullet"/>
+      <w:lvlText w:val=""/>
+      <w:lvlJc w:val="left"/>
+      <w:pPr>
+        <w:ind w:left="4320" w:hanging="360"/>
+      </w:pPr>
+      <w:rPr>
+        <w:rFonts w:ascii="Wingdings" w:hAnsi="Wingdings" w:hint="default"/>
+      </w:rPr>
+    </w:lvl>
+    <w:lvl w:ilvl="6" w:tplc="04090001" w:tentative="1">
+      <w:start w:val="1"/>
+      <w:numFmt w:val="bullet"/>
+      <w:lvlText w:val=""/>
+      <w:lvlJc w:val="left"/>
+      <w:pPr>
+        <w:ind w:left="5040" w:hanging="360"/>
+      </w:pPr>
+      <w:rPr>
+        <w:rFonts w:ascii="Symbol" w:hAnsi="Symbol" w:hint="default"/>
+      </w:rPr>
+    </w:lvl>
+    <w:lvl w:ilvl="7" w:tplc="04090003" w:tentative="1">
+      <w:start w:val="1"/>
+      <w:numFmt w:val="bullet"/>
+      <w:lvlText w:val="o"/>
+      <w:lvlJc w:val="left"/>
+      <w:pPr>
+        <w:ind w:left="5760" w:hanging="360"/>
+      </w:pPr>
+      <w:rPr>
+        <w:rFonts w:ascii="Courier New" w:hAnsi="Courier New" w:cs="Courier New" w:hint="default"/>
+      </w:rPr>
+    </w:lvl>
+    <w:lvl w:ilvl="8" w:tplc="04090005" w:tentative="1">
+      <w:start w:val="1"/>
+      <w:numFmt w:val="bullet"/>
+      <w:lvlText w:val=""/>
+      <w:lvlJc w:val="left"/>
+      <w:pPr>
+        <w:ind w:left="6480" w:hanging="360"/>
+      </w:pPr>
+      <w:rPr>
+        <w:rFonts w:ascii="Wingdings" w:hAnsi="Wingdings" w:hint="default"/>
+      </w:rPr>
+    </w:lvl>
+  </w:abstractNum>
+  <w:abstractNum w:abstractNumId="31" w15:restartNumberingAfterBreak="0">
+    <w:nsid w:val="7FEF575C"/>
+    <w:multiLevelType w:val="hybridMultilevel"/>
+    <w:tmpl w:val="65222CAA"/>
+    <w:lvl w:ilvl="0" w:tplc="04090001">
+      <w:start w:val="1"/>
+      <w:numFmt w:val="bullet"/>
+      <w:lvlText w:val=""/>
+      <w:lvlJc w:val="left"/>
+      <w:pPr>
+        <w:ind w:left="720" w:hanging="360"/>
+      </w:pPr>
+      <w:rPr>
+        <w:rFonts w:ascii="Symbol" w:hAnsi="Symbol" w:hint="default"/>
+      </w:rPr>
+    </w:lvl>
+    <w:lvl w:ilvl="1" w:tplc="04090003" w:tentative="1">
+      <w:start w:val="1"/>
+      <w:numFmt w:val="bullet"/>
+      <w:lvlText w:val="o"/>
+      <w:lvlJc w:val="left"/>
+      <w:pPr>
+        <w:ind w:left="1440" w:hanging="360"/>
+      </w:pPr>
+      <w:rPr>
+        <w:rFonts w:ascii="Courier New" w:hAnsi="Courier New" w:cs="Courier New" w:hint="default"/>
+      </w:rPr>
+    </w:lvl>
+    <w:lvl w:ilvl="2" w:tplc="04090005" w:tentative="1">
+      <w:start w:val="1"/>
+      <w:numFmt w:val="bullet"/>
+      <w:lvlText w:val=""/>
+      <w:lvlJc w:val="left"/>
+      <w:pPr>
+        <w:ind w:left="2160" w:hanging="360"/>
+      </w:pPr>
+      <w:rPr>
+        <w:rFonts w:ascii="Wingdings" w:hAnsi="Wingdings" w:hint="default"/>
+      </w:rPr>
+    </w:lvl>
+    <w:lvl w:ilvl="3" w:tplc="04090001" w:tentative="1">
+      <w:start w:val="1"/>
+      <w:numFmt w:val="bullet"/>
+      <w:lvlText w:val=""/>
+      <w:lvlJc w:val="left"/>
+      <w:pPr>
+        <w:ind w:left="2880" w:hanging="360"/>
+      </w:pPr>
+      <w:rPr>
+        <w:rFonts w:ascii="Symbol" w:hAnsi="Symbol" w:hint="default"/>
+      </w:rPr>
+    </w:lvl>
+    <w:lvl w:ilvl="4" w:tplc="04090003" w:tentative="1">
+      <w:start w:val="1"/>
+      <w:numFmt w:val="bullet"/>
+      <w:lvlText w:val="o"/>
+      <w:lvlJc w:val="left"/>
+      <w:pPr>
+        <w:ind w:left="3600" w:hanging="360"/>
+      </w:pPr>
+      <w:rPr>
+        <w:rFonts w:ascii="Courier New" w:hAnsi="Courier New" w:cs="Courier New" w:hint="default"/>
+      </w:rPr>
+    </w:lvl>
+    <w:lvl w:ilvl="5" w:tplc="04090005" w:tentative="1">
+      <w:start w:val="1"/>
+      <w:numFmt w:val="bullet"/>
+      <w:lvlText w:val=""/>
+      <w:lvlJc w:val="left"/>
+      <w:pPr>
+        <w:ind w:left="4320" w:hanging="360"/>
+      </w:pPr>
+      <w:rPr>
+        <w:rFonts w:ascii="Wingdings" w:hAnsi="Wingdings" w:hint="default"/>
+      </w:rPr>
+    </w:lvl>
+    <w:lvl w:ilvl="6" w:tplc="04090001" w:tentative="1">
+      <w:start w:val="1"/>
+      <w:numFmt w:val="bullet"/>
+      <w:lvlText w:val=""/>
+      <w:lvlJc w:val="left"/>
+      <w:pPr>
+        <w:ind w:left="5040" w:hanging="360"/>
+      </w:pPr>
+      <w:rPr>
+        <w:rFonts w:ascii="Symbol" w:hAnsi="Symbol" w:hint="default"/>
+      </w:rPr>
+    </w:lvl>
+    <w:lvl w:ilvl="7" w:tplc="04090003" w:tentative="1">
+      <w:start w:val="1"/>
+      <w:numFmt w:val="bullet"/>
+      <w:lvlText w:val="o"/>
+      <w:lvlJc w:val="left"/>
+      <w:pPr>
+        <w:ind w:left="5760" w:hanging="360"/>
+      </w:pPr>
+      <w:rPr>
+        <w:rFonts w:ascii="Courier New" w:hAnsi="Courier New" w:cs="Courier New" w:hint="default"/>
+      </w:rPr>
+    </w:lvl>
+    <w:lvl w:ilvl="8" w:tplc="04090005" w:tentative="1">
+      <w:start w:val="1"/>
+      <w:numFmt w:val="bullet"/>
+      <w:lvlText w:val=""/>
+      <w:lvlJc w:val="left"/>
+      <w:pPr>
+        <w:ind w:left="6480" w:hanging="360"/>
+      </w:pPr>
+      <w:rPr>
+        <w:rFonts w:ascii="Wingdings" w:hAnsi="Wingdings" w:hint="default"/>
+      </w:rPr>
+    </w:lvl>
+  </w:abstractNum>
   <w:num w:numId="1" w16cid:durableId="430466403">
-    <w:abstractNumId w:val="7"/>
+    <w:abstractNumId w:val="18"/>
   </w:num>
   <w:num w:numId="2" w16cid:durableId="237137787">
     <w:abstractNumId w:val="0"/>
   </w:num>
   <w:num w:numId="3" w16cid:durableId="892423608">
+    <w:abstractNumId w:val="22"/>
+  </w:num>
+  <w:num w:numId="4" w16cid:durableId="230384720">
+    <w:abstractNumId w:val="10"/>
+  </w:num>
+  <w:num w:numId="5" w16cid:durableId="272372495">
+    <w:abstractNumId w:val="16"/>
+  </w:num>
+  <w:num w:numId="6" w16cid:durableId="2141222856">
+    <w:abstractNumId w:val="23"/>
+  </w:num>
+  <w:num w:numId="7" w16cid:durableId="1689410922">
+    <w:abstractNumId w:val="11"/>
+  </w:num>
+  <w:num w:numId="8" w16cid:durableId="1968243729">
+    <w:abstractNumId w:val="17"/>
+  </w:num>
+  <w:num w:numId="9" w16cid:durableId="1164052651">
+    <w:abstractNumId w:val="14"/>
+  </w:num>
+  <w:num w:numId="10" w16cid:durableId="1852642674">
+    <w:abstractNumId w:val="4"/>
+  </w:num>
+  <w:num w:numId="11" w16cid:durableId="1757941729">
+    <w:abstractNumId w:val="19"/>
+  </w:num>
+  <w:num w:numId="12" w16cid:durableId="256644518">
+    <w:abstractNumId w:val="26"/>
+  </w:num>
+  <w:num w:numId="13" w16cid:durableId="994794970">
+    <w:abstractNumId w:val="12"/>
+  </w:num>
+  <w:num w:numId="14" w16cid:durableId="78985989">
+    <w:abstractNumId w:val="28"/>
+  </w:num>
+  <w:num w:numId="15" w16cid:durableId="1177423559">
+    <w:abstractNumId w:val="7"/>
+  </w:num>
+  <w:num w:numId="16" w16cid:durableId="1471753025">
+    <w:abstractNumId w:val="15"/>
+  </w:num>
+  <w:num w:numId="17" w16cid:durableId="598098737">
+    <w:abstractNumId w:val="31"/>
+  </w:num>
+  <w:num w:numId="18" w16cid:durableId="1356886425">
+    <w:abstractNumId w:val="21"/>
+  </w:num>
+  <w:num w:numId="19" w16cid:durableId="1508598025">
+    <w:abstractNumId w:val="25"/>
+  </w:num>
+  <w:num w:numId="20" w16cid:durableId="862859647">
+    <w:abstractNumId w:val="6"/>
+  </w:num>
+  <w:num w:numId="21" w16cid:durableId="1483426654">
+    <w:abstractNumId w:val="5"/>
+  </w:num>
+  <w:num w:numId="22" w16cid:durableId="687946777">
+    <w:abstractNumId w:val="24"/>
+  </w:num>
+  <w:num w:numId="23" w16cid:durableId="886144795">
+    <w:abstractNumId w:val="30"/>
+  </w:num>
+  <w:num w:numId="24" w16cid:durableId="2130659498">
+    <w:abstractNumId w:val="20"/>
+  </w:num>
+  <w:num w:numId="25" w16cid:durableId="1077435831">
+    <w:abstractNumId w:val="13"/>
+  </w:num>
+  <w:num w:numId="26" w16cid:durableId="1506894898">
+    <w:abstractNumId w:val="2"/>
+  </w:num>
+  <w:num w:numId="27" w16cid:durableId="844707555">
+    <w:abstractNumId w:val="1"/>
+  </w:num>
+  <w:num w:numId="28" w16cid:durableId="1454447868">
+    <w:abstractNumId w:val="8"/>
+  </w:num>
+  <w:num w:numId="29" w16cid:durableId="374626859">
+    <w:abstractNumId w:val="27"/>
+  </w:num>
+  <w:num w:numId="30" w16cid:durableId="758521289">
+    <w:abstractNumId w:val="3"/>
+  </w:num>
+  <w:num w:numId="31" w16cid:durableId="169301552">
     <w:abstractNumId w:val="9"/>
   </w:num>
-  <w:num w:numId="4" w16cid:durableId="230384720">
-    <w:abstractNumId w:val="2"/>
-  </w:num>
-  <w:num w:numId="5" w16cid:durableId="272372495">
-    <w:abstractNumId w:val="5"/>
-  </w:num>
-  <w:num w:numId="6" w16cid:durableId="2141222856">
-    <w:abstractNumId w:val="10"/>
-  </w:num>
-  <w:num w:numId="7" w16cid:durableId="1689410922">
-    <w:abstractNumId w:val="3"/>
-  </w:num>
-  <w:num w:numId="8" w16cid:durableId="1968243729">
-    <w:abstractNumId w:val="6"/>
-  </w:num>
-  <w:num w:numId="9" w16cid:durableId="1164052651">
-    <w:abstractNumId w:val="4"/>
-  </w:num>
-  <w:num w:numId="10" w16cid:durableId="1852642674">
-    <w:abstractNumId w:val="1"/>
-  </w:num>
-  <w:num w:numId="11" w16cid:durableId="1757941729">
-    <w:abstractNumId w:val="8"/>
+  <w:num w:numId="32" w16cid:durableId="931553722">
+    <w:abstractNumId w:val="29"/>
   </w:num>
 </w:numbering>
 </file>
@@ -3902,6 +9909,50 @@
       <w:spacing w:val="5"/>
     </w:rPr>
   </w:style>
+  <w:style w:type="paragraph" w:styleId="Header">
+    <w:name w:val="header"/>
+    <w:basedOn w:val="Normal"/>
+    <w:link w:val="HeaderChar"/>
+    <w:uiPriority w:val="99"/>
+    <w:unhideWhenUsed/>
+    <w:rsid w:val="000B7E3F"/>
+    <w:pPr>
+      <w:tabs>
+        <w:tab w:val="center" w:pos="4680"/>
+        <w:tab w:val="right" w:pos="9360"/>
+      </w:tabs>
+      <w:spacing w:after="0" w:line="240" w:lineRule="auto"/>
+    </w:pPr>
+  </w:style>
+  <w:style w:type="character" w:customStyle="1" w:styleId="HeaderChar">
+    <w:name w:val="Header Char"/>
+    <w:basedOn w:val="DefaultParagraphFont"/>
+    <w:link w:val="Header"/>
+    <w:uiPriority w:val="99"/>
+    <w:rsid w:val="000B7E3F"/>
+  </w:style>
+  <w:style w:type="paragraph" w:styleId="Footer">
+    <w:name w:val="footer"/>
+    <w:basedOn w:val="Normal"/>
+    <w:link w:val="FooterChar"/>
+    <w:uiPriority w:val="99"/>
+    <w:unhideWhenUsed/>
+    <w:rsid w:val="000B7E3F"/>
+    <w:pPr>
+      <w:tabs>
+        <w:tab w:val="center" w:pos="4680"/>
+        <w:tab w:val="right" w:pos="9360"/>
+      </w:tabs>
+      <w:spacing w:after="0" w:line="240" w:lineRule="auto"/>
+    </w:pPr>
+  </w:style>
+  <w:style w:type="character" w:customStyle="1" w:styleId="FooterChar">
+    <w:name w:val="Footer Char"/>
+    <w:basedOn w:val="DefaultParagraphFont"/>
+    <w:link w:val="Footer"/>
+    <w:uiPriority w:val="99"/>
+    <w:rsid w:val="000B7E3F"/>
+  </w:style>
 </w:styles>
 </file>
 

--- a/Software Project Management.docx
+++ b/Software Project Management.docx
@@ -1594,36 +1594,16 @@
           <w:sz w:val="32"/>
           <w:szCs w:val="32"/>
         </w:rPr>
-        <w:t>Planning</w:t>
-      </w:r>
-      <w:r>
-        <w:rPr>
-          <w:rFonts w:ascii="Times New Roman" w:hAnsi="Times New Roman" w:cs="Times New Roman"/>
-          <w:b/>
-          <w:bCs/>
-          <w:color w:val="0D0D0D" w:themeColor="text1" w:themeTint="F2"/>
-          <w:sz w:val="32"/>
-          <w:szCs w:val="32"/>
-        </w:rPr>
-        <w:t>:</w:t>
-      </w:r>
-      <w:r>
-        <w:rPr>
-          <w:rFonts w:ascii="Times New Roman" w:hAnsi="Times New Roman" w:cs="Times New Roman"/>
-          <w:color w:val="0D0D0D" w:themeColor="text1" w:themeTint="F2"/>
-          <w:sz w:val="32"/>
-          <w:szCs w:val="32"/>
-        </w:rPr>
-        <w:t xml:space="preserve"> </w:t>
-      </w:r>
-      <w:r>
-        <w:rPr>
-          <w:rFonts w:ascii="Times New Roman" w:hAnsi="Times New Roman" w:cs="Times New Roman"/>
-          <w:color w:val="0D0D0D" w:themeColor="text1" w:themeTint="F2"/>
-          <w:sz w:val="32"/>
-          <w:szCs w:val="32"/>
-        </w:rPr>
-        <w:t xml:space="preserve">Decide what to do. </w:t>
+        <w:t>Planning:</w:t>
+      </w:r>
+      <w:r>
+        <w:rPr>
+          <w:rFonts w:ascii="Times New Roman" w:hAnsi="Times New Roman" w:cs="Times New Roman"/>
+          <w:color w:val="0D0D0D" w:themeColor="text1" w:themeTint="F2"/>
+          <w:sz w:val="32"/>
+          <w:szCs w:val="32"/>
+        </w:rPr>
+        <w:t xml:space="preserve"> Decide what to do. </w:t>
       </w:r>
     </w:p>
     <w:p>
@@ -1652,18 +1632,7 @@
           <w:sz w:val="32"/>
           <w:szCs w:val="32"/>
         </w:rPr>
-        <w:t>Organizing</w:t>
-      </w:r>
-      <w:r>
-        <w:rPr>
-          <w:rFonts w:ascii="Times New Roman" w:hAnsi="Times New Roman" w:cs="Times New Roman"/>
-          <w:b/>
-          <w:bCs/>
-          <w:color w:val="0D0D0D" w:themeColor="text1" w:themeTint="F2"/>
-          <w:sz w:val="32"/>
-          <w:szCs w:val="32"/>
-        </w:rPr>
-        <w:t>:</w:t>
+        <w:t>Organizing:</w:t>
       </w:r>
       <w:r>
         <w:rPr>
@@ -1701,18 +1670,7 @@
           <w:sz w:val="32"/>
           <w:szCs w:val="32"/>
         </w:rPr>
-        <w:t>Coordinating</w:t>
-      </w:r>
-      <w:r>
-        <w:rPr>
-          <w:rFonts w:ascii="Times New Roman" w:hAnsi="Times New Roman" w:cs="Times New Roman"/>
-          <w:b/>
-          <w:bCs/>
-          <w:color w:val="0D0D0D" w:themeColor="text1" w:themeTint="F2"/>
-          <w:sz w:val="32"/>
-          <w:szCs w:val="32"/>
-        </w:rPr>
-        <w:t>:</w:t>
+        <w:t>Coordinating:</w:t>
       </w:r>
       <w:r>
         <w:rPr>
@@ -1750,18 +1708,7 @@
           <w:sz w:val="32"/>
           <w:szCs w:val="32"/>
         </w:rPr>
-        <w:t>Achieving goals</w:t>
-      </w:r>
-      <w:r>
-        <w:rPr>
-          <w:rFonts w:ascii="Times New Roman" w:hAnsi="Times New Roman" w:cs="Times New Roman"/>
-          <w:b/>
-          <w:bCs/>
-          <w:color w:val="0D0D0D" w:themeColor="text1" w:themeTint="F2"/>
-          <w:sz w:val="32"/>
-          <w:szCs w:val="32"/>
-        </w:rPr>
-        <w:t>:</w:t>
+        <w:t>Achieving goals:</w:t>
       </w:r>
       <w:r>
         <w:rPr>
@@ -1857,16 +1804,7 @@
           <w:sz w:val="32"/>
           <w:szCs w:val="32"/>
         </w:rPr>
-        <w:t>:</w:t>
-      </w:r>
-      <w:r>
-        <w:rPr>
-          <w:rFonts w:ascii="Times New Roman" w:hAnsi="Times New Roman" w:cs="Times New Roman"/>
-          <w:color w:val="0D0D0D" w:themeColor="text1" w:themeTint="F2"/>
-          <w:sz w:val="32"/>
-          <w:szCs w:val="32"/>
-        </w:rPr>
-        <w:t xml:space="preserve"> Management helps us complete more work in less time. </w:t>
+        <w:t xml:space="preserve">: Management helps us complete more work in less time. </w:t>
       </w:r>
     </w:p>
     <w:p>
@@ -1904,16 +1842,7 @@
           <w:sz w:val="32"/>
           <w:szCs w:val="32"/>
         </w:rPr>
-        <w:t>:</w:t>
-      </w:r>
-      <w:r>
-        <w:rPr>
-          <w:rFonts w:ascii="Times New Roman" w:hAnsi="Times New Roman" w:cs="Times New Roman"/>
-          <w:color w:val="0D0D0D" w:themeColor="text1" w:themeTint="F2"/>
-          <w:sz w:val="32"/>
-          <w:szCs w:val="32"/>
-        </w:rPr>
-        <w:t xml:space="preserve"> Management helps us use time properly and avoid unnecessary delays. </w:t>
+        <w:t xml:space="preserve">: Management helps us use time properly and avoid unnecessary delays. </w:t>
       </w:r>
     </w:p>
     <w:p>
@@ -1951,16 +1880,7 @@
           <w:sz w:val="32"/>
           <w:szCs w:val="32"/>
         </w:rPr>
-        <w:t>:</w:t>
-      </w:r>
-      <w:r>
-        <w:rPr>
-          <w:rFonts w:ascii="Times New Roman" w:hAnsi="Times New Roman" w:cs="Times New Roman"/>
-          <w:color w:val="0D0D0D" w:themeColor="text1" w:themeTint="F2"/>
-          <w:sz w:val="32"/>
-          <w:szCs w:val="32"/>
-        </w:rPr>
-        <w:t xml:space="preserve"> Management helps us plan and arrange our daily tasks properly. </w:t>
+        <w:t xml:space="preserve">: Management helps us plan and arrange our daily tasks properly. </w:t>
       </w:r>
     </w:p>
     <w:p>
@@ -1998,16 +1918,7 @@
           <w:sz w:val="32"/>
           <w:szCs w:val="32"/>
         </w:rPr>
-        <w:t>:</w:t>
-      </w:r>
-      <w:r>
-        <w:rPr>
-          <w:rFonts w:ascii="Times New Roman" w:hAnsi="Times New Roman" w:cs="Times New Roman"/>
-          <w:color w:val="0D0D0D" w:themeColor="text1" w:themeTint="F2"/>
-          <w:sz w:val="32"/>
-          <w:szCs w:val="32"/>
-        </w:rPr>
-        <w:t xml:space="preserve"> Management helps us use resources properly and avoid unnecessary waste.</w:t>
+        <w:t>: Management helps us use resources properly and avoid unnecessary waste.</w:t>
       </w:r>
     </w:p>
     <w:p>
@@ -2261,25 +2172,7 @@
           <w:sz w:val="32"/>
           <w:szCs w:val="32"/>
         </w:rPr>
-        <w:t xml:space="preserve"> Management should maintain good relations and support from the local community</w:t>
-      </w:r>
-      <w:r>
-        <w:rPr>
-          <w:rFonts w:ascii="Times New Roman" w:hAnsi="Times New Roman" w:cs="Times New Roman"/>
-          <w:color w:val="0D0D0D" w:themeColor="text1" w:themeTint="F2"/>
-          <w:sz w:val="32"/>
-          <w:szCs w:val="32"/>
-        </w:rPr>
-        <w:t xml:space="preserve"> so that they accept your products</w:t>
-      </w:r>
-      <w:r>
-        <w:rPr>
-          <w:rFonts w:ascii="Times New Roman" w:hAnsi="Times New Roman" w:cs="Times New Roman"/>
-          <w:color w:val="0D0D0D" w:themeColor="text1" w:themeTint="F2"/>
-          <w:sz w:val="32"/>
-          <w:szCs w:val="32"/>
-        </w:rPr>
-        <w:t xml:space="preserve">. </w:t>
+        <w:t xml:space="preserve"> Management should maintain good relations and support from the local community so that they accept your products. </w:t>
       </w:r>
     </w:p>
     <w:p>
@@ -2458,18 +2351,7 @@
           <w:sz w:val="32"/>
           <w:szCs w:val="32"/>
         </w:rPr>
-        <w:t>S</w:t>
-      </w:r>
-      <w:r>
-        <w:rPr>
-          <w:rFonts w:ascii="Times New Roman" w:hAnsi="Times New Roman" w:cs="Times New Roman"/>
-          <w:b/>
-          <w:bCs/>
-          <w:color w:val="BF4E14" w:themeColor="accent2" w:themeShade="BF"/>
-          <w:sz w:val="32"/>
-          <w:szCs w:val="32"/>
-        </w:rPr>
-        <w:t>uppliers</w:t>
+        <w:t>Suppliers</w:t>
       </w:r>
     </w:p>
     <w:p>
@@ -2564,16 +2446,7 @@
           <w:sz w:val="32"/>
           <w:szCs w:val="32"/>
         </w:rPr>
-        <w:t>:</w:t>
-      </w:r>
-      <w:r>
-        <w:rPr>
-          <w:rFonts w:ascii="Times New Roman" w:hAnsi="Times New Roman" w:cs="Times New Roman"/>
-          <w:color w:val="0D0D0D" w:themeColor="text1" w:themeTint="F2"/>
-          <w:sz w:val="32"/>
-          <w:szCs w:val="32"/>
-        </w:rPr>
-        <w:t xml:space="preserve"> provides servers and cloud storage, e.g., AWS. </w:t>
+        <w:t xml:space="preserve">: provides servers and cloud storage, e.g., AWS. </w:t>
       </w:r>
     </w:p>
     <w:p>
@@ -2611,16 +2484,7 @@
           <w:sz w:val="32"/>
           <w:szCs w:val="32"/>
         </w:rPr>
-        <w:t>:</w:t>
-      </w:r>
-      <w:r>
-        <w:rPr>
-          <w:rFonts w:ascii="Times New Roman" w:hAnsi="Times New Roman" w:cs="Times New Roman"/>
-          <w:color w:val="0D0D0D" w:themeColor="text1" w:themeTint="F2"/>
-          <w:sz w:val="32"/>
-          <w:szCs w:val="32"/>
-        </w:rPr>
-        <w:t xml:space="preserve"> provides software/tools needed by developers. </w:t>
+        <w:t xml:space="preserve">: provides software/tools needed by developers. </w:t>
       </w:r>
     </w:p>
     <w:p>
@@ -2658,16 +2522,7 @@
           <w:sz w:val="32"/>
           <w:szCs w:val="32"/>
         </w:rPr>
-        <w:t>:</w:t>
-      </w:r>
-      <w:r>
-        <w:rPr>
-          <w:rFonts w:ascii="Times New Roman" w:hAnsi="Times New Roman" w:cs="Times New Roman"/>
-          <w:color w:val="0D0D0D" w:themeColor="text1" w:themeTint="F2"/>
-          <w:sz w:val="32"/>
-          <w:szCs w:val="32"/>
-        </w:rPr>
-        <w:t xml:space="preserve"> provides computers and servers. </w:t>
+        <w:t xml:space="preserve">: provides computers and servers. </w:t>
       </w:r>
     </w:p>
     <w:p>
@@ -2705,16 +2560,7 @@
           <w:sz w:val="32"/>
           <w:szCs w:val="32"/>
         </w:rPr>
-        <w:t>:</w:t>
-      </w:r>
-      <w:r>
-        <w:rPr>
-          <w:rFonts w:ascii="Times New Roman" w:hAnsi="Times New Roman" w:cs="Times New Roman"/>
-          <w:color w:val="0D0D0D" w:themeColor="text1" w:themeTint="F2"/>
-          <w:sz w:val="32"/>
-          <w:szCs w:val="32"/>
-        </w:rPr>
-        <w:t xml:space="preserve"> provides internet connectivity. </w:t>
+        <w:t xml:space="preserve">: provides internet connectivity. </w:t>
       </w:r>
     </w:p>
     <w:p>
@@ -3220,39 +3066,7 @@
           <w:sz w:val="32"/>
           <w:szCs w:val="32"/>
         </w:rPr>
-        <w:t xml:space="preserve"> </w:t>
-      </w:r>
-      <w:r>
-        <w:rPr>
-          <w:rFonts w:ascii="Times New Roman" w:hAnsi="Times New Roman" w:cs="Times New Roman"/>
-          <w:sz w:val="32"/>
-          <w:szCs w:val="32"/>
-        </w:rPr>
-        <w:t>Liaising with users (</w:t>
-      </w:r>
-      <w:r>
-        <w:rPr>
-          <w:rFonts w:ascii="Times New Roman" w:hAnsi="Times New Roman" w:cs="Times New Roman"/>
-          <w:sz w:val="32"/>
-          <w:szCs w:val="32"/>
-        </w:rPr>
-        <w:t>Communicating and maintaining relationships with users and others</w:t>
-      </w:r>
-      <w:r>
-        <w:rPr>
-          <w:rFonts w:ascii="Times New Roman" w:hAnsi="Times New Roman" w:cs="Times New Roman"/>
-          <w:sz w:val="32"/>
-          <w:szCs w:val="32"/>
-        </w:rPr>
-        <w:t>)</w:t>
-      </w:r>
-      <w:r>
-        <w:rPr>
-          <w:rFonts w:ascii="Times New Roman" w:hAnsi="Times New Roman" w:cs="Times New Roman"/>
-          <w:sz w:val="32"/>
-          <w:szCs w:val="32"/>
-        </w:rPr>
-        <w:t>.</w:t>
+        <w:t xml:space="preserve"> Liaising with users (Communicating and maintaining relationships with users and others).</w:t>
       </w:r>
     </w:p>
     <w:p>
@@ -4134,29 +3948,7 @@
           <w:sz w:val="32"/>
           <w:szCs w:val="32"/>
         </w:rPr>
-        <w:t>Project Management</w:t>
-      </w:r>
-      <w:r>
-        <w:rPr>
-          <w:rFonts w:ascii="Times New Roman" w:hAnsi="Times New Roman" w:cs="Times New Roman"/>
-          <w:b/>
-          <w:bCs/>
-          <w:color w:val="215E99" w:themeColor="text2" w:themeTint="BF"/>
-          <w:sz w:val="32"/>
-          <w:szCs w:val="32"/>
-        </w:rPr>
-        <w:t xml:space="preserve"> </w:t>
-      </w:r>
-      <w:r>
-        <w:rPr>
-          <w:rFonts w:ascii="Times New Roman" w:hAnsi="Times New Roman" w:cs="Times New Roman"/>
-          <w:b/>
-          <w:bCs/>
-          <w:color w:val="215E99" w:themeColor="text2" w:themeTint="BF"/>
-          <w:sz w:val="32"/>
-          <w:szCs w:val="32"/>
-        </w:rPr>
-        <w:t>Skills</w:t>
+        <w:t>Project Management Skills</w:t>
       </w:r>
     </w:p>
     <w:p>
@@ -4590,11 +4382,2557 @@
     <w:p>
       <w:pPr>
         <w:tabs>
-          <w:tab w:val="left" w:pos="1510"/>
-        </w:tabs>
-        <w:rPr>
-          <w:rFonts w:ascii="Times New Roman" w:hAnsi="Times New Roman" w:cs="Times New Roman"/>
-          <w:color w:val="0D0D0D" w:themeColor="text1" w:themeTint="F2"/>
+          <w:tab w:val="left" w:pos="1960"/>
+        </w:tabs>
+        <w:rPr>
+          <w:rFonts w:ascii="Times New Roman" w:hAnsi="Times New Roman" w:cs="Times New Roman"/>
+          <w:b/>
+          <w:bCs/>
+          <w:color w:val="215E99" w:themeColor="text2" w:themeTint="BF"/>
+          <w:sz w:val="32"/>
+          <w:szCs w:val="32"/>
+        </w:rPr>
+      </w:pPr>
+      <w:r>
+        <w:rPr>
+          <w:rFonts w:ascii="Times New Roman" w:hAnsi="Times New Roman" w:cs="Times New Roman"/>
+          <w:b/>
+          <w:bCs/>
+          <w:color w:val="215E99" w:themeColor="text2" w:themeTint="BF"/>
+          <w:sz w:val="32"/>
+          <w:szCs w:val="32"/>
+        </w:rPr>
+        <w:t>PMBOK</w:t>
+      </w:r>
+    </w:p>
+    <w:p>
+      <w:pPr>
+        <w:pStyle w:val="ListParagraph"/>
+        <w:numPr>
+          <w:ilvl w:val="0"/>
+          <w:numId w:val="34"/>
+        </w:numPr>
+        <w:tabs>
+          <w:tab w:val="left" w:pos="1960"/>
+        </w:tabs>
+        <w:rPr>
+          <w:rFonts w:ascii="Times New Roman" w:hAnsi="Times New Roman" w:cs="Times New Roman"/>
+          <w:color w:val="0D0D0D" w:themeColor="text1" w:themeTint="F2"/>
+          <w:sz w:val="32"/>
+          <w:szCs w:val="32"/>
+        </w:rPr>
+      </w:pPr>
+      <w:r>
+        <w:rPr>
+          <w:rFonts w:ascii="Times New Roman" w:hAnsi="Times New Roman" w:cs="Times New Roman"/>
+          <w:color w:val="0D0D0D" w:themeColor="text1" w:themeTint="F2"/>
+          <w:sz w:val="32"/>
+          <w:szCs w:val="32"/>
+        </w:rPr>
+        <w:t>Project Management Process Groups</w:t>
+      </w:r>
+    </w:p>
+    <w:p>
+      <w:pPr>
+        <w:pStyle w:val="ListParagraph"/>
+        <w:numPr>
+          <w:ilvl w:val="0"/>
+          <w:numId w:val="34"/>
+        </w:numPr>
+        <w:tabs>
+          <w:tab w:val="left" w:pos="1960"/>
+        </w:tabs>
+        <w:rPr>
+          <w:rFonts w:ascii="Times New Roman" w:hAnsi="Times New Roman" w:cs="Times New Roman"/>
+          <w:color w:val="0D0D0D" w:themeColor="text1" w:themeTint="F2"/>
+          <w:sz w:val="32"/>
+          <w:szCs w:val="32"/>
+        </w:rPr>
+      </w:pPr>
+      <w:r>
+        <w:rPr>
+          <w:rFonts w:ascii="Times New Roman" w:hAnsi="Times New Roman" w:cs="Times New Roman"/>
+          <w:color w:val="0D0D0D" w:themeColor="text1" w:themeTint="F2"/>
+          <w:sz w:val="32"/>
+          <w:szCs w:val="32"/>
+        </w:rPr>
+        <w:t>Project Management Knowledge Areas</w:t>
+      </w:r>
+    </w:p>
+    <w:p>
+      <w:pPr>
+        <w:tabs>
+          <w:tab w:val="left" w:pos="3270"/>
+        </w:tabs>
+        <w:rPr>
+          <w:rFonts w:ascii="Times New Roman" w:hAnsi="Times New Roman" w:cs="Times New Roman"/>
+          <w:color w:val="0D0D0D" w:themeColor="text1" w:themeTint="F2"/>
+          <w:sz w:val="32"/>
+          <w:szCs w:val="32"/>
+        </w:rPr>
+      </w:pPr>
+      <w:r>
+        <w:rPr>
+          <w:noProof/>
+        </w:rPr>
+        <mc:AlternateContent>
+          <mc:Choice Requires="wps">
+            <w:drawing>
+              <wp:anchor distT="0" distB="0" distL="114300" distR="114300" simplePos="0" relativeHeight="251663360" behindDoc="0" locked="0" layoutInCell="1" allowOverlap="1" wp14:anchorId="18233D58" wp14:editId="28194D30">
+                <wp:simplePos x="0" y="0"/>
+                <wp:positionH relativeFrom="column">
+                  <wp:posOffset>1670050</wp:posOffset>
+                </wp:positionH>
+                <wp:positionV relativeFrom="paragraph">
+                  <wp:posOffset>13970</wp:posOffset>
+                </wp:positionV>
+                <wp:extent cx="2857500" cy="2857500"/>
+                <wp:effectExtent l="0" t="0" r="0" b="0"/>
+                <wp:wrapSquare wrapText="bothSides"/>
+                <wp:docPr id="10" name="object 10"/>
+                <wp:cNvGraphicFramePr/>
+                <a:graphic xmlns:a="http://schemas.openxmlformats.org/drawingml/2006/main">
+                  <a:graphicData uri="http://schemas.microsoft.com/office/word/2010/wordprocessingShape">
+                    <wps:wsp>
+                      <wps:cNvSpPr/>
+                      <wps:spPr>
+                        <a:xfrm>
+                          <a:off x="0" y="0"/>
+                          <a:ext cx="2857500" cy="2857500"/>
+                        </a:xfrm>
+                        <a:prstGeom prst="rect">
+                          <a:avLst/>
+                        </a:prstGeom>
+                        <a:blipFill>
+                          <a:blip r:embed="rId11" cstate="print"/>
+                          <a:stretch>
+                            <a:fillRect/>
+                          </a:stretch>
+                        </a:blipFill>
+                      </wps:spPr>
+                      <wps:bodyPr wrap="square" lIns="0" tIns="0" rIns="0" bIns="0" rtlCol="0"/>
+                    </wps:wsp>
+                  </a:graphicData>
+                </a:graphic>
+              </wp:anchor>
+            </w:drawing>
+          </mc:Choice>
+          <mc:Fallback>
+            <w:pict>
+              <v:rect w14:anchorId="5E0C1AB2" id="object 10" o:spid="_x0000_s1026" style="position:absolute;margin-left:131.5pt;margin-top:1.1pt;width:225pt;height:225pt;z-index:251663360;visibility:visible;mso-wrap-style:square;mso-wrap-distance-left:9pt;mso-wrap-distance-top:0;mso-wrap-distance-right:9pt;mso-wrap-distance-bottom:0;mso-position-horizontal:absolute;mso-position-horizontal-relative:text;mso-position-vertical:absolute;mso-position-vertical-relative:text;v-text-anchor:top" o:gfxdata="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" stroked="f">
+                <v:fill r:id="rId12" o:title="" recolor="t" rotate="t" type="frame"/>
+                <v:textbox inset="0,0,0,0"/>
+                <w10:wrap type="square"/>
+              </v:rect>
+            </w:pict>
+          </mc:Fallback>
+        </mc:AlternateContent>
+      </w:r>
+    </w:p>
+    <w:p>
+      <w:pPr>
+        <w:rPr>
+          <w:rFonts w:ascii="Times New Roman" w:hAnsi="Times New Roman" w:cs="Times New Roman"/>
+          <w:sz w:val="32"/>
+          <w:szCs w:val="32"/>
+        </w:rPr>
+      </w:pPr>
+    </w:p>
+    <w:p>
+      <w:pPr>
+        <w:rPr>
+          <w:rFonts w:ascii="Times New Roman" w:hAnsi="Times New Roman" w:cs="Times New Roman"/>
+          <w:sz w:val="32"/>
+          <w:szCs w:val="32"/>
+        </w:rPr>
+      </w:pPr>
+    </w:p>
+    <w:p>
+      <w:pPr>
+        <w:rPr>
+          <w:rFonts w:ascii="Times New Roman" w:hAnsi="Times New Roman" w:cs="Times New Roman"/>
+          <w:sz w:val="32"/>
+          <w:szCs w:val="32"/>
+        </w:rPr>
+      </w:pPr>
+    </w:p>
+    <w:p>
+      <w:pPr>
+        <w:rPr>
+          <w:rFonts w:ascii="Times New Roman" w:hAnsi="Times New Roman" w:cs="Times New Roman"/>
+          <w:sz w:val="32"/>
+          <w:szCs w:val="32"/>
+        </w:rPr>
+      </w:pPr>
+    </w:p>
+    <w:p>
+      <w:pPr>
+        <w:rPr>
+          <w:rFonts w:ascii="Times New Roman" w:hAnsi="Times New Roman" w:cs="Times New Roman"/>
+          <w:color w:val="0D0D0D" w:themeColor="text1" w:themeTint="F2"/>
+          <w:sz w:val="32"/>
+          <w:szCs w:val="32"/>
+        </w:rPr>
+      </w:pPr>
+    </w:p>
+    <w:p>
+      <w:pPr>
+        <w:rPr>
+          <w:rFonts w:ascii="Times New Roman" w:hAnsi="Times New Roman" w:cs="Times New Roman"/>
+          <w:sz w:val="32"/>
+          <w:szCs w:val="32"/>
+        </w:rPr>
+      </w:pPr>
+    </w:p>
+    <w:p>
+      <w:pPr>
+        <w:rPr>
+          <w:rFonts w:ascii="Times New Roman" w:hAnsi="Times New Roman" w:cs="Times New Roman"/>
+          <w:sz w:val="32"/>
+          <w:szCs w:val="32"/>
+        </w:rPr>
+      </w:pPr>
+    </w:p>
+    <w:p>
+      <w:pPr>
+        <w:rPr>
+          <w:rFonts w:ascii="Times New Roman" w:hAnsi="Times New Roman" w:cs="Times New Roman"/>
+          <w:b/>
+          <w:bCs/>
+          <w:color w:val="215E99" w:themeColor="text2" w:themeTint="BF"/>
+          <w:sz w:val="32"/>
+          <w:szCs w:val="32"/>
+        </w:rPr>
+      </w:pPr>
+      <w:r>
+        <w:rPr>
+          <w:rFonts w:ascii="Times New Roman" w:hAnsi="Times New Roman" w:cs="Times New Roman"/>
+          <w:b/>
+          <w:bCs/>
+          <w:color w:val="215E99" w:themeColor="text2" w:themeTint="BF"/>
+          <w:sz w:val="32"/>
+          <w:szCs w:val="32"/>
+        </w:rPr>
+        <w:t>Project Management Body of Knowledge (PMBOK)</w:t>
+      </w:r>
+    </w:p>
+    <w:p>
+      <w:pPr>
+        <w:pStyle w:val="ListParagraph"/>
+        <w:numPr>
+          <w:ilvl w:val="0"/>
+          <w:numId w:val="36"/>
+        </w:numPr>
+        <w:rPr>
+          <w:rFonts w:ascii="Times New Roman" w:hAnsi="Times New Roman" w:cs="Times New Roman"/>
+          <w:sz w:val="32"/>
+          <w:szCs w:val="32"/>
+        </w:rPr>
+      </w:pPr>
+      <w:r>
+        <w:rPr>
+          <w:rFonts w:ascii="Times New Roman" w:hAnsi="Times New Roman" w:cs="Times New Roman"/>
+          <w:b/>
+          <w:bCs/>
+          <w:sz w:val="32"/>
+          <w:szCs w:val="32"/>
+        </w:rPr>
+        <w:t>PMBOK:</w:t>
+      </w:r>
+      <w:r>
+        <w:rPr>
+          <w:rFonts w:ascii="Times New Roman" w:hAnsi="Times New Roman" w:cs="Times New Roman"/>
+          <w:sz w:val="32"/>
+          <w:szCs w:val="32"/>
+        </w:rPr>
+        <w:t xml:space="preserve"> It is a collection of </w:t>
+      </w:r>
+      <w:r>
+        <w:rPr>
+          <w:rFonts w:ascii="Times New Roman" w:hAnsi="Times New Roman" w:cs="Times New Roman"/>
+          <w:b/>
+          <w:bCs/>
+          <w:sz w:val="32"/>
+          <w:szCs w:val="32"/>
+        </w:rPr>
+        <w:t>processes and knowledge areas</w:t>
+      </w:r>
+      <w:r>
+        <w:rPr>
+          <w:rFonts w:ascii="Times New Roman" w:hAnsi="Times New Roman" w:cs="Times New Roman"/>
+          <w:sz w:val="32"/>
+          <w:szCs w:val="32"/>
+        </w:rPr>
+        <w:t xml:space="preserve"> that are generally accepted as best practices in project management. </w:t>
+      </w:r>
+    </w:p>
+    <w:p>
+      <w:pPr>
+        <w:pStyle w:val="ListParagraph"/>
+        <w:numPr>
+          <w:ilvl w:val="0"/>
+          <w:numId w:val="36"/>
+        </w:numPr>
+        <w:rPr>
+          <w:rFonts w:ascii="Times New Roman" w:hAnsi="Times New Roman" w:cs="Times New Roman"/>
+          <w:sz w:val="32"/>
+          <w:szCs w:val="32"/>
+        </w:rPr>
+      </w:pPr>
+      <w:r>
+        <w:rPr>
+          <w:rFonts w:ascii="Times New Roman" w:hAnsi="Times New Roman" w:cs="Times New Roman"/>
+          <w:b/>
+          <w:bCs/>
+          <w:sz w:val="32"/>
+          <w:szCs w:val="32"/>
+        </w:rPr>
+        <w:t>Generally accepted:</w:t>
+      </w:r>
+      <w:r>
+        <w:rPr>
+          <w:rFonts w:ascii="Times New Roman" w:hAnsi="Times New Roman" w:cs="Times New Roman"/>
+          <w:sz w:val="32"/>
+          <w:szCs w:val="32"/>
+        </w:rPr>
+        <w:t xml:space="preserve"> It means these practices can be applied to </w:t>
+      </w:r>
+      <w:r>
+        <w:rPr>
+          <w:rFonts w:ascii="Times New Roman" w:hAnsi="Times New Roman" w:cs="Times New Roman"/>
+          <w:b/>
+          <w:bCs/>
+          <w:sz w:val="32"/>
+          <w:szCs w:val="32"/>
+        </w:rPr>
+        <w:t>most projects most of the time</w:t>
+      </w:r>
+      <w:r>
+        <w:rPr>
+          <w:rFonts w:ascii="Times New Roman" w:hAnsi="Times New Roman" w:cs="Times New Roman"/>
+          <w:sz w:val="32"/>
+          <w:szCs w:val="32"/>
+        </w:rPr>
+        <w:t xml:space="preserve">. </w:t>
+      </w:r>
+    </w:p>
+    <w:p>
+      <w:pPr>
+        <w:pStyle w:val="ListParagraph"/>
+        <w:numPr>
+          <w:ilvl w:val="0"/>
+          <w:numId w:val="36"/>
+        </w:numPr>
+        <w:rPr>
+          <w:rFonts w:ascii="Times New Roman" w:hAnsi="Times New Roman" w:cs="Times New Roman"/>
+          <w:sz w:val="32"/>
+          <w:szCs w:val="32"/>
+        </w:rPr>
+      </w:pPr>
+      <w:r>
+        <w:rPr>
+          <w:rFonts w:ascii="Times New Roman" w:hAnsi="Times New Roman" w:cs="Times New Roman"/>
+          <w:b/>
+          <w:bCs/>
+          <w:sz w:val="32"/>
+          <w:szCs w:val="32"/>
+        </w:rPr>
+        <w:lastRenderedPageBreak/>
+        <w:t>Third Edition (2004):</w:t>
+      </w:r>
+      <w:r>
+        <w:rPr>
+          <w:rFonts w:ascii="Times New Roman" w:hAnsi="Times New Roman" w:cs="Times New Roman"/>
+          <w:sz w:val="32"/>
+          <w:szCs w:val="32"/>
+        </w:rPr>
+        <w:t xml:space="preserve"> It was recognized as a standard by the </w:t>
+      </w:r>
+      <w:r>
+        <w:rPr>
+          <w:rFonts w:ascii="Times New Roman" w:hAnsi="Times New Roman" w:cs="Times New Roman"/>
+          <w:b/>
+          <w:bCs/>
+          <w:sz w:val="32"/>
+          <w:szCs w:val="32"/>
+        </w:rPr>
+        <w:t>Institute of Electrical and Electronics Engineers (IEEE 1490-2003)</w:t>
+      </w:r>
+      <w:r>
+        <w:rPr>
+          <w:rFonts w:ascii="Times New Roman" w:hAnsi="Times New Roman" w:cs="Times New Roman"/>
+          <w:sz w:val="32"/>
+          <w:szCs w:val="32"/>
+        </w:rPr>
+        <w:t xml:space="preserve">. </w:t>
+      </w:r>
+    </w:p>
+    <w:p>
+      <w:pPr>
+        <w:pStyle w:val="ListParagraph"/>
+        <w:numPr>
+          <w:ilvl w:val="0"/>
+          <w:numId w:val="36"/>
+        </w:numPr>
+        <w:rPr>
+          <w:rFonts w:ascii="Times New Roman" w:hAnsi="Times New Roman" w:cs="Times New Roman"/>
+          <w:sz w:val="32"/>
+          <w:szCs w:val="32"/>
+        </w:rPr>
+      </w:pPr>
+      <w:r>
+        <w:rPr>
+          <w:rFonts w:ascii="Times New Roman" w:hAnsi="Times New Roman" w:cs="Times New Roman"/>
+          <w:b/>
+          <w:bCs/>
+          <w:sz w:val="32"/>
+          <w:szCs w:val="32"/>
+        </w:rPr>
+        <w:t>Fourth Edition (2008):</w:t>
+      </w:r>
+      <w:r>
+        <w:rPr>
+          <w:rFonts w:ascii="Times New Roman" w:hAnsi="Times New Roman" w:cs="Times New Roman"/>
+          <w:sz w:val="32"/>
+          <w:szCs w:val="32"/>
+        </w:rPr>
+        <w:t xml:space="preserve"> It was recognized by the </w:t>
+      </w:r>
+      <w:r>
+        <w:rPr>
+          <w:rFonts w:ascii="Times New Roman" w:hAnsi="Times New Roman" w:cs="Times New Roman"/>
+          <w:b/>
+          <w:bCs/>
+          <w:sz w:val="32"/>
+          <w:szCs w:val="32"/>
+        </w:rPr>
+        <w:t>American National Standards Institute (ANSI)</w:t>
+      </w:r>
+      <w:r>
+        <w:rPr>
+          <w:rFonts w:ascii="Times New Roman" w:hAnsi="Times New Roman" w:cs="Times New Roman"/>
+          <w:sz w:val="32"/>
+          <w:szCs w:val="32"/>
+        </w:rPr>
+        <w:t xml:space="preserve"> as an American National Standard </w:t>
+      </w:r>
+      <w:r>
+        <w:rPr>
+          <w:rFonts w:ascii="Times New Roman" w:hAnsi="Times New Roman" w:cs="Times New Roman"/>
+          <w:b/>
+          <w:bCs/>
+          <w:sz w:val="32"/>
+          <w:szCs w:val="32"/>
+        </w:rPr>
+        <w:t>(ANSI/PMI 99-001-2008)</w:t>
+      </w:r>
+      <w:r>
+        <w:rPr>
+          <w:rFonts w:ascii="Times New Roman" w:hAnsi="Times New Roman" w:cs="Times New Roman"/>
+          <w:sz w:val="32"/>
+          <w:szCs w:val="32"/>
+        </w:rPr>
+        <w:t>.</w:t>
+      </w:r>
+    </w:p>
+    <w:p>
+      <w:pPr>
+        <w:tabs>
+          <w:tab w:val="left" w:pos="3270"/>
+        </w:tabs>
+        <w:rPr>
+          <w:rFonts w:ascii="Times New Roman" w:hAnsi="Times New Roman" w:cs="Times New Roman"/>
+          <w:b/>
+          <w:bCs/>
+          <w:color w:val="215E99" w:themeColor="text2" w:themeTint="BF"/>
+          <w:sz w:val="32"/>
+          <w:szCs w:val="32"/>
+        </w:rPr>
+      </w:pPr>
+      <w:r>
+        <w:rPr>
+          <w:rFonts w:ascii="Times New Roman" w:hAnsi="Times New Roman" w:cs="Times New Roman"/>
+          <w:b/>
+          <w:bCs/>
+          <w:color w:val="215E99" w:themeColor="text2" w:themeTint="BF"/>
+          <w:sz w:val="32"/>
+          <w:szCs w:val="32"/>
+        </w:rPr>
+        <w:t>Project Management</w:t>
+      </w:r>
+      <w:r>
+        <w:rPr>
+          <w:rFonts w:ascii="Times New Roman" w:hAnsi="Times New Roman" w:cs="Times New Roman"/>
+          <w:b/>
+          <w:bCs/>
+          <w:color w:val="215E99" w:themeColor="text2" w:themeTint="BF"/>
+          <w:sz w:val="32"/>
+          <w:szCs w:val="32"/>
+        </w:rPr>
+        <w:t xml:space="preserve"> </w:t>
+      </w:r>
+      <w:r>
+        <w:rPr>
+          <w:rFonts w:ascii="Times New Roman" w:hAnsi="Times New Roman" w:cs="Times New Roman"/>
+          <w:b/>
+          <w:bCs/>
+          <w:color w:val="215E99" w:themeColor="text2" w:themeTint="BF"/>
+          <w:sz w:val="32"/>
+          <w:szCs w:val="32"/>
+        </w:rPr>
+        <w:t>Process Groups</w:t>
+      </w:r>
+    </w:p>
+    <w:p>
+      <w:pPr>
+        <w:tabs>
+          <w:tab w:val="left" w:pos="1940"/>
+        </w:tabs>
+        <w:rPr>
+          <w:rFonts w:ascii="Times New Roman" w:hAnsi="Times New Roman" w:cs="Times New Roman"/>
+          <w:sz w:val="32"/>
+          <w:szCs w:val="32"/>
+        </w:rPr>
+      </w:pPr>
+      <w:r>
+        <w:rPr>
+          <w:rFonts w:ascii="Times New Roman" w:hAnsi="Times New Roman" w:cs="Times New Roman"/>
+          <w:sz w:val="32"/>
+          <w:szCs w:val="32"/>
+        </w:rPr>
+        <w:t xml:space="preserve">PMBOK recognizes </w:t>
+      </w:r>
+      <w:r>
+        <w:rPr>
+          <w:rFonts w:ascii="Times New Roman" w:hAnsi="Times New Roman" w:cs="Times New Roman"/>
+          <w:b/>
+          <w:bCs/>
+          <w:sz w:val="32"/>
+          <w:szCs w:val="32"/>
+        </w:rPr>
+        <w:t>5 basic process groups</w:t>
+      </w:r>
+      <w:r>
+        <w:rPr>
+          <w:rFonts w:ascii="Times New Roman" w:hAnsi="Times New Roman" w:cs="Times New Roman"/>
+          <w:sz w:val="32"/>
+          <w:szCs w:val="32"/>
+        </w:rPr>
+        <w:t>:</w:t>
+      </w:r>
+    </w:p>
+    <w:p>
+      <w:pPr>
+        <w:pStyle w:val="ListParagraph"/>
+        <w:numPr>
+          <w:ilvl w:val="0"/>
+          <w:numId w:val="38"/>
+        </w:numPr>
+        <w:tabs>
+          <w:tab w:val="left" w:pos="1940"/>
+        </w:tabs>
+        <w:rPr>
+          <w:rFonts w:ascii="Times New Roman" w:hAnsi="Times New Roman" w:cs="Times New Roman"/>
+          <w:sz w:val="32"/>
+          <w:szCs w:val="32"/>
+        </w:rPr>
+      </w:pPr>
+      <w:r>
+        <w:rPr>
+          <w:rFonts w:ascii="Times New Roman" w:hAnsi="Times New Roman" w:cs="Times New Roman"/>
+          <w:b/>
+          <w:bCs/>
+          <w:sz w:val="32"/>
+          <w:szCs w:val="32"/>
+        </w:rPr>
+        <w:t>Initiating:</w:t>
+      </w:r>
+      <w:r>
+        <w:rPr>
+          <w:rFonts w:ascii="Times New Roman" w:hAnsi="Times New Roman" w:cs="Times New Roman"/>
+          <w:sz w:val="32"/>
+          <w:szCs w:val="32"/>
+        </w:rPr>
+        <w:t xml:space="preserve"> Starting the project and defining its basic purpose. </w:t>
+      </w:r>
+    </w:p>
+    <w:p>
+      <w:pPr>
+        <w:pStyle w:val="ListParagraph"/>
+        <w:numPr>
+          <w:ilvl w:val="0"/>
+          <w:numId w:val="38"/>
+        </w:numPr>
+        <w:tabs>
+          <w:tab w:val="left" w:pos="1940"/>
+        </w:tabs>
+        <w:rPr>
+          <w:rFonts w:ascii="Times New Roman" w:hAnsi="Times New Roman" w:cs="Times New Roman"/>
+          <w:sz w:val="32"/>
+          <w:szCs w:val="32"/>
+        </w:rPr>
+      </w:pPr>
+      <w:r>
+        <w:rPr>
+          <w:rFonts w:ascii="Times New Roman" w:hAnsi="Times New Roman" w:cs="Times New Roman"/>
+          <w:b/>
+          <w:bCs/>
+          <w:sz w:val="32"/>
+          <w:szCs w:val="32"/>
+        </w:rPr>
+        <w:t>Planning:</w:t>
+      </w:r>
+      <w:r>
+        <w:rPr>
+          <w:rFonts w:ascii="Times New Roman" w:hAnsi="Times New Roman" w:cs="Times New Roman"/>
+          <w:sz w:val="32"/>
+          <w:szCs w:val="32"/>
+        </w:rPr>
+        <w:t xml:space="preserve"> Deciding what needs to be done and how the project will be completed. </w:t>
+      </w:r>
+    </w:p>
+    <w:p>
+      <w:pPr>
+        <w:pStyle w:val="ListParagraph"/>
+        <w:numPr>
+          <w:ilvl w:val="0"/>
+          <w:numId w:val="38"/>
+        </w:numPr>
+        <w:tabs>
+          <w:tab w:val="left" w:pos="1940"/>
+        </w:tabs>
+        <w:rPr>
+          <w:rFonts w:ascii="Times New Roman" w:hAnsi="Times New Roman" w:cs="Times New Roman"/>
+          <w:sz w:val="32"/>
+          <w:szCs w:val="32"/>
+        </w:rPr>
+      </w:pPr>
+      <w:r>
+        <w:rPr>
+          <w:rFonts w:ascii="Times New Roman" w:hAnsi="Times New Roman" w:cs="Times New Roman"/>
+          <w:b/>
+          <w:bCs/>
+          <w:sz w:val="32"/>
+          <w:szCs w:val="32"/>
+        </w:rPr>
+        <w:t>Executing:</w:t>
+      </w:r>
+      <w:r>
+        <w:rPr>
+          <w:rFonts w:ascii="Times New Roman" w:hAnsi="Times New Roman" w:cs="Times New Roman"/>
+          <w:sz w:val="32"/>
+          <w:szCs w:val="32"/>
+        </w:rPr>
+        <w:t xml:space="preserve"> Carrying out the planned work. </w:t>
+      </w:r>
+    </w:p>
+    <w:p>
+      <w:pPr>
+        <w:pStyle w:val="ListParagraph"/>
+        <w:numPr>
+          <w:ilvl w:val="0"/>
+          <w:numId w:val="38"/>
+        </w:numPr>
+        <w:tabs>
+          <w:tab w:val="left" w:pos="1940"/>
+        </w:tabs>
+        <w:rPr>
+          <w:rFonts w:ascii="Times New Roman" w:hAnsi="Times New Roman" w:cs="Times New Roman"/>
+          <w:sz w:val="32"/>
+          <w:szCs w:val="32"/>
+        </w:rPr>
+      </w:pPr>
+      <w:r>
+        <w:rPr>
+          <w:rFonts w:ascii="Times New Roman" w:hAnsi="Times New Roman" w:cs="Times New Roman"/>
+          <w:b/>
+          <w:bCs/>
+          <w:sz w:val="32"/>
+          <w:szCs w:val="32"/>
+        </w:rPr>
+        <w:t>Monitoring and Controlling:</w:t>
+      </w:r>
+      <w:r>
+        <w:rPr>
+          <w:rFonts w:ascii="Times New Roman" w:hAnsi="Times New Roman" w:cs="Times New Roman"/>
+          <w:sz w:val="32"/>
+          <w:szCs w:val="32"/>
+        </w:rPr>
+        <w:t xml:space="preserve"> Checking the progress and taking corrective actions when needed. </w:t>
+      </w:r>
+    </w:p>
+    <w:p>
+      <w:pPr>
+        <w:pStyle w:val="ListParagraph"/>
+        <w:numPr>
+          <w:ilvl w:val="0"/>
+          <w:numId w:val="38"/>
+        </w:numPr>
+        <w:tabs>
+          <w:tab w:val="left" w:pos="1940"/>
+        </w:tabs>
+        <w:rPr>
+          <w:rFonts w:ascii="Times New Roman" w:hAnsi="Times New Roman" w:cs="Times New Roman"/>
+          <w:sz w:val="32"/>
+          <w:szCs w:val="32"/>
+        </w:rPr>
+      </w:pPr>
+      <w:r>
+        <w:rPr>
+          <w:noProof/>
+        </w:rPr>
+        <mc:AlternateContent>
+          <mc:Choice Requires="wps">
+            <w:drawing>
+              <wp:anchor distT="0" distB="0" distL="114300" distR="114300" simplePos="0" relativeHeight="251665408" behindDoc="0" locked="0" layoutInCell="1" allowOverlap="1" wp14:anchorId="6DFD5A34" wp14:editId="1A8743A5">
+                <wp:simplePos x="0" y="0"/>
+                <wp:positionH relativeFrom="column">
+                  <wp:posOffset>603250</wp:posOffset>
+                </wp:positionH>
+                <wp:positionV relativeFrom="paragraph">
+                  <wp:posOffset>352425</wp:posOffset>
+                </wp:positionV>
+                <wp:extent cx="4476750" cy="2590800"/>
+                <wp:effectExtent l="0" t="0" r="0" b="0"/>
+                <wp:wrapSquare wrapText="bothSides"/>
+                <wp:docPr id="56216742" name="object 4"/>
+                <wp:cNvGraphicFramePr/>
+                <a:graphic xmlns:a="http://schemas.openxmlformats.org/drawingml/2006/main">
+                  <a:graphicData uri="http://schemas.microsoft.com/office/word/2010/wordprocessingShape">
+                    <wps:wsp>
+                      <wps:cNvSpPr/>
+                      <wps:spPr>
+                        <a:xfrm>
+                          <a:off x="0" y="0"/>
+                          <a:ext cx="4476750" cy="2590800"/>
+                        </a:xfrm>
+                        <a:prstGeom prst="rect">
+                          <a:avLst/>
+                        </a:prstGeom>
+                        <a:blipFill>
+                          <a:blip r:embed="rId13" cstate="print"/>
+                          <a:stretch>
+                            <a:fillRect/>
+                          </a:stretch>
+                        </a:blipFill>
+                      </wps:spPr>
+                      <wps:bodyPr wrap="square" lIns="0" tIns="0" rIns="0" bIns="0" rtlCol="0"/>
+                    </wps:wsp>
+                  </a:graphicData>
+                </a:graphic>
+              </wp:anchor>
+            </w:drawing>
+          </mc:Choice>
+          <mc:Fallback>
+            <w:pict>
+              <v:rect w14:anchorId="439DC08C" id="object 4" o:spid="_x0000_s1026" style="position:absolute;margin-left:47.5pt;margin-top:27.75pt;width:352.5pt;height:204pt;z-index:251665408;visibility:visible;mso-wrap-style:square;mso-wrap-distance-left:9pt;mso-wrap-distance-top:0;mso-wrap-distance-right:9pt;mso-wrap-distance-bottom:0;mso-position-horizontal:absolute;mso-position-horizontal-relative:text;mso-position-vertical:absolute;mso-position-vertical-relative:text;v-text-anchor:top" o:gfxdata="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" stroked="f">
+                <v:fill r:id="rId14" o:title="" recolor="t" rotate="t" type="frame"/>
+                <v:textbox inset="0,0,0,0"/>
+                <w10:wrap type="square"/>
+              </v:rect>
+            </w:pict>
+          </mc:Fallback>
+        </mc:AlternateContent>
+      </w:r>
+      <w:r>
+        <w:rPr>
+          <w:rFonts w:ascii="Times New Roman" w:hAnsi="Times New Roman" w:cs="Times New Roman"/>
+          <w:b/>
+          <w:bCs/>
+          <w:sz w:val="32"/>
+          <w:szCs w:val="32"/>
+        </w:rPr>
+        <w:t>Closing:</w:t>
+      </w:r>
+      <w:r>
+        <w:rPr>
+          <w:rFonts w:ascii="Times New Roman" w:hAnsi="Times New Roman" w:cs="Times New Roman"/>
+          <w:sz w:val="32"/>
+          <w:szCs w:val="32"/>
+        </w:rPr>
+        <w:t xml:space="preserve"> </w:t>
+      </w:r>
+      <w:r>
+        <w:rPr>
+          <w:rFonts w:ascii="Times New Roman" w:hAnsi="Times New Roman" w:cs="Times New Roman"/>
+          <w:sz w:val="32"/>
+          <w:szCs w:val="32"/>
+        </w:rPr>
+        <w:t>F</w:t>
+      </w:r>
+      <w:r>
+        <w:rPr>
+          <w:rFonts w:ascii="Times New Roman" w:hAnsi="Times New Roman" w:cs="Times New Roman"/>
+          <w:sz w:val="32"/>
+          <w:szCs w:val="32"/>
+        </w:rPr>
+        <w:t>inishing the project properly and officially ending it.</w:t>
+      </w:r>
+    </w:p>
+    <w:p>
+      <w:pPr>
+        <w:tabs>
+          <w:tab w:val="left" w:pos="1940"/>
+        </w:tabs>
+        <w:rPr>
+          <w:rFonts w:ascii="Times New Roman" w:hAnsi="Times New Roman" w:cs="Times New Roman"/>
+          <w:sz w:val="32"/>
+          <w:szCs w:val="32"/>
+        </w:rPr>
+      </w:pPr>
+    </w:p>
+    <w:p>
+      <w:pPr>
+        <w:rPr>
+          <w:rFonts w:ascii="Times New Roman" w:hAnsi="Times New Roman" w:cs="Times New Roman"/>
+          <w:sz w:val="32"/>
+          <w:szCs w:val="32"/>
+        </w:rPr>
+      </w:pPr>
+    </w:p>
+    <w:p>
+      <w:pPr>
+        <w:rPr>
+          <w:rFonts w:ascii="Times New Roman" w:hAnsi="Times New Roman" w:cs="Times New Roman"/>
+          <w:sz w:val="32"/>
+          <w:szCs w:val="32"/>
+        </w:rPr>
+      </w:pPr>
+    </w:p>
+    <w:p>
+      <w:pPr>
+        <w:rPr>
+          <w:rFonts w:ascii="Times New Roman" w:hAnsi="Times New Roman" w:cs="Times New Roman"/>
+          <w:sz w:val="32"/>
+          <w:szCs w:val="32"/>
+        </w:rPr>
+      </w:pPr>
+    </w:p>
+    <w:p>
+      <w:pPr>
+        <w:rPr>
+          <w:rFonts w:ascii="Times New Roman" w:hAnsi="Times New Roman" w:cs="Times New Roman"/>
+          <w:sz w:val="32"/>
+          <w:szCs w:val="32"/>
+        </w:rPr>
+      </w:pPr>
+    </w:p>
+    <w:p>
+      <w:pPr>
+        <w:rPr>
+          <w:rFonts w:ascii="Times New Roman" w:hAnsi="Times New Roman" w:cs="Times New Roman"/>
+          <w:sz w:val="32"/>
+          <w:szCs w:val="32"/>
+        </w:rPr>
+      </w:pPr>
+    </w:p>
+    <w:p>
+      <w:pPr>
+        <w:rPr>
+          <w:rFonts w:ascii="Times New Roman" w:hAnsi="Times New Roman" w:cs="Times New Roman"/>
+          <w:sz w:val="32"/>
+          <w:szCs w:val="32"/>
+        </w:rPr>
+      </w:pPr>
+    </w:p>
+    <w:p>
+      <w:pPr>
+        <w:tabs>
+          <w:tab w:val="left" w:pos="1900"/>
+        </w:tabs>
+        <w:rPr>
+          <w:rFonts w:ascii="Times New Roman" w:hAnsi="Times New Roman" w:cs="Times New Roman"/>
+          <w:b/>
+          <w:bCs/>
+          <w:color w:val="215E99" w:themeColor="text2" w:themeTint="BF"/>
+          <w:sz w:val="32"/>
+          <w:szCs w:val="32"/>
+        </w:rPr>
+      </w:pPr>
+    </w:p>
+    <w:p>
+      <w:pPr>
+        <w:tabs>
+          <w:tab w:val="left" w:pos="1900"/>
+        </w:tabs>
+        <w:rPr>
+          <w:rFonts w:ascii="Times New Roman" w:hAnsi="Times New Roman" w:cs="Times New Roman"/>
+          <w:b/>
+          <w:bCs/>
+          <w:color w:val="215E99" w:themeColor="text2" w:themeTint="BF"/>
+          <w:sz w:val="32"/>
+          <w:szCs w:val="32"/>
+        </w:rPr>
+      </w:pPr>
+    </w:p>
+    <w:p>
+      <w:pPr>
+        <w:tabs>
+          <w:tab w:val="left" w:pos="1900"/>
+        </w:tabs>
+        <w:rPr>
+          <w:rFonts w:ascii="Times New Roman" w:hAnsi="Times New Roman" w:cs="Times New Roman"/>
+          <w:b/>
+          <w:bCs/>
+          <w:color w:val="215E99" w:themeColor="text2" w:themeTint="BF"/>
+          <w:sz w:val="32"/>
+          <w:szCs w:val="32"/>
+        </w:rPr>
+      </w:pPr>
+    </w:p>
+    <w:p>
+      <w:pPr>
+        <w:tabs>
+          <w:tab w:val="left" w:pos="1900"/>
+        </w:tabs>
+        <w:rPr>
+          <w:rFonts w:ascii="Times New Roman" w:hAnsi="Times New Roman" w:cs="Times New Roman"/>
+          <w:b/>
+          <w:bCs/>
+          <w:color w:val="215E99" w:themeColor="text2" w:themeTint="BF"/>
+          <w:sz w:val="32"/>
+          <w:szCs w:val="32"/>
+        </w:rPr>
+      </w:pPr>
+      <w:r>
+        <w:rPr>
+          <w:rFonts w:ascii="Times New Roman" w:hAnsi="Times New Roman" w:cs="Times New Roman"/>
+          <w:b/>
+          <w:bCs/>
+          <w:color w:val="215E99" w:themeColor="text2" w:themeTint="BF"/>
+          <w:sz w:val="32"/>
+          <w:szCs w:val="32"/>
+        </w:rPr>
+        <w:lastRenderedPageBreak/>
+        <w:t>Project Management Knowledge Areas</w:t>
+      </w:r>
+    </w:p>
+    <w:p>
+      <w:pPr>
+        <w:tabs>
+          <w:tab w:val="left" w:pos="1900"/>
+        </w:tabs>
+        <w:rPr>
+          <w:rFonts w:ascii="Times New Roman" w:hAnsi="Times New Roman" w:cs="Times New Roman"/>
+          <w:sz w:val="32"/>
+          <w:szCs w:val="32"/>
+        </w:rPr>
+      </w:pPr>
+      <w:r>
+        <w:rPr>
+          <w:rFonts w:ascii="Times New Roman" w:hAnsi="Times New Roman" w:cs="Times New Roman"/>
+          <w:sz w:val="32"/>
+          <w:szCs w:val="32"/>
+        </w:rPr>
+        <w:t xml:space="preserve">PMI has suggested </w:t>
+      </w:r>
+      <w:r>
+        <w:rPr>
+          <w:rFonts w:ascii="Times New Roman" w:hAnsi="Times New Roman" w:cs="Times New Roman"/>
+          <w:b/>
+          <w:bCs/>
+          <w:sz w:val="32"/>
+          <w:szCs w:val="32"/>
+        </w:rPr>
+        <w:t>9 Knowledge Areas</w:t>
+      </w:r>
+      <w:r>
+        <w:rPr>
+          <w:rFonts w:ascii="Times New Roman" w:hAnsi="Times New Roman" w:cs="Times New Roman"/>
+          <w:sz w:val="32"/>
+          <w:szCs w:val="32"/>
+        </w:rPr>
+        <w:t>:</w:t>
+      </w:r>
+    </w:p>
+    <w:p>
+      <w:pPr>
+        <w:pStyle w:val="ListParagraph"/>
+        <w:numPr>
+          <w:ilvl w:val="0"/>
+          <w:numId w:val="40"/>
+        </w:numPr>
+        <w:tabs>
+          <w:tab w:val="left" w:pos="1900"/>
+        </w:tabs>
+        <w:rPr>
+          <w:rFonts w:ascii="Times New Roman" w:hAnsi="Times New Roman" w:cs="Times New Roman"/>
+          <w:sz w:val="32"/>
+          <w:szCs w:val="32"/>
+        </w:rPr>
+      </w:pPr>
+      <w:r>
+        <w:rPr>
+          <w:rFonts w:ascii="Times New Roman" w:hAnsi="Times New Roman" w:cs="Times New Roman"/>
+          <w:b/>
+          <w:bCs/>
+          <w:sz w:val="32"/>
+          <w:szCs w:val="32"/>
+        </w:rPr>
+        <w:t>Project Integration Management:</w:t>
+      </w:r>
+      <w:r>
+        <w:rPr>
+          <w:rFonts w:ascii="Times New Roman" w:hAnsi="Times New Roman" w:cs="Times New Roman"/>
+          <w:sz w:val="32"/>
+          <w:szCs w:val="32"/>
+        </w:rPr>
+        <w:t xml:space="preserve"> Coordinating and combining all parts of the project. </w:t>
+      </w:r>
+    </w:p>
+    <w:p>
+      <w:pPr>
+        <w:pStyle w:val="ListParagraph"/>
+        <w:numPr>
+          <w:ilvl w:val="0"/>
+          <w:numId w:val="40"/>
+        </w:numPr>
+        <w:tabs>
+          <w:tab w:val="left" w:pos="1900"/>
+        </w:tabs>
+        <w:rPr>
+          <w:rFonts w:ascii="Times New Roman" w:hAnsi="Times New Roman" w:cs="Times New Roman"/>
+          <w:sz w:val="32"/>
+          <w:szCs w:val="32"/>
+        </w:rPr>
+      </w:pPr>
+      <w:r>
+        <w:rPr>
+          <w:rFonts w:ascii="Times New Roman" w:hAnsi="Times New Roman" w:cs="Times New Roman"/>
+          <w:b/>
+          <w:bCs/>
+          <w:sz w:val="32"/>
+          <w:szCs w:val="32"/>
+        </w:rPr>
+        <w:t>Project Scope Management:</w:t>
+      </w:r>
+      <w:r>
+        <w:rPr>
+          <w:rFonts w:ascii="Times New Roman" w:hAnsi="Times New Roman" w:cs="Times New Roman"/>
+          <w:sz w:val="32"/>
+          <w:szCs w:val="32"/>
+        </w:rPr>
+        <w:t xml:space="preserve"> Deciding what work is included in the project. </w:t>
+      </w:r>
+    </w:p>
+    <w:p>
+      <w:pPr>
+        <w:pStyle w:val="ListParagraph"/>
+        <w:numPr>
+          <w:ilvl w:val="0"/>
+          <w:numId w:val="40"/>
+        </w:numPr>
+        <w:tabs>
+          <w:tab w:val="left" w:pos="1900"/>
+        </w:tabs>
+        <w:rPr>
+          <w:rFonts w:ascii="Times New Roman" w:hAnsi="Times New Roman" w:cs="Times New Roman"/>
+          <w:sz w:val="32"/>
+          <w:szCs w:val="32"/>
+        </w:rPr>
+      </w:pPr>
+      <w:r>
+        <w:rPr>
+          <w:rFonts w:ascii="Times New Roman" w:hAnsi="Times New Roman" w:cs="Times New Roman"/>
+          <w:b/>
+          <w:bCs/>
+          <w:sz w:val="32"/>
+          <w:szCs w:val="32"/>
+        </w:rPr>
+        <w:t>Project Time Management:</w:t>
+      </w:r>
+      <w:r>
+        <w:rPr>
+          <w:rFonts w:ascii="Times New Roman" w:hAnsi="Times New Roman" w:cs="Times New Roman"/>
+          <w:sz w:val="32"/>
+          <w:szCs w:val="32"/>
+        </w:rPr>
+        <w:t xml:space="preserve"> Planning and managing the time needed to complete the project. </w:t>
+      </w:r>
+    </w:p>
+    <w:p>
+      <w:pPr>
+        <w:pStyle w:val="ListParagraph"/>
+        <w:numPr>
+          <w:ilvl w:val="0"/>
+          <w:numId w:val="40"/>
+        </w:numPr>
+        <w:tabs>
+          <w:tab w:val="left" w:pos="1900"/>
+        </w:tabs>
+        <w:rPr>
+          <w:rFonts w:ascii="Times New Roman" w:hAnsi="Times New Roman" w:cs="Times New Roman"/>
+          <w:sz w:val="32"/>
+          <w:szCs w:val="32"/>
+        </w:rPr>
+      </w:pPr>
+      <w:r>
+        <w:rPr>
+          <w:rFonts w:ascii="Times New Roman" w:hAnsi="Times New Roman" w:cs="Times New Roman"/>
+          <w:b/>
+          <w:bCs/>
+          <w:sz w:val="32"/>
+          <w:szCs w:val="32"/>
+        </w:rPr>
+        <w:t>Project Cost Management:</w:t>
+      </w:r>
+      <w:r>
+        <w:rPr>
+          <w:rFonts w:ascii="Times New Roman" w:hAnsi="Times New Roman" w:cs="Times New Roman"/>
+          <w:sz w:val="32"/>
+          <w:szCs w:val="32"/>
+        </w:rPr>
+        <w:t xml:space="preserve"> Planning and controlling the project budget. </w:t>
+      </w:r>
+    </w:p>
+    <w:p>
+      <w:pPr>
+        <w:pStyle w:val="ListParagraph"/>
+        <w:numPr>
+          <w:ilvl w:val="0"/>
+          <w:numId w:val="40"/>
+        </w:numPr>
+        <w:tabs>
+          <w:tab w:val="left" w:pos="1900"/>
+        </w:tabs>
+        <w:rPr>
+          <w:rFonts w:ascii="Times New Roman" w:hAnsi="Times New Roman" w:cs="Times New Roman"/>
+          <w:sz w:val="32"/>
+          <w:szCs w:val="32"/>
+        </w:rPr>
+      </w:pPr>
+      <w:r>
+        <w:rPr>
+          <w:rFonts w:ascii="Times New Roman" w:hAnsi="Times New Roman" w:cs="Times New Roman"/>
+          <w:b/>
+          <w:bCs/>
+          <w:sz w:val="32"/>
+          <w:szCs w:val="32"/>
+        </w:rPr>
+        <w:t>Project Quality Management:</w:t>
+      </w:r>
+      <w:r>
+        <w:rPr>
+          <w:rFonts w:ascii="Times New Roman" w:hAnsi="Times New Roman" w:cs="Times New Roman"/>
+          <w:sz w:val="32"/>
+          <w:szCs w:val="32"/>
+        </w:rPr>
+        <w:t xml:space="preserve"> Making sure the project meets the required quality. </w:t>
+      </w:r>
+    </w:p>
+    <w:p>
+      <w:pPr>
+        <w:pStyle w:val="ListParagraph"/>
+        <w:numPr>
+          <w:ilvl w:val="0"/>
+          <w:numId w:val="40"/>
+        </w:numPr>
+        <w:tabs>
+          <w:tab w:val="left" w:pos="1900"/>
+        </w:tabs>
+        <w:rPr>
+          <w:rFonts w:ascii="Times New Roman" w:hAnsi="Times New Roman" w:cs="Times New Roman"/>
+          <w:sz w:val="32"/>
+          <w:szCs w:val="32"/>
+        </w:rPr>
+      </w:pPr>
+      <w:r>
+        <w:rPr>
+          <w:rFonts w:ascii="Times New Roman" w:hAnsi="Times New Roman" w:cs="Times New Roman"/>
+          <w:b/>
+          <w:bCs/>
+          <w:sz w:val="32"/>
+          <w:szCs w:val="32"/>
+        </w:rPr>
+        <w:t>Project Human Resource Management:</w:t>
+      </w:r>
+      <w:r>
+        <w:rPr>
+          <w:rFonts w:ascii="Times New Roman" w:hAnsi="Times New Roman" w:cs="Times New Roman"/>
+          <w:sz w:val="32"/>
+          <w:szCs w:val="32"/>
+        </w:rPr>
+        <w:t xml:space="preserve"> Managing the people working on the project. </w:t>
+      </w:r>
+    </w:p>
+    <w:p>
+      <w:pPr>
+        <w:pStyle w:val="ListParagraph"/>
+        <w:numPr>
+          <w:ilvl w:val="0"/>
+          <w:numId w:val="40"/>
+        </w:numPr>
+        <w:tabs>
+          <w:tab w:val="left" w:pos="1900"/>
+        </w:tabs>
+        <w:rPr>
+          <w:rFonts w:ascii="Times New Roman" w:hAnsi="Times New Roman" w:cs="Times New Roman"/>
+          <w:sz w:val="32"/>
+          <w:szCs w:val="32"/>
+        </w:rPr>
+      </w:pPr>
+      <w:r>
+        <w:rPr>
+          <w:rFonts w:ascii="Times New Roman" w:hAnsi="Times New Roman" w:cs="Times New Roman"/>
+          <w:b/>
+          <w:bCs/>
+          <w:sz w:val="32"/>
+          <w:szCs w:val="32"/>
+        </w:rPr>
+        <w:t>Project Communications Management:</w:t>
+      </w:r>
+      <w:r>
+        <w:rPr>
+          <w:rFonts w:ascii="Times New Roman" w:hAnsi="Times New Roman" w:cs="Times New Roman"/>
+          <w:sz w:val="32"/>
+          <w:szCs w:val="32"/>
+        </w:rPr>
+        <w:t xml:space="preserve"> Sharing the right information with the right people at the right time. </w:t>
+      </w:r>
+    </w:p>
+    <w:p>
+      <w:pPr>
+        <w:pStyle w:val="ListParagraph"/>
+        <w:numPr>
+          <w:ilvl w:val="0"/>
+          <w:numId w:val="40"/>
+        </w:numPr>
+        <w:tabs>
+          <w:tab w:val="left" w:pos="1900"/>
+        </w:tabs>
+        <w:rPr>
+          <w:rFonts w:ascii="Times New Roman" w:hAnsi="Times New Roman" w:cs="Times New Roman"/>
+          <w:sz w:val="32"/>
+          <w:szCs w:val="32"/>
+        </w:rPr>
+      </w:pPr>
+      <w:r>
+        <w:rPr>
+          <w:rFonts w:ascii="Times New Roman" w:hAnsi="Times New Roman" w:cs="Times New Roman"/>
+          <w:b/>
+          <w:bCs/>
+          <w:sz w:val="32"/>
+          <w:szCs w:val="32"/>
+        </w:rPr>
+        <w:t>Project Risk Management:</w:t>
+      </w:r>
+      <w:r>
+        <w:rPr>
+          <w:rFonts w:ascii="Times New Roman" w:hAnsi="Times New Roman" w:cs="Times New Roman"/>
+          <w:sz w:val="32"/>
+          <w:szCs w:val="32"/>
+        </w:rPr>
+        <w:t xml:space="preserve"> Identifying and managing possible risks or problems. </w:t>
+      </w:r>
+    </w:p>
+    <w:p>
+      <w:pPr>
+        <w:pStyle w:val="ListParagraph"/>
+        <w:numPr>
+          <w:ilvl w:val="0"/>
+          <w:numId w:val="40"/>
+        </w:numPr>
+        <w:tabs>
+          <w:tab w:val="left" w:pos="1900"/>
+        </w:tabs>
+        <w:rPr>
+          <w:rFonts w:ascii="Times New Roman" w:hAnsi="Times New Roman" w:cs="Times New Roman"/>
+          <w:sz w:val="32"/>
+          <w:szCs w:val="32"/>
+        </w:rPr>
+      </w:pPr>
+      <w:r>
+        <w:rPr>
+          <w:rFonts w:ascii="Times New Roman" w:hAnsi="Times New Roman" w:cs="Times New Roman"/>
+          <w:b/>
+          <w:bCs/>
+          <w:sz w:val="32"/>
+          <w:szCs w:val="32"/>
+        </w:rPr>
+        <w:t>Project Procurement Management:</w:t>
+      </w:r>
+      <w:r>
+        <w:rPr>
+          <w:rFonts w:ascii="Times New Roman" w:hAnsi="Times New Roman" w:cs="Times New Roman"/>
+          <w:sz w:val="32"/>
+          <w:szCs w:val="32"/>
+        </w:rPr>
+        <w:t xml:space="preserve"> Managing the purchase of products or services needed for the project.</w:t>
+      </w:r>
+    </w:p>
+    <w:p>
+      <w:pPr>
+        <w:tabs>
+          <w:tab w:val="left" w:pos="1900"/>
+        </w:tabs>
+        <w:rPr>
+          <w:rFonts w:ascii="Times New Roman" w:hAnsi="Times New Roman" w:cs="Times New Roman"/>
+          <w:b/>
+          <w:bCs/>
+          <w:color w:val="215E99" w:themeColor="text2" w:themeTint="BF"/>
+          <w:sz w:val="32"/>
+          <w:szCs w:val="32"/>
+        </w:rPr>
+      </w:pPr>
+    </w:p>
+    <w:p>
+      <w:pPr>
+        <w:tabs>
+          <w:tab w:val="left" w:pos="1900"/>
+        </w:tabs>
+        <w:rPr>
+          <w:rFonts w:ascii="Times New Roman" w:hAnsi="Times New Roman" w:cs="Times New Roman"/>
+          <w:b/>
+          <w:bCs/>
+          <w:color w:val="215E99" w:themeColor="text2" w:themeTint="BF"/>
+          <w:sz w:val="32"/>
+          <w:szCs w:val="32"/>
+        </w:rPr>
+      </w:pPr>
+    </w:p>
+    <w:p>
+      <w:pPr>
+        <w:tabs>
+          <w:tab w:val="left" w:pos="1900"/>
+        </w:tabs>
+        <w:rPr>
+          <w:rFonts w:ascii="Times New Roman" w:hAnsi="Times New Roman" w:cs="Times New Roman"/>
+          <w:b/>
+          <w:bCs/>
+          <w:color w:val="215E99" w:themeColor="text2" w:themeTint="BF"/>
+          <w:sz w:val="32"/>
+          <w:szCs w:val="32"/>
+        </w:rPr>
+      </w:pPr>
+    </w:p>
+    <w:p>
+      <w:pPr>
+        <w:tabs>
+          <w:tab w:val="left" w:pos="1900"/>
+        </w:tabs>
+        <w:rPr>
+          <w:rFonts w:ascii="Times New Roman" w:hAnsi="Times New Roman" w:cs="Times New Roman"/>
+          <w:b/>
+          <w:bCs/>
+          <w:color w:val="215E99" w:themeColor="text2" w:themeTint="BF"/>
+          <w:sz w:val="32"/>
+          <w:szCs w:val="32"/>
+        </w:rPr>
+      </w:pPr>
+    </w:p>
+    <w:p>
+      <w:pPr>
+        <w:tabs>
+          <w:tab w:val="left" w:pos="1900"/>
+        </w:tabs>
+        <w:rPr>
+          <w:rFonts w:ascii="Times New Roman" w:hAnsi="Times New Roman" w:cs="Times New Roman"/>
+          <w:b/>
+          <w:bCs/>
+          <w:color w:val="215E99" w:themeColor="text2" w:themeTint="BF"/>
+          <w:sz w:val="32"/>
+          <w:szCs w:val="32"/>
+        </w:rPr>
+      </w:pPr>
+    </w:p>
+    <w:p>
+      <w:pPr>
+        <w:tabs>
+          <w:tab w:val="left" w:pos="1900"/>
+        </w:tabs>
+        <w:rPr>
+          <w:rFonts w:ascii="Times New Roman" w:hAnsi="Times New Roman" w:cs="Times New Roman"/>
+          <w:b/>
+          <w:bCs/>
+          <w:color w:val="215E99" w:themeColor="text2" w:themeTint="BF"/>
+          <w:sz w:val="32"/>
+          <w:szCs w:val="32"/>
+        </w:rPr>
+      </w:pPr>
+    </w:p>
+    <w:p>
+      <w:pPr>
+        <w:tabs>
+          <w:tab w:val="left" w:pos="1900"/>
+        </w:tabs>
+        <w:rPr>
+          <w:rFonts w:ascii="Times New Roman" w:hAnsi="Times New Roman" w:cs="Times New Roman"/>
+          <w:b/>
+          <w:bCs/>
+          <w:color w:val="215E99" w:themeColor="text2" w:themeTint="BF"/>
+          <w:sz w:val="32"/>
+          <w:szCs w:val="32"/>
+        </w:rPr>
+      </w:pPr>
+      <w:r>
+        <w:rPr>
+          <w:noProof/>
+        </w:rPr>
+        <w:lastRenderedPageBreak/>
+        <mc:AlternateContent>
+          <mc:Choice Requires="wps">
+            <w:drawing>
+              <wp:anchor distT="0" distB="0" distL="114300" distR="114300" simplePos="0" relativeHeight="251667456" behindDoc="0" locked="0" layoutInCell="1" allowOverlap="1" wp14:anchorId="59BB6A34" wp14:editId="368C45DA">
+                <wp:simplePos x="0" y="0"/>
+                <wp:positionH relativeFrom="column">
+                  <wp:posOffset>565151</wp:posOffset>
+                </wp:positionH>
+                <wp:positionV relativeFrom="paragraph">
+                  <wp:posOffset>-101599</wp:posOffset>
+                </wp:positionV>
+                <wp:extent cx="3683000" cy="2736850"/>
+                <wp:effectExtent l="0" t="0" r="0" b="6350"/>
+                <wp:wrapNone/>
+                <wp:docPr id="1662551343" name="object 4"/>
+                <wp:cNvGraphicFramePr/>
+                <a:graphic xmlns:a="http://schemas.openxmlformats.org/drawingml/2006/main">
+                  <a:graphicData uri="http://schemas.microsoft.com/office/word/2010/wordprocessingShape">
+                    <wps:wsp>
+                      <wps:cNvSpPr/>
+                      <wps:spPr>
+                        <a:xfrm>
+                          <a:off x="0" y="0"/>
+                          <a:ext cx="3683000" cy="2736850"/>
+                        </a:xfrm>
+                        <a:prstGeom prst="rect">
+                          <a:avLst/>
+                        </a:prstGeom>
+                        <a:blipFill>
+                          <a:blip r:embed="rId15" cstate="print"/>
+                          <a:stretch>
+                            <a:fillRect/>
+                          </a:stretch>
+                        </a:blipFill>
+                      </wps:spPr>
+                      <wps:bodyPr wrap="square" lIns="0" tIns="0" rIns="0" bIns="0" rtlCol="0"/>
+                    </wps:wsp>
+                  </a:graphicData>
+                </a:graphic>
+                <wp14:sizeRelH relativeFrom="margin">
+                  <wp14:pctWidth>0</wp14:pctWidth>
+                </wp14:sizeRelH>
+                <wp14:sizeRelV relativeFrom="margin">
+                  <wp14:pctHeight>0</wp14:pctHeight>
+                </wp14:sizeRelV>
+              </wp:anchor>
+            </w:drawing>
+          </mc:Choice>
+          <mc:Fallback>
+            <w:pict>
+              <v:rect w14:anchorId="084DB58E" id="object 4" o:spid="_x0000_s1026" style="position:absolute;margin-left:44.5pt;margin-top:-8pt;width:290pt;height:215.5pt;z-index:251667456;visibility:visible;mso-wrap-style:square;mso-width-percent:0;mso-height-percent:0;mso-wrap-distance-left:9pt;mso-wrap-distance-top:0;mso-wrap-distance-right:9pt;mso-wrap-distance-bottom:0;mso-position-horizontal:absolute;mso-position-horizontal-relative:text;mso-position-vertical:absolute;mso-position-vertical-relative:text;mso-width-percent:0;mso-height-percent:0;mso-width-relative:margin;mso-height-relative:margin;v-text-anchor:top" o:gfxdata="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" stroked="f">
+                <v:fill r:id="rId16" o:title="" recolor="t" rotate="t" type="frame"/>
+                <v:textbox inset="0,0,0,0"/>
+              </v:rect>
+            </w:pict>
+          </mc:Fallback>
+        </mc:AlternateContent>
+      </w:r>
+    </w:p>
+    <w:p>
+      <w:pPr>
+        <w:tabs>
+          <w:tab w:val="left" w:pos="1900"/>
+        </w:tabs>
+        <w:rPr>
+          <w:rFonts w:ascii="Times New Roman" w:hAnsi="Times New Roman" w:cs="Times New Roman"/>
+          <w:b/>
+          <w:bCs/>
+          <w:color w:val="215E99" w:themeColor="text2" w:themeTint="BF"/>
+          <w:sz w:val="32"/>
+          <w:szCs w:val="32"/>
+        </w:rPr>
+      </w:pPr>
+    </w:p>
+    <w:p>
+      <w:pPr>
+        <w:tabs>
+          <w:tab w:val="left" w:pos="1900"/>
+        </w:tabs>
+        <w:rPr>
+          <w:rFonts w:ascii="Times New Roman" w:hAnsi="Times New Roman" w:cs="Times New Roman"/>
+          <w:b/>
+          <w:bCs/>
+          <w:color w:val="215E99" w:themeColor="text2" w:themeTint="BF"/>
+          <w:sz w:val="32"/>
+          <w:szCs w:val="32"/>
+        </w:rPr>
+      </w:pPr>
+    </w:p>
+    <w:p>
+      <w:pPr>
+        <w:tabs>
+          <w:tab w:val="left" w:pos="1900"/>
+        </w:tabs>
+        <w:rPr>
+          <w:rFonts w:ascii="Times New Roman" w:hAnsi="Times New Roman" w:cs="Times New Roman"/>
+          <w:b/>
+          <w:bCs/>
+          <w:color w:val="215E99" w:themeColor="text2" w:themeTint="BF"/>
+          <w:sz w:val="32"/>
+          <w:szCs w:val="32"/>
+        </w:rPr>
+      </w:pPr>
+    </w:p>
+    <w:p>
+      <w:pPr>
+        <w:tabs>
+          <w:tab w:val="left" w:pos="1900"/>
+        </w:tabs>
+        <w:rPr>
+          <w:rFonts w:ascii="Times New Roman" w:hAnsi="Times New Roman" w:cs="Times New Roman"/>
+          <w:b/>
+          <w:bCs/>
+          <w:color w:val="215E99" w:themeColor="text2" w:themeTint="BF"/>
+          <w:sz w:val="32"/>
+          <w:szCs w:val="32"/>
+        </w:rPr>
+      </w:pPr>
+    </w:p>
+    <w:p>
+      <w:pPr>
+        <w:tabs>
+          <w:tab w:val="left" w:pos="1900"/>
+        </w:tabs>
+        <w:rPr>
+          <w:rFonts w:ascii="Times New Roman" w:hAnsi="Times New Roman" w:cs="Times New Roman"/>
+          <w:b/>
+          <w:bCs/>
+          <w:color w:val="215E99" w:themeColor="text2" w:themeTint="BF"/>
+          <w:sz w:val="32"/>
+          <w:szCs w:val="32"/>
+        </w:rPr>
+      </w:pPr>
+    </w:p>
+    <w:p>
+      <w:pPr>
+        <w:tabs>
+          <w:tab w:val="left" w:pos="1900"/>
+        </w:tabs>
+        <w:rPr>
+          <w:rFonts w:ascii="Times New Roman" w:hAnsi="Times New Roman" w:cs="Times New Roman"/>
+          <w:b/>
+          <w:bCs/>
+          <w:color w:val="215E99" w:themeColor="text2" w:themeTint="BF"/>
+          <w:sz w:val="32"/>
+          <w:szCs w:val="32"/>
+        </w:rPr>
+      </w:pPr>
+    </w:p>
+    <w:p>
+      <w:pPr>
+        <w:tabs>
+          <w:tab w:val="left" w:pos="1900"/>
+        </w:tabs>
+        <w:rPr>
+          <w:rFonts w:ascii="Times New Roman" w:hAnsi="Times New Roman" w:cs="Times New Roman"/>
+          <w:b/>
+          <w:bCs/>
+          <w:color w:val="215E99" w:themeColor="text2" w:themeTint="BF"/>
+          <w:sz w:val="32"/>
+          <w:szCs w:val="32"/>
+        </w:rPr>
+      </w:pPr>
+      <w:r>
+        <w:rPr>
+          <w:rFonts w:ascii="Times New Roman" w:hAnsi="Times New Roman" w:cs="Times New Roman"/>
+          <w:b/>
+          <w:bCs/>
+          <w:color w:val="215E99" w:themeColor="text2" w:themeTint="BF"/>
+          <w:sz w:val="32"/>
+          <w:szCs w:val="32"/>
+        </w:rPr>
+        <w:t>Software Project Management</w:t>
+      </w:r>
+    </w:p>
+    <w:p>
+      <w:pPr>
+        <w:pStyle w:val="ListParagraph"/>
+        <w:numPr>
+          <w:ilvl w:val="0"/>
+          <w:numId w:val="42"/>
+        </w:numPr>
+        <w:tabs>
+          <w:tab w:val="left" w:pos="1900"/>
+        </w:tabs>
+        <w:rPr>
+          <w:rFonts w:ascii="Times New Roman" w:hAnsi="Times New Roman" w:cs="Times New Roman"/>
+          <w:sz w:val="32"/>
+          <w:szCs w:val="32"/>
+        </w:rPr>
+      </w:pPr>
+      <w:r>
+        <w:rPr>
+          <w:rFonts w:ascii="Times New Roman" w:hAnsi="Times New Roman" w:cs="Times New Roman"/>
+          <w:b/>
+          <w:bCs/>
+          <w:sz w:val="32"/>
+          <w:szCs w:val="32"/>
+        </w:rPr>
+        <w:t>Software Project Management:</w:t>
+      </w:r>
+      <w:r>
+        <w:rPr>
+          <w:rFonts w:ascii="Times New Roman" w:hAnsi="Times New Roman" w:cs="Times New Roman"/>
+          <w:sz w:val="32"/>
+          <w:szCs w:val="32"/>
+        </w:rPr>
+        <w:t xml:space="preserve"> A part of project management where software projects are planned, monitored, and controlled. </w:t>
+      </w:r>
+    </w:p>
+    <w:p>
+      <w:pPr>
+        <w:pStyle w:val="ListParagraph"/>
+        <w:numPr>
+          <w:ilvl w:val="0"/>
+          <w:numId w:val="42"/>
+        </w:numPr>
+        <w:tabs>
+          <w:tab w:val="left" w:pos="1900"/>
+        </w:tabs>
+        <w:rPr>
+          <w:rFonts w:ascii="Times New Roman" w:hAnsi="Times New Roman" w:cs="Times New Roman"/>
+          <w:sz w:val="32"/>
+          <w:szCs w:val="32"/>
+        </w:rPr>
+      </w:pPr>
+      <w:r>
+        <w:rPr>
+          <w:rFonts w:ascii="Times New Roman" w:hAnsi="Times New Roman" w:cs="Times New Roman"/>
+          <w:b/>
+          <w:bCs/>
+          <w:sz w:val="32"/>
+          <w:szCs w:val="32"/>
+        </w:rPr>
+        <w:t>Software development is a complex task:</w:t>
+      </w:r>
+      <w:r>
+        <w:rPr>
+          <w:rFonts w:ascii="Times New Roman" w:hAnsi="Times New Roman" w:cs="Times New Roman"/>
+          <w:sz w:val="32"/>
+          <w:szCs w:val="32"/>
+        </w:rPr>
+        <w:t xml:space="preserve"> It involves many people working together for a long period of time. </w:t>
+      </w:r>
+    </w:p>
+    <w:p>
+      <w:pPr>
+        <w:pStyle w:val="ListParagraph"/>
+        <w:numPr>
+          <w:ilvl w:val="0"/>
+          <w:numId w:val="42"/>
+        </w:numPr>
+        <w:tabs>
+          <w:tab w:val="left" w:pos="1900"/>
+        </w:tabs>
+        <w:rPr>
+          <w:rFonts w:ascii="Times New Roman" w:hAnsi="Times New Roman" w:cs="Times New Roman"/>
+          <w:sz w:val="32"/>
+          <w:szCs w:val="32"/>
+        </w:rPr>
+      </w:pPr>
+      <w:r>
+        <w:rPr>
+          <w:rFonts w:ascii="Times New Roman" w:hAnsi="Times New Roman" w:cs="Times New Roman"/>
+          <w:b/>
+          <w:bCs/>
+          <w:sz w:val="32"/>
+          <w:szCs w:val="32"/>
+        </w:rPr>
+        <w:t>Therefore, software projects need to be managed:</w:t>
+      </w:r>
+      <w:r>
+        <w:rPr>
+          <w:rFonts w:ascii="Times New Roman" w:hAnsi="Times New Roman" w:cs="Times New Roman"/>
+          <w:sz w:val="32"/>
+          <w:szCs w:val="32"/>
+        </w:rPr>
+        <w:t xml:space="preserve"> Because many people, tasks, resources, and time are involved, proper management is needed to complete the project successfully.</w:t>
+      </w:r>
+    </w:p>
+    <w:p>
+      <w:pPr>
+        <w:tabs>
+          <w:tab w:val="left" w:pos="1380"/>
+        </w:tabs>
+        <w:jc w:val="center"/>
+        <w:rPr>
+          <w:rFonts w:ascii="Times New Roman" w:hAnsi="Times New Roman" w:cs="Times New Roman"/>
+          <w:sz w:val="32"/>
+          <w:szCs w:val="32"/>
+        </w:rPr>
+      </w:pPr>
+      <w:r>
+        <w:rPr>
+          <w:rFonts w:ascii="Times New Roman" w:hAnsi="Times New Roman" w:cs="Times New Roman"/>
+          <w:sz w:val="32"/>
+          <w:szCs w:val="32"/>
+        </w:rPr>
+        <w:drawing>
+          <wp:inline distT="0" distB="0" distL="0" distR="0" wp14:anchorId="61963C3C" wp14:editId="5B91C61A">
+            <wp:extent cx="2806844" cy="2463927"/>
+            <wp:effectExtent l="0" t="0" r="0" b="0"/>
+            <wp:docPr id="450561022" name="Picture 1"/>
+            <wp:cNvGraphicFramePr>
+              <a:graphicFrameLocks xmlns:a="http://schemas.openxmlformats.org/drawingml/2006/main" noChangeAspect="1"/>
+            </wp:cNvGraphicFramePr>
+            <a:graphic xmlns:a="http://schemas.openxmlformats.org/drawingml/2006/main">
+              <a:graphicData uri="http://schemas.openxmlformats.org/drawingml/2006/picture">
+                <pic:pic xmlns:pic="http://schemas.openxmlformats.org/drawingml/2006/picture">
+                  <pic:nvPicPr>
+                    <pic:cNvPr id="450561022" name=""/>
+                    <pic:cNvPicPr/>
+                  </pic:nvPicPr>
+                  <pic:blipFill>
+                    <a:blip r:embed="rId17"/>
+                    <a:stretch>
+                      <a:fillRect/>
+                    </a:stretch>
+                  </pic:blipFill>
+                  <pic:spPr>
+                    <a:xfrm>
+                      <a:off x="0" y="0"/>
+                      <a:ext cx="2806844" cy="2463927"/>
+                    </a:xfrm>
+                    <a:prstGeom prst="rect">
+                      <a:avLst/>
+                    </a:prstGeom>
+                  </pic:spPr>
+                </pic:pic>
+              </a:graphicData>
+            </a:graphic>
+          </wp:inline>
+        </w:drawing>
+      </w:r>
+    </w:p>
+    <w:p>
+      <w:pPr>
+        <w:tabs>
+          <w:tab w:val="left" w:pos="1900"/>
+        </w:tabs>
+        <w:rPr>
+          <w:rFonts w:ascii="Times New Roman" w:hAnsi="Times New Roman" w:cs="Times New Roman"/>
+          <w:sz w:val="32"/>
+          <w:szCs w:val="32"/>
+        </w:rPr>
+      </w:pPr>
+    </w:p>
+    <w:p>
+      <w:pPr>
+        <w:tabs>
+          <w:tab w:val="left" w:pos="1900"/>
+        </w:tabs>
+        <w:rPr>
+          <w:rFonts w:ascii="Times New Roman" w:hAnsi="Times New Roman" w:cs="Times New Roman"/>
+          <w:sz w:val="32"/>
+          <w:szCs w:val="32"/>
+        </w:rPr>
+      </w:pPr>
+    </w:p>
+    <w:p>
+      <w:pPr>
+        <w:tabs>
+          <w:tab w:val="left" w:pos="1120"/>
+        </w:tabs>
+        <w:rPr>
+          <w:rFonts w:ascii="Times New Roman" w:hAnsi="Times New Roman" w:cs="Times New Roman"/>
+          <w:b/>
+          <w:bCs/>
+          <w:color w:val="215E99" w:themeColor="text2" w:themeTint="BF"/>
+          <w:sz w:val="32"/>
+          <w:szCs w:val="32"/>
+        </w:rPr>
+      </w:pPr>
+      <w:r>
+        <w:rPr>
+          <w:rFonts w:ascii="Times New Roman" w:hAnsi="Times New Roman" w:cs="Times New Roman"/>
+          <w:b/>
+          <w:bCs/>
+          <w:color w:val="215E99" w:themeColor="text2" w:themeTint="BF"/>
+          <w:sz w:val="32"/>
+          <w:szCs w:val="32"/>
+        </w:rPr>
+        <w:lastRenderedPageBreak/>
+        <w:t>Interaction / Stakeholders</w:t>
+      </w:r>
+    </w:p>
+    <w:p>
+      <w:pPr>
+        <w:tabs>
+          <w:tab w:val="left" w:pos="1120"/>
+        </w:tabs>
+        <w:rPr>
+          <w:rFonts w:ascii="Times New Roman" w:hAnsi="Times New Roman" w:cs="Times New Roman"/>
+          <w:sz w:val="32"/>
+          <w:szCs w:val="32"/>
+        </w:rPr>
+      </w:pPr>
+      <w:r>
+        <w:rPr>
+          <w:rFonts w:ascii="Times New Roman" w:hAnsi="Times New Roman" w:cs="Times New Roman"/>
+          <w:b/>
+          <w:bCs/>
+          <w:sz w:val="32"/>
+          <w:szCs w:val="32"/>
+        </w:rPr>
+        <w:t>As a Project Manager (PM), who do you interact with?</w:t>
+      </w:r>
+    </w:p>
+    <w:p>
+      <w:pPr>
+        <w:tabs>
+          <w:tab w:val="left" w:pos="1120"/>
+        </w:tabs>
+        <w:rPr>
+          <w:rFonts w:ascii="Times New Roman" w:hAnsi="Times New Roman" w:cs="Times New Roman"/>
+          <w:sz w:val="32"/>
+          <w:szCs w:val="32"/>
+        </w:rPr>
+      </w:pPr>
+      <w:r>
+        <w:rPr>
+          <w:rFonts w:ascii="Times New Roman" w:hAnsi="Times New Roman" w:cs="Times New Roman"/>
+          <w:sz w:val="32"/>
+          <w:szCs w:val="32"/>
+        </w:rPr>
+        <w:t xml:space="preserve">As a PM, you interact with different </w:t>
+      </w:r>
+      <w:r>
+        <w:rPr>
+          <w:rFonts w:ascii="Times New Roman" w:hAnsi="Times New Roman" w:cs="Times New Roman"/>
+          <w:b/>
+          <w:bCs/>
+          <w:sz w:val="32"/>
+          <w:szCs w:val="32"/>
+        </w:rPr>
+        <w:t>project stakeholders</w:t>
+      </w:r>
+      <w:r>
+        <w:rPr>
+          <w:rFonts w:ascii="Times New Roman" w:hAnsi="Times New Roman" w:cs="Times New Roman"/>
+          <w:sz w:val="32"/>
+          <w:szCs w:val="32"/>
+        </w:rPr>
+        <w:t>, such as:</w:t>
+      </w:r>
+    </w:p>
+    <w:p>
+      <w:pPr>
+        <w:pStyle w:val="ListParagraph"/>
+        <w:numPr>
+          <w:ilvl w:val="0"/>
+          <w:numId w:val="44"/>
+        </w:numPr>
+        <w:tabs>
+          <w:tab w:val="left" w:pos="1120"/>
+        </w:tabs>
+        <w:rPr>
+          <w:rFonts w:ascii="Times New Roman" w:hAnsi="Times New Roman" w:cs="Times New Roman"/>
+          <w:sz w:val="32"/>
+          <w:szCs w:val="32"/>
+        </w:rPr>
+      </w:pPr>
+      <w:r>
+        <w:rPr>
+          <w:rFonts w:ascii="Times New Roman" w:hAnsi="Times New Roman" w:cs="Times New Roman"/>
+          <w:b/>
+          <w:bCs/>
+          <w:sz w:val="32"/>
+          <w:szCs w:val="32"/>
+        </w:rPr>
+        <w:t>Project Sponsor:</w:t>
+      </w:r>
+      <w:r>
+        <w:rPr>
+          <w:rFonts w:ascii="Times New Roman" w:hAnsi="Times New Roman" w:cs="Times New Roman"/>
+          <w:sz w:val="32"/>
+          <w:szCs w:val="32"/>
+        </w:rPr>
+        <w:t xml:space="preserve"> Provides support, resources, and funding for the project. </w:t>
+      </w:r>
+    </w:p>
+    <w:p>
+      <w:pPr>
+        <w:pStyle w:val="ListParagraph"/>
+        <w:numPr>
+          <w:ilvl w:val="0"/>
+          <w:numId w:val="44"/>
+        </w:numPr>
+        <w:tabs>
+          <w:tab w:val="left" w:pos="1120"/>
+        </w:tabs>
+        <w:rPr>
+          <w:rFonts w:ascii="Times New Roman" w:hAnsi="Times New Roman" w:cs="Times New Roman"/>
+          <w:sz w:val="32"/>
+          <w:szCs w:val="32"/>
+        </w:rPr>
+      </w:pPr>
+      <w:r>
+        <w:rPr>
+          <w:rFonts w:ascii="Times New Roman" w:hAnsi="Times New Roman" w:cs="Times New Roman"/>
+          <w:b/>
+          <w:bCs/>
+          <w:sz w:val="32"/>
+          <w:szCs w:val="32"/>
+        </w:rPr>
+        <w:t>Executives:</w:t>
+      </w:r>
+      <w:r>
+        <w:rPr>
+          <w:rFonts w:ascii="Times New Roman" w:hAnsi="Times New Roman" w:cs="Times New Roman"/>
+          <w:sz w:val="32"/>
+          <w:szCs w:val="32"/>
+        </w:rPr>
+        <w:t xml:space="preserve"> Senior people who make important decisions for the organization. </w:t>
+      </w:r>
+    </w:p>
+    <w:p>
+      <w:pPr>
+        <w:pStyle w:val="ListParagraph"/>
+        <w:numPr>
+          <w:ilvl w:val="0"/>
+          <w:numId w:val="44"/>
+        </w:numPr>
+        <w:tabs>
+          <w:tab w:val="left" w:pos="1120"/>
+        </w:tabs>
+        <w:rPr>
+          <w:rFonts w:ascii="Times New Roman" w:hAnsi="Times New Roman" w:cs="Times New Roman"/>
+          <w:sz w:val="32"/>
+          <w:szCs w:val="32"/>
+        </w:rPr>
+      </w:pPr>
+      <w:r>
+        <w:rPr>
+          <w:rFonts w:ascii="Times New Roman" w:hAnsi="Times New Roman" w:cs="Times New Roman"/>
+          <w:b/>
+          <w:bCs/>
+          <w:sz w:val="32"/>
+          <w:szCs w:val="32"/>
+        </w:rPr>
+        <w:t>Team:</w:t>
+      </w:r>
+      <w:r>
+        <w:rPr>
+          <w:rFonts w:ascii="Times New Roman" w:hAnsi="Times New Roman" w:cs="Times New Roman"/>
+          <w:sz w:val="32"/>
+          <w:szCs w:val="32"/>
+        </w:rPr>
+        <w:t xml:space="preserve"> People who work on the project and complete the tasks. </w:t>
+      </w:r>
+    </w:p>
+    <w:p>
+      <w:pPr>
+        <w:pStyle w:val="ListParagraph"/>
+        <w:numPr>
+          <w:ilvl w:val="0"/>
+          <w:numId w:val="44"/>
+        </w:numPr>
+        <w:tabs>
+          <w:tab w:val="left" w:pos="1120"/>
+        </w:tabs>
+        <w:rPr>
+          <w:rFonts w:ascii="Times New Roman" w:hAnsi="Times New Roman" w:cs="Times New Roman"/>
+          <w:sz w:val="32"/>
+          <w:szCs w:val="32"/>
+        </w:rPr>
+      </w:pPr>
+      <w:r>
+        <w:rPr>
+          <w:rFonts w:ascii="Times New Roman" w:hAnsi="Times New Roman" w:cs="Times New Roman"/>
+          <w:b/>
+          <w:bCs/>
+          <w:sz w:val="32"/>
+          <w:szCs w:val="32"/>
+        </w:rPr>
+        <w:t>Customers:</w:t>
+      </w:r>
+      <w:r>
+        <w:rPr>
+          <w:rFonts w:ascii="Times New Roman" w:hAnsi="Times New Roman" w:cs="Times New Roman"/>
+          <w:sz w:val="32"/>
+          <w:szCs w:val="32"/>
+        </w:rPr>
+        <w:t xml:space="preserve"> People who use or pay for the software and provide requirements. </w:t>
+      </w:r>
+    </w:p>
+    <w:p>
+      <w:pPr>
+        <w:pStyle w:val="ListParagraph"/>
+        <w:numPr>
+          <w:ilvl w:val="0"/>
+          <w:numId w:val="44"/>
+        </w:numPr>
+        <w:tabs>
+          <w:tab w:val="left" w:pos="1120"/>
+        </w:tabs>
+        <w:rPr>
+          <w:rFonts w:ascii="Times New Roman" w:hAnsi="Times New Roman" w:cs="Times New Roman"/>
+          <w:sz w:val="32"/>
+          <w:szCs w:val="32"/>
+        </w:rPr>
+      </w:pPr>
+      <w:r>
+        <w:rPr>
+          <w:rFonts w:ascii="Times New Roman" w:hAnsi="Times New Roman" w:cs="Times New Roman"/>
+          <w:b/>
+          <w:bCs/>
+          <w:sz w:val="32"/>
+          <w:szCs w:val="32"/>
+        </w:rPr>
+        <w:t>Functional Managers:</w:t>
+      </w:r>
+      <w:r>
+        <w:rPr>
+          <w:rFonts w:ascii="Times New Roman" w:hAnsi="Times New Roman" w:cs="Times New Roman"/>
+          <w:sz w:val="32"/>
+          <w:szCs w:val="32"/>
+        </w:rPr>
+        <w:t xml:space="preserve"> Managers who manage employees and resources in different departments.</w:t>
+      </w:r>
+    </w:p>
+    <w:p>
+      <w:pPr>
+        <w:tabs>
+          <w:tab w:val="left" w:pos="1900"/>
+        </w:tabs>
+        <w:jc w:val="center"/>
+        <w:rPr>
+          <w:rFonts w:ascii="Times New Roman" w:hAnsi="Times New Roman" w:cs="Times New Roman"/>
+          <w:sz w:val="32"/>
+          <w:szCs w:val="32"/>
+        </w:rPr>
+      </w:pPr>
+      <w:r>
+        <w:rPr>
+          <w:rFonts w:ascii="Times New Roman" w:hAnsi="Times New Roman" w:cs="Times New Roman"/>
+          <w:sz w:val="32"/>
+          <w:szCs w:val="32"/>
+        </w:rPr>
+        <w:drawing>
+          <wp:inline distT="0" distB="0" distL="0" distR="0" wp14:anchorId="0EC13530" wp14:editId="2A7A3669">
+            <wp:extent cx="3117850" cy="1533452"/>
+            <wp:effectExtent l="0" t="0" r="6350" b="0"/>
+            <wp:docPr id="1222917325" name="Picture 1"/>
+            <wp:cNvGraphicFramePr>
+              <a:graphicFrameLocks xmlns:a="http://schemas.openxmlformats.org/drawingml/2006/main" noChangeAspect="1"/>
+            </wp:cNvGraphicFramePr>
+            <a:graphic xmlns:a="http://schemas.openxmlformats.org/drawingml/2006/main">
+              <a:graphicData uri="http://schemas.openxmlformats.org/drawingml/2006/picture">
+                <pic:pic xmlns:pic="http://schemas.openxmlformats.org/drawingml/2006/picture">
+                  <pic:nvPicPr>
+                    <pic:cNvPr id="1222917325" name=""/>
+                    <pic:cNvPicPr/>
+                  </pic:nvPicPr>
+                  <pic:blipFill>
+                    <a:blip r:embed="rId18"/>
+                    <a:stretch>
+                      <a:fillRect/>
+                    </a:stretch>
+                  </pic:blipFill>
+                  <pic:spPr>
+                    <a:xfrm>
+                      <a:off x="0" y="0"/>
+                      <a:ext cx="3121912" cy="1535450"/>
+                    </a:xfrm>
+                    <a:prstGeom prst="rect">
+                      <a:avLst/>
+                    </a:prstGeom>
+                  </pic:spPr>
+                </pic:pic>
+              </a:graphicData>
+            </a:graphic>
+          </wp:inline>
+        </w:drawing>
+      </w:r>
+    </w:p>
+    <w:p>
+      <w:pPr>
+        <w:tabs>
+          <w:tab w:val="left" w:pos="6290"/>
+        </w:tabs>
+        <w:jc w:val="center"/>
+        <w:rPr>
+          <w:rFonts w:ascii="Times New Roman" w:hAnsi="Times New Roman" w:cs="Times New Roman"/>
+          <w:sz w:val="32"/>
+          <w:szCs w:val="32"/>
+        </w:rPr>
+      </w:pPr>
+      <w:r>
+        <w:rPr>
+          <w:rFonts w:ascii="Times New Roman" w:hAnsi="Times New Roman" w:cs="Times New Roman"/>
+          <w:sz w:val="32"/>
+          <w:szCs w:val="32"/>
+        </w:rPr>
+        <w:drawing>
+          <wp:inline distT="0" distB="0" distL="0" distR="0" wp14:anchorId="6905350D" wp14:editId="07D12D43">
+            <wp:extent cx="2482978" cy="2521080"/>
+            <wp:effectExtent l="0" t="0" r="0" b="0"/>
+            <wp:docPr id="1352113406" name="Picture 1"/>
+            <wp:cNvGraphicFramePr>
+              <a:graphicFrameLocks xmlns:a="http://schemas.openxmlformats.org/drawingml/2006/main" noChangeAspect="1"/>
+            </wp:cNvGraphicFramePr>
+            <a:graphic xmlns:a="http://schemas.openxmlformats.org/drawingml/2006/main">
+              <a:graphicData uri="http://schemas.openxmlformats.org/drawingml/2006/picture">
+                <pic:pic xmlns:pic="http://schemas.openxmlformats.org/drawingml/2006/picture">
+                  <pic:nvPicPr>
+                    <pic:cNvPr id="1352113406" name=""/>
+                    <pic:cNvPicPr/>
+                  </pic:nvPicPr>
+                  <pic:blipFill>
+                    <a:blip r:embed="rId19"/>
+                    <a:stretch>
+                      <a:fillRect/>
+                    </a:stretch>
+                  </pic:blipFill>
+                  <pic:spPr>
+                    <a:xfrm>
+                      <a:off x="0" y="0"/>
+                      <a:ext cx="2482978" cy="2521080"/>
+                    </a:xfrm>
+                    <a:prstGeom prst="rect">
+                      <a:avLst/>
+                    </a:prstGeom>
+                  </pic:spPr>
+                </pic:pic>
+              </a:graphicData>
+            </a:graphic>
+          </wp:inline>
+        </w:drawing>
+      </w:r>
+    </w:p>
+    <w:p>
+      <w:pPr>
+        <w:tabs>
+          <w:tab w:val="left" w:pos="1160"/>
+        </w:tabs>
+        <w:rPr>
+          <w:rFonts w:ascii="Times New Roman" w:hAnsi="Times New Roman" w:cs="Times New Roman"/>
+          <w:b/>
+          <w:bCs/>
+          <w:color w:val="215E99" w:themeColor="text2" w:themeTint="BF"/>
+          <w:sz w:val="32"/>
+          <w:szCs w:val="32"/>
+        </w:rPr>
+      </w:pPr>
+      <w:r>
+        <w:rPr>
+          <w:rFonts w:ascii="Times New Roman" w:hAnsi="Times New Roman" w:cs="Times New Roman"/>
+          <w:b/>
+          <w:bCs/>
+          <w:color w:val="215E99" w:themeColor="text2" w:themeTint="BF"/>
+          <w:sz w:val="32"/>
+          <w:szCs w:val="32"/>
+        </w:rPr>
+        <w:lastRenderedPageBreak/>
+        <w:t>Project Management Tools</w:t>
+      </w:r>
+    </w:p>
+    <w:p>
+      <w:pPr>
+        <w:tabs>
+          <w:tab w:val="left" w:pos="3120"/>
+        </w:tabs>
+        <w:rPr>
+          <w:rFonts w:ascii="Times New Roman" w:hAnsi="Times New Roman" w:cs="Times New Roman"/>
+          <w:sz w:val="32"/>
+          <w:szCs w:val="32"/>
+        </w:rPr>
+      </w:pPr>
+      <w:r>
+        <w:rPr>
+          <w:rFonts w:ascii="Times New Roman" w:hAnsi="Times New Roman" w:cs="Times New Roman"/>
+          <w:sz w:val="32"/>
+          <w:szCs w:val="32"/>
+        </w:rPr>
+        <w:drawing>
+          <wp:inline distT="0" distB="0" distL="0" distR="0" wp14:anchorId="5F8E4E8A" wp14:editId="46AE8D8D">
+            <wp:extent cx="5943600" cy="2722245"/>
+            <wp:effectExtent l="0" t="0" r="0" b="1905"/>
+            <wp:docPr id="1520991689" name="Picture 1"/>
+            <wp:cNvGraphicFramePr>
+              <a:graphicFrameLocks xmlns:a="http://schemas.openxmlformats.org/drawingml/2006/main" noChangeAspect="1"/>
+            </wp:cNvGraphicFramePr>
+            <a:graphic xmlns:a="http://schemas.openxmlformats.org/drawingml/2006/main">
+              <a:graphicData uri="http://schemas.openxmlformats.org/drawingml/2006/picture">
+                <pic:pic xmlns:pic="http://schemas.openxmlformats.org/drawingml/2006/picture">
+                  <pic:nvPicPr>
+                    <pic:cNvPr id="1520991689" name=""/>
+                    <pic:cNvPicPr/>
+                  </pic:nvPicPr>
+                  <pic:blipFill>
+                    <a:blip r:embed="rId20"/>
+                    <a:stretch>
+                      <a:fillRect/>
+                    </a:stretch>
+                  </pic:blipFill>
+                  <pic:spPr>
+                    <a:xfrm>
+                      <a:off x="0" y="0"/>
+                      <a:ext cx="5943600" cy="2722245"/>
+                    </a:xfrm>
+                    <a:prstGeom prst="rect">
+                      <a:avLst/>
+                    </a:prstGeom>
+                  </pic:spPr>
+                </pic:pic>
+              </a:graphicData>
+            </a:graphic>
+          </wp:inline>
+        </w:drawing>
+      </w:r>
+    </w:p>
+    <w:p>
+      <w:pPr>
+        <w:tabs>
+          <w:tab w:val="left" w:pos="3120"/>
+        </w:tabs>
+        <w:rPr>
+          <w:rFonts w:ascii="Times New Roman" w:hAnsi="Times New Roman" w:cs="Times New Roman"/>
+          <w:b/>
+          <w:bCs/>
+          <w:color w:val="215E99" w:themeColor="text2" w:themeTint="BF"/>
+          <w:sz w:val="32"/>
+          <w:szCs w:val="32"/>
+        </w:rPr>
+      </w:pPr>
+      <w:r>
+        <w:rPr>
+          <w:rFonts w:ascii="Times New Roman" w:hAnsi="Times New Roman" w:cs="Times New Roman"/>
+          <w:b/>
+          <w:bCs/>
+          <w:color w:val="215E99" w:themeColor="text2" w:themeTint="BF"/>
+          <w:sz w:val="32"/>
+          <w:szCs w:val="32"/>
+        </w:rPr>
+        <w:t>PM Tools: Software</w:t>
+      </w:r>
+    </w:p>
+    <w:p>
+      <w:pPr>
+        <w:tabs>
+          <w:tab w:val="left" w:pos="3120"/>
+        </w:tabs>
+        <w:rPr>
+          <w:rFonts w:ascii="Times New Roman" w:hAnsi="Times New Roman" w:cs="Times New Roman"/>
+          <w:b/>
+          <w:bCs/>
+          <w:color w:val="0D0D0D" w:themeColor="text1" w:themeTint="F2"/>
+          <w:sz w:val="32"/>
+          <w:szCs w:val="32"/>
+        </w:rPr>
+      </w:pPr>
+      <w:r>
+        <w:rPr>
+          <w:rFonts w:ascii="Times New Roman" w:hAnsi="Times New Roman" w:cs="Times New Roman"/>
+          <w:b/>
+          <w:bCs/>
+          <w:color w:val="0D0D0D" w:themeColor="text1" w:themeTint="F2"/>
+          <w:sz w:val="32"/>
+          <w:szCs w:val="32"/>
+        </w:rPr>
+        <w:t>Low-end</w:t>
+      </w:r>
+    </w:p>
+    <w:p>
+      <w:pPr>
+        <w:pStyle w:val="ListParagraph"/>
+        <w:numPr>
+          <w:ilvl w:val="0"/>
+          <w:numId w:val="47"/>
+        </w:numPr>
+        <w:tabs>
+          <w:tab w:val="left" w:pos="3120"/>
+        </w:tabs>
+        <w:rPr>
+          <w:rFonts w:ascii="Times New Roman" w:hAnsi="Times New Roman" w:cs="Times New Roman"/>
+          <w:color w:val="0D0D0D" w:themeColor="text1" w:themeTint="F2"/>
+          <w:sz w:val="32"/>
+          <w:szCs w:val="32"/>
+        </w:rPr>
+      </w:pPr>
+      <w:r>
+        <w:rPr>
+          <w:rFonts w:ascii="Times New Roman" w:hAnsi="Times New Roman" w:cs="Times New Roman"/>
+          <w:color w:val="0D0D0D" w:themeColor="text1" w:themeTint="F2"/>
+          <w:sz w:val="32"/>
+          <w:szCs w:val="32"/>
+        </w:rPr>
+        <w:t>Basic features, tasks management, charting</w:t>
+      </w:r>
+    </w:p>
+    <w:p>
+      <w:pPr>
+        <w:pStyle w:val="ListParagraph"/>
+        <w:numPr>
+          <w:ilvl w:val="0"/>
+          <w:numId w:val="47"/>
+        </w:numPr>
+        <w:tabs>
+          <w:tab w:val="left" w:pos="3120"/>
+        </w:tabs>
+        <w:rPr>
+          <w:rFonts w:ascii="Times New Roman" w:hAnsi="Times New Roman" w:cs="Times New Roman"/>
+          <w:color w:val="0D0D0D" w:themeColor="text1" w:themeTint="F2"/>
+          <w:sz w:val="32"/>
+          <w:szCs w:val="32"/>
+        </w:rPr>
+      </w:pPr>
+      <w:r>
+        <w:rPr>
+          <w:rFonts w:ascii="Times New Roman" w:hAnsi="Times New Roman" w:cs="Times New Roman"/>
+          <w:color w:val="0D0D0D" w:themeColor="text1" w:themeTint="F2"/>
+          <w:sz w:val="32"/>
+          <w:szCs w:val="32"/>
+        </w:rPr>
+        <w:t>MS Excel, Milestones Simplicity</w:t>
+      </w:r>
+    </w:p>
+    <w:p>
+      <w:pPr>
+        <w:tabs>
+          <w:tab w:val="left" w:pos="3120"/>
+        </w:tabs>
+        <w:rPr>
+          <w:rFonts w:ascii="Times New Roman" w:hAnsi="Times New Roman" w:cs="Times New Roman"/>
+          <w:b/>
+          <w:bCs/>
+          <w:color w:val="0D0D0D" w:themeColor="text1" w:themeTint="F2"/>
+          <w:sz w:val="32"/>
+          <w:szCs w:val="32"/>
+        </w:rPr>
+      </w:pPr>
+      <w:r>
+        <w:rPr>
+          <w:rFonts w:ascii="Times New Roman" w:hAnsi="Times New Roman" w:cs="Times New Roman"/>
+          <w:b/>
+          <w:bCs/>
+          <w:color w:val="0D0D0D" w:themeColor="text1" w:themeTint="F2"/>
+          <w:sz w:val="32"/>
+          <w:szCs w:val="32"/>
+        </w:rPr>
+        <w:t>Mid-market</w:t>
+      </w:r>
+    </w:p>
+    <w:p>
+      <w:pPr>
+        <w:pStyle w:val="ListParagraph"/>
+        <w:numPr>
+          <w:ilvl w:val="0"/>
+          <w:numId w:val="48"/>
+        </w:numPr>
+        <w:tabs>
+          <w:tab w:val="left" w:pos="3120"/>
+        </w:tabs>
+        <w:rPr>
+          <w:rFonts w:ascii="Times New Roman" w:hAnsi="Times New Roman" w:cs="Times New Roman"/>
+          <w:color w:val="0D0D0D" w:themeColor="text1" w:themeTint="F2"/>
+          <w:sz w:val="32"/>
+          <w:szCs w:val="32"/>
+        </w:rPr>
+      </w:pPr>
+      <w:r>
+        <w:rPr>
+          <w:rFonts w:ascii="Times New Roman" w:hAnsi="Times New Roman" w:cs="Times New Roman"/>
+          <w:color w:val="0D0D0D" w:themeColor="text1" w:themeTint="F2"/>
+          <w:sz w:val="32"/>
+          <w:szCs w:val="32"/>
+        </w:rPr>
+        <w:t>Handle larger projects, multiple projects, analysis tools</w:t>
+      </w:r>
+    </w:p>
+    <w:p>
+      <w:pPr>
+        <w:pStyle w:val="ListParagraph"/>
+        <w:numPr>
+          <w:ilvl w:val="0"/>
+          <w:numId w:val="48"/>
+        </w:numPr>
+        <w:tabs>
+          <w:tab w:val="left" w:pos="3120"/>
+        </w:tabs>
+        <w:rPr>
+          <w:rFonts w:ascii="Times New Roman" w:hAnsi="Times New Roman" w:cs="Times New Roman"/>
+          <w:color w:val="0D0D0D" w:themeColor="text1" w:themeTint="F2"/>
+          <w:sz w:val="32"/>
+          <w:szCs w:val="32"/>
+        </w:rPr>
+      </w:pPr>
+      <w:r>
+        <w:rPr>
+          <w:rFonts w:ascii="Times New Roman" w:hAnsi="Times New Roman" w:cs="Times New Roman"/>
+          <w:color w:val="0D0D0D" w:themeColor="text1" w:themeTint="F2"/>
+          <w:sz w:val="32"/>
+          <w:szCs w:val="32"/>
+        </w:rPr>
+        <w:t>MS Project (approx. 50% of market)</w:t>
+      </w:r>
+    </w:p>
+    <w:p>
+      <w:pPr>
+        <w:tabs>
+          <w:tab w:val="left" w:pos="3120"/>
+        </w:tabs>
+        <w:rPr>
+          <w:rFonts w:ascii="Times New Roman" w:hAnsi="Times New Roman" w:cs="Times New Roman"/>
+          <w:b/>
+          <w:bCs/>
+          <w:color w:val="0D0D0D" w:themeColor="text1" w:themeTint="F2"/>
+          <w:sz w:val="32"/>
+          <w:szCs w:val="32"/>
+        </w:rPr>
+      </w:pPr>
+      <w:r>
+        <w:rPr>
+          <w:rFonts w:ascii="Times New Roman" w:hAnsi="Times New Roman" w:cs="Times New Roman"/>
+          <w:b/>
+          <w:bCs/>
+          <w:color w:val="0D0D0D" w:themeColor="text1" w:themeTint="F2"/>
+          <w:sz w:val="32"/>
+          <w:szCs w:val="32"/>
+        </w:rPr>
+        <w:t>High-end</w:t>
+      </w:r>
+    </w:p>
+    <w:p>
+      <w:pPr>
+        <w:pStyle w:val="ListParagraph"/>
+        <w:numPr>
+          <w:ilvl w:val="0"/>
+          <w:numId w:val="49"/>
+        </w:numPr>
+        <w:tabs>
+          <w:tab w:val="left" w:pos="3120"/>
+        </w:tabs>
+        <w:rPr>
+          <w:rFonts w:ascii="Times New Roman" w:hAnsi="Times New Roman" w:cs="Times New Roman"/>
+          <w:color w:val="0D0D0D" w:themeColor="text1" w:themeTint="F2"/>
+          <w:sz w:val="32"/>
+          <w:szCs w:val="32"/>
+        </w:rPr>
+      </w:pPr>
+      <w:r>
+        <w:rPr>
+          <w:rFonts w:ascii="Times New Roman" w:hAnsi="Times New Roman" w:cs="Times New Roman"/>
+          <w:color w:val="0D0D0D" w:themeColor="text1" w:themeTint="F2"/>
+          <w:sz w:val="32"/>
+          <w:szCs w:val="32"/>
+        </w:rPr>
+        <w:t>Very large projects, specialized needs, enterprise</w:t>
+      </w:r>
+    </w:p>
+    <w:p>
+      <w:pPr>
+        <w:pStyle w:val="ListParagraph"/>
+        <w:numPr>
+          <w:ilvl w:val="0"/>
+          <w:numId w:val="49"/>
+        </w:numPr>
+        <w:tabs>
+          <w:tab w:val="left" w:pos="3120"/>
+        </w:tabs>
+        <w:rPr>
+          <w:rFonts w:ascii="Times New Roman" w:hAnsi="Times New Roman" w:cs="Times New Roman"/>
+          <w:color w:val="0D0D0D" w:themeColor="text1" w:themeTint="F2"/>
+          <w:sz w:val="32"/>
+          <w:szCs w:val="32"/>
+        </w:rPr>
+      </w:pPr>
+      <w:r>
+        <w:rPr>
+          <w:rFonts w:ascii="Times New Roman" w:hAnsi="Times New Roman" w:cs="Times New Roman"/>
+          <w:color w:val="0D0D0D" w:themeColor="text1" w:themeTint="F2"/>
+          <w:sz w:val="32"/>
+          <w:szCs w:val="32"/>
+        </w:rPr>
+        <w:t>Primavera Project Manager</w:t>
+      </w:r>
+    </w:p>
+    <w:p>
+      <w:pPr>
+        <w:tabs>
+          <w:tab w:val="left" w:pos="3120"/>
+        </w:tabs>
+        <w:rPr>
+          <w:rFonts w:ascii="Times New Roman" w:hAnsi="Times New Roman" w:cs="Times New Roman"/>
+          <w:b/>
+          <w:bCs/>
+          <w:color w:val="215E99" w:themeColor="text2" w:themeTint="BF"/>
+          <w:sz w:val="32"/>
+          <w:szCs w:val="32"/>
+        </w:rPr>
+      </w:pPr>
+    </w:p>
+    <w:p>
+      <w:pPr>
+        <w:rPr>
+          <w:rFonts w:ascii="Times New Roman" w:hAnsi="Times New Roman" w:cs="Times New Roman"/>
+          <w:sz w:val="32"/>
+          <w:szCs w:val="32"/>
+        </w:rPr>
+      </w:pPr>
+    </w:p>
+    <w:p>
+      <w:pPr>
+        <w:rPr>
+          <w:rFonts w:ascii="Times New Roman" w:hAnsi="Times New Roman" w:cs="Times New Roman"/>
+          <w:sz w:val="32"/>
+          <w:szCs w:val="32"/>
+        </w:rPr>
+      </w:pPr>
+    </w:p>
+    <w:p>
+      <w:pPr>
+        <w:rPr>
+          <w:rFonts w:ascii="Times New Roman" w:hAnsi="Times New Roman" w:cs="Times New Roman"/>
+          <w:sz w:val="32"/>
+          <w:szCs w:val="32"/>
+        </w:rPr>
+      </w:pPr>
+    </w:p>
+    <w:p>
+      <w:pPr>
+        <w:rPr>
+          <w:rFonts w:ascii="Times New Roman" w:hAnsi="Times New Roman" w:cs="Times New Roman"/>
+          <w:sz w:val="32"/>
+          <w:szCs w:val="32"/>
+        </w:rPr>
+      </w:pPr>
+    </w:p>
+    <w:p>
+      <w:pPr>
+        <w:rPr>
+          <w:rFonts w:ascii="Times New Roman" w:hAnsi="Times New Roman" w:cs="Times New Roman"/>
+          <w:sz w:val="32"/>
+          <w:szCs w:val="32"/>
+        </w:rPr>
+      </w:pPr>
+    </w:p>
+    <w:p>
+      <w:pPr>
+        <w:rPr>
+          <w:rFonts w:ascii="Times New Roman" w:hAnsi="Times New Roman" w:cs="Times New Roman"/>
+          <w:sz w:val="32"/>
+          <w:szCs w:val="32"/>
+        </w:rPr>
+      </w:pPr>
+    </w:p>
+    <w:p>
+      <w:pPr>
+        <w:jc w:val="center"/>
+        <w:rPr>
+          <w:rFonts w:ascii="Times New Roman" w:hAnsi="Times New Roman" w:cs="Times New Roman"/>
+          <w:sz w:val="32"/>
+          <w:szCs w:val="32"/>
+        </w:rPr>
+      </w:pPr>
+    </w:p>
+    <w:p>
+      <w:pPr>
+        <w:tabs>
+          <w:tab w:val="left" w:pos="2270"/>
+        </w:tabs>
+        <w:rPr>
+          <w:rFonts w:ascii="Times New Roman" w:hAnsi="Times New Roman" w:cs="Times New Roman"/>
           <w:sz w:val="32"/>
           <w:szCs w:val="32"/>
         </w:rPr>
@@ -4931,6 +7269,119 @@
     </w:lvl>
   </w:abstractNum>
   <w:abstractNum w:abstractNumId="2" w15:restartNumberingAfterBreak="0">
+    <w:nsid w:val="14745B13"/>
+    <w:multiLevelType w:val="hybridMultilevel"/>
+    <w:tmpl w:val="514E9464"/>
+    <w:lvl w:ilvl="0" w:tplc="04090001">
+      <w:start w:val="1"/>
+      <w:numFmt w:val="bullet"/>
+      <w:lvlText w:val=""/>
+      <w:lvlJc w:val="left"/>
+      <w:pPr>
+        <w:ind w:left="720" w:hanging="360"/>
+      </w:pPr>
+      <w:rPr>
+        <w:rFonts w:ascii="Symbol" w:hAnsi="Symbol" w:hint="default"/>
+      </w:rPr>
+    </w:lvl>
+    <w:lvl w:ilvl="1" w:tplc="04090003" w:tentative="1">
+      <w:start w:val="1"/>
+      <w:numFmt w:val="bullet"/>
+      <w:lvlText w:val="o"/>
+      <w:lvlJc w:val="left"/>
+      <w:pPr>
+        <w:ind w:left="1440" w:hanging="360"/>
+      </w:pPr>
+      <w:rPr>
+        <w:rFonts w:ascii="Courier New" w:hAnsi="Courier New" w:cs="Courier New" w:hint="default"/>
+      </w:rPr>
+    </w:lvl>
+    <w:lvl w:ilvl="2" w:tplc="04090005" w:tentative="1">
+      <w:start w:val="1"/>
+      <w:numFmt w:val="bullet"/>
+      <w:lvlText w:val=""/>
+      <w:lvlJc w:val="left"/>
+      <w:pPr>
+        <w:ind w:left="2160" w:hanging="360"/>
+      </w:pPr>
+      <w:rPr>
+        <w:rFonts w:ascii="Wingdings" w:hAnsi="Wingdings" w:hint="default"/>
+      </w:rPr>
+    </w:lvl>
+    <w:lvl w:ilvl="3" w:tplc="04090001" w:tentative="1">
+      <w:start w:val="1"/>
+      <w:numFmt w:val="bullet"/>
+      <w:lvlText w:val=""/>
+      <w:lvlJc w:val="left"/>
+      <w:pPr>
+        <w:ind w:left="2880" w:hanging="360"/>
+      </w:pPr>
+      <w:rPr>
+        <w:rFonts w:ascii="Symbol" w:hAnsi="Symbol" w:hint="default"/>
+      </w:rPr>
+    </w:lvl>
+    <w:lvl w:ilvl="4" w:tplc="04090003" w:tentative="1">
+      <w:start w:val="1"/>
+      <w:numFmt w:val="bullet"/>
+      <w:lvlText w:val="o"/>
+      <w:lvlJc w:val="left"/>
+      <w:pPr>
+        <w:ind w:left="3600" w:hanging="360"/>
+      </w:pPr>
+      <w:rPr>
+        <w:rFonts w:ascii="Courier New" w:hAnsi="Courier New" w:cs="Courier New" w:hint="default"/>
+      </w:rPr>
+    </w:lvl>
+    <w:lvl w:ilvl="5" w:tplc="04090005" w:tentative="1">
+      <w:start w:val="1"/>
+      <w:numFmt w:val="bullet"/>
+      <w:lvlText w:val=""/>
+      <w:lvlJc w:val="left"/>
+      <w:pPr>
+        <w:ind w:left="4320" w:hanging="360"/>
+      </w:pPr>
+      <w:rPr>
+        <w:rFonts w:ascii="Wingdings" w:hAnsi="Wingdings" w:hint="default"/>
+      </w:rPr>
+    </w:lvl>
+    <w:lvl w:ilvl="6" w:tplc="04090001" w:tentative="1">
+      <w:start w:val="1"/>
+      <w:numFmt w:val="bullet"/>
+      <w:lvlText w:val=""/>
+      <w:lvlJc w:val="left"/>
+      <w:pPr>
+        <w:ind w:left="5040" w:hanging="360"/>
+      </w:pPr>
+      <w:rPr>
+        <w:rFonts w:ascii="Symbol" w:hAnsi="Symbol" w:hint="default"/>
+      </w:rPr>
+    </w:lvl>
+    <w:lvl w:ilvl="7" w:tplc="04090003" w:tentative="1">
+      <w:start w:val="1"/>
+      <w:numFmt w:val="bullet"/>
+      <w:lvlText w:val="o"/>
+      <w:lvlJc w:val="left"/>
+      <w:pPr>
+        <w:ind w:left="5760" w:hanging="360"/>
+      </w:pPr>
+      <w:rPr>
+        <w:rFonts w:ascii="Courier New" w:hAnsi="Courier New" w:cs="Courier New" w:hint="default"/>
+      </w:rPr>
+    </w:lvl>
+    <w:lvl w:ilvl="8" w:tplc="04090005" w:tentative="1">
+      <w:start w:val="1"/>
+      <w:numFmt w:val="bullet"/>
+      <w:lvlText w:val=""/>
+      <w:lvlJc w:val="left"/>
+      <w:pPr>
+        <w:ind w:left="6480" w:hanging="360"/>
+      </w:pPr>
+      <w:rPr>
+        <w:rFonts w:ascii="Wingdings" w:hAnsi="Wingdings" w:hint="default"/>
+      </w:rPr>
+    </w:lvl>
+  </w:abstractNum>
+  <w:abstractNum w:abstractNumId="3" w15:restartNumberingAfterBreak="0">
     <w:nsid w:val="171C5259"/>
     <w:multiLevelType w:val="multilevel"/>
     <w:tmpl w:val="CA9AF654"/>
@@ -5079,7 +7530,7 @@
       </w:rPr>
     </w:lvl>
   </w:abstractNum>
-  <w:abstractNum w:abstractNumId="3" w15:restartNumberingAfterBreak="0">
+  <w:abstractNum w:abstractNumId="4" w15:restartNumberingAfterBreak="0">
     <w:nsid w:val="1921410B"/>
     <w:multiLevelType w:val="multilevel"/>
     <w:tmpl w:val="F2A65CE6"/>
@@ -5228,7 +7679,7 @@
       </w:rPr>
     </w:lvl>
   </w:abstractNum>
-  <w:abstractNum w:abstractNumId="4" w15:restartNumberingAfterBreak="0">
+  <w:abstractNum w:abstractNumId="5" w15:restartNumberingAfterBreak="0">
     <w:nsid w:val="1E2411EA"/>
     <w:multiLevelType w:val="multilevel"/>
     <w:tmpl w:val="233AAA6A"/>
@@ -5377,7 +7828,7 @@
       </w:rPr>
     </w:lvl>
   </w:abstractNum>
-  <w:abstractNum w:abstractNumId="5" w15:restartNumberingAfterBreak="0">
+  <w:abstractNum w:abstractNumId="6" w15:restartNumberingAfterBreak="0">
     <w:nsid w:val="1E333329"/>
     <w:multiLevelType w:val="hybridMultilevel"/>
     <w:tmpl w:val="DEE45406"/>
@@ -5490,7 +7941,7 @@
       </w:rPr>
     </w:lvl>
   </w:abstractNum>
-  <w:abstractNum w:abstractNumId="6" w15:restartNumberingAfterBreak="0">
+  <w:abstractNum w:abstractNumId="7" w15:restartNumberingAfterBreak="0">
     <w:nsid w:val="1FFF3AB0"/>
     <w:multiLevelType w:val="multilevel"/>
     <w:tmpl w:val="7D662324"/>
@@ -5639,7 +8090,372 @@
       </w:rPr>
     </w:lvl>
   </w:abstractNum>
-  <w:abstractNum w:abstractNumId="7" w15:restartNumberingAfterBreak="0">
+  <w:abstractNum w:abstractNumId="8" w15:restartNumberingAfterBreak="0">
+    <w:nsid w:val="21950C5E"/>
+    <w:multiLevelType w:val="hybridMultilevel"/>
+    <w:tmpl w:val="5540D1D4"/>
+    <w:lvl w:ilvl="0" w:tplc="04090001">
+      <w:start w:val="1"/>
+      <w:numFmt w:val="bullet"/>
+      <w:lvlText w:val=""/>
+      <w:lvlJc w:val="left"/>
+      <w:pPr>
+        <w:ind w:left="720" w:hanging="360"/>
+      </w:pPr>
+      <w:rPr>
+        <w:rFonts w:ascii="Symbol" w:hAnsi="Symbol" w:hint="default"/>
+      </w:rPr>
+    </w:lvl>
+    <w:lvl w:ilvl="1" w:tplc="04090003" w:tentative="1">
+      <w:start w:val="1"/>
+      <w:numFmt w:val="bullet"/>
+      <w:lvlText w:val="o"/>
+      <w:lvlJc w:val="left"/>
+      <w:pPr>
+        <w:ind w:left="1440" w:hanging="360"/>
+      </w:pPr>
+      <w:rPr>
+        <w:rFonts w:ascii="Courier New" w:hAnsi="Courier New" w:cs="Courier New" w:hint="default"/>
+      </w:rPr>
+    </w:lvl>
+    <w:lvl w:ilvl="2" w:tplc="04090005" w:tentative="1">
+      <w:start w:val="1"/>
+      <w:numFmt w:val="bullet"/>
+      <w:lvlText w:val=""/>
+      <w:lvlJc w:val="left"/>
+      <w:pPr>
+        <w:ind w:left="2160" w:hanging="360"/>
+      </w:pPr>
+      <w:rPr>
+        <w:rFonts w:ascii="Wingdings" w:hAnsi="Wingdings" w:hint="default"/>
+      </w:rPr>
+    </w:lvl>
+    <w:lvl w:ilvl="3" w:tplc="04090001" w:tentative="1">
+      <w:start w:val="1"/>
+      <w:numFmt w:val="bullet"/>
+      <w:lvlText w:val=""/>
+      <w:lvlJc w:val="left"/>
+      <w:pPr>
+        <w:ind w:left="2880" w:hanging="360"/>
+      </w:pPr>
+      <w:rPr>
+        <w:rFonts w:ascii="Symbol" w:hAnsi="Symbol" w:hint="default"/>
+      </w:rPr>
+    </w:lvl>
+    <w:lvl w:ilvl="4" w:tplc="04090003" w:tentative="1">
+      <w:start w:val="1"/>
+      <w:numFmt w:val="bullet"/>
+      <w:lvlText w:val="o"/>
+      <w:lvlJc w:val="left"/>
+      <w:pPr>
+        <w:ind w:left="3600" w:hanging="360"/>
+      </w:pPr>
+      <w:rPr>
+        <w:rFonts w:ascii="Courier New" w:hAnsi="Courier New" w:cs="Courier New" w:hint="default"/>
+      </w:rPr>
+    </w:lvl>
+    <w:lvl w:ilvl="5" w:tplc="04090005" w:tentative="1">
+      <w:start w:val="1"/>
+      <w:numFmt w:val="bullet"/>
+      <w:lvlText w:val=""/>
+      <w:lvlJc w:val="left"/>
+      <w:pPr>
+        <w:ind w:left="4320" w:hanging="360"/>
+      </w:pPr>
+      <w:rPr>
+        <w:rFonts w:ascii="Wingdings" w:hAnsi="Wingdings" w:hint="default"/>
+      </w:rPr>
+    </w:lvl>
+    <w:lvl w:ilvl="6" w:tplc="04090001" w:tentative="1">
+      <w:start w:val="1"/>
+      <w:numFmt w:val="bullet"/>
+      <w:lvlText w:val=""/>
+      <w:lvlJc w:val="left"/>
+      <w:pPr>
+        <w:ind w:left="5040" w:hanging="360"/>
+      </w:pPr>
+      <w:rPr>
+        <w:rFonts w:ascii="Symbol" w:hAnsi="Symbol" w:hint="default"/>
+      </w:rPr>
+    </w:lvl>
+    <w:lvl w:ilvl="7" w:tplc="04090003" w:tentative="1">
+      <w:start w:val="1"/>
+      <w:numFmt w:val="bullet"/>
+      <w:lvlText w:val="o"/>
+      <w:lvlJc w:val="left"/>
+      <w:pPr>
+        <w:ind w:left="5760" w:hanging="360"/>
+      </w:pPr>
+      <w:rPr>
+        <w:rFonts w:ascii="Courier New" w:hAnsi="Courier New" w:cs="Courier New" w:hint="default"/>
+      </w:rPr>
+    </w:lvl>
+    <w:lvl w:ilvl="8" w:tplc="04090005" w:tentative="1">
+      <w:start w:val="1"/>
+      <w:numFmt w:val="bullet"/>
+      <w:lvlText w:val=""/>
+      <w:lvlJc w:val="left"/>
+      <w:pPr>
+        <w:ind w:left="6480" w:hanging="360"/>
+      </w:pPr>
+      <w:rPr>
+        <w:rFonts w:ascii="Wingdings" w:hAnsi="Wingdings" w:hint="default"/>
+      </w:rPr>
+    </w:lvl>
+  </w:abstractNum>
+  <w:abstractNum w:abstractNumId="9" w15:restartNumberingAfterBreak="0">
+    <w:nsid w:val="24564043"/>
+    <w:multiLevelType w:val="hybridMultilevel"/>
+    <w:tmpl w:val="085AAB48"/>
+    <w:lvl w:ilvl="0" w:tplc="5C78CE76">
+      <w:start w:val="1"/>
+      <w:numFmt w:val="bullet"/>
+      <w:lvlText w:val=""/>
+      <w:lvlJc w:val="left"/>
+      <w:pPr>
+        <w:tabs>
+          <w:tab w:val="num" w:pos="720"/>
+        </w:tabs>
+        <w:ind w:left="720" w:hanging="360"/>
+      </w:pPr>
+      <w:rPr>
+        <w:rFonts w:ascii="Wingdings" w:hAnsi="Wingdings" w:hint="default"/>
+      </w:rPr>
+    </w:lvl>
+    <w:lvl w:ilvl="1" w:tplc="185E4562">
+      <w:numFmt w:val="bullet"/>
+      <w:lvlText w:val=""/>
+      <w:lvlJc w:val="left"/>
+      <w:pPr>
+        <w:tabs>
+          <w:tab w:val="num" w:pos="1440"/>
+        </w:tabs>
+        <w:ind w:left="1440" w:hanging="360"/>
+      </w:pPr>
+      <w:rPr>
+        <w:rFonts w:ascii="Wingdings 2" w:hAnsi="Wingdings 2" w:hint="default"/>
+      </w:rPr>
+    </w:lvl>
+    <w:lvl w:ilvl="2" w:tplc="1CF43634" w:tentative="1">
+      <w:start w:val="1"/>
+      <w:numFmt w:val="bullet"/>
+      <w:lvlText w:val=""/>
+      <w:lvlJc w:val="left"/>
+      <w:pPr>
+        <w:tabs>
+          <w:tab w:val="num" w:pos="2160"/>
+        </w:tabs>
+        <w:ind w:left="2160" w:hanging="360"/>
+      </w:pPr>
+      <w:rPr>
+        <w:rFonts w:ascii="Wingdings" w:hAnsi="Wingdings" w:hint="default"/>
+      </w:rPr>
+    </w:lvl>
+    <w:lvl w:ilvl="3" w:tplc="EB7C9746" w:tentative="1">
+      <w:start w:val="1"/>
+      <w:numFmt w:val="bullet"/>
+      <w:lvlText w:val=""/>
+      <w:lvlJc w:val="left"/>
+      <w:pPr>
+        <w:tabs>
+          <w:tab w:val="num" w:pos="2880"/>
+        </w:tabs>
+        <w:ind w:left="2880" w:hanging="360"/>
+      </w:pPr>
+      <w:rPr>
+        <w:rFonts w:ascii="Wingdings" w:hAnsi="Wingdings" w:hint="default"/>
+      </w:rPr>
+    </w:lvl>
+    <w:lvl w:ilvl="4" w:tplc="E01061AC" w:tentative="1">
+      <w:start w:val="1"/>
+      <w:numFmt w:val="bullet"/>
+      <w:lvlText w:val=""/>
+      <w:lvlJc w:val="left"/>
+      <w:pPr>
+        <w:tabs>
+          <w:tab w:val="num" w:pos="3600"/>
+        </w:tabs>
+        <w:ind w:left="3600" w:hanging="360"/>
+      </w:pPr>
+      <w:rPr>
+        <w:rFonts w:ascii="Wingdings" w:hAnsi="Wingdings" w:hint="default"/>
+      </w:rPr>
+    </w:lvl>
+    <w:lvl w:ilvl="5" w:tplc="6696029A" w:tentative="1">
+      <w:start w:val="1"/>
+      <w:numFmt w:val="bullet"/>
+      <w:lvlText w:val=""/>
+      <w:lvlJc w:val="left"/>
+      <w:pPr>
+        <w:tabs>
+          <w:tab w:val="num" w:pos="4320"/>
+        </w:tabs>
+        <w:ind w:left="4320" w:hanging="360"/>
+      </w:pPr>
+      <w:rPr>
+        <w:rFonts w:ascii="Wingdings" w:hAnsi="Wingdings" w:hint="default"/>
+      </w:rPr>
+    </w:lvl>
+    <w:lvl w:ilvl="6" w:tplc="45400350" w:tentative="1">
+      <w:start w:val="1"/>
+      <w:numFmt w:val="bullet"/>
+      <w:lvlText w:val=""/>
+      <w:lvlJc w:val="left"/>
+      <w:pPr>
+        <w:tabs>
+          <w:tab w:val="num" w:pos="5040"/>
+        </w:tabs>
+        <w:ind w:left="5040" w:hanging="360"/>
+      </w:pPr>
+      <w:rPr>
+        <w:rFonts w:ascii="Wingdings" w:hAnsi="Wingdings" w:hint="default"/>
+      </w:rPr>
+    </w:lvl>
+    <w:lvl w:ilvl="7" w:tplc="8D3E206C" w:tentative="1">
+      <w:start w:val="1"/>
+      <w:numFmt w:val="bullet"/>
+      <w:lvlText w:val=""/>
+      <w:lvlJc w:val="left"/>
+      <w:pPr>
+        <w:tabs>
+          <w:tab w:val="num" w:pos="5760"/>
+        </w:tabs>
+        <w:ind w:left="5760" w:hanging="360"/>
+      </w:pPr>
+      <w:rPr>
+        <w:rFonts w:ascii="Wingdings" w:hAnsi="Wingdings" w:hint="default"/>
+      </w:rPr>
+    </w:lvl>
+    <w:lvl w:ilvl="8" w:tplc="15FE0040" w:tentative="1">
+      <w:start w:val="1"/>
+      <w:numFmt w:val="bullet"/>
+      <w:lvlText w:val=""/>
+      <w:lvlJc w:val="left"/>
+      <w:pPr>
+        <w:tabs>
+          <w:tab w:val="num" w:pos="6480"/>
+        </w:tabs>
+        <w:ind w:left="6480" w:hanging="360"/>
+      </w:pPr>
+      <w:rPr>
+        <w:rFonts w:ascii="Wingdings" w:hAnsi="Wingdings" w:hint="default"/>
+      </w:rPr>
+    </w:lvl>
+  </w:abstractNum>
+  <w:abstractNum w:abstractNumId="10" w15:restartNumberingAfterBreak="0">
+    <w:nsid w:val="27E71588"/>
+    <w:multiLevelType w:val="hybridMultilevel"/>
+    <w:tmpl w:val="6590C632"/>
+    <w:lvl w:ilvl="0" w:tplc="04090001">
+      <w:start w:val="1"/>
+      <w:numFmt w:val="bullet"/>
+      <w:lvlText w:val=""/>
+      <w:lvlJc w:val="left"/>
+      <w:pPr>
+        <w:ind w:left="720" w:hanging="360"/>
+      </w:pPr>
+      <w:rPr>
+        <w:rFonts w:ascii="Symbol" w:hAnsi="Symbol" w:hint="default"/>
+      </w:rPr>
+    </w:lvl>
+    <w:lvl w:ilvl="1" w:tplc="04090003" w:tentative="1">
+      <w:start w:val="1"/>
+      <w:numFmt w:val="bullet"/>
+      <w:lvlText w:val="o"/>
+      <w:lvlJc w:val="left"/>
+      <w:pPr>
+        <w:ind w:left="1440" w:hanging="360"/>
+      </w:pPr>
+      <w:rPr>
+        <w:rFonts w:ascii="Courier New" w:hAnsi="Courier New" w:cs="Courier New" w:hint="default"/>
+      </w:rPr>
+    </w:lvl>
+    <w:lvl w:ilvl="2" w:tplc="04090005" w:tentative="1">
+      <w:start w:val="1"/>
+      <w:numFmt w:val="bullet"/>
+      <w:lvlText w:val=""/>
+      <w:lvlJc w:val="left"/>
+      <w:pPr>
+        <w:ind w:left="2160" w:hanging="360"/>
+      </w:pPr>
+      <w:rPr>
+        <w:rFonts w:ascii="Wingdings" w:hAnsi="Wingdings" w:hint="default"/>
+      </w:rPr>
+    </w:lvl>
+    <w:lvl w:ilvl="3" w:tplc="04090001" w:tentative="1">
+      <w:start w:val="1"/>
+      <w:numFmt w:val="bullet"/>
+      <w:lvlText w:val=""/>
+      <w:lvlJc w:val="left"/>
+      <w:pPr>
+        <w:ind w:left="2880" w:hanging="360"/>
+      </w:pPr>
+      <w:rPr>
+        <w:rFonts w:ascii="Symbol" w:hAnsi="Symbol" w:hint="default"/>
+      </w:rPr>
+    </w:lvl>
+    <w:lvl w:ilvl="4" w:tplc="04090003" w:tentative="1">
+      <w:start w:val="1"/>
+      <w:numFmt w:val="bullet"/>
+      <w:lvlText w:val="o"/>
+      <w:lvlJc w:val="left"/>
+      <w:pPr>
+        <w:ind w:left="3600" w:hanging="360"/>
+      </w:pPr>
+      <w:rPr>
+        <w:rFonts w:ascii="Courier New" w:hAnsi="Courier New" w:cs="Courier New" w:hint="default"/>
+      </w:rPr>
+    </w:lvl>
+    <w:lvl w:ilvl="5" w:tplc="04090005" w:tentative="1">
+      <w:start w:val="1"/>
+      <w:numFmt w:val="bullet"/>
+      <w:lvlText w:val=""/>
+      <w:lvlJc w:val="left"/>
+      <w:pPr>
+        <w:ind w:left="4320" w:hanging="360"/>
+      </w:pPr>
+      <w:rPr>
+        <w:rFonts w:ascii="Wingdings" w:hAnsi="Wingdings" w:hint="default"/>
+      </w:rPr>
+    </w:lvl>
+    <w:lvl w:ilvl="6" w:tplc="04090001" w:tentative="1">
+      <w:start w:val="1"/>
+      <w:numFmt w:val="bullet"/>
+      <w:lvlText w:val=""/>
+      <w:lvlJc w:val="left"/>
+      <w:pPr>
+        <w:ind w:left="5040" w:hanging="360"/>
+      </w:pPr>
+      <w:rPr>
+        <w:rFonts w:ascii="Symbol" w:hAnsi="Symbol" w:hint="default"/>
+      </w:rPr>
+    </w:lvl>
+    <w:lvl w:ilvl="7" w:tplc="04090003" w:tentative="1">
+      <w:start w:val="1"/>
+      <w:numFmt w:val="bullet"/>
+      <w:lvlText w:val="o"/>
+      <w:lvlJc w:val="left"/>
+      <w:pPr>
+        <w:ind w:left="5760" w:hanging="360"/>
+      </w:pPr>
+      <w:rPr>
+        <w:rFonts w:ascii="Courier New" w:hAnsi="Courier New" w:cs="Courier New" w:hint="default"/>
+      </w:rPr>
+    </w:lvl>
+    <w:lvl w:ilvl="8" w:tplc="04090005" w:tentative="1">
+      <w:start w:val="1"/>
+      <w:numFmt w:val="bullet"/>
+      <w:lvlText w:val=""/>
+      <w:lvlJc w:val="left"/>
+      <w:pPr>
+        <w:ind w:left="6480" w:hanging="360"/>
+      </w:pPr>
+      <w:rPr>
+        <w:rFonts w:ascii="Wingdings" w:hAnsi="Wingdings" w:hint="default"/>
+      </w:rPr>
+    </w:lvl>
+  </w:abstractNum>
+  <w:abstractNum w:abstractNumId="11" w15:restartNumberingAfterBreak="0">
     <w:nsid w:val="28807FB8"/>
     <w:multiLevelType w:val="hybridMultilevel"/>
     <w:tmpl w:val="0AC0DE22"/>
@@ -5752,7 +8568,147 @@
       </w:rPr>
     </w:lvl>
   </w:abstractNum>
-  <w:abstractNum w:abstractNumId="8" w15:restartNumberingAfterBreak="0">
+  <w:abstractNum w:abstractNumId="12" w15:restartNumberingAfterBreak="0">
+    <w:nsid w:val="291B251A"/>
+    <w:multiLevelType w:val="hybridMultilevel"/>
+    <w:tmpl w:val="FE06D948"/>
+    <w:lvl w:ilvl="0" w:tplc="348A13B4">
+      <w:start w:val="1"/>
+      <w:numFmt w:val="bullet"/>
+      <w:lvlText w:val=""/>
+      <w:lvlJc w:val="left"/>
+      <w:pPr>
+        <w:tabs>
+          <w:tab w:val="num" w:pos="720"/>
+        </w:tabs>
+        <w:ind w:left="720" w:hanging="360"/>
+      </w:pPr>
+      <w:rPr>
+        <w:rFonts w:ascii="Wingdings" w:hAnsi="Wingdings" w:hint="default"/>
+      </w:rPr>
+    </w:lvl>
+    <w:lvl w:ilvl="1" w:tplc="4A645426" w:tentative="1">
+      <w:start w:val="1"/>
+      <w:numFmt w:val="bullet"/>
+      <w:lvlText w:val=""/>
+      <w:lvlJc w:val="left"/>
+      <w:pPr>
+        <w:tabs>
+          <w:tab w:val="num" w:pos="1440"/>
+        </w:tabs>
+        <w:ind w:left="1440" w:hanging="360"/>
+      </w:pPr>
+      <w:rPr>
+        <w:rFonts w:ascii="Wingdings" w:hAnsi="Wingdings" w:hint="default"/>
+      </w:rPr>
+    </w:lvl>
+    <w:lvl w:ilvl="2" w:tplc="939C3774" w:tentative="1">
+      <w:start w:val="1"/>
+      <w:numFmt w:val="bullet"/>
+      <w:lvlText w:val=""/>
+      <w:lvlJc w:val="left"/>
+      <w:pPr>
+        <w:tabs>
+          <w:tab w:val="num" w:pos="2160"/>
+        </w:tabs>
+        <w:ind w:left="2160" w:hanging="360"/>
+      </w:pPr>
+      <w:rPr>
+        <w:rFonts w:ascii="Wingdings" w:hAnsi="Wingdings" w:hint="default"/>
+      </w:rPr>
+    </w:lvl>
+    <w:lvl w:ilvl="3" w:tplc="C79081C4" w:tentative="1">
+      <w:start w:val="1"/>
+      <w:numFmt w:val="bullet"/>
+      <w:lvlText w:val=""/>
+      <w:lvlJc w:val="left"/>
+      <w:pPr>
+        <w:tabs>
+          <w:tab w:val="num" w:pos="2880"/>
+        </w:tabs>
+        <w:ind w:left="2880" w:hanging="360"/>
+      </w:pPr>
+      <w:rPr>
+        <w:rFonts w:ascii="Wingdings" w:hAnsi="Wingdings" w:hint="default"/>
+      </w:rPr>
+    </w:lvl>
+    <w:lvl w:ilvl="4" w:tplc="B06CAC82" w:tentative="1">
+      <w:start w:val="1"/>
+      <w:numFmt w:val="bullet"/>
+      <w:lvlText w:val=""/>
+      <w:lvlJc w:val="left"/>
+      <w:pPr>
+        <w:tabs>
+          <w:tab w:val="num" w:pos="3600"/>
+        </w:tabs>
+        <w:ind w:left="3600" w:hanging="360"/>
+      </w:pPr>
+      <w:rPr>
+        <w:rFonts w:ascii="Wingdings" w:hAnsi="Wingdings" w:hint="default"/>
+      </w:rPr>
+    </w:lvl>
+    <w:lvl w:ilvl="5" w:tplc="AAFC38B8" w:tentative="1">
+      <w:start w:val="1"/>
+      <w:numFmt w:val="bullet"/>
+      <w:lvlText w:val=""/>
+      <w:lvlJc w:val="left"/>
+      <w:pPr>
+        <w:tabs>
+          <w:tab w:val="num" w:pos="4320"/>
+        </w:tabs>
+        <w:ind w:left="4320" w:hanging="360"/>
+      </w:pPr>
+      <w:rPr>
+        <w:rFonts w:ascii="Wingdings" w:hAnsi="Wingdings" w:hint="default"/>
+      </w:rPr>
+    </w:lvl>
+    <w:lvl w:ilvl="6" w:tplc="6EDC55F8" w:tentative="1">
+      <w:start w:val="1"/>
+      <w:numFmt w:val="bullet"/>
+      <w:lvlText w:val=""/>
+      <w:lvlJc w:val="left"/>
+      <w:pPr>
+        <w:tabs>
+          <w:tab w:val="num" w:pos="5040"/>
+        </w:tabs>
+        <w:ind w:left="5040" w:hanging="360"/>
+      </w:pPr>
+      <w:rPr>
+        <w:rFonts w:ascii="Wingdings" w:hAnsi="Wingdings" w:hint="default"/>
+      </w:rPr>
+    </w:lvl>
+    <w:lvl w:ilvl="7" w:tplc="8EE8BC9E" w:tentative="1">
+      <w:start w:val="1"/>
+      <w:numFmt w:val="bullet"/>
+      <w:lvlText w:val=""/>
+      <w:lvlJc w:val="left"/>
+      <w:pPr>
+        <w:tabs>
+          <w:tab w:val="num" w:pos="5760"/>
+        </w:tabs>
+        <w:ind w:left="5760" w:hanging="360"/>
+      </w:pPr>
+      <w:rPr>
+        <w:rFonts w:ascii="Wingdings" w:hAnsi="Wingdings" w:hint="default"/>
+      </w:rPr>
+    </w:lvl>
+    <w:lvl w:ilvl="8" w:tplc="6A5EF100" w:tentative="1">
+      <w:start w:val="1"/>
+      <w:numFmt w:val="bullet"/>
+      <w:lvlText w:val=""/>
+      <w:lvlJc w:val="left"/>
+      <w:pPr>
+        <w:tabs>
+          <w:tab w:val="num" w:pos="6480"/>
+        </w:tabs>
+        <w:ind w:left="6480" w:hanging="360"/>
+      </w:pPr>
+      <w:rPr>
+        <w:rFonts w:ascii="Wingdings" w:hAnsi="Wingdings" w:hint="default"/>
+      </w:rPr>
+    </w:lvl>
+  </w:abstractNum>
+  <w:abstractNum w:abstractNumId="13" w15:restartNumberingAfterBreak="0">
     <w:nsid w:val="2B436B4A"/>
     <w:multiLevelType w:val="hybridMultilevel"/>
     <w:tmpl w:val="624C8656"/>
@@ -5865,7 +8821,156 @@
       </w:rPr>
     </w:lvl>
   </w:abstractNum>
-  <w:abstractNum w:abstractNumId="9" w15:restartNumberingAfterBreak="0">
+  <w:abstractNum w:abstractNumId="14" w15:restartNumberingAfterBreak="0">
+    <w:nsid w:val="2F377EB2"/>
+    <w:multiLevelType w:val="multilevel"/>
+    <w:tmpl w:val="8E5616B4"/>
+    <w:lvl w:ilvl="0">
+      <w:start w:val="1"/>
+      <w:numFmt w:val="bullet"/>
+      <w:lvlText w:val=""/>
+      <w:lvlJc w:val="left"/>
+      <w:pPr>
+        <w:tabs>
+          <w:tab w:val="num" w:pos="720"/>
+        </w:tabs>
+        <w:ind w:left="720" w:hanging="360"/>
+      </w:pPr>
+      <w:rPr>
+        <w:rFonts w:ascii="Symbol" w:hAnsi="Symbol" w:hint="default"/>
+        <w:sz w:val="20"/>
+      </w:rPr>
+    </w:lvl>
+    <w:lvl w:ilvl="1" w:tentative="1">
+      <w:start w:val="1"/>
+      <w:numFmt w:val="bullet"/>
+      <w:lvlText w:val="o"/>
+      <w:lvlJc w:val="left"/>
+      <w:pPr>
+        <w:tabs>
+          <w:tab w:val="num" w:pos="1440"/>
+        </w:tabs>
+        <w:ind w:left="1440" w:hanging="360"/>
+      </w:pPr>
+      <w:rPr>
+        <w:rFonts w:ascii="Courier New" w:hAnsi="Courier New" w:hint="default"/>
+        <w:sz w:val="20"/>
+      </w:rPr>
+    </w:lvl>
+    <w:lvl w:ilvl="2" w:tentative="1">
+      <w:start w:val="1"/>
+      <w:numFmt w:val="bullet"/>
+      <w:lvlText w:val=""/>
+      <w:lvlJc w:val="left"/>
+      <w:pPr>
+        <w:tabs>
+          <w:tab w:val="num" w:pos="2160"/>
+        </w:tabs>
+        <w:ind w:left="2160" w:hanging="360"/>
+      </w:pPr>
+      <w:rPr>
+        <w:rFonts w:ascii="Wingdings" w:hAnsi="Wingdings" w:hint="default"/>
+        <w:sz w:val="20"/>
+      </w:rPr>
+    </w:lvl>
+    <w:lvl w:ilvl="3" w:tentative="1">
+      <w:start w:val="1"/>
+      <w:numFmt w:val="bullet"/>
+      <w:lvlText w:val=""/>
+      <w:lvlJc w:val="left"/>
+      <w:pPr>
+        <w:tabs>
+          <w:tab w:val="num" w:pos="2880"/>
+        </w:tabs>
+        <w:ind w:left="2880" w:hanging="360"/>
+      </w:pPr>
+      <w:rPr>
+        <w:rFonts w:ascii="Wingdings" w:hAnsi="Wingdings" w:hint="default"/>
+        <w:sz w:val="20"/>
+      </w:rPr>
+    </w:lvl>
+    <w:lvl w:ilvl="4" w:tentative="1">
+      <w:start w:val="1"/>
+      <w:numFmt w:val="bullet"/>
+      <w:lvlText w:val=""/>
+      <w:lvlJc w:val="left"/>
+      <w:pPr>
+        <w:tabs>
+          <w:tab w:val="num" w:pos="3600"/>
+        </w:tabs>
+        <w:ind w:left="3600" w:hanging="360"/>
+      </w:pPr>
+      <w:rPr>
+        <w:rFonts w:ascii="Wingdings" w:hAnsi="Wingdings" w:hint="default"/>
+        <w:sz w:val="20"/>
+      </w:rPr>
+    </w:lvl>
+    <w:lvl w:ilvl="5" w:tentative="1">
+      <w:start w:val="1"/>
+      <w:numFmt w:val="bullet"/>
+      <w:lvlText w:val=""/>
+      <w:lvlJc w:val="left"/>
+      <w:pPr>
+        <w:tabs>
+          <w:tab w:val="num" w:pos="4320"/>
+        </w:tabs>
+        <w:ind w:left="4320" w:hanging="360"/>
+      </w:pPr>
+      <w:rPr>
+        <w:rFonts w:ascii="Wingdings" w:hAnsi="Wingdings" w:hint="default"/>
+        <w:sz w:val="20"/>
+      </w:rPr>
+    </w:lvl>
+    <w:lvl w:ilvl="6" w:tentative="1">
+      <w:start w:val="1"/>
+      <w:numFmt w:val="bullet"/>
+      <w:lvlText w:val=""/>
+      <w:lvlJc w:val="left"/>
+      <w:pPr>
+        <w:tabs>
+          <w:tab w:val="num" w:pos="5040"/>
+        </w:tabs>
+        <w:ind w:left="5040" w:hanging="360"/>
+      </w:pPr>
+      <w:rPr>
+        <w:rFonts w:ascii="Wingdings" w:hAnsi="Wingdings" w:hint="default"/>
+        <w:sz w:val="20"/>
+      </w:rPr>
+    </w:lvl>
+    <w:lvl w:ilvl="7" w:tentative="1">
+      <w:start w:val="1"/>
+      <w:numFmt w:val="bullet"/>
+      <w:lvlText w:val=""/>
+      <w:lvlJc w:val="left"/>
+      <w:pPr>
+        <w:tabs>
+          <w:tab w:val="num" w:pos="5760"/>
+        </w:tabs>
+        <w:ind w:left="5760" w:hanging="360"/>
+      </w:pPr>
+      <w:rPr>
+        <w:rFonts w:ascii="Wingdings" w:hAnsi="Wingdings" w:hint="default"/>
+        <w:sz w:val="20"/>
+      </w:rPr>
+    </w:lvl>
+    <w:lvl w:ilvl="8" w:tentative="1">
+      <w:start w:val="1"/>
+      <w:numFmt w:val="bullet"/>
+      <w:lvlText w:val=""/>
+      <w:lvlJc w:val="left"/>
+      <w:pPr>
+        <w:tabs>
+          <w:tab w:val="num" w:pos="6480"/>
+        </w:tabs>
+        <w:ind w:left="6480" w:hanging="360"/>
+      </w:pPr>
+      <w:rPr>
+        <w:rFonts w:ascii="Wingdings" w:hAnsi="Wingdings" w:hint="default"/>
+        <w:sz w:val="20"/>
+      </w:rPr>
+    </w:lvl>
+  </w:abstractNum>
+  <w:abstractNum w:abstractNumId="15" w15:restartNumberingAfterBreak="0">
     <w:nsid w:val="329F30D0"/>
     <w:multiLevelType w:val="hybridMultilevel"/>
     <w:tmpl w:val="A93A98B8"/>
@@ -5978,7 +9083,7 @@
       </w:rPr>
     </w:lvl>
   </w:abstractNum>
-  <w:abstractNum w:abstractNumId="10" w15:restartNumberingAfterBreak="0">
+  <w:abstractNum w:abstractNumId="16" w15:restartNumberingAfterBreak="0">
     <w:nsid w:val="32B03A73"/>
     <w:multiLevelType w:val="multilevel"/>
     <w:tmpl w:val="233AAA6A"/>
@@ -6127,7 +9232,156 @@
       </w:rPr>
     </w:lvl>
   </w:abstractNum>
-  <w:abstractNum w:abstractNumId="11" w15:restartNumberingAfterBreak="0">
+  <w:abstractNum w:abstractNumId="17" w15:restartNumberingAfterBreak="0">
+    <w:nsid w:val="36FB03F7"/>
+    <w:multiLevelType w:val="multilevel"/>
+    <w:tmpl w:val="A69AF2C2"/>
+    <w:lvl w:ilvl="0">
+      <w:start w:val="1"/>
+      <w:numFmt w:val="bullet"/>
+      <w:lvlText w:val=""/>
+      <w:lvlJc w:val="left"/>
+      <w:pPr>
+        <w:tabs>
+          <w:tab w:val="num" w:pos="720"/>
+        </w:tabs>
+        <w:ind w:left="720" w:hanging="360"/>
+      </w:pPr>
+      <w:rPr>
+        <w:rFonts w:ascii="Symbol" w:hAnsi="Symbol" w:hint="default"/>
+        <w:sz w:val="20"/>
+      </w:rPr>
+    </w:lvl>
+    <w:lvl w:ilvl="1" w:tentative="1">
+      <w:start w:val="1"/>
+      <w:numFmt w:val="bullet"/>
+      <w:lvlText w:val="o"/>
+      <w:lvlJc w:val="left"/>
+      <w:pPr>
+        <w:tabs>
+          <w:tab w:val="num" w:pos="1440"/>
+        </w:tabs>
+        <w:ind w:left="1440" w:hanging="360"/>
+      </w:pPr>
+      <w:rPr>
+        <w:rFonts w:ascii="Courier New" w:hAnsi="Courier New" w:hint="default"/>
+        <w:sz w:val="20"/>
+      </w:rPr>
+    </w:lvl>
+    <w:lvl w:ilvl="2" w:tentative="1">
+      <w:start w:val="1"/>
+      <w:numFmt w:val="bullet"/>
+      <w:lvlText w:val=""/>
+      <w:lvlJc w:val="left"/>
+      <w:pPr>
+        <w:tabs>
+          <w:tab w:val="num" w:pos="2160"/>
+        </w:tabs>
+        <w:ind w:left="2160" w:hanging="360"/>
+      </w:pPr>
+      <w:rPr>
+        <w:rFonts w:ascii="Wingdings" w:hAnsi="Wingdings" w:hint="default"/>
+        <w:sz w:val="20"/>
+      </w:rPr>
+    </w:lvl>
+    <w:lvl w:ilvl="3" w:tentative="1">
+      <w:start w:val="1"/>
+      <w:numFmt w:val="bullet"/>
+      <w:lvlText w:val=""/>
+      <w:lvlJc w:val="left"/>
+      <w:pPr>
+        <w:tabs>
+          <w:tab w:val="num" w:pos="2880"/>
+        </w:tabs>
+        <w:ind w:left="2880" w:hanging="360"/>
+      </w:pPr>
+      <w:rPr>
+        <w:rFonts w:ascii="Wingdings" w:hAnsi="Wingdings" w:hint="default"/>
+        <w:sz w:val="20"/>
+      </w:rPr>
+    </w:lvl>
+    <w:lvl w:ilvl="4" w:tentative="1">
+      <w:start w:val="1"/>
+      <w:numFmt w:val="bullet"/>
+      <w:lvlText w:val=""/>
+      <w:lvlJc w:val="left"/>
+      <w:pPr>
+        <w:tabs>
+          <w:tab w:val="num" w:pos="3600"/>
+        </w:tabs>
+        <w:ind w:left="3600" w:hanging="360"/>
+      </w:pPr>
+      <w:rPr>
+        <w:rFonts w:ascii="Wingdings" w:hAnsi="Wingdings" w:hint="default"/>
+        <w:sz w:val="20"/>
+      </w:rPr>
+    </w:lvl>
+    <w:lvl w:ilvl="5" w:tentative="1">
+      <w:start w:val="1"/>
+      <w:numFmt w:val="bullet"/>
+      <w:lvlText w:val=""/>
+      <w:lvlJc w:val="left"/>
+      <w:pPr>
+        <w:tabs>
+          <w:tab w:val="num" w:pos="4320"/>
+        </w:tabs>
+        <w:ind w:left="4320" w:hanging="360"/>
+      </w:pPr>
+      <w:rPr>
+        <w:rFonts w:ascii="Wingdings" w:hAnsi="Wingdings" w:hint="default"/>
+        <w:sz w:val="20"/>
+      </w:rPr>
+    </w:lvl>
+    <w:lvl w:ilvl="6" w:tentative="1">
+      <w:start w:val="1"/>
+      <w:numFmt w:val="bullet"/>
+      <w:lvlText w:val=""/>
+      <w:lvlJc w:val="left"/>
+      <w:pPr>
+        <w:tabs>
+          <w:tab w:val="num" w:pos="5040"/>
+        </w:tabs>
+        <w:ind w:left="5040" w:hanging="360"/>
+      </w:pPr>
+      <w:rPr>
+        <w:rFonts w:ascii="Wingdings" w:hAnsi="Wingdings" w:hint="default"/>
+        <w:sz w:val="20"/>
+      </w:rPr>
+    </w:lvl>
+    <w:lvl w:ilvl="7" w:tentative="1">
+      <w:start w:val="1"/>
+      <w:numFmt w:val="bullet"/>
+      <w:lvlText w:val=""/>
+      <w:lvlJc w:val="left"/>
+      <w:pPr>
+        <w:tabs>
+          <w:tab w:val="num" w:pos="5760"/>
+        </w:tabs>
+        <w:ind w:left="5760" w:hanging="360"/>
+      </w:pPr>
+      <w:rPr>
+        <w:rFonts w:ascii="Wingdings" w:hAnsi="Wingdings" w:hint="default"/>
+        <w:sz w:val="20"/>
+      </w:rPr>
+    </w:lvl>
+    <w:lvl w:ilvl="8" w:tentative="1">
+      <w:start w:val="1"/>
+      <w:numFmt w:val="bullet"/>
+      <w:lvlText w:val=""/>
+      <w:lvlJc w:val="left"/>
+      <w:pPr>
+        <w:tabs>
+          <w:tab w:val="num" w:pos="6480"/>
+        </w:tabs>
+        <w:ind w:left="6480" w:hanging="360"/>
+      </w:pPr>
+      <w:rPr>
+        <w:rFonts w:ascii="Wingdings" w:hAnsi="Wingdings" w:hint="default"/>
+        <w:sz w:val="20"/>
+      </w:rPr>
+    </w:lvl>
+  </w:abstractNum>
+  <w:abstractNum w:abstractNumId="18" w15:restartNumberingAfterBreak="0">
     <w:nsid w:val="3F40388C"/>
     <w:multiLevelType w:val="multilevel"/>
     <w:tmpl w:val="29261722"/>
@@ -6240,7 +9494,7 @@
       </w:pPr>
     </w:lvl>
   </w:abstractNum>
-  <w:abstractNum w:abstractNumId="12" w15:restartNumberingAfterBreak="0">
+  <w:abstractNum w:abstractNumId="19" w15:restartNumberingAfterBreak="0">
     <w:nsid w:val="41145315"/>
     <w:multiLevelType w:val="hybridMultilevel"/>
     <w:tmpl w:val="0650AE06"/>
@@ -6353,7 +9607,7 @@
       </w:rPr>
     </w:lvl>
   </w:abstractNum>
-  <w:abstractNum w:abstractNumId="13" w15:restartNumberingAfterBreak="0">
+  <w:abstractNum w:abstractNumId="20" w15:restartNumberingAfterBreak="0">
     <w:nsid w:val="41BB60EA"/>
     <w:multiLevelType w:val="hybridMultilevel"/>
     <w:tmpl w:val="5ADC2D9A"/>
@@ -6493,7 +9747,120 @@
       </w:rPr>
     </w:lvl>
   </w:abstractNum>
-  <w:abstractNum w:abstractNumId="14" w15:restartNumberingAfterBreak="0">
+  <w:abstractNum w:abstractNumId="21" w15:restartNumberingAfterBreak="0">
+    <w:nsid w:val="43F97A8D"/>
+    <w:multiLevelType w:val="hybridMultilevel"/>
+    <w:tmpl w:val="752A59C6"/>
+    <w:lvl w:ilvl="0" w:tplc="04090001">
+      <w:start w:val="1"/>
+      <w:numFmt w:val="bullet"/>
+      <w:lvlText w:val=""/>
+      <w:lvlJc w:val="left"/>
+      <w:pPr>
+        <w:ind w:left="720" w:hanging="360"/>
+      </w:pPr>
+      <w:rPr>
+        <w:rFonts w:ascii="Symbol" w:hAnsi="Symbol" w:hint="default"/>
+      </w:rPr>
+    </w:lvl>
+    <w:lvl w:ilvl="1" w:tplc="04090003" w:tentative="1">
+      <w:start w:val="1"/>
+      <w:numFmt w:val="bullet"/>
+      <w:lvlText w:val="o"/>
+      <w:lvlJc w:val="left"/>
+      <w:pPr>
+        <w:ind w:left="1440" w:hanging="360"/>
+      </w:pPr>
+      <w:rPr>
+        <w:rFonts w:ascii="Courier New" w:hAnsi="Courier New" w:cs="Courier New" w:hint="default"/>
+      </w:rPr>
+    </w:lvl>
+    <w:lvl w:ilvl="2" w:tplc="04090005" w:tentative="1">
+      <w:start w:val="1"/>
+      <w:numFmt w:val="bullet"/>
+      <w:lvlText w:val=""/>
+      <w:lvlJc w:val="left"/>
+      <w:pPr>
+        <w:ind w:left="2160" w:hanging="360"/>
+      </w:pPr>
+      <w:rPr>
+        <w:rFonts w:ascii="Wingdings" w:hAnsi="Wingdings" w:hint="default"/>
+      </w:rPr>
+    </w:lvl>
+    <w:lvl w:ilvl="3" w:tplc="04090001" w:tentative="1">
+      <w:start w:val="1"/>
+      <w:numFmt w:val="bullet"/>
+      <w:lvlText w:val=""/>
+      <w:lvlJc w:val="left"/>
+      <w:pPr>
+        <w:ind w:left="2880" w:hanging="360"/>
+      </w:pPr>
+      <w:rPr>
+        <w:rFonts w:ascii="Symbol" w:hAnsi="Symbol" w:hint="default"/>
+      </w:rPr>
+    </w:lvl>
+    <w:lvl w:ilvl="4" w:tplc="04090003" w:tentative="1">
+      <w:start w:val="1"/>
+      <w:numFmt w:val="bullet"/>
+      <w:lvlText w:val="o"/>
+      <w:lvlJc w:val="left"/>
+      <w:pPr>
+        <w:ind w:left="3600" w:hanging="360"/>
+      </w:pPr>
+      <w:rPr>
+        <w:rFonts w:ascii="Courier New" w:hAnsi="Courier New" w:cs="Courier New" w:hint="default"/>
+      </w:rPr>
+    </w:lvl>
+    <w:lvl w:ilvl="5" w:tplc="04090005" w:tentative="1">
+      <w:start w:val="1"/>
+      <w:numFmt w:val="bullet"/>
+      <w:lvlText w:val=""/>
+      <w:lvlJc w:val="left"/>
+      <w:pPr>
+        <w:ind w:left="4320" w:hanging="360"/>
+      </w:pPr>
+      <w:rPr>
+        <w:rFonts w:ascii="Wingdings" w:hAnsi="Wingdings" w:hint="default"/>
+      </w:rPr>
+    </w:lvl>
+    <w:lvl w:ilvl="6" w:tplc="04090001" w:tentative="1">
+      <w:start w:val="1"/>
+      <w:numFmt w:val="bullet"/>
+      <w:lvlText w:val=""/>
+      <w:lvlJc w:val="left"/>
+      <w:pPr>
+        <w:ind w:left="5040" w:hanging="360"/>
+      </w:pPr>
+      <w:rPr>
+        <w:rFonts w:ascii="Symbol" w:hAnsi="Symbol" w:hint="default"/>
+      </w:rPr>
+    </w:lvl>
+    <w:lvl w:ilvl="7" w:tplc="04090003" w:tentative="1">
+      <w:start w:val="1"/>
+      <w:numFmt w:val="bullet"/>
+      <w:lvlText w:val="o"/>
+      <w:lvlJc w:val="left"/>
+      <w:pPr>
+        <w:ind w:left="5760" w:hanging="360"/>
+      </w:pPr>
+      <w:rPr>
+        <w:rFonts w:ascii="Courier New" w:hAnsi="Courier New" w:cs="Courier New" w:hint="default"/>
+      </w:rPr>
+    </w:lvl>
+    <w:lvl w:ilvl="8" w:tplc="04090005" w:tentative="1">
+      <w:start w:val="1"/>
+      <w:numFmt w:val="bullet"/>
+      <w:lvlText w:val=""/>
+      <w:lvlJc w:val="left"/>
+      <w:pPr>
+        <w:ind w:left="6480" w:hanging="360"/>
+      </w:pPr>
+      <w:rPr>
+        <w:rFonts w:ascii="Wingdings" w:hAnsi="Wingdings" w:hint="default"/>
+      </w:rPr>
+    </w:lvl>
+  </w:abstractNum>
+  <w:abstractNum w:abstractNumId="22" w15:restartNumberingAfterBreak="0">
     <w:nsid w:val="44066F54"/>
     <w:multiLevelType w:val="hybridMultilevel"/>
     <w:tmpl w:val="8FA2D830"/>
@@ -6606,7 +9973,7 @@
       </w:rPr>
     </w:lvl>
   </w:abstractNum>
-  <w:abstractNum w:abstractNumId="15" w15:restartNumberingAfterBreak="0">
+  <w:abstractNum w:abstractNumId="23" w15:restartNumberingAfterBreak="0">
     <w:nsid w:val="470C6711"/>
     <w:multiLevelType w:val="multilevel"/>
     <w:tmpl w:val="7436CA12"/>
@@ -6755,7 +10122,7 @@
       </w:rPr>
     </w:lvl>
   </w:abstractNum>
-  <w:abstractNum w:abstractNumId="16" w15:restartNumberingAfterBreak="0">
+  <w:abstractNum w:abstractNumId="24" w15:restartNumberingAfterBreak="0">
     <w:nsid w:val="4FC507FE"/>
     <w:multiLevelType w:val="hybridMultilevel"/>
     <w:tmpl w:val="853CDE3A"/>
@@ -6868,7 +10235,120 @@
       </w:rPr>
     </w:lvl>
   </w:abstractNum>
-  <w:abstractNum w:abstractNumId="17" w15:restartNumberingAfterBreak="0">
+  <w:abstractNum w:abstractNumId="25" w15:restartNumberingAfterBreak="0">
+    <w:nsid w:val="52D5699F"/>
+    <w:multiLevelType w:val="hybridMultilevel"/>
+    <w:tmpl w:val="9C9EE8A8"/>
+    <w:lvl w:ilvl="0" w:tplc="04090001">
+      <w:start w:val="1"/>
+      <w:numFmt w:val="bullet"/>
+      <w:lvlText w:val=""/>
+      <w:lvlJc w:val="left"/>
+      <w:pPr>
+        <w:ind w:left="720" w:hanging="360"/>
+      </w:pPr>
+      <w:rPr>
+        <w:rFonts w:ascii="Symbol" w:hAnsi="Symbol" w:hint="default"/>
+      </w:rPr>
+    </w:lvl>
+    <w:lvl w:ilvl="1" w:tplc="04090003" w:tentative="1">
+      <w:start w:val="1"/>
+      <w:numFmt w:val="bullet"/>
+      <w:lvlText w:val="o"/>
+      <w:lvlJc w:val="left"/>
+      <w:pPr>
+        <w:ind w:left="1440" w:hanging="360"/>
+      </w:pPr>
+      <w:rPr>
+        <w:rFonts w:ascii="Courier New" w:hAnsi="Courier New" w:cs="Courier New" w:hint="default"/>
+      </w:rPr>
+    </w:lvl>
+    <w:lvl w:ilvl="2" w:tplc="04090005" w:tentative="1">
+      <w:start w:val="1"/>
+      <w:numFmt w:val="bullet"/>
+      <w:lvlText w:val=""/>
+      <w:lvlJc w:val="left"/>
+      <w:pPr>
+        <w:ind w:left="2160" w:hanging="360"/>
+      </w:pPr>
+      <w:rPr>
+        <w:rFonts w:ascii="Wingdings" w:hAnsi="Wingdings" w:hint="default"/>
+      </w:rPr>
+    </w:lvl>
+    <w:lvl w:ilvl="3" w:tplc="04090001" w:tentative="1">
+      <w:start w:val="1"/>
+      <w:numFmt w:val="bullet"/>
+      <w:lvlText w:val=""/>
+      <w:lvlJc w:val="left"/>
+      <w:pPr>
+        <w:ind w:left="2880" w:hanging="360"/>
+      </w:pPr>
+      <w:rPr>
+        <w:rFonts w:ascii="Symbol" w:hAnsi="Symbol" w:hint="default"/>
+      </w:rPr>
+    </w:lvl>
+    <w:lvl w:ilvl="4" w:tplc="04090003" w:tentative="1">
+      <w:start w:val="1"/>
+      <w:numFmt w:val="bullet"/>
+      <w:lvlText w:val="o"/>
+      <w:lvlJc w:val="left"/>
+      <w:pPr>
+        <w:ind w:left="3600" w:hanging="360"/>
+      </w:pPr>
+      <w:rPr>
+        <w:rFonts w:ascii="Courier New" w:hAnsi="Courier New" w:cs="Courier New" w:hint="default"/>
+      </w:rPr>
+    </w:lvl>
+    <w:lvl w:ilvl="5" w:tplc="04090005" w:tentative="1">
+      <w:start w:val="1"/>
+      <w:numFmt w:val="bullet"/>
+      <w:lvlText w:val=""/>
+      <w:lvlJc w:val="left"/>
+      <w:pPr>
+        <w:ind w:left="4320" w:hanging="360"/>
+      </w:pPr>
+      <w:rPr>
+        <w:rFonts w:ascii="Wingdings" w:hAnsi="Wingdings" w:hint="default"/>
+      </w:rPr>
+    </w:lvl>
+    <w:lvl w:ilvl="6" w:tplc="04090001" w:tentative="1">
+      <w:start w:val="1"/>
+      <w:numFmt w:val="bullet"/>
+      <w:lvlText w:val=""/>
+      <w:lvlJc w:val="left"/>
+      <w:pPr>
+        <w:ind w:left="5040" w:hanging="360"/>
+      </w:pPr>
+      <w:rPr>
+        <w:rFonts w:ascii="Symbol" w:hAnsi="Symbol" w:hint="default"/>
+      </w:rPr>
+    </w:lvl>
+    <w:lvl w:ilvl="7" w:tplc="04090003" w:tentative="1">
+      <w:start w:val="1"/>
+      <w:numFmt w:val="bullet"/>
+      <w:lvlText w:val="o"/>
+      <w:lvlJc w:val="left"/>
+      <w:pPr>
+        <w:ind w:left="5760" w:hanging="360"/>
+      </w:pPr>
+      <w:rPr>
+        <w:rFonts w:ascii="Courier New" w:hAnsi="Courier New" w:cs="Courier New" w:hint="default"/>
+      </w:rPr>
+    </w:lvl>
+    <w:lvl w:ilvl="8" w:tplc="04090005" w:tentative="1">
+      <w:start w:val="1"/>
+      <w:numFmt w:val="bullet"/>
+      <w:lvlText w:val=""/>
+      <w:lvlJc w:val="left"/>
+      <w:pPr>
+        <w:ind w:left="6480" w:hanging="360"/>
+      </w:pPr>
+      <w:rPr>
+        <w:rFonts w:ascii="Wingdings" w:hAnsi="Wingdings" w:hint="default"/>
+      </w:rPr>
+    </w:lvl>
+  </w:abstractNum>
+  <w:abstractNum w:abstractNumId="26" w15:restartNumberingAfterBreak="0">
     <w:nsid w:val="534D74CF"/>
     <w:multiLevelType w:val="multilevel"/>
     <w:tmpl w:val="233AAA6A"/>
@@ -7017,7 +10497,7 @@
       </w:rPr>
     </w:lvl>
   </w:abstractNum>
-  <w:abstractNum w:abstractNumId="18" w15:restartNumberingAfterBreak="0">
+  <w:abstractNum w:abstractNumId="27" w15:restartNumberingAfterBreak="0">
     <w:nsid w:val="535F1FF0"/>
     <w:multiLevelType w:val="hybridMultilevel"/>
     <w:tmpl w:val="C486DE82"/>
@@ -7156,7 +10636,7 @@
       </w:rPr>
     </w:lvl>
   </w:abstractNum>
-  <w:abstractNum w:abstractNumId="19" w15:restartNumberingAfterBreak="0">
+  <w:abstractNum w:abstractNumId="28" w15:restartNumberingAfterBreak="0">
     <w:nsid w:val="566E03D6"/>
     <w:multiLevelType w:val="hybridMultilevel"/>
     <w:tmpl w:val="92683E7C"/>
@@ -7269,7 +10749,7 @@
       </w:rPr>
     </w:lvl>
   </w:abstractNum>
-  <w:abstractNum w:abstractNumId="20" w15:restartNumberingAfterBreak="0">
+  <w:abstractNum w:abstractNumId="29" w15:restartNumberingAfterBreak="0">
     <w:nsid w:val="587005C1"/>
     <w:multiLevelType w:val="multilevel"/>
     <w:tmpl w:val="CC5A32AA"/>
@@ -7418,7 +10898,120 @@
       </w:rPr>
     </w:lvl>
   </w:abstractNum>
-  <w:abstractNum w:abstractNumId="21" w15:restartNumberingAfterBreak="0">
+  <w:abstractNum w:abstractNumId="30" w15:restartNumberingAfterBreak="0">
+    <w:nsid w:val="5D043B80"/>
+    <w:multiLevelType w:val="hybridMultilevel"/>
+    <w:tmpl w:val="D3445B20"/>
+    <w:lvl w:ilvl="0" w:tplc="04090001">
+      <w:start w:val="1"/>
+      <w:numFmt w:val="bullet"/>
+      <w:lvlText w:val=""/>
+      <w:lvlJc w:val="left"/>
+      <w:pPr>
+        <w:ind w:left="720" w:hanging="360"/>
+      </w:pPr>
+      <w:rPr>
+        <w:rFonts w:ascii="Symbol" w:hAnsi="Symbol" w:hint="default"/>
+      </w:rPr>
+    </w:lvl>
+    <w:lvl w:ilvl="1" w:tplc="04090003" w:tentative="1">
+      <w:start w:val="1"/>
+      <w:numFmt w:val="bullet"/>
+      <w:lvlText w:val="o"/>
+      <w:lvlJc w:val="left"/>
+      <w:pPr>
+        <w:ind w:left="1440" w:hanging="360"/>
+      </w:pPr>
+      <w:rPr>
+        <w:rFonts w:ascii="Courier New" w:hAnsi="Courier New" w:cs="Courier New" w:hint="default"/>
+      </w:rPr>
+    </w:lvl>
+    <w:lvl w:ilvl="2" w:tplc="04090005" w:tentative="1">
+      <w:start w:val="1"/>
+      <w:numFmt w:val="bullet"/>
+      <w:lvlText w:val=""/>
+      <w:lvlJc w:val="left"/>
+      <w:pPr>
+        <w:ind w:left="2160" w:hanging="360"/>
+      </w:pPr>
+      <w:rPr>
+        <w:rFonts w:ascii="Wingdings" w:hAnsi="Wingdings" w:hint="default"/>
+      </w:rPr>
+    </w:lvl>
+    <w:lvl w:ilvl="3" w:tplc="04090001" w:tentative="1">
+      <w:start w:val="1"/>
+      <w:numFmt w:val="bullet"/>
+      <w:lvlText w:val=""/>
+      <w:lvlJc w:val="left"/>
+      <w:pPr>
+        <w:ind w:left="2880" w:hanging="360"/>
+      </w:pPr>
+      <w:rPr>
+        <w:rFonts w:ascii="Symbol" w:hAnsi="Symbol" w:hint="default"/>
+      </w:rPr>
+    </w:lvl>
+    <w:lvl w:ilvl="4" w:tplc="04090003" w:tentative="1">
+      <w:start w:val="1"/>
+      <w:numFmt w:val="bullet"/>
+      <w:lvlText w:val="o"/>
+      <w:lvlJc w:val="left"/>
+      <w:pPr>
+        <w:ind w:left="3600" w:hanging="360"/>
+      </w:pPr>
+      <w:rPr>
+        <w:rFonts w:ascii="Courier New" w:hAnsi="Courier New" w:cs="Courier New" w:hint="default"/>
+      </w:rPr>
+    </w:lvl>
+    <w:lvl w:ilvl="5" w:tplc="04090005" w:tentative="1">
+      <w:start w:val="1"/>
+      <w:numFmt w:val="bullet"/>
+      <w:lvlText w:val=""/>
+      <w:lvlJc w:val="left"/>
+      <w:pPr>
+        <w:ind w:left="4320" w:hanging="360"/>
+      </w:pPr>
+      <w:rPr>
+        <w:rFonts w:ascii="Wingdings" w:hAnsi="Wingdings" w:hint="default"/>
+      </w:rPr>
+    </w:lvl>
+    <w:lvl w:ilvl="6" w:tplc="04090001" w:tentative="1">
+      <w:start w:val="1"/>
+      <w:numFmt w:val="bullet"/>
+      <w:lvlText w:val=""/>
+      <w:lvlJc w:val="left"/>
+      <w:pPr>
+        <w:ind w:left="5040" w:hanging="360"/>
+      </w:pPr>
+      <w:rPr>
+        <w:rFonts w:ascii="Symbol" w:hAnsi="Symbol" w:hint="default"/>
+      </w:rPr>
+    </w:lvl>
+    <w:lvl w:ilvl="7" w:tplc="04090003" w:tentative="1">
+      <w:start w:val="1"/>
+      <w:numFmt w:val="bullet"/>
+      <w:lvlText w:val="o"/>
+      <w:lvlJc w:val="left"/>
+      <w:pPr>
+        <w:ind w:left="5760" w:hanging="360"/>
+      </w:pPr>
+      <w:rPr>
+        <w:rFonts w:ascii="Courier New" w:hAnsi="Courier New" w:cs="Courier New" w:hint="default"/>
+      </w:rPr>
+    </w:lvl>
+    <w:lvl w:ilvl="8" w:tplc="04090005" w:tentative="1">
+      <w:start w:val="1"/>
+      <w:numFmt w:val="bullet"/>
+      <w:lvlText w:val=""/>
+      <w:lvlJc w:val="left"/>
+      <w:pPr>
+        <w:ind w:left="6480" w:hanging="360"/>
+      </w:pPr>
+      <w:rPr>
+        <w:rFonts w:ascii="Wingdings" w:hAnsi="Wingdings" w:hint="default"/>
+      </w:rPr>
+    </w:lvl>
+  </w:abstractNum>
+  <w:abstractNum w:abstractNumId="31" w15:restartNumberingAfterBreak="0">
     <w:nsid w:val="5D5D0629"/>
     <w:multiLevelType w:val="multilevel"/>
     <w:tmpl w:val="26B201E2"/>
@@ -7567,7 +11160,7 @@
       </w:rPr>
     </w:lvl>
   </w:abstractNum>
-  <w:abstractNum w:abstractNumId="22" w15:restartNumberingAfterBreak="0">
+  <w:abstractNum w:abstractNumId="32" w15:restartNumberingAfterBreak="0">
     <w:nsid w:val="5EC57A74"/>
     <w:multiLevelType w:val="hybridMultilevel"/>
     <w:tmpl w:val="F6C44CD0"/>
@@ -7707,7 +11300,495 @@
       </w:rPr>
     </w:lvl>
   </w:abstractNum>
-  <w:abstractNum w:abstractNumId="23" w15:restartNumberingAfterBreak="0">
+  <w:abstractNum w:abstractNumId="33" w15:restartNumberingAfterBreak="0">
+    <w:nsid w:val="602B20F8"/>
+    <w:multiLevelType w:val="hybridMultilevel"/>
+    <w:tmpl w:val="FF76F49E"/>
+    <w:lvl w:ilvl="0" w:tplc="04090001">
+      <w:start w:val="1"/>
+      <w:numFmt w:val="bullet"/>
+      <w:lvlText w:val=""/>
+      <w:lvlJc w:val="left"/>
+      <w:pPr>
+        <w:ind w:left="720" w:hanging="360"/>
+      </w:pPr>
+      <w:rPr>
+        <w:rFonts w:ascii="Symbol" w:hAnsi="Symbol" w:hint="default"/>
+      </w:rPr>
+    </w:lvl>
+    <w:lvl w:ilvl="1" w:tplc="04090003" w:tentative="1">
+      <w:start w:val="1"/>
+      <w:numFmt w:val="bullet"/>
+      <w:lvlText w:val="o"/>
+      <w:lvlJc w:val="left"/>
+      <w:pPr>
+        <w:ind w:left="1440" w:hanging="360"/>
+      </w:pPr>
+      <w:rPr>
+        <w:rFonts w:ascii="Courier New" w:hAnsi="Courier New" w:cs="Courier New" w:hint="default"/>
+      </w:rPr>
+    </w:lvl>
+    <w:lvl w:ilvl="2" w:tplc="04090005" w:tentative="1">
+      <w:start w:val="1"/>
+      <w:numFmt w:val="bullet"/>
+      <w:lvlText w:val=""/>
+      <w:lvlJc w:val="left"/>
+      <w:pPr>
+        <w:ind w:left="2160" w:hanging="360"/>
+      </w:pPr>
+      <w:rPr>
+        <w:rFonts w:ascii="Wingdings" w:hAnsi="Wingdings" w:hint="default"/>
+      </w:rPr>
+    </w:lvl>
+    <w:lvl w:ilvl="3" w:tplc="04090001" w:tentative="1">
+      <w:start w:val="1"/>
+      <w:numFmt w:val="bullet"/>
+      <w:lvlText w:val=""/>
+      <w:lvlJc w:val="left"/>
+      <w:pPr>
+        <w:ind w:left="2880" w:hanging="360"/>
+      </w:pPr>
+      <w:rPr>
+        <w:rFonts w:ascii="Symbol" w:hAnsi="Symbol" w:hint="default"/>
+      </w:rPr>
+    </w:lvl>
+    <w:lvl w:ilvl="4" w:tplc="04090003" w:tentative="1">
+      <w:start w:val="1"/>
+      <w:numFmt w:val="bullet"/>
+      <w:lvlText w:val="o"/>
+      <w:lvlJc w:val="left"/>
+      <w:pPr>
+        <w:ind w:left="3600" w:hanging="360"/>
+      </w:pPr>
+      <w:rPr>
+        <w:rFonts w:ascii="Courier New" w:hAnsi="Courier New" w:cs="Courier New" w:hint="default"/>
+      </w:rPr>
+    </w:lvl>
+    <w:lvl w:ilvl="5" w:tplc="04090005" w:tentative="1">
+      <w:start w:val="1"/>
+      <w:numFmt w:val="bullet"/>
+      <w:lvlText w:val=""/>
+      <w:lvlJc w:val="left"/>
+      <w:pPr>
+        <w:ind w:left="4320" w:hanging="360"/>
+      </w:pPr>
+      <w:rPr>
+        <w:rFonts w:ascii="Wingdings" w:hAnsi="Wingdings" w:hint="default"/>
+      </w:rPr>
+    </w:lvl>
+    <w:lvl w:ilvl="6" w:tplc="04090001" w:tentative="1">
+      <w:start w:val="1"/>
+      <w:numFmt w:val="bullet"/>
+      <w:lvlText w:val=""/>
+      <w:lvlJc w:val="left"/>
+      <w:pPr>
+        <w:ind w:left="5040" w:hanging="360"/>
+      </w:pPr>
+      <w:rPr>
+        <w:rFonts w:ascii="Symbol" w:hAnsi="Symbol" w:hint="default"/>
+      </w:rPr>
+    </w:lvl>
+    <w:lvl w:ilvl="7" w:tplc="04090003" w:tentative="1">
+      <w:start w:val="1"/>
+      <w:numFmt w:val="bullet"/>
+      <w:lvlText w:val="o"/>
+      <w:lvlJc w:val="left"/>
+      <w:pPr>
+        <w:ind w:left="5760" w:hanging="360"/>
+      </w:pPr>
+      <w:rPr>
+        <w:rFonts w:ascii="Courier New" w:hAnsi="Courier New" w:cs="Courier New" w:hint="default"/>
+      </w:rPr>
+    </w:lvl>
+    <w:lvl w:ilvl="8" w:tplc="04090005" w:tentative="1">
+      <w:start w:val="1"/>
+      <w:numFmt w:val="bullet"/>
+      <w:lvlText w:val=""/>
+      <w:lvlJc w:val="left"/>
+      <w:pPr>
+        <w:ind w:left="6480" w:hanging="360"/>
+      </w:pPr>
+      <w:rPr>
+        <w:rFonts w:ascii="Wingdings" w:hAnsi="Wingdings" w:hint="default"/>
+      </w:rPr>
+    </w:lvl>
+  </w:abstractNum>
+  <w:abstractNum w:abstractNumId="34" w15:restartNumberingAfterBreak="0">
+    <w:nsid w:val="6801439C"/>
+    <w:multiLevelType w:val="hybridMultilevel"/>
+    <w:tmpl w:val="D9F412EA"/>
+    <w:lvl w:ilvl="0" w:tplc="04090001">
+      <w:start w:val="1"/>
+      <w:numFmt w:val="bullet"/>
+      <w:lvlText w:val=""/>
+      <w:lvlJc w:val="left"/>
+      <w:pPr>
+        <w:ind w:left="720" w:hanging="360"/>
+      </w:pPr>
+      <w:rPr>
+        <w:rFonts w:ascii="Symbol" w:hAnsi="Symbol" w:hint="default"/>
+      </w:rPr>
+    </w:lvl>
+    <w:lvl w:ilvl="1" w:tplc="04090003" w:tentative="1">
+      <w:start w:val="1"/>
+      <w:numFmt w:val="bullet"/>
+      <w:lvlText w:val="o"/>
+      <w:lvlJc w:val="left"/>
+      <w:pPr>
+        <w:ind w:left="1440" w:hanging="360"/>
+      </w:pPr>
+      <w:rPr>
+        <w:rFonts w:ascii="Courier New" w:hAnsi="Courier New" w:cs="Courier New" w:hint="default"/>
+      </w:rPr>
+    </w:lvl>
+    <w:lvl w:ilvl="2" w:tplc="04090005" w:tentative="1">
+      <w:start w:val="1"/>
+      <w:numFmt w:val="bullet"/>
+      <w:lvlText w:val=""/>
+      <w:lvlJc w:val="left"/>
+      <w:pPr>
+        <w:ind w:left="2160" w:hanging="360"/>
+      </w:pPr>
+      <w:rPr>
+        <w:rFonts w:ascii="Wingdings" w:hAnsi="Wingdings" w:hint="default"/>
+      </w:rPr>
+    </w:lvl>
+    <w:lvl w:ilvl="3" w:tplc="04090001" w:tentative="1">
+      <w:start w:val="1"/>
+      <w:numFmt w:val="bullet"/>
+      <w:lvlText w:val=""/>
+      <w:lvlJc w:val="left"/>
+      <w:pPr>
+        <w:ind w:left="2880" w:hanging="360"/>
+      </w:pPr>
+      <w:rPr>
+        <w:rFonts w:ascii="Symbol" w:hAnsi="Symbol" w:hint="default"/>
+      </w:rPr>
+    </w:lvl>
+    <w:lvl w:ilvl="4" w:tplc="04090003" w:tentative="1">
+      <w:start w:val="1"/>
+      <w:numFmt w:val="bullet"/>
+      <w:lvlText w:val="o"/>
+      <w:lvlJc w:val="left"/>
+      <w:pPr>
+        <w:ind w:left="3600" w:hanging="360"/>
+      </w:pPr>
+      <w:rPr>
+        <w:rFonts w:ascii="Courier New" w:hAnsi="Courier New" w:cs="Courier New" w:hint="default"/>
+      </w:rPr>
+    </w:lvl>
+    <w:lvl w:ilvl="5" w:tplc="04090005" w:tentative="1">
+      <w:start w:val="1"/>
+      <w:numFmt w:val="bullet"/>
+      <w:lvlText w:val=""/>
+      <w:lvlJc w:val="left"/>
+      <w:pPr>
+        <w:ind w:left="4320" w:hanging="360"/>
+      </w:pPr>
+      <w:rPr>
+        <w:rFonts w:ascii="Wingdings" w:hAnsi="Wingdings" w:hint="default"/>
+      </w:rPr>
+    </w:lvl>
+    <w:lvl w:ilvl="6" w:tplc="04090001" w:tentative="1">
+      <w:start w:val="1"/>
+      <w:numFmt w:val="bullet"/>
+      <w:lvlText w:val=""/>
+      <w:lvlJc w:val="left"/>
+      <w:pPr>
+        <w:ind w:left="5040" w:hanging="360"/>
+      </w:pPr>
+      <w:rPr>
+        <w:rFonts w:ascii="Symbol" w:hAnsi="Symbol" w:hint="default"/>
+      </w:rPr>
+    </w:lvl>
+    <w:lvl w:ilvl="7" w:tplc="04090003" w:tentative="1">
+      <w:start w:val="1"/>
+      <w:numFmt w:val="bullet"/>
+      <w:lvlText w:val="o"/>
+      <w:lvlJc w:val="left"/>
+      <w:pPr>
+        <w:ind w:left="5760" w:hanging="360"/>
+      </w:pPr>
+      <w:rPr>
+        <w:rFonts w:ascii="Courier New" w:hAnsi="Courier New" w:cs="Courier New" w:hint="default"/>
+      </w:rPr>
+    </w:lvl>
+    <w:lvl w:ilvl="8" w:tplc="04090005" w:tentative="1">
+      <w:start w:val="1"/>
+      <w:numFmt w:val="bullet"/>
+      <w:lvlText w:val=""/>
+      <w:lvlJc w:val="left"/>
+      <w:pPr>
+        <w:ind w:left="6480" w:hanging="360"/>
+      </w:pPr>
+      <w:rPr>
+        <w:rFonts w:ascii="Wingdings" w:hAnsi="Wingdings" w:hint="default"/>
+      </w:rPr>
+    </w:lvl>
+  </w:abstractNum>
+  <w:abstractNum w:abstractNumId="35" w15:restartNumberingAfterBreak="0">
+    <w:nsid w:val="69110447"/>
+    <w:multiLevelType w:val="multilevel"/>
+    <w:tmpl w:val="B0DA0A14"/>
+    <w:lvl w:ilvl="0">
+      <w:start w:val="1"/>
+      <w:numFmt w:val="bullet"/>
+      <w:lvlText w:val=""/>
+      <w:lvlJc w:val="left"/>
+      <w:pPr>
+        <w:tabs>
+          <w:tab w:val="num" w:pos="720"/>
+        </w:tabs>
+        <w:ind w:left="720" w:hanging="360"/>
+      </w:pPr>
+      <w:rPr>
+        <w:rFonts w:ascii="Symbol" w:hAnsi="Symbol" w:hint="default"/>
+        <w:sz w:val="20"/>
+      </w:rPr>
+    </w:lvl>
+    <w:lvl w:ilvl="1" w:tentative="1">
+      <w:start w:val="1"/>
+      <w:numFmt w:val="bullet"/>
+      <w:lvlText w:val="o"/>
+      <w:lvlJc w:val="left"/>
+      <w:pPr>
+        <w:tabs>
+          <w:tab w:val="num" w:pos="1440"/>
+        </w:tabs>
+        <w:ind w:left="1440" w:hanging="360"/>
+      </w:pPr>
+      <w:rPr>
+        <w:rFonts w:ascii="Courier New" w:hAnsi="Courier New" w:hint="default"/>
+        <w:sz w:val="20"/>
+      </w:rPr>
+    </w:lvl>
+    <w:lvl w:ilvl="2" w:tentative="1">
+      <w:start w:val="1"/>
+      <w:numFmt w:val="bullet"/>
+      <w:lvlText w:val=""/>
+      <w:lvlJc w:val="left"/>
+      <w:pPr>
+        <w:tabs>
+          <w:tab w:val="num" w:pos="2160"/>
+        </w:tabs>
+        <w:ind w:left="2160" w:hanging="360"/>
+      </w:pPr>
+      <w:rPr>
+        <w:rFonts w:ascii="Wingdings" w:hAnsi="Wingdings" w:hint="default"/>
+        <w:sz w:val="20"/>
+      </w:rPr>
+    </w:lvl>
+    <w:lvl w:ilvl="3" w:tentative="1">
+      <w:start w:val="1"/>
+      <w:numFmt w:val="bullet"/>
+      <w:lvlText w:val=""/>
+      <w:lvlJc w:val="left"/>
+      <w:pPr>
+        <w:tabs>
+          <w:tab w:val="num" w:pos="2880"/>
+        </w:tabs>
+        <w:ind w:left="2880" w:hanging="360"/>
+      </w:pPr>
+      <w:rPr>
+        <w:rFonts w:ascii="Wingdings" w:hAnsi="Wingdings" w:hint="default"/>
+        <w:sz w:val="20"/>
+      </w:rPr>
+    </w:lvl>
+    <w:lvl w:ilvl="4" w:tentative="1">
+      <w:start w:val="1"/>
+      <w:numFmt w:val="bullet"/>
+      <w:lvlText w:val=""/>
+      <w:lvlJc w:val="left"/>
+      <w:pPr>
+        <w:tabs>
+          <w:tab w:val="num" w:pos="3600"/>
+        </w:tabs>
+        <w:ind w:left="3600" w:hanging="360"/>
+      </w:pPr>
+      <w:rPr>
+        <w:rFonts w:ascii="Wingdings" w:hAnsi="Wingdings" w:hint="default"/>
+        <w:sz w:val="20"/>
+      </w:rPr>
+    </w:lvl>
+    <w:lvl w:ilvl="5" w:tentative="1">
+      <w:start w:val="1"/>
+      <w:numFmt w:val="bullet"/>
+      <w:lvlText w:val=""/>
+      <w:lvlJc w:val="left"/>
+      <w:pPr>
+        <w:tabs>
+          <w:tab w:val="num" w:pos="4320"/>
+        </w:tabs>
+        <w:ind w:left="4320" w:hanging="360"/>
+      </w:pPr>
+      <w:rPr>
+        <w:rFonts w:ascii="Wingdings" w:hAnsi="Wingdings" w:hint="default"/>
+        <w:sz w:val="20"/>
+      </w:rPr>
+    </w:lvl>
+    <w:lvl w:ilvl="6" w:tentative="1">
+      <w:start w:val="1"/>
+      <w:numFmt w:val="bullet"/>
+      <w:lvlText w:val=""/>
+      <w:lvlJc w:val="left"/>
+      <w:pPr>
+        <w:tabs>
+          <w:tab w:val="num" w:pos="5040"/>
+        </w:tabs>
+        <w:ind w:left="5040" w:hanging="360"/>
+      </w:pPr>
+      <w:rPr>
+        <w:rFonts w:ascii="Wingdings" w:hAnsi="Wingdings" w:hint="default"/>
+        <w:sz w:val="20"/>
+      </w:rPr>
+    </w:lvl>
+    <w:lvl w:ilvl="7" w:tentative="1">
+      <w:start w:val="1"/>
+      <w:numFmt w:val="bullet"/>
+      <w:lvlText w:val=""/>
+      <w:lvlJc w:val="left"/>
+      <w:pPr>
+        <w:tabs>
+          <w:tab w:val="num" w:pos="5760"/>
+        </w:tabs>
+        <w:ind w:left="5760" w:hanging="360"/>
+      </w:pPr>
+      <w:rPr>
+        <w:rFonts w:ascii="Wingdings" w:hAnsi="Wingdings" w:hint="default"/>
+        <w:sz w:val="20"/>
+      </w:rPr>
+    </w:lvl>
+    <w:lvl w:ilvl="8" w:tentative="1">
+      <w:start w:val="1"/>
+      <w:numFmt w:val="bullet"/>
+      <w:lvlText w:val=""/>
+      <w:lvlJc w:val="left"/>
+      <w:pPr>
+        <w:tabs>
+          <w:tab w:val="num" w:pos="6480"/>
+        </w:tabs>
+        <w:ind w:left="6480" w:hanging="360"/>
+      </w:pPr>
+      <w:rPr>
+        <w:rFonts w:ascii="Wingdings" w:hAnsi="Wingdings" w:hint="default"/>
+        <w:sz w:val="20"/>
+      </w:rPr>
+    </w:lvl>
+  </w:abstractNum>
+  <w:abstractNum w:abstractNumId="36" w15:restartNumberingAfterBreak="0">
+    <w:nsid w:val="6AA752D0"/>
+    <w:multiLevelType w:val="hybridMultilevel"/>
+    <w:tmpl w:val="904404B4"/>
+    <w:lvl w:ilvl="0" w:tplc="04090001">
+      <w:start w:val="1"/>
+      <w:numFmt w:val="bullet"/>
+      <w:lvlText w:val=""/>
+      <w:lvlJc w:val="left"/>
+      <w:pPr>
+        <w:ind w:left="720" w:hanging="360"/>
+      </w:pPr>
+      <w:rPr>
+        <w:rFonts w:ascii="Symbol" w:hAnsi="Symbol" w:hint="default"/>
+      </w:rPr>
+    </w:lvl>
+    <w:lvl w:ilvl="1" w:tplc="04090003" w:tentative="1">
+      <w:start w:val="1"/>
+      <w:numFmt w:val="bullet"/>
+      <w:lvlText w:val="o"/>
+      <w:lvlJc w:val="left"/>
+      <w:pPr>
+        <w:ind w:left="1440" w:hanging="360"/>
+      </w:pPr>
+      <w:rPr>
+        <w:rFonts w:ascii="Courier New" w:hAnsi="Courier New" w:cs="Courier New" w:hint="default"/>
+      </w:rPr>
+    </w:lvl>
+    <w:lvl w:ilvl="2" w:tplc="04090005" w:tentative="1">
+      <w:start w:val="1"/>
+      <w:numFmt w:val="bullet"/>
+      <w:lvlText w:val=""/>
+      <w:lvlJc w:val="left"/>
+      <w:pPr>
+        <w:ind w:left="2160" w:hanging="360"/>
+      </w:pPr>
+      <w:rPr>
+        <w:rFonts w:ascii="Wingdings" w:hAnsi="Wingdings" w:hint="default"/>
+      </w:rPr>
+    </w:lvl>
+    <w:lvl w:ilvl="3" w:tplc="04090001" w:tentative="1">
+      <w:start w:val="1"/>
+      <w:numFmt w:val="bullet"/>
+      <w:lvlText w:val=""/>
+      <w:lvlJc w:val="left"/>
+      <w:pPr>
+        <w:ind w:left="2880" w:hanging="360"/>
+      </w:pPr>
+      <w:rPr>
+        <w:rFonts w:ascii="Symbol" w:hAnsi="Symbol" w:hint="default"/>
+      </w:rPr>
+    </w:lvl>
+    <w:lvl w:ilvl="4" w:tplc="04090003" w:tentative="1">
+      <w:start w:val="1"/>
+      <w:numFmt w:val="bullet"/>
+      <w:lvlText w:val="o"/>
+      <w:lvlJc w:val="left"/>
+      <w:pPr>
+        <w:ind w:left="3600" w:hanging="360"/>
+      </w:pPr>
+      <w:rPr>
+        <w:rFonts w:ascii="Courier New" w:hAnsi="Courier New" w:cs="Courier New" w:hint="default"/>
+      </w:rPr>
+    </w:lvl>
+    <w:lvl w:ilvl="5" w:tplc="04090005" w:tentative="1">
+      <w:start w:val="1"/>
+      <w:numFmt w:val="bullet"/>
+      <w:lvlText w:val=""/>
+      <w:lvlJc w:val="left"/>
+      <w:pPr>
+        <w:ind w:left="4320" w:hanging="360"/>
+      </w:pPr>
+      <w:rPr>
+        <w:rFonts w:ascii="Wingdings" w:hAnsi="Wingdings" w:hint="default"/>
+      </w:rPr>
+    </w:lvl>
+    <w:lvl w:ilvl="6" w:tplc="04090001" w:tentative="1">
+      <w:start w:val="1"/>
+      <w:numFmt w:val="bullet"/>
+      <w:lvlText w:val=""/>
+      <w:lvlJc w:val="left"/>
+      <w:pPr>
+        <w:ind w:left="5040" w:hanging="360"/>
+      </w:pPr>
+      <w:rPr>
+        <w:rFonts w:ascii="Symbol" w:hAnsi="Symbol" w:hint="default"/>
+      </w:rPr>
+    </w:lvl>
+    <w:lvl w:ilvl="7" w:tplc="04090003" w:tentative="1">
+      <w:start w:val="1"/>
+      <w:numFmt w:val="bullet"/>
+      <w:lvlText w:val="o"/>
+      <w:lvlJc w:val="left"/>
+      <w:pPr>
+        <w:ind w:left="5760" w:hanging="360"/>
+      </w:pPr>
+      <w:rPr>
+        <w:rFonts w:ascii="Courier New" w:hAnsi="Courier New" w:cs="Courier New" w:hint="default"/>
+      </w:rPr>
+    </w:lvl>
+    <w:lvl w:ilvl="8" w:tplc="04090005" w:tentative="1">
+      <w:start w:val="1"/>
+      <w:numFmt w:val="bullet"/>
+      <w:lvlText w:val=""/>
+      <w:lvlJc w:val="left"/>
+      <w:pPr>
+        <w:ind w:left="6480" w:hanging="360"/>
+      </w:pPr>
+      <w:rPr>
+        <w:rFonts w:ascii="Wingdings" w:hAnsi="Wingdings" w:hint="default"/>
+      </w:rPr>
+    </w:lvl>
+  </w:abstractNum>
+  <w:abstractNum w:abstractNumId="37" w15:restartNumberingAfterBreak="0">
     <w:nsid w:val="6C001673"/>
     <w:multiLevelType w:val="multilevel"/>
     <w:tmpl w:val="233AAA6A"/>
@@ -7856,7 +11937,305 @@
       </w:rPr>
     </w:lvl>
   </w:abstractNum>
-  <w:abstractNum w:abstractNumId="24" w15:restartNumberingAfterBreak="0">
+  <w:abstractNum w:abstractNumId="38" w15:restartNumberingAfterBreak="0">
+    <w:nsid w:val="6D3F4BFC"/>
+    <w:multiLevelType w:val="multilevel"/>
+    <w:tmpl w:val="6C78DAA6"/>
+    <w:lvl w:ilvl="0">
+      <w:start w:val="1"/>
+      <w:numFmt w:val="bullet"/>
+      <w:lvlText w:val=""/>
+      <w:lvlJc w:val="left"/>
+      <w:pPr>
+        <w:tabs>
+          <w:tab w:val="num" w:pos="720"/>
+        </w:tabs>
+        <w:ind w:left="720" w:hanging="360"/>
+      </w:pPr>
+      <w:rPr>
+        <w:rFonts w:ascii="Symbol" w:hAnsi="Symbol" w:hint="default"/>
+        <w:sz w:val="20"/>
+      </w:rPr>
+    </w:lvl>
+    <w:lvl w:ilvl="1" w:tentative="1">
+      <w:start w:val="1"/>
+      <w:numFmt w:val="bullet"/>
+      <w:lvlText w:val="o"/>
+      <w:lvlJc w:val="left"/>
+      <w:pPr>
+        <w:tabs>
+          <w:tab w:val="num" w:pos="1440"/>
+        </w:tabs>
+        <w:ind w:left="1440" w:hanging="360"/>
+      </w:pPr>
+      <w:rPr>
+        <w:rFonts w:ascii="Courier New" w:hAnsi="Courier New" w:hint="default"/>
+        <w:sz w:val="20"/>
+      </w:rPr>
+    </w:lvl>
+    <w:lvl w:ilvl="2" w:tentative="1">
+      <w:start w:val="1"/>
+      <w:numFmt w:val="bullet"/>
+      <w:lvlText w:val=""/>
+      <w:lvlJc w:val="left"/>
+      <w:pPr>
+        <w:tabs>
+          <w:tab w:val="num" w:pos="2160"/>
+        </w:tabs>
+        <w:ind w:left="2160" w:hanging="360"/>
+      </w:pPr>
+      <w:rPr>
+        <w:rFonts w:ascii="Wingdings" w:hAnsi="Wingdings" w:hint="default"/>
+        <w:sz w:val="20"/>
+      </w:rPr>
+    </w:lvl>
+    <w:lvl w:ilvl="3" w:tentative="1">
+      <w:start w:val="1"/>
+      <w:numFmt w:val="bullet"/>
+      <w:lvlText w:val=""/>
+      <w:lvlJc w:val="left"/>
+      <w:pPr>
+        <w:tabs>
+          <w:tab w:val="num" w:pos="2880"/>
+        </w:tabs>
+        <w:ind w:left="2880" w:hanging="360"/>
+      </w:pPr>
+      <w:rPr>
+        <w:rFonts w:ascii="Wingdings" w:hAnsi="Wingdings" w:hint="default"/>
+        <w:sz w:val="20"/>
+      </w:rPr>
+    </w:lvl>
+    <w:lvl w:ilvl="4" w:tentative="1">
+      <w:start w:val="1"/>
+      <w:numFmt w:val="bullet"/>
+      <w:lvlText w:val=""/>
+      <w:lvlJc w:val="left"/>
+      <w:pPr>
+        <w:tabs>
+          <w:tab w:val="num" w:pos="3600"/>
+        </w:tabs>
+        <w:ind w:left="3600" w:hanging="360"/>
+      </w:pPr>
+      <w:rPr>
+        <w:rFonts w:ascii="Wingdings" w:hAnsi="Wingdings" w:hint="default"/>
+        <w:sz w:val="20"/>
+      </w:rPr>
+    </w:lvl>
+    <w:lvl w:ilvl="5" w:tentative="1">
+      <w:start w:val="1"/>
+      <w:numFmt w:val="bullet"/>
+      <w:lvlText w:val=""/>
+      <w:lvlJc w:val="left"/>
+      <w:pPr>
+        <w:tabs>
+          <w:tab w:val="num" w:pos="4320"/>
+        </w:tabs>
+        <w:ind w:left="4320" w:hanging="360"/>
+      </w:pPr>
+      <w:rPr>
+        <w:rFonts w:ascii="Wingdings" w:hAnsi="Wingdings" w:hint="default"/>
+        <w:sz w:val="20"/>
+      </w:rPr>
+    </w:lvl>
+    <w:lvl w:ilvl="6" w:tentative="1">
+      <w:start w:val="1"/>
+      <w:numFmt w:val="bullet"/>
+      <w:lvlText w:val=""/>
+      <w:lvlJc w:val="left"/>
+      <w:pPr>
+        <w:tabs>
+          <w:tab w:val="num" w:pos="5040"/>
+        </w:tabs>
+        <w:ind w:left="5040" w:hanging="360"/>
+      </w:pPr>
+      <w:rPr>
+        <w:rFonts w:ascii="Wingdings" w:hAnsi="Wingdings" w:hint="default"/>
+        <w:sz w:val="20"/>
+      </w:rPr>
+    </w:lvl>
+    <w:lvl w:ilvl="7" w:tentative="1">
+      <w:start w:val="1"/>
+      <w:numFmt w:val="bullet"/>
+      <w:lvlText w:val=""/>
+      <w:lvlJc w:val="left"/>
+      <w:pPr>
+        <w:tabs>
+          <w:tab w:val="num" w:pos="5760"/>
+        </w:tabs>
+        <w:ind w:left="5760" w:hanging="360"/>
+      </w:pPr>
+      <w:rPr>
+        <w:rFonts w:ascii="Wingdings" w:hAnsi="Wingdings" w:hint="default"/>
+        <w:sz w:val="20"/>
+      </w:rPr>
+    </w:lvl>
+    <w:lvl w:ilvl="8" w:tentative="1">
+      <w:start w:val="1"/>
+      <w:numFmt w:val="bullet"/>
+      <w:lvlText w:val=""/>
+      <w:lvlJc w:val="left"/>
+      <w:pPr>
+        <w:tabs>
+          <w:tab w:val="num" w:pos="6480"/>
+        </w:tabs>
+        <w:ind w:left="6480" w:hanging="360"/>
+      </w:pPr>
+      <w:rPr>
+        <w:rFonts w:ascii="Wingdings" w:hAnsi="Wingdings" w:hint="default"/>
+        <w:sz w:val="20"/>
+      </w:rPr>
+    </w:lvl>
+  </w:abstractNum>
+  <w:abstractNum w:abstractNumId="39" w15:restartNumberingAfterBreak="0">
+    <w:nsid w:val="6D733379"/>
+    <w:multiLevelType w:val="multilevel"/>
+    <w:tmpl w:val="B954837C"/>
+    <w:lvl w:ilvl="0">
+      <w:start w:val="1"/>
+      <w:numFmt w:val="bullet"/>
+      <w:lvlText w:val=""/>
+      <w:lvlJc w:val="left"/>
+      <w:pPr>
+        <w:tabs>
+          <w:tab w:val="num" w:pos="720"/>
+        </w:tabs>
+        <w:ind w:left="720" w:hanging="360"/>
+      </w:pPr>
+      <w:rPr>
+        <w:rFonts w:ascii="Symbol" w:hAnsi="Symbol" w:hint="default"/>
+        <w:sz w:val="20"/>
+      </w:rPr>
+    </w:lvl>
+    <w:lvl w:ilvl="1" w:tentative="1">
+      <w:start w:val="1"/>
+      <w:numFmt w:val="bullet"/>
+      <w:lvlText w:val="o"/>
+      <w:lvlJc w:val="left"/>
+      <w:pPr>
+        <w:tabs>
+          <w:tab w:val="num" w:pos="1440"/>
+        </w:tabs>
+        <w:ind w:left="1440" w:hanging="360"/>
+      </w:pPr>
+      <w:rPr>
+        <w:rFonts w:ascii="Courier New" w:hAnsi="Courier New" w:hint="default"/>
+        <w:sz w:val="20"/>
+      </w:rPr>
+    </w:lvl>
+    <w:lvl w:ilvl="2" w:tentative="1">
+      <w:start w:val="1"/>
+      <w:numFmt w:val="bullet"/>
+      <w:lvlText w:val=""/>
+      <w:lvlJc w:val="left"/>
+      <w:pPr>
+        <w:tabs>
+          <w:tab w:val="num" w:pos="2160"/>
+        </w:tabs>
+        <w:ind w:left="2160" w:hanging="360"/>
+      </w:pPr>
+      <w:rPr>
+        <w:rFonts w:ascii="Wingdings" w:hAnsi="Wingdings" w:hint="default"/>
+        <w:sz w:val="20"/>
+      </w:rPr>
+    </w:lvl>
+    <w:lvl w:ilvl="3" w:tentative="1">
+      <w:start w:val="1"/>
+      <w:numFmt w:val="bullet"/>
+      <w:lvlText w:val=""/>
+      <w:lvlJc w:val="left"/>
+      <w:pPr>
+        <w:tabs>
+          <w:tab w:val="num" w:pos="2880"/>
+        </w:tabs>
+        <w:ind w:left="2880" w:hanging="360"/>
+      </w:pPr>
+      <w:rPr>
+        <w:rFonts w:ascii="Wingdings" w:hAnsi="Wingdings" w:hint="default"/>
+        <w:sz w:val="20"/>
+      </w:rPr>
+    </w:lvl>
+    <w:lvl w:ilvl="4" w:tentative="1">
+      <w:start w:val="1"/>
+      <w:numFmt w:val="bullet"/>
+      <w:lvlText w:val=""/>
+      <w:lvlJc w:val="left"/>
+      <w:pPr>
+        <w:tabs>
+          <w:tab w:val="num" w:pos="3600"/>
+        </w:tabs>
+        <w:ind w:left="3600" w:hanging="360"/>
+      </w:pPr>
+      <w:rPr>
+        <w:rFonts w:ascii="Wingdings" w:hAnsi="Wingdings" w:hint="default"/>
+        <w:sz w:val="20"/>
+      </w:rPr>
+    </w:lvl>
+    <w:lvl w:ilvl="5" w:tentative="1">
+      <w:start w:val="1"/>
+      <w:numFmt w:val="bullet"/>
+      <w:lvlText w:val=""/>
+      <w:lvlJc w:val="left"/>
+      <w:pPr>
+        <w:tabs>
+          <w:tab w:val="num" w:pos="4320"/>
+        </w:tabs>
+        <w:ind w:left="4320" w:hanging="360"/>
+      </w:pPr>
+      <w:rPr>
+        <w:rFonts w:ascii="Wingdings" w:hAnsi="Wingdings" w:hint="default"/>
+        <w:sz w:val="20"/>
+      </w:rPr>
+    </w:lvl>
+    <w:lvl w:ilvl="6" w:tentative="1">
+      <w:start w:val="1"/>
+      <w:numFmt w:val="bullet"/>
+      <w:lvlText w:val=""/>
+      <w:lvlJc w:val="left"/>
+      <w:pPr>
+        <w:tabs>
+          <w:tab w:val="num" w:pos="5040"/>
+        </w:tabs>
+        <w:ind w:left="5040" w:hanging="360"/>
+      </w:pPr>
+      <w:rPr>
+        <w:rFonts w:ascii="Wingdings" w:hAnsi="Wingdings" w:hint="default"/>
+        <w:sz w:val="20"/>
+      </w:rPr>
+    </w:lvl>
+    <w:lvl w:ilvl="7" w:tentative="1">
+      <w:start w:val="1"/>
+      <w:numFmt w:val="bullet"/>
+      <w:lvlText w:val=""/>
+      <w:lvlJc w:val="left"/>
+      <w:pPr>
+        <w:tabs>
+          <w:tab w:val="num" w:pos="5760"/>
+        </w:tabs>
+        <w:ind w:left="5760" w:hanging="360"/>
+      </w:pPr>
+      <w:rPr>
+        <w:rFonts w:ascii="Wingdings" w:hAnsi="Wingdings" w:hint="default"/>
+        <w:sz w:val="20"/>
+      </w:rPr>
+    </w:lvl>
+    <w:lvl w:ilvl="8" w:tentative="1">
+      <w:start w:val="1"/>
+      <w:numFmt w:val="bullet"/>
+      <w:lvlText w:val=""/>
+      <w:lvlJc w:val="left"/>
+      <w:pPr>
+        <w:tabs>
+          <w:tab w:val="num" w:pos="6480"/>
+        </w:tabs>
+        <w:ind w:left="6480" w:hanging="360"/>
+      </w:pPr>
+      <w:rPr>
+        <w:rFonts w:ascii="Wingdings" w:hAnsi="Wingdings" w:hint="default"/>
+        <w:sz w:val="20"/>
+      </w:rPr>
+    </w:lvl>
+  </w:abstractNum>
+  <w:abstractNum w:abstractNumId="40" w15:restartNumberingAfterBreak="0">
     <w:nsid w:val="6DB758C5"/>
     <w:multiLevelType w:val="hybridMultilevel"/>
     <w:tmpl w:val="9D08B7B0"/>
@@ -7995,7 +12374,7 @@
       </w:rPr>
     </w:lvl>
   </w:abstractNum>
-  <w:abstractNum w:abstractNumId="25" w15:restartNumberingAfterBreak="0">
+  <w:abstractNum w:abstractNumId="41" w15:restartNumberingAfterBreak="0">
     <w:nsid w:val="6DF64D0C"/>
     <w:multiLevelType w:val="hybridMultilevel"/>
     <w:tmpl w:val="139475B0"/>
@@ -8108,7 +12487,7 @@
       </w:rPr>
     </w:lvl>
   </w:abstractNum>
-  <w:abstractNum w:abstractNumId="26" w15:restartNumberingAfterBreak="0">
+  <w:abstractNum w:abstractNumId="42" w15:restartNumberingAfterBreak="0">
     <w:nsid w:val="70D15ABA"/>
     <w:multiLevelType w:val="multilevel"/>
     <w:tmpl w:val="D1E24396"/>
@@ -8257,7 +12636,156 @@
       </w:rPr>
     </w:lvl>
   </w:abstractNum>
-  <w:abstractNum w:abstractNumId="27" w15:restartNumberingAfterBreak="0">
+  <w:abstractNum w:abstractNumId="43" w15:restartNumberingAfterBreak="0">
+    <w:nsid w:val="71226D94"/>
+    <w:multiLevelType w:val="multilevel"/>
+    <w:tmpl w:val="3B6863C4"/>
+    <w:lvl w:ilvl="0">
+      <w:start w:val="1"/>
+      <w:numFmt w:val="bullet"/>
+      <w:lvlText w:val=""/>
+      <w:lvlJc w:val="left"/>
+      <w:pPr>
+        <w:tabs>
+          <w:tab w:val="num" w:pos="720"/>
+        </w:tabs>
+        <w:ind w:left="720" w:hanging="360"/>
+      </w:pPr>
+      <w:rPr>
+        <w:rFonts w:ascii="Symbol" w:hAnsi="Symbol" w:hint="default"/>
+        <w:sz w:val="20"/>
+      </w:rPr>
+    </w:lvl>
+    <w:lvl w:ilvl="1" w:tentative="1">
+      <w:start w:val="1"/>
+      <w:numFmt w:val="bullet"/>
+      <w:lvlText w:val="o"/>
+      <w:lvlJc w:val="left"/>
+      <w:pPr>
+        <w:tabs>
+          <w:tab w:val="num" w:pos="1440"/>
+        </w:tabs>
+        <w:ind w:left="1440" w:hanging="360"/>
+      </w:pPr>
+      <w:rPr>
+        <w:rFonts w:ascii="Courier New" w:hAnsi="Courier New" w:hint="default"/>
+        <w:sz w:val="20"/>
+      </w:rPr>
+    </w:lvl>
+    <w:lvl w:ilvl="2" w:tentative="1">
+      <w:start w:val="1"/>
+      <w:numFmt w:val="bullet"/>
+      <w:lvlText w:val=""/>
+      <w:lvlJc w:val="left"/>
+      <w:pPr>
+        <w:tabs>
+          <w:tab w:val="num" w:pos="2160"/>
+        </w:tabs>
+        <w:ind w:left="2160" w:hanging="360"/>
+      </w:pPr>
+      <w:rPr>
+        <w:rFonts w:ascii="Wingdings" w:hAnsi="Wingdings" w:hint="default"/>
+        <w:sz w:val="20"/>
+      </w:rPr>
+    </w:lvl>
+    <w:lvl w:ilvl="3" w:tentative="1">
+      <w:start w:val="1"/>
+      <w:numFmt w:val="bullet"/>
+      <w:lvlText w:val=""/>
+      <w:lvlJc w:val="left"/>
+      <w:pPr>
+        <w:tabs>
+          <w:tab w:val="num" w:pos="2880"/>
+        </w:tabs>
+        <w:ind w:left="2880" w:hanging="360"/>
+      </w:pPr>
+      <w:rPr>
+        <w:rFonts w:ascii="Wingdings" w:hAnsi="Wingdings" w:hint="default"/>
+        <w:sz w:val="20"/>
+      </w:rPr>
+    </w:lvl>
+    <w:lvl w:ilvl="4" w:tentative="1">
+      <w:start w:val="1"/>
+      <w:numFmt w:val="bullet"/>
+      <w:lvlText w:val=""/>
+      <w:lvlJc w:val="left"/>
+      <w:pPr>
+        <w:tabs>
+          <w:tab w:val="num" w:pos="3600"/>
+        </w:tabs>
+        <w:ind w:left="3600" w:hanging="360"/>
+      </w:pPr>
+      <w:rPr>
+        <w:rFonts w:ascii="Wingdings" w:hAnsi="Wingdings" w:hint="default"/>
+        <w:sz w:val="20"/>
+      </w:rPr>
+    </w:lvl>
+    <w:lvl w:ilvl="5" w:tentative="1">
+      <w:start w:val="1"/>
+      <w:numFmt w:val="bullet"/>
+      <w:lvlText w:val=""/>
+      <w:lvlJc w:val="left"/>
+      <w:pPr>
+        <w:tabs>
+          <w:tab w:val="num" w:pos="4320"/>
+        </w:tabs>
+        <w:ind w:left="4320" w:hanging="360"/>
+      </w:pPr>
+      <w:rPr>
+        <w:rFonts w:ascii="Wingdings" w:hAnsi="Wingdings" w:hint="default"/>
+        <w:sz w:val="20"/>
+      </w:rPr>
+    </w:lvl>
+    <w:lvl w:ilvl="6" w:tentative="1">
+      <w:start w:val="1"/>
+      <w:numFmt w:val="bullet"/>
+      <w:lvlText w:val=""/>
+      <w:lvlJc w:val="left"/>
+      <w:pPr>
+        <w:tabs>
+          <w:tab w:val="num" w:pos="5040"/>
+        </w:tabs>
+        <w:ind w:left="5040" w:hanging="360"/>
+      </w:pPr>
+      <w:rPr>
+        <w:rFonts w:ascii="Wingdings" w:hAnsi="Wingdings" w:hint="default"/>
+        <w:sz w:val="20"/>
+      </w:rPr>
+    </w:lvl>
+    <w:lvl w:ilvl="7" w:tentative="1">
+      <w:start w:val="1"/>
+      <w:numFmt w:val="bullet"/>
+      <w:lvlText w:val=""/>
+      <w:lvlJc w:val="left"/>
+      <w:pPr>
+        <w:tabs>
+          <w:tab w:val="num" w:pos="5760"/>
+        </w:tabs>
+        <w:ind w:left="5760" w:hanging="360"/>
+      </w:pPr>
+      <w:rPr>
+        <w:rFonts w:ascii="Wingdings" w:hAnsi="Wingdings" w:hint="default"/>
+        <w:sz w:val="20"/>
+      </w:rPr>
+    </w:lvl>
+    <w:lvl w:ilvl="8" w:tentative="1">
+      <w:start w:val="1"/>
+      <w:numFmt w:val="bullet"/>
+      <w:lvlText w:val=""/>
+      <w:lvlJc w:val="left"/>
+      <w:pPr>
+        <w:tabs>
+          <w:tab w:val="num" w:pos="6480"/>
+        </w:tabs>
+        <w:ind w:left="6480" w:hanging="360"/>
+      </w:pPr>
+      <w:rPr>
+        <w:rFonts w:ascii="Wingdings" w:hAnsi="Wingdings" w:hint="default"/>
+        <w:sz w:val="20"/>
+      </w:rPr>
+    </w:lvl>
+  </w:abstractNum>
+  <w:abstractNum w:abstractNumId="44" w15:restartNumberingAfterBreak="0">
     <w:nsid w:val="72A504C9"/>
     <w:multiLevelType w:val="hybridMultilevel"/>
     <w:tmpl w:val="A752A2D6"/>
@@ -8370,7 +12898,7 @@
       </w:rPr>
     </w:lvl>
   </w:abstractNum>
-  <w:abstractNum w:abstractNumId="28" w15:restartNumberingAfterBreak="0">
+  <w:abstractNum w:abstractNumId="45" w15:restartNumberingAfterBreak="0">
     <w:nsid w:val="79627BFD"/>
     <w:multiLevelType w:val="multilevel"/>
     <w:tmpl w:val="EED4C5DC"/>
@@ -8519,7 +13047,7 @@
       </w:rPr>
     </w:lvl>
   </w:abstractNum>
-  <w:abstractNum w:abstractNumId="29" w15:restartNumberingAfterBreak="0">
+  <w:abstractNum w:abstractNumId="46" w15:restartNumberingAfterBreak="0">
     <w:nsid w:val="7D1F5C3A"/>
     <w:multiLevelType w:val="multilevel"/>
     <w:tmpl w:val="AB4AC51C"/>
@@ -8668,7 +13196,7 @@
       </w:rPr>
     </w:lvl>
   </w:abstractNum>
-  <w:abstractNum w:abstractNumId="30" w15:restartNumberingAfterBreak="0">
+  <w:abstractNum w:abstractNumId="47" w15:restartNumberingAfterBreak="0">
     <w:nsid w:val="7EE03862"/>
     <w:multiLevelType w:val="hybridMultilevel"/>
     <w:tmpl w:val="A5C040BC"/>
@@ -8781,7 +13309,7 @@
       </w:rPr>
     </w:lvl>
   </w:abstractNum>
-  <w:abstractNum w:abstractNumId="31" w15:restartNumberingAfterBreak="0">
+  <w:abstractNum w:abstractNumId="48" w15:restartNumberingAfterBreak="0">
     <w:nsid w:val="7FEF575C"/>
     <w:multiLevelType w:val="hybridMultilevel"/>
     <w:tmpl w:val="65222CAA"/>
@@ -8895,100 +13423,151 @@
     </w:lvl>
   </w:abstractNum>
   <w:num w:numId="1" w16cid:durableId="430466403">
-    <w:abstractNumId w:val="18"/>
+    <w:abstractNumId w:val="27"/>
   </w:num>
   <w:num w:numId="2" w16cid:durableId="237137787">
     <w:abstractNumId w:val="0"/>
   </w:num>
   <w:num w:numId="3" w16cid:durableId="892423608">
+    <w:abstractNumId w:val="32"/>
+  </w:num>
+  <w:num w:numId="4" w16cid:durableId="230384720">
+    <w:abstractNumId w:val="16"/>
+  </w:num>
+  <w:num w:numId="5" w16cid:durableId="272372495">
+    <w:abstractNumId w:val="24"/>
+  </w:num>
+  <w:num w:numId="6" w16cid:durableId="2141222856">
+    <w:abstractNumId w:val="37"/>
+  </w:num>
+  <w:num w:numId="7" w16cid:durableId="1689410922">
+    <w:abstractNumId w:val="18"/>
+  </w:num>
+  <w:num w:numId="8" w16cid:durableId="1968243729">
+    <w:abstractNumId w:val="26"/>
+  </w:num>
+  <w:num w:numId="9" w16cid:durableId="1164052651">
     <w:abstractNumId w:val="22"/>
   </w:num>
-  <w:num w:numId="4" w16cid:durableId="230384720">
-    <w:abstractNumId w:val="10"/>
+  <w:num w:numId="10" w16cid:durableId="1852642674">
+    <w:abstractNumId w:val="5"/>
   </w:num>
-  <w:num w:numId="5" w16cid:durableId="272372495">
-    <w:abstractNumId w:val="16"/>
+  <w:num w:numId="11" w16cid:durableId="1757941729">
+    <w:abstractNumId w:val="28"/>
   </w:num>
-  <w:num w:numId="6" w16cid:durableId="2141222856">
+  <w:num w:numId="12" w16cid:durableId="256644518">
+    <w:abstractNumId w:val="42"/>
+  </w:num>
+  <w:num w:numId="13" w16cid:durableId="994794970">
+    <w:abstractNumId w:val="19"/>
+  </w:num>
+  <w:num w:numId="14" w16cid:durableId="78985989">
+    <w:abstractNumId w:val="45"/>
+  </w:num>
+  <w:num w:numId="15" w16cid:durableId="1177423559">
+    <w:abstractNumId w:val="11"/>
+  </w:num>
+  <w:num w:numId="16" w16cid:durableId="1471753025">
     <w:abstractNumId w:val="23"/>
   </w:num>
-  <w:num w:numId="7" w16cid:durableId="1689410922">
-    <w:abstractNumId w:val="11"/>
+  <w:num w:numId="17" w16cid:durableId="598098737">
+    <w:abstractNumId w:val="48"/>
   </w:num>
-  <w:num w:numId="8" w16cid:durableId="1968243729">
-    <w:abstractNumId w:val="17"/>
+  <w:num w:numId="18" w16cid:durableId="1356886425">
+    <w:abstractNumId w:val="31"/>
   </w:num>
-  <w:num w:numId="9" w16cid:durableId="1164052651">
-    <w:abstractNumId w:val="14"/>
+  <w:num w:numId="19" w16cid:durableId="1508598025">
+    <w:abstractNumId w:val="41"/>
   </w:num>
-  <w:num w:numId="10" w16cid:durableId="1852642674">
-    <w:abstractNumId w:val="4"/>
-  </w:num>
-  <w:num w:numId="11" w16cid:durableId="1757941729">
-    <w:abstractNumId w:val="19"/>
-  </w:num>
-  <w:num w:numId="12" w16cid:durableId="256644518">
-    <w:abstractNumId w:val="26"/>
-  </w:num>
-  <w:num w:numId="13" w16cid:durableId="994794970">
-    <w:abstractNumId w:val="12"/>
-  </w:num>
-  <w:num w:numId="14" w16cid:durableId="78985989">
-    <w:abstractNumId w:val="28"/>
-  </w:num>
-  <w:num w:numId="15" w16cid:durableId="1177423559">
+  <w:num w:numId="20" w16cid:durableId="862859647">
     <w:abstractNumId w:val="7"/>
   </w:num>
-  <w:num w:numId="16" w16cid:durableId="1471753025">
-    <w:abstractNumId w:val="15"/>
-  </w:num>
-  <w:num w:numId="17" w16cid:durableId="598098737">
-    <w:abstractNumId w:val="31"/>
-  </w:num>
-  <w:num w:numId="18" w16cid:durableId="1356886425">
-    <w:abstractNumId w:val="21"/>
-  </w:num>
-  <w:num w:numId="19" w16cid:durableId="1508598025">
-    <w:abstractNumId w:val="25"/>
-  </w:num>
-  <w:num w:numId="20" w16cid:durableId="862859647">
+  <w:num w:numId="21" w16cid:durableId="1483426654">
     <w:abstractNumId w:val="6"/>
   </w:num>
-  <w:num w:numId="21" w16cid:durableId="1483426654">
-    <w:abstractNumId w:val="5"/>
-  </w:num>
   <w:num w:numId="22" w16cid:durableId="687946777">
-    <w:abstractNumId w:val="24"/>
+    <w:abstractNumId w:val="40"/>
   </w:num>
   <w:num w:numId="23" w16cid:durableId="886144795">
-    <w:abstractNumId w:val="30"/>
+    <w:abstractNumId w:val="47"/>
   </w:num>
   <w:num w:numId="24" w16cid:durableId="2130659498">
+    <w:abstractNumId w:val="29"/>
+  </w:num>
+  <w:num w:numId="25" w16cid:durableId="1077435831">
     <w:abstractNumId w:val="20"/>
   </w:num>
-  <w:num w:numId="25" w16cid:durableId="1077435831">
-    <w:abstractNumId w:val="13"/>
-  </w:num>
   <w:num w:numId="26" w16cid:durableId="1506894898">
-    <w:abstractNumId w:val="2"/>
+    <w:abstractNumId w:val="3"/>
   </w:num>
   <w:num w:numId="27" w16cid:durableId="844707555">
     <w:abstractNumId w:val="1"/>
   </w:num>
   <w:num w:numId="28" w16cid:durableId="1454447868">
+    <w:abstractNumId w:val="13"/>
+  </w:num>
+  <w:num w:numId="29" w16cid:durableId="374626859">
+    <w:abstractNumId w:val="44"/>
+  </w:num>
+  <w:num w:numId="30" w16cid:durableId="758521289">
+    <w:abstractNumId w:val="4"/>
+  </w:num>
+  <w:num w:numId="31" w16cid:durableId="169301552">
+    <w:abstractNumId w:val="15"/>
+  </w:num>
+  <w:num w:numId="32" w16cid:durableId="931553722">
+    <w:abstractNumId w:val="46"/>
+  </w:num>
+  <w:num w:numId="33" w16cid:durableId="667710458">
+    <w:abstractNumId w:val="12"/>
+  </w:num>
+  <w:num w:numId="34" w16cid:durableId="705301791">
+    <w:abstractNumId w:val="2"/>
+  </w:num>
+  <w:num w:numId="35" w16cid:durableId="767039147">
+    <w:abstractNumId w:val="14"/>
+  </w:num>
+  <w:num w:numId="36" w16cid:durableId="1841849011">
+    <w:abstractNumId w:val="21"/>
+  </w:num>
+  <w:num w:numId="37" w16cid:durableId="1633362349">
+    <w:abstractNumId w:val="43"/>
+  </w:num>
+  <w:num w:numId="38" w16cid:durableId="1060054654">
+    <w:abstractNumId w:val="34"/>
+  </w:num>
+  <w:num w:numId="39" w16cid:durableId="164055386">
+    <w:abstractNumId w:val="35"/>
+  </w:num>
+  <w:num w:numId="40" w16cid:durableId="1563178670">
+    <w:abstractNumId w:val="30"/>
+  </w:num>
+  <w:num w:numId="41" w16cid:durableId="1440446539">
+    <w:abstractNumId w:val="39"/>
+  </w:num>
+  <w:num w:numId="42" w16cid:durableId="1568758010">
+    <w:abstractNumId w:val="10"/>
+  </w:num>
+  <w:num w:numId="43" w16cid:durableId="1771773003">
+    <w:abstractNumId w:val="38"/>
+  </w:num>
+  <w:num w:numId="44" w16cid:durableId="1730693460">
+    <w:abstractNumId w:val="36"/>
+  </w:num>
+  <w:num w:numId="45" w16cid:durableId="1373848215">
+    <w:abstractNumId w:val="17"/>
+  </w:num>
+  <w:num w:numId="46" w16cid:durableId="1790968782">
+    <w:abstractNumId w:val="9"/>
+  </w:num>
+  <w:num w:numId="47" w16cid:durableId="1863276370">
     <w:abstractNumId w:val="8"/>
   </w:num>
-  <w:num w:numId="29" w16cid:durableId="374626859">
-    <w:abstractNumId w:val="27"/>
+  <w:num w:numId="48" w16cid:durableId="850997049">
+    <w:abstractNumId w:val="33"/>
   </w:num>
-  <w:num w:numId="30" w16cid:durableId="758521289">
-    <w:abstractNumId w:val="3"/>
-  </w:num>
-  <w:num w:numId="31" w16cid:durableId="169301552">
-    <w:abstractNumId w:val="9"/>
-  </w:num>
-  <w:num w:numId="32" w16cid:durableId="931553722">
-    <w:abstractNumId w:val="29"/>
+  <w:num w:numId="49" w16cid:durableId="1793283729">
+    <w:abstractNumId w:val="25"/>
   </w:num>
 </w:numbering>
 </file>
